--- a/lesson-plans/Grade4-Unit3-Lesson-Plans.docx
+++ b/lesson-plans/Grade4-Unit3-Lesson-Plans.docx
@@ -3480,6 +3480,3656 @@
       </w:r>
       <w:r>
         <w:t xml:space="preserve">Door pass: one sentence about the man or the bear. Give a team point for every correct team, not only the fastest.</w:t>
+      </w:r>
+    </w:p>
+    <w:p>
+      <w:pPr>
+        <w:pStyle w:val="Heading1"/>
+        <w:pageBreakBefore/>
+      </w:pPr>
+      <w:r>
+        <w:t xml:space="preserve">Grade 4 · Unit 3 · It Keeps Changing · Lesson 3: The Ice Cracks</w:t>
+      </w:r>
+    </w:p>
+    <w:p>
+      <w:pPr>
+        <w:spacing w:after="100"/>
+      </w:pPr>
+      <w:r>
+        <w:rPr>
+          <w:color w:val="475569"/>
+          <w:sz w:val="20"/>
+          <w:szCs w:val="20"/>
+        </w:rPr>
+        <w:t xml:space="preserve">35 minutes · classes 4A and 4B · A1 · one smartboard + mini whiteboards · Open: unit3-g4-lessons/index.html?lesson=3</w:t>
+      </w:r>
+    </w:p>
+    <w:p>
+      <w:pPr>
+        <w:spacing w:after="60"/>
+      </w:pPr>
+      <w:r>
+        <w:rPr>
+          <w:b/>
+          <w:bCs/>
+        </w:rPr>
+        <w:t xml:space="preserve">Lesson goal. </w:t>
+      </w:r>
+      <w:r>
+        <w:t xml:space="preserve">Pupils retell stanzas 5-8 of the poem (thin ice, they fall in, the trap, danger and hope), use cause and effect (so / because), learn six poem words and say how they can help the world.</w:t>
+      </w:r>
+    </w:p>
+    <w:p>
+      <w:pPr>
+        <w:spacing w:after="60"/>
+      </w:pPr>
+      <w:r>
+        <w:rPr>
+          <w:b/>
+          <w:bCs/>
+        </w:rPr>
+        <w:t xml:space="preserve">Book link. </w:t>
+      </w:r>
+      <w:r>
+        <w:t xml:space="preserve">Book pp. 44-45 (Reading 1 continued: The Bear and I, stanzas 5-8); p.55 B (how can we make good changes?).</w:t>
+      </w:r>
+    </w:p>
+    <w:p>
+      <w:pPr>
+        <w:spacing w:after="60"/>
+      </w:pPr>
+      <w:r>
+        <w:rPr>
+          <w:b/>
+          <w:bCs/>
+        </w:rPr>
+        <w:t xml:space="preserve">Words. </w:t>
+      </w:r>
+      <w:r>
+        <w:t xml:space="preserve">crack, swim, together, danger, hope, once more · thin, trap, melting</w:t>
+      </w:r>
+    </w:p>
+    <w:p>
+      <w:pPr>
+        <w:spacing w:after="60"/>
+      </w:pPr>
+      <w:r>
+        <w:rPr>
+          <w:b/>
+          <w:bCs/>
+        </w:rPr>
+        <w:t xml:space="preserve">Language. </w:t>
+      </w:r>
+      <w:r>
+        <w:t xml:space="preserve">The ice is thin, so it cracks. · It cracks because it is thin. · They are in the trap together. · I can … because …</w:t>
+      </w:r>
+    </w:p>
+    <w:p>
+      <w:pPr>
+        <w:spacing w:after="60"/>
+      </w:pPr>
+      <w:r>
+        <w:rPr>
+          <w:b/>
+          <w:bCs/>
+        </w:rPr>
+        <w:t xml:space="preserve">Prepare. </w:t>
+      </w:r>
+      <w:r>
+        <w:t xml:space="preserve">Mini whiteboards and markers for each team. One smartboard (the game is played by teams in turns).</w:t>
+      </w:r>
+    </w:p>
+    <w:p>
+      <w:pPr>
+        <w:spacing w:before="120"/>
+      </w:pPr>
+    </w:p>
+    <w:tbl>
+      <w:tblPr>
+        <w:tblW w:type="dxa" w:w="9360"/>
+        <w:tblBorders>
+          <w:top w:val="single" w:color="94A3B8" w:sz="4"/>
+          <w:left w:val="single" w:color="94A3B8" w:sz="4"/>
+          <w:bottom w:val="single" w:color="94A3B8" w:sz="4"/>
+          <w:right w:val="single" w:color="94A3B8" w:sz="4"/>
+          <w:insideH w:val="single" w:color="94A3B8" w:sz="4"/>
+          <w:insideV w:val="single" w:color="94A3B8" w:sz="4"/>
+        </w:tblBorders>
+      </w:tblPr>
+      <w:tblGrid>
+        <w:gridCol w:w="500"/>
+        <w:gridCol w:w="1900"/>
+        <w:gridCol w:w="800"/>
+        <w:gridCol w:w="1100"/>
+        <w:gridCol w:w="2900"/>
+        <w:gridCol w:w="2160"/>
+      </w:tblGrid>
+      <w:tr>
+        <w:trPr>
+          <w:tblHeader/>
+        </w:trPr>
+        <w:tc>
+          <w:tcPr>
+            <w:tcW w:type="dxa" w:w="500"/>
+            <w:shd w:fill="E0F2FE" w:color="auto" w:val="clear"/>
+            <w:tcMar>
+              <w:top w:type="dxa" w:w="60"/>
+              <w:left w:type="dxa" w:w="90"/>
+              <w:bottom w:type="dxa" w:w="60"/>
+              <w:right w:type="dxa" w:w="90"/>
+            </w:tcMar>
+          </w:tcPr>
+          <w:p>
+            <w:pPr>
+              <w:spacing w:after="40"/>
+            </w:pPr>
+            <w:r>
+              <w:rPr>
+                <w:b/>
+                <w:bCs/>
+                <w:sz w:val="20"/>
+                <w:szCs w:val="20"/>
+              </w:rPr>
+              <w:t xml:space="preserve">#</w:t>
+            </w:r>
+          </w:p>
+        </w:tc>
+        <w:tc>
+          <w:tcPr>
+            <w:tcW w:type="dxa" w:w="1900"/>
+            <w:shd w:fill="E0F2FE" w:color="auto" w:val="clear"/>
+            <w:tcMar>
+              <w:top w:type="dxa" w:w="60"/>
+              <w:left w:type="dxa" w:w="90"/>
+              <w:bottom w:type="dxa" w:w="60"/>
+              <w:right w:type="dxa" w:w="90"/>
+            </w:tcMar>
+          </w:tcPr>
+          <w:p>
+            <w:pPr>
+              <w:spacing w:after="40"/>
+            </w:pPr>
+            <w:r>
+              <w:rPr>
+                <w:b/>
+                <w:bCs/>
+                <w:sz w:val="20"/>
+                <w:szCs w:val="20"/>
+              </w:rPr>
+              <w:t xml:space="preserve">Step</w:t>
+            </w:r>
+          </w:p>
+        </w:tc>
+        <w:tc>
+          <w:tcPr>
+            <w:tcW w:type="dxa" w:w="800"/>
+            <w:shd w:fill="E0F2FE" w:color="auto" w:val="clear"/>
+            <w:tcMar>
+              <w:top w:type="dxa" w:w="60"/>
+              <w:left w:type="dxa" w:w="90"/>
+              <w:bottom w:type="dxa" w:w="60"/>
+              <w:right w:type="dxa" w:w="90"/>
+            </w:tcMar>
+          </w:tcPr>
+          <w:p>
+            <w:pPr>
+              <w:spacing w:after="40"/>
+            </w:pPr>
+            <w:r>
+              <w:rPr>
+                <w:b/>
+                <w:bCs/>
+                <w:sz w:val="20"/>
+                <w:szCs w:val="20"/>
+              </w:rPr>
+              <w:t xml:space="preserve">Time</w:t>
+            </w:r>
+          </w:p>
+        </w:tc>
+        <w:tc>
+          <w:tcPr>
+            <w:tcW w:type="dxa" w:w="1100"/>
+            <w:shd w:fill="E0F2FE" w:color="auto" w:val="clear"/>
+            <w:tcMar>
+              <w:top w:type="dxa" w:w="60"/>
+              <w:left w:type="dxa" w:w="90"/>
+              <w:bottom w:type="dxa" w:w="60"/>
+              <w:right w:type="dxa" w:w="90"/>
+            </w:tcMar>
+          </w:tcPr>
+          <w:p>
+            <w:pPr>
+              <w:spacing w:after="40"/>
+            </w:pPr>
+            <w:r>
+              <w:rPr>
+                <w:b/>
+                <w:bCs/>
+                <w:sz w:val="20"/>
+                <w:szCs w:val="20"/>
+              </w:rPr>
+              <w:t xml:space="preserve">Mode</w:t>
+            </w:r>
+          </w:p>
+        </w:tc>
+        <w:tc>
+          <w:tcPr>
+            <w:tcW w:type="dxa" w:w="2900"/>
+            <w:shd w:fill="E0F2FE" w:color="auto" w:val="clear"/>
+            <w:tcMar>
+              <w:top w:type="dxa" w:w="60"/>
+              <w:left w:type="dxa" w:w="90"/>
+              <w:bottom w:type="dxa" w:w="60"/>
+              <w:right w:type="dxa" w:w="90"/>
+            </w:tcMar>
+          </w:tcPr>
+          <w:p>
+            <w:pPr>
+              <w:spacing w:after="40"/>
+            </w:pPr>
+            <w:r>
+              <w:rPr>
+                <w:b/>
+                <w:bCs/>
+                <w:sz w:val="20"/>
+                <w:szCs w:val="20"/>
+              </w:rPr>
+              <w:t xml:space="preserve">Pupils do</w:t>
+            </w:r>
+          </w:p>
+        </w:tc>
+        <w:tc>
+          <w:tcPr>
+            <w:tcW w:type="dxa" w:w="2160"/>
+            <w:shd w:fill="E0F2FE" w:color="auto" w:val="clear"/>
+            <w:tcMar>
+              <w:top w:type="dxa" w:w="60"/>
+              <w:left w:type="dxa" w:w="90"/>
+              <w:bottom w:type="dxa" w:w="60"/>
+              <w:right w:type="dxa" w:w="90"/>
+            </w:tcMar>
+          </w:tcPr>
+          <w:p>
+            <w:pPr>
+              <w:spacing w:after="40"/>
+            </w:pPr>
+            <w:r>
+              <w:rPr>
+                <w:b/>
+                <w:bCs/>
+                <w:sz w:val="20"/>
+                <w:szCs w:val="20"/>
+              </w:rPr>
+              <w:t xml:space="preserve">Teacher tips</w:t>
+            </w:r>
+          </w:p>
+        </w:tc>
+      </w:tr>
+      <w:tr>
+        <w:trPr>
+          <w:cantSplit/>
+        </w:trPr>
+        <w:tc>
+          <w:tcPr>
+            <w:tcW w:type="dxa" w:w="500"/>
+            <w:tcMar>
+              <w:top w:type="dxa" w:w="60"/>
+              <w:left w:type="dxa" w:w="90"/>
+              <w:bottom w:type="dxa" w:w="60"/>
+              <w:right w:type="dxa" w:w="90"/>
+            </w:tcMar>
+          </w:tcPr>
+          <w:p>
+            <w:pPr>
+              <w:spacing w:after="40"/>
+            </w:pPr>
+            <w:r>
+              <w:rPr>
+                <w:b w:val="false"/>
+                <w:bCs w:val="false"/>
+                <w:sz w:val="20"/>
+                <w:szCs w:val="20"/>
+              </w:rPr>
+              <w:t xml:space="preserve">1</w:t>
+            </w:r>
+          </w:p>
+        </w:tc>
+        <w:tc>
+          <w:tcPr>
+            <w:tcW w:type="dxa" w:w="1900"/>
+            <w:tcMar>
+              <w:top w:type="dxa" w:w="60"/>
+              <w:left w:type="dxa" w:w="90"/>
+              <w:bottom w:type="dxa" w:w="60"/>
+              <w:right w:type="dxa" w:w="90"/>
+            </w:tcMar>
+          </w:tcPr>
+          <w:p>
+            <w:pPr>
+              <w:spacing w:after="40"/>
+            </w:pPr>
+            <w:r>
+              <w:rPr>
+                <w:b/>
+                <w:bCs/>
+                <w:sz w:val="20"/>
+                <w:szCs w:val="20"/>
+              </w:rPr>
+              <w:t xml:space="preserve">Remember the Poem</w:t>
+            </w:r>
+          </w:p>
+        </w:tc>
+        <w:tc>
+          <w:tcPr>
+            <w:tcW w:type="dxa" w:w="800"/>
+            <w:tcMar>
+              <w:top w:type="dxa" w:w="60"/>
+              <w:left w:type="dxa" w:w="90"/>
+              <w:bottom w:type="dxa" w:w="60"/>
+              <w:right w:type="dxa" w:w="90"/>
+            </w:tcMar>
+          </w:tcPr>
+          <w:p>
+            <w:pPr>
+              <w:spacing w:after="40"/>
+            </w:pPr>
+            <w:r>
+              <w:rPr>
+                <w:b w:val="false"/>
+                <w:bCs w:val="false"/>
+                <w:sz w:val="20"/>
+                <w:szCs w:val="20"/>
+              </w:rPr>
+              <w:t xml:space="preserve">3 min</w:t>
+            </w:r>
+          </w:p>
+        </w:tc>
+        <w:tc>
+          <w:tcPr>
+            <w:tcW w:type="dxa" w:w="1100"/>
+            <w:tcMar>
+              <w:top w:type="dxa" w:w="60"/>
+              <w:left w:type="dxa" w:w="90"/>
+              <w:bottom w:type="dxa" w:w="60"/>
+              <w:right w:type="dxa" w:w="90"/>
+            </w:tcMar>
+          </w:tcPr>
+          <w:p>
+            <w:pPr>
+              <w:spacing w:after="40"/>
+            </w:pPr>
+            <w:r>
+              <w:rPr>
+                <w:b w:val="false"/>
+                <w:bCs w:val="false"/>
+                <w:sz w:val="20"/>
+                <w:szCs w:val="20"/>
+              </w:rPr>
+              <w:t xml:space="preserve">Think</w:t>
+            </w:r>
+          </w:p>
+        </w:tc>
+        <w:tc>
+          <w:tcPr>
+            <w:tcW w:type="dxa" w:w="2900"/>
+            <w:tcMar>
+              <w:top w:type="dxa" w:w="60"/>
+              <w:left w:type="dxa" w:w="90"/>
+              <w:bottom w:type="dxa" w:w="60"/>
+              <w:right w:type="dxa" w:w="90"/>
+            </w:tcMar>
+          </w:tcPr>
+          <w:p>
+            <w:pPr>
+              <w:spacing w:after="40"/>
+            </w:pPr>
+            <w:r>
+              <w:rPr>
+                <w:b w:val="false"/>
+                <w:bCs w:val="false"/>
+                <w:sz w:val="18"/>
+                <w:szCs w:val="18"/>
+              </w:rPr>
+              <w:t xml:space="preserve">• Look at the pictures</w:t>
+            </w:r>
+          </w:p>
+          <w:p>
+            <w:pPr>
+              <w:spacing w:after="40"/>
+            </w:pPr>
+            <w:r>
+              <w:rPr>
+                <w:b w:val="false"/>
+                <w:bCs w:val="false"/>
+                <w:sz w:val="18"/>
+                <w:szCs w:val="18"/>
+              </w:rPr>
+              <w:t xml:space="preserve">• Whisper to your partner: what do you remember?</w:t>
+            </w:r>
+          </w:p>
+          <w:p>
+            <w:pPr>
+              <w:spacing w:after="40"/>
+            </w:pPr>
+            <w:r>
+              <w:rPr>
+                <w:b w:val="false"/>
+                <w:bCs w:val="false"/>
+                <w:sz w:val="18"/>
+                <w:szCs w:val="18"/>
+              </w:rPr>
+              <w:t xml:space="preserve">• Tell the class</w:t>
+            </w:r>
+          </w:p>
+          <w:p>
+            <w:pPr>
+              <w:spacing w:after="40"/>
+            </w:pPr>
+            <w:r>
+              <w:rPr>
+                <w:b w:val="false"/>
+                <w:bCs w:val="false"/>
+                <w:sz w:val="18"/>
+                <w:szCs w:val="18"/>
+              </w:rPr>
+              <w:t xml:space="preserve">Say: The man is from … · The bear was his enemy.</w:t>
+            </w:r>
+          </w:p>
+        </w:tc>
+        <w:tc>
+          <w:tcPr>
+            <w:tcW w:type="dxa" w:w="2160"/>
+            <w:tcMar>
+              <w:top w:type="dxa" w:w="60"/>
+              <w:left w:type="dxa" w:w="90"/>
+              <w:bottom w:type="dxa" w:w="60"/>
+              <w:right w:type="dxa" w:w="90"/>
+            </w:tcMar>
+          </w:tcPr>
+          <w:p>
+            <w:pPr>
+              <w:spacing w:after="40"/>
+            </w:pPr>
+            <w:r>
+              <w:rPr>
+                <w:b w:val="false"/>
+                <w:bCs w:val="false"/>
+                <w:sz w:val="17"/>
+                <w:szCs w:val="17"/>
+              </w:rPr>
+              <w:t xml:space="preserve">Book link: recap of stanzas 1-4 (pp.42-43) before stanzas 5-8 (pp.44-45).</w:t>
+            </w:r>
+          </w:p>
+          <w:p>
+            <w:pPr>
+              <w:spacing w:after="40"/>
+            </w:pPr>
+            <w:r>
+              <w:rPr>
+                <w:b w:val="false"/>
+                <w:bCs w:val="false"/>
+                <w:sz w:val="17"/>
+                <w:szCs w:val="17"/>
+              </w:rPr>
+              <w:t xml:space="preserve">Press the button for each question. Accept one-word answers and sentences. Show the six missions at the end.</w:t>
+            </w:r>
+          </w:p>
+        </w:tc>
+      </w:tr>
+      <w:tr>
+        <w:trPr>
+          <w:cantSplit/>
+        </w:trPr>
+        <w:tc>
+          <w:tcPr>
+            <w:tcW w:type="dxa" w:w="500"/>
+            <w:tcMar>
+              <w:top w:type="dxa" w:w="60"/>
+              <w:left w:type="dxa" w:w="90"/>
+              <w:bottom w:type="dxa" w:w="60"/>
+              <w:right w:type="dxa" w:w="90"/>
+            </w:tcMar>
+          </w:tcPr>
+          <w:p>
+            <w:pPr>
+              <w:spacing w:after="40"/>
+            </w:pPr>
+            <w:r>
+              <w:rPr>
+                <w:b w:val="false"/>
+                <w:bCs w:val="false"/>
+                <w:sz w:val="20"/>
+                <w:szCs w:val="20"/>
+              </w:rPr>
+              <w:t xml:space="preserve">2</w:t>
+            </w:r>
+          </w:p>
+        </w:tc>
+        <w:tc>
+          <w:tcPr>
+            <w:tcW w:type="dxa" w:w="1900"/>
+            <w:tcMar>
+              <w:top w:type="dxa" w:w="60"/>
+              <w:left w:type="dxa" w:w="90"/>
+              <w:bottom w:type="dxa" w:w="60"/>
+              <w:right w:type="dxa" w:w="90"/>
+            </w:tcMar>
+          </w:tcPr>
+          <w:p>
+            <w:pPr>
+              <w:spacing w:after="40"/>
+            </w:pPr>
+            <w:r>
+              <w:rPr>
+                <w:b/>
+                <w:bCs/>
+                <w:sz w:val="20"/>
+                <w:szCs w:val="20"/>
+              </w:rPr>
+              <w:t xml:space="preserve">The Poem: Part 2</w:t>
+            </w:r>
+          </w:p>
+        </w:tc>
+        <w:tc>
+          <w:tcPr>
+            <w:tcW w:type="dxa" w:w="800"/>
+            <w:tcMar>
+              <w:top w:type="dxa" w:w="60"/>
+              <w:left w:type="dxa" w:w="90"/>
+              <w:bottom w:type="dxa" w:w="60"/>
+              <w:right w:type="dxa" w:w="90"/>
+            </w:tcMar>
+          </w:tcPr>
+          <w:p>
+            <w:pPr>
+              <w:spacing w:after="40"/>
+            </w:pPr>
+            <w:r>
+              <w:rPr>
+                <w:b w:val="false"/>
+                <w:bCs w:val="false"/>
+                <w:sz w:val="20"/>
+                <w:szCs w:val="20"/>
+              </w:rPr>
+              <w:t xml:space="preserve">7 min</w:t>
+            </w:r>
+          </w:p>
+        </w:tc>
+        <w:tc>
+          <w:tcPr>
+            <w:tcW w:type="dxa" w:w="1100"/>
+            <w:tcMar>
+              <w:top w:type="dxa" w:w="60"/>
+              <w:left w:type="dxa" w:w="90"/>
+              <w:bottom w:type="dxa" w:w="60"/>
+              <w:right w:type="dxa" w:w="90"/>
+            </w:tcMar>
+          </w:tcPr>
+          <w:p>
+            <w:pPr>
+              <w:spacing w:after="40"/>
+            </w:pPr>
+            <w:r>
+              <w:rPr>
+                <w:b w:val="false"/>
+                <w:bCs w:val="false"/>
+                <w:sz w:val="20"/>
+                <w:szCs w:val="20"/>
+              </w:rPr>
+              <w:t xml:space="preserve">Act it out</w:t>
+            </w:r>
+          </w:p>
+        </w:tc>
+        <w:tc>
+          <w:tcPr>
+            <w:tcW w:type="dxa" w:w="2900"/>
+            <w:tcMar>
+              <w:top w:type="dxa" w:w="60"/>
+              <w:left w:type="dxa" w:w="90"/>
+              <w:bottom w:type="dxa" w:w="60"/>
+              <w:right w:type="dxa" w:w="90"/>
+            </w:tcMar>
+          </w:tcPr>
+          <w:p>
+            <w:pPr>
+              <w:spacing w:after="40"/>
+            </w:pPr>
+            <w:r>
+              <w:rPr>
+                <w:b w:val="false"/>
+                <w:bCs w:val="false"/>
+                <w:sz w:val="18"/>
+                <w:szCs w:val="18"/>
+              </w:rPr>
+              <w:t xml:space="preserve">• Stand up and do the action</w:t>
+            </w:r>
+          </w:p>
+          <w:p>
+            <w:pPr>
+              <w:spacing w:after="40"/>
+            </w:pPr>
+            <w:r>
+              <w:rPr>
+                <w:b w:val="false"/>
+                <w:bCs w:val="false"/>
+                <w:sz w:val="18"/>
+                <w:szCs w:val="18"/>
+              </w:rPr>
+              <w:t xml:space="preserve">• Repeat after the teacher (echo)</w:t>
+            </w:r>
+          </w:p>
+          <w:p>
+            <w:pPr>
+              <w:spacing w:after="40"/>
+            </w:pPr>
+            <w:r>
+              <w:rPr>
+                <w:b w:val="false"/>
+                <w:bCs w:val="false"/>
+                <w:sz w:val="18"/>
+                <w:szCs w:val="18"/>
+              </w:rPr>
+              <w:t xml:space="preserve">• At the end, retell it to a partner</w:t>
+            </w:r>
+          </w:p>
+          <w:p>
+            <w:pPr>
+              <w:spacing w:after="40"/>
+            </w:pPr>
+            <w:r>
+              <w:rPr>
+                <w:b w:val="false"/>
+                <w:bCs w:val="false"/>
+                <w:sz w:val="18"/>
+                <w:szCs w:val="18"/>
+              </w:rPr>
+              <w:t xml:space="preserve">Say: The ice is thin. · They are in a trap together. · The ice is melting.</w:t>
+            </w:r>
+          </w:p>
+        </w:tc>
+        <w:tc>
+          <w:tcPr>
+            <w:tcW w:type="dxa" w:w="2160"/>
+            <w:tcMar>
+              <w:top w:type="dxa" w:w="60"/>
+              <w:left w:type="dxa" w:w="90"/>
+              <w:bottom w:type="dxa" w:w="60"/>
+              <w:right w:type="dxa" w:w="90"/>
+            </w:tcMar>
+          </w:tcPr>
+          <w:p>
+            <w:pPr>
+              <w:spacing w:after="40"/>
+            </w:pPr>
+            <w:r>
+              <w:rPr>
+                <w:b w:val="false"/>
+                <w:bCs w:val="false"/>
+                <w:sz w:val="17"/>
+                <w:szCs w:val="17"/>
+              </w:rPr>
+              <w:t xml:space="preserve">Book link: pp.44-45, stanzas 5-8 (warm winters, thin ice, they fall in, a trap of ice and sea, the bear is not his enemy, things change, danger, the ice is melting, he hopes to see the bear once more). The lines are retold in simple words, not copied.</w:t>
+            </w:r>
+          </w:p>
+          <w:p>
+            <w:pPr>
+              <w:spacing w:after="40"/>
+            </w:pPr>
+            <w:r>
+              <w:rPr>
+                <w:b w:val="false"/>
+                <w:bCs w:val="false"/>
+                <w:sz w:val="17"/>
+                <w:szCs w:val="17"/>
+              </w:rPr>
+              <w:t xml:space="preserve">Watch the ICE bar go down. At the 🤔 part pupils guess what happens when the ice is thin. Press Reveal.</w:t>
+            </w:r>
+          </w:p>
+          <w:p>
+            <w:pPr>
+              <w:spacing w:after="40"/>
+            </w:pPr>
+            <w:r>
+              <w:rPr>
+                <w:b w:val="false"/>
+                <w:bCs w:val="false"/>
+                <w:sz w:val="17"/>
+                <w:szCs w:val="17"/>
+              </w:rPr>
+              <w:t xml:space="preserve">After the story, read the real stanzas 5-8 from the book with the class. The book asks: "Why do you think the ice was a trap?" (p.44) and "Does the man change his mind about the bear?" (p.45).</w:t>
+            </w:r>
+          </w:p>
+        </w:tc>
+      </w:tr>
+      <w:tr>
+        <w:trPr>
+          <w:cantSplit/>
+        </w:trPr>
+        <w:tc>
+          <w:tcPr>
+            <w:tcW w:type="dxa" w:w="500"/>
+            <w:tcMar>
+              <w:top w:type="dxa" w:w="60"/>
+              <w:left w:type="dxa" w:w="90"/>
+              <w:bottom w:type="dxa" w:w="60"/>
+              <w:right w:type="dxa" w:w="90"/>
+            </w:tcMar>
+          </w:tcPr>
+          <w:p>
+            <w:pPr>
+              <w:spacing w:after="40"/>
+            </w:pPr>
+            <w:r>
+              <w:rPr>
+                <w:b w:val="false"/>
+                <w:bCs w:val="false"/>
+                <w:sz w:val="20"/>
+                <w:szCs w:val="20"/>
+              </w:rPr>
+              <w:t xml:space="preserve">3</w:t>
+            </w:r>
+          </w:p>
+        </w:tc>
+        <w:tc>
+          <w:tcPr>
+            <w:tcW w:type="dxa" w:w="1900"/>
+            <w:tcMar>
+              <w:top w:type="dxa" w:w="60"/>
+              <w:left w:type="dxa" w:w="90"/>
+              <w:bottom w:type="dxa" w:w="60"/>
+              <w:right w:type="dxa" w:w="90"/>
+            </w:tcMar>
+          </w:tcPr>
+          <w:p>
+            <w:pPr>
+              <w:spacing w:after="40"/>
+            </w:pPr>
+            <w:r>
+              <w:rPr>
+                <w:b/>
+                <w:bCs/>
+                <w:sz w:val="20"/>
+                <w:szCs w:val="20"/>
+              </w:rPr>
+              <w:t xml:space="preserve">Six Poem Words</w:t>
+            </w:r>
+          </w:p>
+        </w:tc>
+        <w:tc>
+          <w:tcPr>
+            <w:tcW w:type="dxa" w:w="800"/>
+            <w:tcMar>
+              <w:top w:type="dxa" w:w="60"/>
+              <w:left w:type="dxa" w:w="90"/>
+              <w:bottom w:type="dxa" w:w="60"/>
+              <w:right w:type="dxa" w:w="90"/>
+            </w:tcMar>
+          </w:tcPr>
+          <w:p>
+            <w:pPr>
+              <w:spacing w:after="40"/>
+            </w:pPr>
+            <w:r>
+              <w:rPr>
+                <w:b w:val="false"/>
+                <w:bCs w:val="false"/>
+                <w:sz w:val="20"/>
+                <w:szCs w:val="20"/>
+              </w:rPr>
+              <w:t xml:space="preserve">5 min</w:t>
+            </w:r>
+          </w:p>
+        </w:tc>
+        <w:tc>
+          <w:tcPr>
+            <w:tcW w:type="dxa" w:w="1100"/>
+            <w:tcMar>
+              <w:top w:type="dxa" w:w="60"/>
+              <w:left w:type="dxa" w:w="90"/>
+              <w:bottom w:type="dxa" w:w="60"/>
+              <w:right w:type="dxa" w:w="90"/>
+            </w:tcMar>
+          </w:tcPr>
+          <w:p>
+            <w:pPr>
+              <w:spacing w:after="40"/>
+            </w:pPr>
+            <w:r>
+              <w:rPr>
+                <w:b w:val="false"/>
+                <w:bCs w:val="false"/>
+                <w:sz w:val="20"/>
+                <w:szCs w:val="20"/>
+              </w:rPr>
+              <w:t xml:space="preserve">Detective</w:t>
+            </w:r>
+          </w:p>
+        </w:tc>
+        <w:tc>
+          <w:tcPr>
+            <w:tcW w:type="dxa" w:w="2900"/>
+            <w:tcMar>
+              <w:top w:type="dxa" w:w="60"/>
+              <w:left w:type="dxa" w:w="90"/>
+              <w:bottom w:type="dxa" w:w="60"/>
+              <w:right w:type="dxa" w:w="90"/>
+            </w:tcMar>
+          </w:tcPr>
+          <w:p>
+            <w:pPr>
+              <w:spacing w:after="40"/>
+            </w:pPr>
+            <w:r>
+              <w:rPr>
+                <w:b w:val="false"/>
+                <w:bCs w:val="false"/>
+                <w:sz w:val="18"/>
+                <w:szCs w:val="18"/>
+              </w:rPr>
+              <w:t xml:space="preserve">• Look at the word card</w:t>
+            </w:r>
+          </w:p>
+          <w:p>
+            <w:pPr>
+              <w:spacing w:after="40"/>
+            </w:pPr>
+            <w:r>
+              <w:rPr>
+                <w:b w:val="false"/>
+                <w:bCs w:val="false"/>
+                <w:sz w:val="18"/>
+                <w:szCs w:val="18"/>
+              </w:rPr>
+              <w:t xml:space="preserve">• Guess the meaning with your partner</w:t>
+            </w:r>
+          </w:p>
+          <w:p>
+            <w:pPr>
+              <w:spacing w:after="40"/>
+            </w:pPr>
+            <w:r>
+              <w:rPr>
+                <w:b w:val="false"/>
+                <w:bCs w:val="false"/>
+                <w:sz w:val="18"/>
+                <w:szCs w:val="18"/>
+              </w:rPr>
+              <w:t xml:space="preserve">• Say the word and the sentence</w:t>
+            </w:r>
+          </w:p>
+          <w:p>
+            <w:pPr>
+              <w:spacing w:after="40"/>
+            </w:pPr>
+            <w:r>
+              <w:rPr>
+                <w:b w:val="false"/>
+                <w:bCs w:val="false"/>
+                <w:sz w:val="18"/>
+                <w:szCs w:val="18"/>
+              </w:rPr>
+              <w:t xml:space="preserve">Say: crack · together · danger</w:t>
+            </w:r>
+          </w:p>
+        </w:tc>
+        <w:tc>
+          <w:tcPr>
+            <w:tcW w:type="dxa" w:w="2160"/>
+            <w:tcMar>
+              <w:top w:type="dxa" w:w="60"/>
+              <w:left w:type="dxa" w:w="90"/>
+              <w:bottom w:type="dxa" w:w="60"/>
+              <w:right w:type="dxa" w:w="90"/>
+            </w:tcMar>
+          </w:tcPr>
+          <w:p>
+            <w:pPr>
+              <w:spacing w:after="40"/>
+            </w:pPr>
+            <w:r>
+              <w:rPr>
+                <w:b w:val="false"/>
+                <w:bCs w:val="false"/>
+                <w:sz w:val="17"/>
+                <w:szCs w:val="17"/>
+              </w:rPr>
+              <w:t xml:space="preserve">Book link: stanzas 5-8 on pp.44-45 (crack, swim, together, danger, hope, once more). "Thin", "trap" and "melting" were Words in Context on p.43 and come back here.</w:t>
+            </w:r>
+          </w:p>
+          <w:p>
+            <w:pPr>
+              <w:spacing w:after="40"/>
+            </w:pPr>
+            <w:r>
+              <w:rPr>
+                <w:b w:val="false"/>
+                <w:bCs w:val="false"/>
+                <w:sz w:val="17"/>
+                <w:szCs w:val="17"/>
+              </w:rPr>
+              <w:t xml:space="preserve">Tap a card: the board says the word, the meaning and an example. Then press Clue game: pupils say the missing word.</w:t>
+            </w:r>
+          </w:p>
+        </w:tc>
+      </w:tr>
+      <w:tr>
+        <w:trPr>
+          <w:cantSplit/>
+        </w:trPr>
+        <w:tc>
+          <w:tcPr>
+            <w:tcW w:type="dxa" w:w="500"/>
+            <w:tcMar>
+              <w:top w:type="dxa" w:w="60"/>
+              <w:left w:type="dxa" w:w="90"/>
+              <w:bottom w:type="dxa" w:w="60"/>
+              <w:right w:type="dxa" w:w="90"/>
+            </w:tcMar>
+          </w:tcPr>
+          <w:p>
+            <w:pPr>
+              <w:spacing w:after="40"/>
+            </w:pPr>
+            <w:r>
+              <w:rPr>
+                <w:b w:val="false"/>
+                <w:bCs w:val="false"/>
+                <w:sz w:val="20"/>
+                <w:szCs w:val="20"/>
+              </w:rPr>
+              <w:t xml:space="preserve">4</w:t>
+            </w:r>
+          </w:p>
+        </w:tc>
+        <w:tc>
+          <w:tcPr>
+            <w:tcW w:type="dxa" w:w="1900"/>
+            <w:tcMar>
+              <w:top w:type="dxa" w:w="60"/>
+              <w:left w:type="dxa" w:w="90"/>
+              <w:bottom w:type="dxa" w:w="60"/>
+              <w:right w:type="dxa" w:w="90"/>
+            </w:tcMar>
+          </w:tcPr>
+          <w:p>
+            <w:pPr>
+              <w:spacing w:after="40"/>
+            </w:pPr>
+            <w:r>
+              <w:rPr>
+                <w:b/>
+                <w:bCs/>
+                <w:sz w:val="20"/>
+                <w:szCs w:val="20"/>
+              </w:rPr>
+              <w:t xml:space="preserve">Cause and Effect</w:t>
+            </w:r>
+          </w:p>
+        </w:tc>
+        <w:tc>
+          <w:tcPr>
+            <w:tcW w:type="dxa" w:w="800"/>
+            <w:tcMar>
+              <w:top w:type="dxa" w:w="60"/>
+              <w:left w:type="dxa" w:w="90"/>
+              <w:bottom w:type="dxa" w:w="60"/>
+              <w:right w:type="dxa" w:w="90"/>
+            </w:tcMar>
+          </w:tcPr>
+          <w:p>
+            <w:pPr>
+              <w:spacing w:after="40"/>
+            </w:pPr>
+            <w:r>
+              <w:rPr>
+                <w:b w:val="false"/>
+                <w:bCs w:val="false"/>
+                <w:sz w:val="20"/>
+                <w:szCs w:val="20"/>
+              </w:rPr>
+              <w:t xml:space="preserve">5 min</w:t>
+            </w:r>
+          </w:p>
+        </w:tc>
+        <w:tc>
+          <w:tcPr>
+            <w:tcW w:type="dxa" w:w="1100"/>
+            <w:tcMar>
+              <w:top w:type="dxa" w:w="60"/>
+              <w:left w:type="dxa" w:w="90"/>
+              <w:bottom w:type="dxa" w:w="60"/>
+              <w:right w:type="dxa" w:w="90"/>
+            </w:tcMar>
+          </w:tcPr>
+          <w:p>
+            <w:pPr>
+              <w:spacing w:after="40"/>
+            </w:pPr>
+            <w:r>
+              <w:rPr>
+                <w:b w:val="false"/>
+                <w:bCs w:val="false"/>
+                <w:sz w:val="20"/>
+                <w:szCs w:val="20"/>
+              </w:rPr>
+              <w:t xml:space="preserve">Think</w:t>
+            </w:r>
+          </w:p>
+        </w:tc>
+        <w:tc>
+          <w:tcPr>
+            <w:tcW w:type="dxa" w:w="2900"/>
+            <w:tcMar>
+              <w:top w:type="dxa" w:w="60"/>
+              <w:left w:type="dxa" w:w="90"/>
+              <w:bottom w:type="dxa" w:w="60"/>
+              <w:right w:type="dxa" w:w="90"/>
+            </w:tcMar>
+          </w:tcPr>
+          <w:p>
+            <w:pPr>
+              <w:spacing w:after="40"/>
+            </w:pPr>
+            <w:r>
+              <w:rPr>
+                <w:b w:val="false"/>
+                <w:bCs w:val="false"/>
+                <w:sz w:val="18"/>
+                <w:szCs w:val="18"/>
+              </w:rPr>
+              <w:t xml:space="preserve">• Talk with your team</w:t>
+            </w:r>
+          </w:p>
+          <w:p>
+            <w:pPr>
+              <w:spacing w:after="40"/>
+            </w:pPr>
+            <w:r>
+              <w:rPr>
+                <w:b w:val="false"/>
+                <w:bCs w:val="false"/>
+                <w:sz w:val="18"/>
+                <w:szCs w:val="18"/>
+              </w:rPr>
+              <w:t xml:space="preserve">• Write 1-2-3-4-5 on the mini whiteboard</w:t>
+            </w:r>
+          </w:p>
+          <w:p>
+            <w:pPr>
+              <w:spacing w:after="40"/>
+            </w:pPr>
+            <w:r>
+              <w:rPr>
+                <w:b w:val="false"/>
+                <w:bCs w:val="false"/>
+                <w:sz w:val="18"/>
+                <w:szCs w:val="18"/>
+              </w:rPr>
+              <w:t xml:space="preserve">• Say: …, so …</w:t>
+            </w:r>
+          </w:p>
+          <w:p>
+            <w:pPr>
+              <w:spacing w:after="40"/>
+            </w:pPr>
+            <w:r>
+              <w:rPr>
+                <w:b w:val="false"/>
+                <w:bCs w:val="false"/>
+                <w:sz w:val="18"/>
+                <w:szCs w:val="18"/>
+              </w:rPr>
+              <w:t xml:space="preserve">Say: The ice is thin, so it cracks. · It cracks because it is thin.</w:t>
+            </w:r>
+          </w:p>
+        </w:tc>
+        <w:tc>
+          <w:tcPr>
+            <w:tcW w:type="dxa" w:w="2160"/>
+            <w:tcMar>
+              <w:top w:type="dxa" w:w="60"/>
+              <w:left w:type="dxa" w:w="90"/>
+              <w:bottom w:type="dxa" w:w="60"/>
+              <w:right w:type="dxa" w:w="90"/>
+            </w:tcMar>
+          </w:tcPr>
+          <w:p>
+            <w:pPr>
+              <w:spacing w:after="40"/>
+            </w:pPr>
+            <w:r>
+              <w:rPr>
+                <w:b w:val="false"/>
+                <w:bCs w:val="false"/>
+                <w:sz w:val="17"/>
+                <w:szCs w:val="17"/>
+              </w:rPr>
+              <w:t xml:space="preserve">Book link: stanzas 5-6 (pp.44) and the Think Together cause and effect idea on p.55.</w:t>
+            </w:r>
+          </w:p>
+          <w:p>
+            <w:pPr>
+              <w:spacing w:after="40"/>
+            </w:pPr>
+            <w:r>
+              <w:rPr>
+                <w:b w:val="false"/>
+                <w:bCs w:val="false"/>
+                <w:sz w:val="17"/>
+                <w:szCs w:val="17"/>
+              </w:rPr>
+              <w:t xml:space="preserve">Teams order the five cards. Show the order, then practise the frame with "so" and "because".</w:t>
+            </w:r>
+          </w:p>
+          <w:p>
+            <w:pPr>
+              <w:spacing w:after="40"/>
+            </w:pPr>
+            <w:r>
+              <w:rPr>
+                <w:b w:val="false"/>
+                <w:bCs w:val="false"/>
+                <w:sz w:val="17"/>
+                <w:szCs w:val="17"/>
+              </w:rPr>
+              <w:t xml:space="preserve">Give a point to every team that is correct.</w:t>
+            </w:r>
+          </w:p>
+        </w:tc>
+      </w:tr>
+      <w:tr>
+        <w:trPr>
+          <w:cantSplit/>
+        </w:trPr>
+        <w:tc>
+          <w:tcPr>
+            <w:tcW w:type="dxa" w:w="500"/>
+            <w:tcMar>
+              <w:top w:type="dxa" w:w="60"/>
+              <w:left w:type="dxa" w:w="90"/>
+              <w:bottom w:type="dxa" w:w="60"/>
+              <w:right w:type="dxa" w:w="90"/>
+            </w:tcMar>
+          </w:tcPr>
+          <w:p>
+            <w:pPr>
+              <w:spacing w:after="40"/>
+            </w:pPr>
+            <w:r>
+              <w:rPr>
+                <w:b w:val="false"/>
+                <w:bCs w:val="false"/>
+                <w:sz w:val="20"/>
+                <w:szCs w:val="20"/>
+              </w:rPr>
+              <w:t xml:space="preserve">5</w:t>
+            </w:r>
+          </w:p>
+        </w:tc>
+        <w:tc>
+          <w:tcPr>
+            <w:tcW w:type="dxa" w:w="1900"/>
+            <w:tcMar>
+              <w:top w:type="dxa" w:w="60"/>
+              <w:left w:type="dxa" w:w="90"/>
+              <w:bottom w:type="dxa" w:w="60"/>
+              <w:right w:type="dxa" w:w="90"/>
+            </w:tcMar>
+          </w:tcPr>
+          <w:p>
+            <w:pPr>
+              <w:spacing w:after="40"/>
+            </w:pPr>
+            <w:r>
+              <w:rPr>
+                <w:b/>
+                <w:bCs/>
+                <w:sz w:val="20"/>
+                <w:szCs w:val="20"/>
+              </w:rPr>
+              <w:t xml:space="preserve">GAME: Cause and Effect Pairs</w:t>
+            </w:r>
+          </w:p>
+        </w:tc>
+        <w:tc>
+          <w:tcPr>
+            <w:tcW w:type="dxa" w:w="800"/>
+            <w:tcMar>
+              <w:top w:type="dxa" w:w="60"/>
+              <w:left w:type="dxa" w:w="90"/>
+              <w:bottom w:type="dxa" w:w="60"/>
+              <w:right w:type="dxa" w:w="90"/>
+            </w:tcMar>
+          </w:tcPr>
+          <w:p>
+            <w:pPr>
+              <w:spacing w:after="40"/>
+            </w:pPr>
+            <w:r>
+              <w:rPr>
+                <w:b w:val="false"/>
+                <w:bCs w:val="false"/>
+                <w:sz w:val="20"/>
+                <w:szCs w:val="20"/>
+              </w:rPr>
+              <w:t xml:space="preserve">9 min</w:t>
+            </w:r>
+          </w:p>
+        </w:tc>
+        <w:tc>
+          <w:tcPr>
+            <w:tcW w:type="dxa" w:w="1100"/>
+            <w:tcMar>
+              <w:top w:type="dxa" w:w="60"/>
+              <w:left w:type="dxa" w:w="90"/>
+              <w:bottom w:type="dxa" w:w="60"/>
+              <w:right w:type="dxa" w:w="90"/>
+            </w:tcMar>
+          </w:tcPr>
+          <w:p>
+            <w:pPr>
+              <w:spacing w:after="40"/>
+            </w:pPr>
+            <w:r>
+              <w:rPr>
+                <w:b w:val="false"/>
+                <w:bCs w:val="false"/>
+                <w:sz w:val="20"/>
+                <w:szCs w:val="20"/>
+              </w:rPr>
+              <w:t xml:space="preserve">Game</w:t>
+            </w:r>
+          </w:p>
+        </w:tc>
+        <w:tc>
+          <w:tcPr>
+            <w:tcW w:type="dxa" w:w="2900"/>
+            <w:tcMar>
+              <w:top w:type="dxa" w:w="60"/>
+              <w:left w:type="dxa" w:w="90"/>
+              <w:bottom w:type="dxa" w:w="60"/>
+              <w:right w:type="dxa" w:w="90"/>
+            </w:tcMar>
+          </w:tcPr>
+          <w:p>
+            <w:pPr>
+              <w:spacing w:after="40"/>
+            </w:pPr>
+            <w:r>
+              <w:rPr>
+                <w:b w:val="false"/>
+                <w:bCs w:val="false"/>
+                <w:sz w:val="18"/>
+                <w:szCs w:val="18"/>
+              </w:rPr>
+              <w:t xml:space="preserve">• Flip two cards</w:t>
+            </w:r>
+          </w:p>
+          <w:p>
+            <w:pPr>
+              <w:spacing w:after="40"/>
+            </w:pPr>
+            <w:r>
+              <w:rPr>
+                <w:b w:val="false"/>
+                <w:bCs w:val="false"/>
+                <w:sz w:val="18"/>
+                <w:szCs w:val="18"/>
+              </w:rPr>
+              <w:t xml:space="preserve">• Read the card out loud</w:t>
+            </w:r>
+          </w:p>
+          <w:p>
+            <w:pPr>
+              <w:spacing w:after="40"/>
+            </w:pPr>
+            <w:r>
+              <w:rPr>
+                <w:b w:val="false"/>
+                <w:bCs w:val="false"/>
+                <w:sz w:val="18"/>
+                <w:szCs w:val="18"/>
+              </w:rPr>
+              <w:t xml:space="preserve">• Match the cause and its effect</w:t>
+            </w:r>
+          </w:p>
+          <w:p>
+            <w:pPr>
+              <w:spacing w:after="40"/>
+            </w:pPr>
+            <w:r>
+              <w:rPr>
+                <w:b w:val="false"/>
+                <w:bCs w:val="false"/>
+                <w:sz w:val="18"/>
+                <w:szCs w:val="18"/>
+              </w:rPr>
+              <w:t xml:space="preserve">Say: … , so … · … because …</w:t>
+            </w:r>
+          </w:p>
+        </w:tc>
+        <w:tc>
+          <w:tcPr>
+            <w:tcW w:type="dxa" w:w="2160"/>
+            <w:tcMar>
+              <w:top w:type="dxa" w:w="60"/>
+              <w:left w:type="dxa" w:w="90"/>
+              <w:bottom w:type="dxa" w:w="60"/>
+              <w:right w:type="dxa" w:w="90"/>
+            </w:tcMar>
+          </w:tcPr>
+          <w:p>
+            <w:pPr>
+              <w:spacing w:after="40"/>
+            </w:pPr>
+            <w:r>
+              <w:rPr>
+                <w:b w:val="false"/>
+                <w:bCs w:val="false"/>
+                <w:sz w:val="17"/>
+                <w:szCs w:val="17"/>
+              </w:rPr>
+              <w:t xml:space="preserve">Book link: stanzas 5-8 (pp.44-45). Pairs: warm winters → thin ice; thin ice → it cracks; it cracks → they fall in; difficult to swim → a trap of ice and sea; they help each other → the bear is not his enemy; the ice is melting → danger.</w:t>
+            </w:r>
+          </w:p>
+          <w:p>
+            <w:pPr>
+              <w:spacing w:after="40"/>
+            </w:pPr>
+            <w:r>
+              <w:rPr>
+                <w:b w:val="false"/>
+                <w:bCs w:val="false"/>
+                <w:sz w:val="17"/>
+                <w:szCs w:val="17"/>
+              </w:rPr>
+              <w:t xml:space="preserve">The team in turn chooses two cards (the whole team shouts a number, one pupil taps). The board reads each card. A pair = 2 points and the team goes again. A wrong pair turns back and the next team plays.</w:t>
+            </w:r>
+          </w:p>
+          <w:p>
+            <w:pPr>
+              <w:spacing w:after="40"/>
+            </w:pPr>
+            <w:r>
+              <w:rPr>
+                <w:b w:val="false"/>
+                <w:bCs w:val="false"/>
+                <w:sz w:val="17"/>
+                <w:szCs w:val="17"/>
+              </w:rPr>
+              <w:t xml:space="preserve">Six pairs. When all are found the winner is shown. Ask for a sentence with "so" for every pair.</w:t>
+            </w:r>
+          </w:p>
+        </w:tc>
+      </w:tr>
+      <w:tr>
+        <w:trPr>
+          <w:cantSplit/>
+        </w:trPr>
+        <w:tc>
+          <w:tcPr>
+            <w:tcW w:type="dxa" w:w="500"/>
+            <w:tcMar>
+              <w:top w:type="dxa" w:w="60"/>
+              <w:left w:type="dxa" w:w="90"/>
+              <w:bottom w:type="dxa" w:w="60"/>
+              <w:right w:type="dxa" w:w="90"/>
+            </w:tcMar>
+          </w:tcPr>
+          <w:p>
+            <w:pPr>
+              <w:spacing w:after="40"/>
+            </w:pPr>
+            <w:r>
+              <w:rPr>
+                <w:b w:val="false"/>
+                <w:bCs w:val="false"/>
+                <w:sz w:val="20"/>
+                <w:szCs w:val="20"/>
+              </w:rPr>
+              <w:t xml:space="preserve">6</w:t>
+            </w:r>
+          </w:p>
+        </w:tc>
+        <w:tc>
+          <w:tcPr>
+            <w:tcW w:type="dxa" w:w="1900"/>
+            <w:tcMar>
+              <w:top w:type="dxa" w:w="60"/>
+              <w:left w:type="dxa" w:w="90"/>
+              <w:bottom w:type="dxa" w:w="60"/>
+              <w:right w:type="dxa" w:w="90"/>
+            </w:tcMar>
+          </w:tcPr>
+          <w:p>
+            <w:pPr>
+              <w:spacing w:after="40"/>
+            </w:pPr>
+            <w:r>
+              <w:rPr>
+                <w:b/>
+                <w:bCs/>
+                <w:sz w:val="20"/>
+                <w:szCs w:val="20"/>
+              </w:rPr>
+              <w:t xml:space="preserve">How Can We Help?</w:t>
+            </w:r>
+          </w:p>
+        </w:tc>
+        <w:tc>
+          <w:tcPr>
+            <w:tcW w:type="dxa" w:w="800"/>
+            <w:tcMar>
+              <w:top w:type="dxa" w:w="60"/>
+              <w:left w:type="dxa" w:w="90"/>
+              <w:bottom w:type="dxa" w:w="60"/>
+              <w:right w:type="dxa" w:w="90"/>
+            </w:tcMar>
+          </w:tcPr>
+          <w:p>
+            <w:pPr>
+              <w:spacing w:after="40"/>
+            </w:pPr>
+            <w:r>
+              <w:rPr>
+                <w:b w:val="false"/>
+                <w:bCs w:val="false"/>
+                <w:sz w:val="20"/>
+                <w:szCs w:val="20"/>
+              </w:rPr>
+              <w:t xml:space="preserve">4 min</w:t>
+            </w:r>
+          </w:p>
+        </w:tc>
+        <w:tc>
+          <w:tcPr>
+            <w:tcW w:type="dxa" w:w="1100"/>
+            <w:tcMar>
+              <w:top w:type="dxa" w:w="60"/>
+              <w:left w:type="dxa" w:w="90"/>
+              <w:bottom w:type="dxa" w:w="60"/>
+              <w:right w:type="dxa" w:w="90"/>
+            </w:tcMar>
+          </w:tcPr>
+          <w:p>
+            <w:pPr>
+              <w:spacing w:after="40"/>
+            </w:pPr>
+            <w:r>
+              <w:rPr>
+                <w:b w:val="false"/>
+                <w:bCs w:val="false"/>
+                <w:sz w:val="20"/>
+                <w:szCs w:val="20"/>
+              </w:rPr>
+              <w:t xml:space="preserve">Talk</w:t>
+            </w:r>
+          </w:p>
+        </w:tc>
+        <w:tc>
+          <w:tcPr>
+            <w:tcW w:type="dxa" w:w="2900"/>
+            <w:tcMar>
+              <w:top w:type="dxa" w:w="60"/>
+              <w:left w:type="dxa" w:w="90"/>
+              <w:bottom w:type="dxa" w:w="60"/>
+              <w:right w:type="dxa" w:w="90"/>
+            </w:tcMar>
+          </w:tcPr>
+          <w:p>
+            <w:pPr>
+              <w:spacing w:after="40"/>
+            </w:pPr>
+            <w:r>
+              <w:rPr>
+                <w:b w:val="false"/>
+                <w:bCs w:val="false"/>
+                <w:sz w:val="18"/>
+                <w:szCs w:val="18"/>
+              </w:rPr>
+              <w:t xml:space="preserve">• Think: how can I help?</w:t>
+            </w:r>
+          </w:p>
+          <w:p>
+            <w:pPr>
+              <w:spacing w:after="40"/>
+            </w:pPr>
+            <w:r>
+              <w:rPr>
+                <w:b w:val="false"/>
+                <w:bCs w:val="false"/>
+                <w:sz w:val="18"/>
+                <w:szCs w:val="18"/>
+              </w:rPr>
+              <w:t xml:space="preserve">• Tell the teacher your vote</w:t>
+            </w:r>
+          </w:p>
+          <w:p>
+            <w:pPr>
+              <w:spacing w:after="40"/>
+            </w:pPr>
+            <w:r>
+              <w:rPr>
+                <w:b w:val="false"/>
+                <w:bCs w:val="false"/>
+                <w:sz w:val="18"/>
+                <w:szCs w:val="18"/>
+              </w:rPr>
+              <w:t xml:space="preserve">• Say: I can … because …</w:t>
+            </w:r>
+          </w:p>
+          <w:p>
+            <w:pPr>
+              <w:spacing w:after="40"/>
+            </w:pPr>
+            <w:r>
+              <w:rPr>
+                <w:b w:val="false"/>
+                <w:bCs w:val="false"/>
+                <w:sz w:val="18"/>
+                <w:szCs w:val="18"/>
+              </w:rPr>
+              <w:t xml:space="preserve">Say: I can … because …</w:t>
+            </w:r>
+          </w:p>
+        </w:tc>
+        <w:tc>
+          <w:tcPr>
+            <w:tcW w:type="dxa" w:w="2160"/>
+            <w:tcMar>
+              <w:top w:type="dxa" w:w="60"/>
+              <w:left w:type="dxa" w:w="90"/>
+              <w:bottom w:type="dxa" w:w="60"/>
+              <w:right w:type="dxa" w:w="90"/>
+            </w:tcMar>
+          </w:tcPr>
+          <w:p>
+            <w:pPr>
+              <w:spacing w:after="40"/>
+            </w:pPr>
+            <w:r>
+              <w:rPr>
+                <w:b w:val="false"/>
+                <w:bCs w:val="false"/>
+                <w:sz w:val="17"/>
+                <w:szCs w:val="17"/>
+              </w:rPr>
+              <w:t xml:space="preserve">Book link: p.55 B "What changes can you make to keep our world clean?" with the frames "I can clean up trash because trash is a danger for animals." and "I can ride a bike to school because bikes don’t make the air dirty."</w:t>
+            </w:r>
+          </w:p>
+          <w:p>
+            <w:pPr>
+              <w:spacing w:after="40"/>
+            </w:pPr>
+            <w:r>
+              <w:rPr>
+                <w:b w:val="false"/>
+                <w:bCs w:val="false"/>
+                <w:sz w:val="17"/>
+                <w:szCs w:val="17"/>
+              </w:rPr>
+              <w:t xml:space="preserve">Tap an idea once for each pupil’s vote. Ask two or three pupils to say a full sentence with "because". There is no wrong answer.</w:t>
+            </w:r>
+          </w:p>
+        </w:tc>
+      </w:tr>
+      <w:tr>
+        <w:trPr>
+          <w:cantSplit/>
+        </w:trPr>
+        <w:tc>
+          <w:tcPr>
+            <w:tcW w:type="dxa" w:w="500"/>
+            <w:tcMar>
+              <w:top w:type="dxa" w:w="60"/>
+              <w:left w:type="dxa" w:w="90"/>
+              <w:bottom w:type="dxa" w:w="60"/>
+              <w:right w:type="dxa" w:w="90"/>
+            </w:tcMar>
+          </w:tcPr>
+          <w:p>
+            <w:pPr>
+              <w:spacing w:after="40"/>
+            </w:pPr>
+            <w:r>
+              <w:rPr>
+                <w:b w:val="false"/>
+                <w:bCs w:val="false"/>
+                <w:sz w:val="20"/>
+                <w:szCs w:val="20"/>
+              </w:rPr>
+              <w:t xml:space="preserve">7</w:t>
+            </w:r>
+          </w:p>
+        </w:tc>
+        <w:tc>
+          <w:tcPr>
+            <w:tcW w:type="dxa" w:w="1900"/>
+            <w:tcMar>
+              <w:top w:type="dxa" w:w="60"/>
+              <w:left w:type="dxa" w:w="90"/>
+              <w:bottom w:type="dxa" w:w="60"/>
+              <w:right w:type="dxa" w:w="90"/>
+            </w:tcMar>
+          </w:tcPr>
+          <w:p>
+            <w:pPr>
+              <w:spacing w:after="40"/>
+            </w:pPr>
+            <w:r>
+              <w:rPr>
+                <w:b/>
+                <w:bCs/>
+                <w:sz w:val="20"/>
+                <w:szCs w:val="20"/>
+              </w:rPr>
+              <w:t xml:space="preserve">The Ice Ceremony</w:t>
+            </w:r>
+          </w:p>
+        </w:tc>
+        <w:tc>
+          <w:tcPr>
+            <w:tcW w:type="dxa" w:w="800"/>
+            <w:tcMar>
+              <w:top w:type="dxa" w:w="60"/>
+              <w:left w:type="dxa" w:w="90"/>
+              <w:bottom w:type="dxa" w:w="60"/>
+              <w:right w:type="dxa" w:w="90"/>
+            </w:tcMar>
+          </w:tcPr>
+          <w:p>
+            <w:pPr>
+              <w:spacing w:after="40"/>
+            </w:pPr>
+            <w:r>
+              <w:rPr>
+                <w:b w:val="false"/>
+                <w:bCs w:val="false"/>
+                <w:sz w:val="20"/>
+                <w:szCs w:val="20"/>
+              </w:rPr>
+              <w:t xml:space="preserve">2 min</w:t>
+            </w:r>
+          </w:p>
+        </w:tc>
+        <w:tc>
+          <w:tcPr>
+            <w:tcW w:type="dxa" w:w="1100"/>
+            <w:tcMar>
+              <w:top w:type="dxa" w:w="60"/>
+              <w:left w:type="dxa" w:w="90"/>
+              <w:bottom w:type="dxa" w:w="60"/>
+              <w:right w:type="dxa" w:w="90"/>
+            </w:tcMar>
+          </w:tcPr>
+          <w:p>
+            <w:pPr>
+              <w:spacing w:after="40"/>
+            </w:pPr>
+            <w:r>
+              <w:rPr>
+                <w:b w:val="false"/>
+                <w:bCs w:val="false"/>
+                <w:sz w:val="20"/>
+                <w:szCs w:val="20"/>
+              </w:rPr>
+              <w:t xml:space="preserve">Think</w:t>
+            </w:r>
+          </w:p>
+        </w:tc>
+        <w:tc>
+          <w:tcPr>
+            <w:tcW w:type="dxa" w:w="2900"/>
+            <w:tcMar>
+              <w:top w:type="dxa" w:w="60"/>
+              <w:left w:type="dxa" w:w="90"/>
+              <w:bottom w:type="dxa" w:w="60"/>
+              <w:right w:type="dxa" w:w="90"/>
+            </w:tcMar>
+          </w:tcPr>
+          <w:p>
+            <w:pPr>
+              <w:spacing w:after="40"/>
+            </w:pPr>
+            <w:r>
+              <w:rPr>
+                <w:b w:val="false"/>
+                <w:bCs w:val="false"/>
+                <w:sz w:val="18"/>
+                <w:szCs w:val="18"/>
+              </w:rPr>
+              <w:t xml:space="preserve">• Cheer for every team</w:t>
+            </w:r>
+          </w:p>
+          <w:p>
+            <w:pPr>
+              <w:spacing w:after="40"/>
+            </w:pPr>
+            <w:r>
+              <w:rPr>
+                <w:b w:val="false"/>
+                <w:bCs w:val="false"/>
+                <w:sz w:val="18"/>
+                <w:szCs w:val="18"/>
+              </w:rPr>
+              <w:t xml:space="preserve">• Door pass: one sentence with because</w:t>
+            </w:r>
+          </w:p>
+          <w:p>
+            <w:pPr>
+              <w:spacing w:after="40"/>
+            </w:pPr>
+            <w:r>
+              <w:rPr>
+                <w:b w:val="false"/>
+                <w:bCs w:val="false"/>
+                <w:sz w:val="18"/>
+                <w:szCs w:val="18"/>
+              </w:rPr>
+              <w:t xml:space="preserve">Say: The ice cracks because it is thin.</w:t>
+            </w:r>
+          </w:p>
+        </w:tc>
+        <w:tc>
+          <w:tcPr>
+            <w:tcW w:type="dxa" w:w="2160"/>
+            <w:tcMar>
+              <w:top w:type="dxa" w:w="60"/>
+              <w:left w:type="dxa" w:w="90"/>
+              <w:bottom w:type="dxa" w:w="60"/>
+              <w:right w:type="dxa" w:w="90"/>
+            </w:tcMar>
+          </w:tcPr>
+          <w:p>
+            <w:pPr>
+              <w:spacing w:after="40"/>
+            </w:pPr>
+            <w:r>
+              <w:rPr>
+                <w:b w:val="false"/>
+                <w:bCs w:val="false"/>
+                <w:sz w:val="17"/>
+                <w:szCs w:val="17"/>
+              </w:rPr>
+              <w:t xml:space="preserve">At the door each pupil says one sentence with "because" or "so" about the ice, the bear or the man. Next lesson: explore the poem (True/False, stanza questions, -ng sound, friends or not).</w:t>
+            </w:r>
+          </w:p>
+        </w:tc>
+      </w:tr>
+    </w:tbl>
+    <w:p>
+      <w:pPr>
+        <w:spacing w:before="140"/>
+      </w:pPr>
+    </w:p>
+    <w:p>
+      <w:pPr>
+        <w:spacing w:after="60"/>
+      </w:pPr>
+      <w:r>
+        <w:rPr>
+          <w:b/>
+          <w:bCs/>
+        </w:rPr>
+        <w:t xml:space="preserve">Support. </w:t>
+      </w:r>
+      <w:r>
+        <w:t xml:space="preserve">Use the pictures; start the sentence for them (The ice is thin, so …); partner whispers the answer first.</w:t>
+      </w:r>
+    </w:p>
+    <w:p>
+      <w:pPr>
+        <w:spacing w:after="60"/>
+      </w:pPr>
+      <w:r>
+        <w:rPr>
+          <w:b/>
+          <w:bCs/>
+        </w:rPr>
+        <w:t xml:space="preserve">Stretch. </w:t>
+      </w:r>
+      <w:r>
+        <w:t xml:space="preserve">Chain three causes in one sentence; predict what happens to the bear next; two reasons with because.</w:t>
+      </w:r>
+    </w:p>
+    <w:p>
+      <w:pPr>
+        <w:spacing w:after="60"/>
+      </w:pPr>
+      <w:r>
+        <w:rPr>
+          <w:b/>
+          <w:bCs/>
+        </w:rPr>
+        <w:t xml:space="preserve">Check learning. </w:t>
+      </w:r>
+      <w:r>
+        <w:t xml:space="preserve">Door pass: one sentence with "because" or "so" about the ice, the bear or the man. Give a team point for every correct team, not only the fastest.</w:t>
+      </w:r>
+    </w:p>
+    <w:p>
+      <w:pPr>
+        <w:pStyle w:val="Heading1"/>
+        <w:pageBreakBefore/>
+      </w:pPr>
+      <w:r>
+        <w:t xml:space="preserve">Grade 4 · Unit 3 · It Keeps Changing · Lesson 4: Explore the Poem</w:t>
+      </w:r>
+    </w:p>
+    <w:p>
+      <w:pPr>
+        <w:spacing w:after="100"/>
+      </w:pPr>
+      <w:r>
+        <w:rPr>
+          <w:color w:val="475569"/>
+          <w:sz w:val="20"/>
+          <w:szCs w:val="20"/>
+        </w:rPr>
+        <w:t xml:space="preserve">35 minutes · classes 4A and 4B · A1 · one smartboard + mini whiteboards · Open: unit3-g4-lessons/index.html?lesson=4</w:t>
+      </w:r>
+    </w:p>
+    <w:p>
+      <w:pPr>
+        <w:spacing w:after="60"/>
+      </w:pPr>
+      <w:r>
+        <w:rPr>
+          <w:b/>
+          <w:bCs/>
+        </w:rPr>
+        <w:t xml:space="preserve">Lesson goal. </w:t>
+      </w:r>
+      <w:r>
+        <w:t xml:space="preserve">Pupils decide if sentences about the poem are true or false, say -ng words, find the stanza with the answer, give an opinion with a reason, compare two things and perform the poem.</w:t>
+      </w:r>
+    </w:p>
+    <w:p>
+      <w:pPr>
+        <w:spacing w:after="60"/>
+      </w:pPr>
+      <w:r>
+        <w:rPr>
+          <w:b/>
+          <w:bCs/>
+        </w:rPr>
+        <w:t xml:space="preserve">Book link. </w:t>
+      </w:r>
+      <w:r>
+        <w:t xml:space="preserve">Book pp. 46-47 (Explore the Reading: True/False, questions with stanza numbers, friends or not, Phonics -ng; Compare and Contrast).</w:t>
+      </w:r>
+    </w:p>
+    <w:p>
+      <w:pPr>
+        <w:spacing w:after="60"/>
+      </w:pPr>
+      <w:r>
+        <w:rPr>
+          <w:b/>
+          <w:bCs/>
+        </w:rPr>
+        <w:t xml:space="preserve">Words. </w:t>
+      </w:r>
+      <w:r>
+        <w:t xml:space="preserve">stanza, sing, long, spring, young, fishing, morning, friends, compare, contrast, both</w:t>
+      </w:r>
+    </w:p>
+    <w:p>
+      <w:pPr>
+        <w:spacing w:after="60"/>
+      </w:pPr>
+      <w:r>
+        <w:rPr>
+          <w:b/>
+          <w:bCs/>
+        </w:rPr>
+        <w:t xml:space="preserve">Language. </w:t>
+      </w:r>
+      <w:r>
+        <w:t xml:space="preserve">It is false because … · I think they are (not) friends because … · The red car is …, but the white car is … · Both … and … · The answer is in stanza …</w:t>
+      </w:r>
+    </w:p>
+    <w:p>
+      <w:pPr>
+        <w:spacing w:after="60"/>
+      </w:pPr>
+      <w:r>
+        <w:rPr>
+          <w:b/>
+          <w:bCs/>
+        </w:rPr>
+        <w:t xml:space="preserve">Prepare. </w:t>
+      </w:r>
+      <w:r>
+        <w:t xml:space="preserve">Print the Cards page: TRUE / FALSE signs. Pupils keep their books open at pp.42-47. One smartboard (the game is played by teams in turns).</w:t>
+      </w:r>
+    </w:p>
+    <w:p>
+      <w:pPr>
+        <w:spacing w:before="120"/>
+      </w:pPr>
+    </w:p>
+    <w:tbl>
+      <w:tblPr>
+        <w:tblW w:type="dxa" w:w="9360"/>
+        <w:tblBorders>
+          <w:top w:val="single" w:color="94A3B8" w:sz="4"/>
+          <w:left w:val="single" w:color="94A3B8" w:sz="4"/>
+          <w:bottom w:val="single" w:color="94A3B8" w:sz="4"/>
+          <w:right w:val="single" w:color="94A3B8" w:sz="4"/>
+          <w:insideH w:val="single" w:color="94A3B8" w:sz="4"/>
+          <w:insideV w:val="single" w:color="94A3B8" w:sz="4"/>
+        </w:tblBorders>
+      </w:tblPr>
+      <w:tblGrid>
+        <w:gridCol w:w="500"/>
+        <w:gridCol w:w="1900"/>
+        <w:gridCol w:w="800"/>
+        <w:gridCol w:w="1100"/>
+        <w:gridCol w:w="2900"/>
+        <w:gridCol w:w="2160"/>
+      </w:tblGrid>
+      <w:tr>
+        <w:trPr>
+          <w:tblHeader/>
+        </w:trPr>
+        <w:tc>
+          <w:tcPr>
+            <w:tcW w:type="dxa" w:w="500"/>
+            <w:shd w:fill="E0F2FE" w:color="auto" w:val="clear"/>
+            <w:tcMar>
+              <w:top w:type="dxa" w:w="60"/>
+              <w:left w:type="dxa" w:w="90"/>
+              <w:bottom w:type="dxa" w:w="60"/>
+              <w:right w:type="dxa" w:w="90"/>
+            </w:tcMar>
+          </w:tcPr>
+          <w:p>
+            <w:pPr>
+              <w:spacing w:after="40"/>
+            </w:pPr>
+            <w:r>
+              <w:rPr>
+                <w:b/>
+                <w:bCs/>
+                <w:sz w:val="20"/>
+                <w:szCs w:val="20"/>
+              </w:rPr>
+              <w:t xml:space="preserve">#</w:t>
+            </w:r>
+          </w:p>
+        </w:tc>
+        <w:tc>
+          <w:tcPr>
+            <w:tcW w:type="dxa" w:w="1900"/>
+            <w:shd w:fill="E0F2FE" w:color="auto" w:val="clear"/>
+            <w:tcMar>
+              <w:top w:type="dxa" w:w="60"/>
+              <w:left w:type="dxa" w:w="90"/>
+              <w:bottom w:type="dxa" w:w="60"/>
+              <w:right w:type="dxa" w:w="90"/>
+            </w:tcMar>
+          </w:tcPr>
+          <w:p>
+            <w:pPr>
+              <w:spacing w:after="40"/>
+            </w:pPr>
+            <w:r>
+              <w:rPr>
+                <w:b/>
+                <w:bCs/>
+                <w:sz w:val="20"/>
+                <w:szCs w:val="20"/>
+              </w:rPr>
+              <w:t xml:space="preserve">Step</w:t>
+            </w:r>
+          </w:p>
+        </w:tc>
+        <w:tc>
+          <w:tcPr>
+            <w:tcW w:type="dxa" w:w="800"/>
+            <w:shd w:fill="E0F2FE" w:color="auto" w:val="clear"/>
+            <w:tcMar>
+              <w:top w:type="dxa" w:w="60"/>
+              <w:left w:type="dxa" w:w="90"/>
+              <w:bottom w:type="dxa" w:w="60"/>
+              <w:right w:type="dxa" w:w="90"/>
+            </w:tcMar>
+          </w:tcPr>
+          <w:p>
+            <w:pPr>
+              <w:spacing w:after="40"/>
+            </w:pPr>
+            <w:r>
+              <w:rPr>
+                <w:b/>
+                <w:bCs/>
+                <w:sz w:val="20"/>
+                <w:szCs w:val="20"/>
+              </w:rPr>
+              <w:t xml:space="preserve">Time</w:t>
+            </w:r>
+          </w:p>
+        </w:tc>
+        <w:tc>
+          <w:tcPr>
+            <w:tcW w:type="dxa" w:w="1100"/>
+            <w:shd w:fill="E0F2FE" w:color="auto" w:val="clear"/>
+            <w:tcMar>
+              <w:top w:type="dxa" w:w="60"/>
+              <w:left w:type="dxa" w:w="90"/>
+              <w:bottom w:type="dxa" w:w="60"/>
+              <w:right w:type="dxa" w:w="90"/>
+            </w:tcMar>
+          </w:tcPr>
+          <w:p>
+            <w:pPr>
+              <w:spacing w:after="40"/>
+            </w:pPr>
+            <w:r>
+              <w:rPr>
+                <w:b/>
+                <w:bCs/>
+                <w:sz w:val="20"/>
+                <w:szCs w:val="20"/>
+              </w:rPr>
+              <w:t xml:space="preserve">Mode</w:t>
+            </w:r>
+          </w:p>
+        </w:tc>
+        <w:tc>
+          <w:tcPr>
+            <w:tcW w:type="dxa" w:w="2900"/>
+            <w:shd w:fill="E0F2FE" w:color="auto" w:val="clear"/>
+            <w:tcMar>
+              <w:top w:type="dxa" w:w="60"/>
+              <w:left w:type="dxa" w:w="90"/>
+              <w:bottom w:type="dxa" w:w="60"/>
+              <w:right w:type="dxa" w:w="90"/>
+            </w:tcMar>
+          </w:tcPr>
+          <w:p>
+            <w:pPr>
+              <w:spacing w:after="40"/>
+            </w:pPr>
+            <w:r>
+              <w:rPr>
+                <w:b/>
+                <w:bCs/>
+                <w:sz w:val="20"/>
+                <w:szCs w:val="20"/>
+              </w:rPr>
+              <w:t xml:space="preserve">Pupils do</w:t>
+            </w:r>
+          </w:p>
+        </w:tc>
+        <w:tc>
+          <w:tcPr>
+            <w:tcW w:type="dxa" w:w="2160"/>
+            <w:shd w:fill="E0F2FE" w:color="auto" w:val="clear"/>
+            <w:tcMar>
+              <w:top w:type="dxa" w:w="60"/>
+              <w:left w:type="dxa" w:w="90"/>
+              <w:bottom w:type="dxa" w:w="60"/>
+              <w:right w:type="dxa" w:w="90"/>
+            </w:tcMar>
+          </w:tcPr>
+          <w:p>
+            <w:pPr>
+              <w:spacing w:after="40"/>
+            </w:pPr>
+            <w:r>
+              <w:rPr>
+                <w:b/>
+                <w:bCs/>
+                <w:sz w:val="20"/>
+                <w:szCs w:val="20"/>
+              </w:rPr>
+              <w:t xml:space="preserve">Teacher tips</w:t>
+            </w:r>
+          </w:p>
+        </w:tc>
+      </w:tr>
+      <w:tr>
+        <w:trPr>
+          <w:cantSplit/>
+        </w:trPr>
+        <w:tc>
+          <w:tcPr>
+            <w:tcW w:type="dxa" w:w="500"/>
+            <w:tcMar>
+              <w:top w:type="dxa" w:w="60"/>
+              <w:left w:type="dxa" w:w="90"/>
+              <w:bottom w:type="dxa" w:w="60"/>
+              <w:right w:type="dxa" w:w="90"/>
+            </w:tcMar>
+          </w:tcPr>
+          <w:p>
+            <w:pPr>
+              <w:spacing w:after="40"/>
+            </w:pPr>
+            <w:r>
+              <w:rPr>
+                <w:b w:val="false"/>
+                <w:bCs w:val="false"/>
+                <w:sz w:val="20"/>
+                <w:szCs w:val="20"/>
+              </w:rPr>
+              <w:t xml:space="preserve">1</w:t>
+            </w:r>
+          </w:p>
+        </w:tc>
+        <w:tc>
+          <w:tcPr>
+            <w:tcW w:type="dxa" w:w="1900"/>
+            <w:tcMar>
+              <w:top w:type="dxa" w:w="60"/>
+              <w:left w:type="dxa" w:w="90"/>
+              <w:bottom w:type="dxa" w:w="60"/>
+              <w:right w:type="dxa" w:w="90"/>
+            </w:tcMar>
+          </w:tcPr>
+          <w:p>
+            <w:pPr>
+              <w:spacing w:after="40"/>
+            </w:pPr>
+            <w:r>
+              <w:rPr>
+                <w:b/>
+                <w:bCs/>
+                <w:sz w:val="20"/>
+                <w:szCs w:val="20"/>
+              </w:rPr>
+              <w:t xml:space="preserve">True or False?</w:t>
+            </w:r>
+          </w:p>
+        </w:tc>
+        <w:tc>
+          <w:tcPr>
+            <w:tcW w:type="dxa" w:w="800"/>
+            <w:tcMar>
+              <w:top w:type="dxa" w:w="60"/>
+              <w:left w:type="dxa" w:w="90"/>
+              <w:bottom w:type="dxa" w:w="60"/>
+              <w:right w:type="dxa" w:w="90"/>
+            </w:tcMar>
+          </w:tcPr>
+          <w:p>
+            <w:pPr>
+              <w:spacing w:after="40"/>
+            </w:pPr>
+            <w:r>
+              <w:rPr>
+                <w:b w:val="false"/>
+                <w:bCs w:val="false"/>
+                <w:sz w:val="20"/>
+                <w:szCs w:val="20"/>
+              </w:rPr>
+              <w:t xml:space="preserve">4 min</w:t>
+            </w:r>
+          </w:p>
+        </w:tc>
+        <w:tc>
+          <w:tcPr>
+            <w:tcW w:type="dxa" w:w="1100"/>
+            <w:tcMar>
+              <w:top w:type="dxa" w:w="60"/>
+              <w:left w:type="dxa" w:w="90"/>
+              <w:bottom w:type="dxa" w:w="60"/>
+              <w:right w:type="dxa" w:w="90"/>
+            </w:tcMar>
+          </w:tcPr>
+          <w:p>
+            <w:pPr>
+              <w:spacing w:after="40"/>
+            </w:pPr>
+            <w:r>
+              <w:rPr>
+                <w:b w:val="false"/>
+                <w:bCs w:val="false"/>
+                <w:sz w:val="20"/>
+                <w:szCs w:val="20"/>
+              </w:rPr>
+              <w:t xml:space="preserve">Move</w:t>
+            </w:r>
+          </w:p>
+        </w:tc>
+        <w:tc>
+          <w:tcPr>
+            <w:tcW w:type="dxa" w:w="2900"/>
+            <w:tcMar>
+              <w:top w:type="dxa" w:w="60"/>
+              <w:left w:type="dxa" w:w="90"/>
+              <w:bottom w:type="dxa" w:w="60"/>
+              <w:right w:type="dxa" w:w="90"/>
+            </w:tcMar>
+          </w:tcPr>
+          <w:p>
+            <w:pPr>
+              <w:spacing w:after="40"/>
+            </w:pPr>
+            <w:r>
+              <w:rPr>
+                <w:b w:val="false"/>
+                <w:bCs w:val="false"/>
+                <w:sz w:val="18"/>
+                <w:szCs w:val="18"/>
+              </w:rPr>
+              <w:t xml:space="preserve">• Read the sentence</w:t>
+            </w:r>
+          </w:p>
+          <w:p>
+            <w:pPr>
+              <w:spacing w:after="40"/>
+            </w:pPr>
+            <w:r>
+              <w:rPr>
+                <w:b w:val="false"/>
+                <w:bCs w:val="false"/>
+                <w:sz w:val="18"/>
+                <w:szCs w:val="18"/>
+              </w:rPr>
+              <w:t xml:space="preserve">• Walk to TRUE or FALSE</w:t>
+            </w:r>
+          </w:p>
+          <w:p>
+            <w:pPr>
+              <w:spacing w:after="40"/>
+            </w:pPr>
+            <w:r>
+              <w:rPr>
+                <w:b w:val="false"/>
+                <w:bCs w:val="false"/>
+                <w:sz w:val="18"/>
+                <w:szCs w:val="18"/>
+              </w:rPr>
+              <w:t xml:space="preserve">• Say why: It is false because …</w:t>
+            </w:r>
+          </w:p>
+          <w:p>
+            <w:pPr>
+              <w:spacing w:after="40"/>
+            </w:pPr>
+            <w:r>
+              <w:rPr>
+                <w:b w:val="false"/>
+                <w:bCs w:val="false"/>
+                <w:sz w:val="18"/>
+                <w:szCs w:val="18"/>
+              </w:rPr>
+              <w:t xml:space="preserve">Say: It is true. · It is false because …</w:t>
+            </w:r>
+          </w:p>
+        </w:tc>
+        <w:tc>
+          <w:tcPr>
+            <w:tcW w:type="dxa" w:w="2160"/>
+            <w:tcMar>
+              <w:top w:type="dxa" w:w="60"/>
+              <w:left w:type="dxa" w:w="90"/>
+              <w:bottom w:type="dxa" w:w="60"/>
+              <w:right w:type="dxa" w:w="90"/>
+            </w:tcMar>
+          </w:tcPr>
+          <w:p>
+            <w:pPr>
+              <w:spacing w:after="40"/>
+            </w:pPr>
+            <w:r>
+              <w:rPr>
+                <w:b w:val="false"/>
+                <w:bCs w:val="false"/>
+                <w:sz w:val="17"/>
+                <w:szCs w:val="17"/>
+              </w:rPr>
+              <w:t xml:space="preserve">Book link: p.46 A "Read and write True or False." (1 False, 2 True, 3 False, 4 True, 5 False).</w:t>
+            </w:r>
+          </w:p>
+          <w:p>
+            <w:pPr>
+              <w:spacing w:after="40"/>
+            </w:pPr>
+            <w:r>
+              <w:rPr>
+                <w:b w:val="false"/>
+                <w:bCs w:val="false"/>
+                <w:sz w:val="17"/>
+                <w:szCs w:val="17"/>
+              </w:rPr>
+              <w:t xml:space="preserve">Print the two corner signs from the Cards page (TRUE and FALSE). Pupils walk, then correct the false sentence. Pupils then write the answers in their books.</w:t>
+            </w:r>
+          </w:p>
+        </w:tc>
+      </w:tr>
+      <w:tr>
+        <w:trPr>
+          <w:cantSplit/>
+        </w:trPr>
+        <w:tc>
+          <w:tcPr>
+            <w:tcW w:type="dxa" w:w="500"/>
+            <w:tcMar>
+              <w:top w:type="dxa" w:w="60"/>
+              <w:left w:type="dxa" w:w="90"/>
+              <w:bottom w:type="dxa" w:w="60"/>
+              <w:right w:type="dxa" w:w="90"/>
+            </w:tcMar>
+          </w:tcPr>
+          <w:p>
+            <w:pPr>
+              <w:spacing w:after="40"/>
+            </w:pPr>
+            <w:r>
+              <w:rPr>
+                <w:b w:val="false"/>
+                <w:bCs w:val="false"/>
+                <w:sz w:val="20"/>
+                <w:szCs w:val="20"/>
+              </w:rPr>
+              <w:t xml:space="preserve">2</w:t>
+            </w:r>
+          </w:p>
+        </w:tc>
+        <w:tc>
+          <w:tcPr>
+            <w:tcW w:type="dxa" w:w="1900"/>
+            <w:tcMar>
+              <w:top w:type="dxa" w:w="60"/>
+              <w:left w:type="dxa" w:w="90"/>
+              <w:bottom w:type="dxa" w:w="60"/>
+              <w:right w:type="dxa" w:w="90"/>
+            </w:tcMar>
+          </w:tcPr>
+          <w:p>
+            <w:pPr>
+              <w:spacing w:after="40"/>
+            </w:pPr>
+            <w:r>
+              <w:rPr>
+                <w:b/>
+                <w:bCs/>
+                <w:sz w:val="20"/>
+                <w:szCs w:val="20"/>
+              </w:rPr>
+              <w:t xml:space="preserve">The -ng Sound</w:t>
+            </w:r>
+          </w:p>
+        </w:tc>
+        <w:tc>
+          <w:tcPr>
+            <w:tcW w:type="dxa" w:w="800"/>
+            <w:tcMar>
+              <w:top w:type="dxa" w:w="60"/>
+              <w:left w:type="dxa" w:w="90"/>
+              <w:bottom w:type="dxa" w:w="60"/>
+              <w:right w:type="dxa" w:w="90"/>
+            </w:tcMar>
+          </w:tcPr>
+          <w:p>
+            <w:pPr>
+              <w:spacing w:after="40"/>
+            </w:pPr>
+            <w:r>
+              <w:rPr>
+                <w:b w:val="false"/>
+                <w:bCs w:val="false"/>
+                <w:sz w:val="20"/>
+                <w:szCs w:val="20"/>
+              </w:rPr>
+              <w:t xml:space="preserve">5 min</w:t>
+            </w:r>
+          </w:p>
+        </w:tc>
+        <w:tc>
+          <w:tcPr>
+            <w:tcW w:type="dxa" w:w="1100"/>
+            <w:tcMar>
+              <w:top w:type="dxa" w:w="60"/>
+              <w:left w:type="dxa" w:w="90"/>
+              <w:bottom w:type="dxa" w:w="60"/>
+              <w:right w:type="dxa" w:w="90"/>
+            </w:tcMar>
+          </w:tcPr>
+          <w:p>
+            <w:pPr>
+              <w:spacing w:after="40"/>
+            </w:pPr>
+            <w:r>
+              <w:rPr>
+                <w:b w:val="false"/>
+                <w:bCs w:val="false"/>
+                <w:sz w:val="20"/>
+                <w:szCs w:val="20"/>
+              </w:rPr>
+              <w:t xml:space="preserve">Listen</w:t>
+            </w:r>
+          </w:p>
+        </w:tc>
+        <w:tc>
+          <w:tcPr>
+            <w:tcW w:type="dxa" w:w="2900"/>
+            <w:tcMar>
+              <w:top w:type="dxa" w:w="60"/>
+              <w:left w:type="dxa" w:w="90"/>
+              <w:bottom w:type="dxa" w:w="60"/>
+              <w:right w:type="dxa" w:w="90"/>
+            </w:tcMar>
+          </w:tcPr>
+          <w:p>
+            <w:pPr>
+              <w:spacing w:after="40"/>
+            </w:pPr>
+            <w:r>
+              <w:rPr>
+                <w:b w:val="false"/>
+                <w:bCs w:val="false"/>
+                <w:sz w:val="18"/>
+                <w:szCs w:val="18"/>
+              </w:rPr>
+              <w:t xml:space="preserve">• Listen to the word</w:t>
+            </w:r>
+          </w:p>
+          <w:p>
+            <w:pPr>
+              <w:spacing w:after="40"/>
+            </w:pPr>
+            <w:r>
+              <w:rPr>
+                <w:b w:val="false"/>
+                <w:bCs w:val="false"/>
+                <w:sz w:val="18"/>
+                <w:szCs w:val="18"/>
+              </w:rPr>
+              <w:t xml:space="preserve">• Say it after the board</w:t>
+            </w:r>
+          </w:p>
+          <w:p>
+            <w:pPr>
+              <w:spacing w:after="40"/>
+            </w:pPr>
+            <w:r>
+              <w:rPr>
+                <w:b w:val="false"/>
+                <w:bCs w:val="false"/>
+                <w:sz w:val="18"/>
+                <w:szCs w:val="18"/>
+              </w:rPr>
+              <w:t xml:space="preserve">• Tap the words that end with -ng</w:t>
+            </w:r>
+          </w:p>
+          <w:p>
+            <w:pPr>
+              <w:spacing w:after="40"/>
+            </w:pPr>
+            <w:r>
+              <w:rPr>
+                <w:b w:val="false"/>
+                <w:bCs w:val="false"/>
+                <w:sz w:val="18"/>
+                <w:szCs w:val="18"/>
+              </w:rPr>
+              <w:t xml:space="preserve">Say: sing · long · spring</w:t>
+            </w:r>
+          </w:p>
+        </w:tc>
+        <w:tc>
+          <w:tcPr>
+            <w:tcW w:type="dxa" w:w="2160"/>
+            <w:tcMar>
+              <w:top w:type="dxa" w:w="60"/>
+              <w:left w:type="dxa" w:w="90"/>
+              <w:bottom w:type="dxa" w:w="60"/>
+              <w:right w:type="dxa" w:w="90"/>
+            </w:tcMar>
+          </w:tcPr>
+          <w:p>
+            <w:pPr>
+              <w:spacing w:after="40"/>
+            </w:pPr>
+            <w:r>
+              <w:rPr>
+                <w:b w:val="false"/>
+                <w:bCs w:val="false"/>
+                <w:sz w:val="17"/>
+                <w:szCs w:val="17"/>
+              </w:rPr>
+              <w:t xml:space="preserve">Book link: p.46 Phonics -ng: "Listen and say. sing, long, reading, bang, spring. Now find more words ending with -ng in the reading." (young, fishing, morning, melting, changing, getting, living).</w:t>
+            </w:r>
+          </w:p>
+          <w:p>
+            <w:pPr>
+              <w:spacing w:after="40"/>
+            </w:pPr>
+            <w:r>
+              <w:rPr>
+                <w:b w:val="false"/>
+                <w:bCs w:val="false"/>
+                <w:sz w:val="17"/>
+                <w:szCs w:val="17"/>
+              </w:rPr>
+              <w:t xml:space="preserve">Say each word first: the -ng is one sound at the back of the mouth, with no hard "g" at the end. Tap a word: the board says it. -ng words turn green; other words turn grey.</w:t>
+            </w:r>
+          </w:p>
+          <w:p>
+            <w:pPr>
+              <w:spacing w:after="40"/>
+            </w:pPr>
+            <w:r>
+              <w:rPr>
+                <w:b w:val="false"/>
+                <w:bCs w:val="false"/>
+                <w:sz w:val="17"/>
+                <w:szCs w:val="17"/>
+              </w:rPr>
+              <w:t xml:space="preserve">Turkish speakers often add a hard "g" (sin-g). Practise a nasal "ng" with a hum.</w:t>
+            </w:r>
+          </w:p>
+        </w:tc>
+      </w:tr>
+      <w:tr>
+        <w:trPr>
+          <w:cantSplit/>
+        </w:trPr>
+        <w:tc>
+          <w:tcPr>
+            <w:tcW w:type="dxa" w:w="500"/>
+            <w:tcMar>
+              <w:top w:type="dxa" w:w="60"/>
+              <w:left w:type="dxa" w:w="90"/>
+              <w:bottom w:type="dxa" w:w="60"/>
+              <w:right w:type="dxa" w:w="90"/>
+            </w:tcMar>
+          </w:tcPr>
+          <w:p>
+            <w:pPr>
+              <w:spacing w:after="40"/>
+            </w:pPr>
+            <w:r>
+              <w:rPr>
+                <w:b w:val="false"/>
+                <w:bCs w:val="false"/>
+                <w:sz w:val="20"/>
+                <w:szCs w:val="20"/>
+              </w:rPr>
+              <w:t xml:space="preserve">3</w:t>
+            </w:r>
+          </w:p>
+        </w:tc>
+        <w:tc>
+          <w:tcPr>
+            <w:tcW w:type="dxa" w:w="1900"/>
+            <w:tcMar>
+              <w:top w:type="dxa" w:w="60"/>
+              <w:left w:type="dxa" w:w="90"/>
+              <w:bottom w:type="dxa" w:w="60"/>
+              <w:right w:type="dxa" w:w="90"/>
+            </w:tcMar>
+          </w:tcPr>
+          <w:p>
+            <w:pPr>
+              <w:spacing w:after="40"/>
+            </w:pPr>
+            <w:r>
+              <w:rPr>
+                <w:b/>
+                <w:bCs/>
+                <w:sz w:val="20"/>
+                <w:szCs w:val="20"/>
+              </w:rPr>
+              <w:t xml:space="preserve">GAME: Stanza Detective</w:t>
+            </w:r>
+          </w:p>
+        </w:tc>
+        <w:tc>
+          <w:tcPr>
+            <w:tcW w:type="dxa" w:w="800"/>
+            <w:tcMar>
+              <w:top w:type="dxa" w:w="60"/>
+              <w:left w:type="dxa" w:w="90"/>
+              <w:bottom w:type="dxa" w:w="60"/>
+              <w:right w:type="dxa" w:w="90"/>
+            </w:tcMar>
+          </w:tcPr>
+          <w:p>
+            <w:pPr>
+              <w:spacing w:after="40"/>
+            </w:pPr>
+            <w:r>
+              <w:rPr>
+                <w:b w:val="false"/>
+                <w:bCs w:val="false"/>
+                <w:sz w:val="20"/>
+                <w:szCs w:val="20"/>
+              </w:rPr>
+              <w:t xml:space="preserve">9 min</w:t>
+            </w:r>
+          </w:p>
+        </w:tc>
+        <w:tc>
+          <w:tcPr>
+            <w:tcW w:type="dxa" w:w="1100"/>
+            <w:tcMar>
+              <w:top w:type="dxa" w:w="60"/>
+              <w:left w:type="dxa" w:w="90"/>
+              <w:bottom w:type="dxa" w:w="60"/>
+              <w:right w:type="dxa" w:w="90"/>
+            </w:tcMar>
+          </w:tcPr>
+          <w:p>
+            <w:pPr>
+              <w:spacing w:after="40"/>
+            </w:pPr>
+            <w:r>
+              <w:rPr>
+                <w:b w:val="false"/>
+                <w:bCs w:val="false"/>
+                <w:sz w:val="20"/>
+                <w:szCs w:val="20"/>
+              </w:rPr>
+              <w:t xml:space="preserve">Game</w:t>
+            </w:r>
+          </w:p>
+        </w:tc>
+        <w:tc>
+          <w:tcPr>
+            <w:tcW w:type="dxa" w:w="2900"/>
+            <w:tcMar>
+              <w:top w:type="dxa" w:w="60"/>
+              <w:left w:type="dxa" w:w="90"/>
+              <w:bottom w:type="dxa" w:w="60"/>
+              <w:right w:type="dxa" w:w="90"/>
+            </w:tcMar>
+          </w:tcPr>
+          <w:p>
+            <w:pPr>
+              <w:spacing w:after="40"/>
+            </w:pPr>
+            <w:r>
+              <w:rPr>
+                <w:b w:val="false"/>
+                <w:bCs w:val="false"/>
+                <w:sz w:val="18"/>
+                <w:szCs w:val="18"/>
+              </w:rPr>
+              <w:t xml:space="preserve">• Listen to the question</w:t>
+            </w:r>
+          </w:p>
+          <w:p>
+            <w:pPr>
+              <w:spacing w:after="40"/>
+            </w:pPr>
+            <w:r>
+              <w:rPr>
+                <w:b w:val="false"/>
+                <w:bCs w:val="false"/>
+                <w:sz w:val="18"/>
+                <w:szCs w:val="18"/>
+              </w:rPr>
+              <w:t xml:space="preserve">• Find the answer in the poem with your team</w:t>
+            </w:r>
+          </w:p>
+          <w:p>
+            <w:pPr>
+              <w:spacing w:after="40"/>
+            </w:pPr>
+            <w:r>
+              <w:rPr>
+                <w:b w:val="false"/>
+                <w:bCs w:val="false"/>
+                <w:sz w:val="18"/>
+                <w:szCs w:val="18"/>
+              </w:rPr>
+              <w:t xml:space="preserve">• Tap the number of the stanza</w:t>
+            </w:r>
+          </w:p>
+          <w:p>
+            <w:pPr>
+              <w:spacing w:after="40"/>
+            </w:pPr>
+            <w:r>
+              <w:rPr>
+                <w:b w:val="false"/>
+                <w:bCs w:val="false"/>
+                <w:sz w:val="18"/>
+                <w:szCs w:val="18"/>
+              </w:rPr>
+              <w:t xml:space="preserve">Say: The answer is in stanza … · I think it is stanza …</w:t>
+            </w:r>
+          </w:p>
+        </w:tc>
+        <w:tc>
+          <w:tcPr>
+            <w:tcW w:type="dxa" w:w="2160"/>
+            <w:tcMar>
+              <w:top w:type="dxa" w:w="60"/>
+              <w:left w:type="dxa" w:w="90"/>
+              <w:bottom w:type="dxa" w:w="60"/>
+              <w:right w:type="dxa" w:w="90"/>
+            </w:tcMar>
+          </w:tcPr>
+          <w:p>
+            <w:pPr>
+              <w:spacing w:after="40"/>
+            </w:pPr>
+            <w:r>
+              <w:rPr>
+                <w:b w:val="false"/>
+                <w:bCs w:val="false"/>
+                <w:sz w:val="17"/>
+                <w:szCs w:val="17"/>
+              </w:rPr>
+              <w:t xml:space="preserve">Book link: p.46 B "Read and answer. Then write the number of the stanza where you can find the answer." (Where is the man from? stanza 1; How big is the polar bear? stanza 3; Why is the ice thin? stanza 5; Why are they in the water? stanza 5; What does the man hope? stanza 8).</w:t>
+            </w:r>
+          </w:p>
+          <w:p>
+            <w:pPr>
+              <w:spacing w:after="40"/>
+            </w:pPr>
+            <w:r>
+              <w:rPr>
+                <w:b w:val="false"/>
+                <w:bCs w:val="false"/>
+                <w:sz w:val="17"/>
+                <w:szCs w:val="17"/>
+              </w:rPr>
+              <w:t xml:space="preserve">Pupils keep the books open at pp.42-45. Teams take turns: right stanza = 2 points, wrong = the next team can steal for 1 point.</w:t>
+            </w:r>
+          </w:p>
+          <w:p>
+            <w:pPr>
+              <w:spacing w:after="40"/>
+            </w:pPr>
+            <w:r>
+              <w:rPr>
+                <w:b w:val="false"/>
+                <w:bCs w:val="false"/>
+                <w:sz w:val="17"/>
+                <w:szCs w:val="17"/>
+              </w:rPr>
+              <w:t xml:space="preserve">Eight questions are chosen from ten. After the last one the winner is shown. Press Play again for a new set.</w:t>
+            </w:r>
+          </w:p>
+        </w:tc>
+      </w:tr>
+      <w:tr>
+        <w:trPr>
+          <w:cantSplit/>
+        </w:trPr>
+        <w:tc>
+          <w:tcPr>
+            <w:tcW w:type="dxa" w:w="500"/>
+            <w:tcMar>
+              <w:top w:type="dxa" w:w="60"/>
+              <w:left w:type="dxa" w:w="90"/>
+              <w:bottom w:type="dxa" w:w="60"/>
+              <w:right w:type="dxa" w:w="90"/>
+            </w:tcMar>
+          </w:tcPr>
+          <w:p>
+            <w:pPr>
+              <w:spacing w:after="40"/>
+            </w:pPr>
+            <w:r>
+              <w:rPr>
+                <w:b w:val="false"/>
+                <w:bCs w:val="false"/>
+                <w:sz w:val="20"/>
+                <w:szCs w:val="20"/>
+              </w:rPr>
+              <w:t xml:space="preserve">4</w:t>
+            </w:r>
+          </w:p>
+        </w:tc>
+        <w:tc>
+          <w:tcPr>
+            <w:tcW w:type="dxa" w:w="1900"/>
+            <w:tcMar>
+              <w:top w:type="dxa" w:w="60"/>
+              <w:left w:type="dxa" w:w="90"/>
+              <w:bottom w:type="dxa" w:w="60"/>
+              <w:right w:type="dxa" w:w="90"/>
+            </w:tcMar>
+          </w:tcPr>
+          <w:p>
+            <w:pPr>
+              <w:spacing w:after="40"/>
+            </w:pPr>
+            <w:r>
+              <w:rPr>
+                <w:b/>
+                <w:bCs/>
+                <w:sz w:val="20"/>
+                <w:szCs w:val="20"/>
+              </w:rPr>
+              <w:t xml:space="preserve">Are They Friends?</w:t>
+            </w:r>
+          </w:p>
+        </w:tc>
+        <w:tc>
+          <w:tcPr>
+            <w:tcW w:type="dxa" w:w="800"/>
+            <w:tcMar>
+              <w:top w:type="dxa" w:w="60"/>
+              <w:left w:type="dxa" w:w="90"/>
+              <w:bottom w:type="dxa" w:w="60"/>
+              <w:right w:type="dxa" w:w="90"/>
+            </w:tcMar>
+          </w:tcPr>
+          <w:p>
+            <w:pPr>
+              <w:spacing w:after="40"/>
+            </w:pPr>
+            <w:r>
+              <w:rPr>
+                <w:b w:val="false"/>
+                <w:bCs w:val="false"/>
+                <w:sz w:val="20"/>
+                <w:szCs w:val="20"/>
+              </w:rPr>
+              <w:t xml:space="preserve">5 min</w:t>
+            </w:r>
+          </w:p>
+        </w:tc>
+        <w:tc>
+          <w:tcPr>
+            <w:tcW w:type="dxa" w:w="1100"/>
+            <w:tcMar>
+              <w:top w:type="dxa" w:w="60"/>
+              <w:left w:type="dxa" w:w="90"/>
+              <w:bottom w:type="dxa" w:w="60"/>
+              <w:right w:type="dxa" w:w="90"/>
+            </w:tcMar>
+          </w:tcPr>
+          <w:p>
+            <w:pPr>
+              <w:spacing w:after="40"/>
+            </w:pPr>
+            <w:r>
+              <w:rPr>
+                <w:b w:val="false"/>
+                <w:bCs w:val="false"/>
+                <w:sz w:val="20"/>
+                <w:szCs w:val="20"/>
+              </w:rPr>
+              <w:t xml:space="preserve">Talk</w:t>
+            </w:r>
+          </w:p>
+        </w:tc>
+        <w:tc>
+          <w:tcPr>
+            <w:tcW w:type="dxa" w:w="2900"/>
+            <w:tcMar>
+              <w:top w:type="dxa" w:w="60"/>
+              <w:left w:type="dxa" w:w="90"/>
+              <w:bottom w:type="dxa" w:w="60"/>
+              <w:right w:type="dxa" w:w="90"/>
+            </w:tcMar>
+          </w:tcPr>
+          <w:p>
+            <w:pPr>
+              <w:spacing w:after="40"/>
+            </w:pPr>
+            <w:r>
+              <w:rPr>
+                <w:b w:val="false"/>
+                <w:bCs w:val="false"/>
+                <w:sz w:val="18"/>
+                <w:szCs w:val="18"/>
+              </w:rPr>
+              <w:t xml:space="preserve">• Think: friends or not?</w:t>
+            </w:r>
+          </w:p>
+          <w:p>
+            <w:pPr>
+              <w:spacing w:after="40"/>
+            </w:pPr>
+            <w:r>
+              <w:rPr>
+                <w:b w:val="false"/>
+                <w:bCs w:val="false"/>
+                <w:sz w:val="18"/>
+                <w:szCs w:val="18"/>
+              </w:rPr>
+              <w:t xml:space="preserve">• Tell the teacher your vote</w:t>
+            </w:r>
+          </w:p>
+          <w:p>
+            <w:pPr>
+              <w:spacing w:after="40"/>
+            </w:pPr>
+            <w:r>
+              <w:rPr>
+                <w:b w:val="false"/>
+                <w:bCs w:val="false"/>
+                <w:sz w:val="18"/>
+                <w:szCs w:val="18"/>
+              </w:rPr>
+              <w:t xml:space="preserve">• Say: I think … because …</w:t>
+            </w:r>
+          </w:p>
+          <w:p>
+            <w:pPr>
+              <w:spacing w:after="40"/>
+            </w:pPr>
+            <w:r>
+              <w:rPr>
+                <w:b w:val="false"/>
+                <w:bCs w:val="false"/>
+                <w:sz w:val="18"/>
+                <w:szCs w:val="18"/>
+              </w:rPr>
+              <w:t xml:space="preserve">Say: I think they are friends because … · I think they are not friends because …</w:t>
+            </w:r>
+          </w:p>
+        </w:tc>
+        <w:tc>
+          <w:tcPr>
+            <w:tcW w:type="dxa" w:w="2160"/>
+            <w:tcMar>
+              <w:top w:type="dxa" w:w="60"/>
+              <w:left w:type="dxa" w:w="90"/>
+              <w:bottom w:type="dxa" w:w="60"/>
+              <w:right w:type="dxa" w:w="90"/>
+            </w:tcMar>
+          </w:tcPr>
+          <w:p>
+            <w:pPr>
+              <w:spacing w:after="40"/>
+            </w:pPr>
+            <w:r>
+              <w:rPr>
+                <w:b w:val="false"/>
+                <w:bCs w:val="false"/>
+                <w:sz w:val="17"/>
+                <w:szCs w:val="17"/>
+              </w:rPr>
+              <w:t xml:space="preserve">Book link: p.46 C "Think and discuss. Do you think the man and the bear are friends at the end of the poem? Why or why not?" with the frame "I think they’re not friends because the bear takes his fish."</w:t>
+            </w:r>
+          </w:p>
+          <w:p>
+            <w:pPr>
+              <w:spacing w:after="40"/>
+            </w:pPr>
+            <w:r>
+              <w:rPr>
+                <w:b w:val="false"/>
+                <w:bCs w:val="false"/>
+                <w:sz w:val="17"/>
+                <w:szCs w:val="17"/>
+              </w:rPr>
+              <w:t xml:space="preserve">Tap once for each pupil’s vote. Ask pupils from each side to give a reason with "because". Reward the reason, not the side.</w:t>
+            </w:r>
+          </w:p>
+        </w:tc>
+      </w:tr>
+      <w:tr>
+        <w:trPr>
+          <w:cantSplit/>
+        </w:trPr>
+        <w:tc>
+          <w:tcPr>
+            <w:tcW w:type="dxa" w:w="500"/>
+            <w:tcMar>
+              <w:top w:type="dxa" w:w="60"/>
+              <w:left w:type="dxa" w:w="90"/>
+              <w:bottom w:type="dxa" w:w="60"/>
+              <w:right w:type="dxa" w:w="90"/>
+            </w:tcMar>
+          </w:tcPr>
+          <w:p>
+            <w:pPr>
+              <w:spacing w:after="40"/>
+            </w:pPr>
+            <w:r>
+              <w:rPr>
+                <w:b w:val="false"/>
+                <w:bCs w:val="false"/>
+                <w:sz w:val="20"/>
+                <w:szCs w:val="20"/>
+              </w:rPr>
+              <w:t xml:space="preserve">5</w:t>
+            </w:r>
+          </w:p>
+        </w:tc>
+        <w:tc>
+          <w:tcPr>
+            <w:tcW w:type="dxa" w:w="1900"/>
+            <w:tcMar>
+              <w:top w:type="dxa" w:w="60"/>
+              <w:left w:type="dxa" w:w="90"/>
+              <w:bottom w:type="dxa" w:w="60"/>
+              <w:right w:type="dxa" w:w="90"/>
+            </w:tcMar>
+          </w:tcPr>
+          <w:p>
+            <w:pPr>
+              <w:spacing w:after="40"/>
+            </w:pPr>
+            <w:r>
+              <w:rPr>
+                <w:b/>
+                <w:bCs/>
+                <w:sz w:val="20"/>
+                <w:szCs w:val="20"/>
+              </w:rPr>
+              <w:t xml:space="preserve">Compare Two Cars</w:t>
+            </w:r>
+          </w:p>
+        </w:tc>
+        <w:tc>
+          <w:tcPr>
+            <w:tcW w:type="dxa" w:w="800"/>
+            <w:tcMar>
+              <w:top w:type="dxa" w:w="60"/>
+              <w:left w:type="dxa" w:w="90"/>
+              <w:bottom w:type="dxa" w:w="60"/>
+              <w:right w:type="dxa" w:w="90"/>
+            </w:tcMar>
+          </w:tcPr>
+          <w:p>
+            <w:pPr>
+              <w:spacing w:after="40"/>
+            </w:pPr>
+            <w:r>
+              <w:rPr>
+                <w:b w:val="false"/>
+                <w:bCs w:val="false"/>
+                <w:sz w:val="20"/>
+                <w:szCs w:val="20"/>
+              </w:rPr>
+              <w:t xml:space="preserve">4 min</w:t>
+            </w:r>
+          </w:p>
+        </w:tc>
+        <w:tc>
+          <w:tcPr>
+            <w:tcW w:type="dxa" w:w="1100"/>
+            <w:tcMar>
+              <w:top w:type="dxa" w:w="60"/>
+              <w:left w:type="dxa" w:w="90"/>
+              <w:bottom w:type="dxa" w:w="60"/>
+              <w:right w:type="dxa" w:w="90"/>
+            </w:tcMar>
+          </w:tcPr>
+          <w:p>
+            <w:pPr>
+              <w:spacing w:after="40"/>
+            </w:pPr>
+            <w:r>
+              <w:rPr>
+                <w:b w:val="false"/>
+                <w:bCs w:val="false"/>
+                <w:sz w:val="20"/>
+                <w:szCs w:val="20"/>
+              </w:rPr>
+              <w:t xml:space="preserve">Talk</w:t>
+            </w:r>
+          </w:p>
+        </w:tc>
+        <w:tc>
+          <w:tcPr>
+            <w:tcW w:type="dxa" w:w="2900"/>
+            <w:tcMar>
+              <w:top w:type="dxa" w:w="60"/>
+              <w:left w:type="dxa" w:w="90"/>
+              <w:bottom w:type="dxa" w:w="60"/>
+              <w:right w:type="dxa" w:w="90"/>
+            </w:tcMar>
+          </w:tcPr>
+          <w:p>
+            <w:pPr>
+              <w:spacing w:after="40"/>
+            </w:pPr>
+            <w:r>
+              <w:rPr>
+                <w:b w:val="false"/>
+                <w:bCs w:val="false"/>
+                <w:sz w:val="18"/>
+                <w:szCs w:val="18"/>
+              </w:rPr>
+              <w:t xml:space="preserve">• Tap a pair with your partner</w:t>
+            </w:r>
+          </w:p>
+          <w:p>
+            <w:pPr>
+              <w:spacing w:after="40"/>
+            </w:pPr>
+            <w:r>
+              <w:rPr>
+                <w:b w:val="false"/>
+                <w:bCs w:val="false"/>
+                <w:sz w:val="18"/>
+                <w:szCs w:val="18"/>
+              </w:rPr>
+              <w:t xml:space="preserve">• Say: …, but … / Both …</w:t>
+            </w:r>
+          </w:p>
+          <w:p>
+            <w:pPr>
+              <w:spacing w:after="40"/>
+            </w:pPr>
+            <w:r>
+              <w:rPr>
+                <w:b w:val="false"/>
+                <w:bCs w:val="false"/>
+                <w:sz w:val="18"/>
+                <w:szCs w:val="18"/>
+              </w:rPr>
+              <w:t xml:space="preserve">• Circle the same, underline the different</w:t>
+            </w:r>
+          </w:p>
+          <w:p>
+            <w:pPr>
+              <w:spacing w:after="40"/>
+            </w:pPr>
+            <w:r>
+              <w:rPr>
+                <w:b w:val="false"/>
+                <w:bCs w:val="false"/>
+                <w:sz w:val="18"/>
+                <w:szCs w:val="18"/>
+              </w:rPr>
+              <w:t xml:space="preserve">Say: The red car is …, but the white car is … · Both cars have …</w:t>
+            </w:r>
+          </w:p>
+        </w:tc>
+        <w:tc>
+          <w:tcPr>
+            <w:tcW w:type="dxa" w:w="2160"/>
+            <w:tcMar>
+              <w:top w:type="dxa" w:w="60"/>
+              <w:left w:type="dxa" w:w="90"/>
+              <w:bottom w:type="dxa" w:w="60"/>
+              <w:right w:type="dxa" w:w="90"/>
+            </w:tcMar>
+          </w:tcPr>
+          <w:p>
+            <w:pPr>
+              <w:spacing w:after="40"/>
+            </w:pPr>
+            <w:r>
+              <w:rPr>
+                <w:b w:val="false"/>
+                <w:bCs w:val="false"/>
+                <w:sz w:val="17"/>
+                <w:szCs w:val="17"/>
+              </w:rPr>
+              <w:t xml:space="preserve">Book link: p.47 B "Look and read. Circle things that are the same. Draw a line under things that are different. Compare with a partner." (the red car: red, four wheels, big, noisy, fast; the white car: small, fast, quiet, white, four wheels). Compare = same, contrast = different (p.47).</w:t>
+            </w:r>
+          </w:p>
+          <w:p>
+            <w:pPr>
+              <w:spacing w:after="40"/>
+            </w:pPr>
+            <w:r>
+              <w:rPr>
+                <w:b w:val="false"/>
+                <w:bCs w:val="false"/>
+                <w:sz w:val="17"/>
+                <w:szCs w:val="17"/>
+              </w:rPr>
+              <w:t xml:space="preserve">Pupils do p.47 B in their books, then tap pairs to check. Model "The red car is big, but the white car is small." and "Both cars have four wheels."</w:t>
+            </w:r>
+          </w:p>
+        </w:tc>
+      </w:tr>
+      <w:tr>
+        <w:trPr>
+          <w:cantSplit/>
+        </w:trPr>
+        <w:tc>
+          <w:tcPr>
+            <w:tcW w:type="dxa" w:w="500"/>
+            <w:tcMar>
+              <w:top w:type="dxa" w:w="60"/>
+              <w:left w:type="dxa" w:w="90"/>
+              <w:bottom w:type="dxa" w:w="60"/>
+              <w:right w:type="dxa" w:w="90"/>
+            </w:tcMar>
+          </w:tcPr>
+          <w:p>
+            <w:pPr>
+              <w:spacing w:after="40"/>
+            </w:pPr>
+            <w:r>
+              <w:rPr>
+                <w:b w:val="false"/>
+                <w:bCs w:val="false"/>
+                <w:sz w:val="20"/>
+                <w:szCs w:val="20"/>
+              </w:rPr>
+              <w:t xml:space="preserve">6</w:t>
+            </w:r>
+          </w:p>
+        </w:tc>
+        <w:tc>
+          <w:tcPr>
+            <w:tcW w:type="dxa" w:w="1900"/>
+            <w:tcMar>
+              <w:top w:type="dxa" w:w="60"/>
+              <w:left w:type="dxa" w:w="90"/>
+              <w:bottom w:type="dxa" w:w="60"/>
+              <w:right w:type="dxa" w:w="90"/>
+            </w:tcMar>
+          </w:tcPr>
+          <w:p>
+            <w:pPr>
+              <w:spacing w:after="40"/>
+            </w:pPr>
+            <w:r>
+              <w:rPr>
+                <w:b/>
+                <w:bCs/>
+                <w:sz w:val="20"/>
+                <w:szCs w:val="20"/>
+              </w:rPr>
+              <w:t xml:space="preserve">Perform the Poem</w:t>
+            </w:r>
+          </w:p>
+        </w:tc>
+        <w:tc>
+          <w:tcPr>
+            <w:tcW w:type="dxa" w:w="800"/>
+            <w:tcMar>
+              <w:top w:type="dxa" w:w="60"/>
+              <w:left w:type="dxa" w:w="90"/>
+              <w:bottom w:type="dxa" w:w="60"/>
+              <w:right w:type="dxa" w:w="90"/>
+            </w:tcMar>
+          </w:tcPr>
+          <w:p>
+            <w:pPr>
+              <w:spacing w:after="40"/>
+            </w:pPr>
+            <w:r>
+              <w:rPr>
+                <w:b w:val="false"/>
+                <w:bCs w:val="false"/>
+                <w:sz w:val="20"/>
+                <w:szCs w:val="20"/>
+              </w:rPr>
+              <w:t xml:space="preserve">6 min</w:t>
+            </w:r>
+          </w:p>
+        </w:tc>
+        <w:tc>
+          <w:tcPr>
+            <w:tcW w:type="dxa" w:w="1100"/>
+            <w:tcMar>
+              <w:top w:type="dxa" w:w="60"/>
+              <w:left w:type="dxa" w:w="90"/>
+              <w:bottom w:type="dxa" w:w="60"/>
+              <w:right w:type="dxa" w:w="90"/>
+            </w:tcMar>
+          </w:tcPr>
+          <w:p>
+            <w:pPr>
+              <w:spacing w:after="40"/>
+            </w:pPr>
+            <w:r>
+              <w:rPr>
+                <w:b w:val="false"/>
+                <w:bCs w:val="false"/>
+                <w:sz w:val="20"/>
+                <w:szCs w:val="20"/>
+              </w:rPr>
+              <w:t xml:space="preserve">Create</w:t>
+            </w:r>
+          </w:p>
+        </w:tc>
+        <w:tc>
+          <w:tcPr>
+            <w:tcW w:type="dxa" w:w="2900"/>
+            <w:tcMar>
+              <w:top w:type="dxa" w:w="60"/>
+              <w:left w:type="dxa" w:w="90"/>
+              <w:bottom w:type="dxa" w:w="60"/>
+              <w:right w:type="dxa" w:w="90"/>
+            </w:tcMar>
+          </w:tcPr>
+          <w:p>
+            <w:pPr>
+              <w:spacing w:after="40"/>
+            </w:pPr>
+            <w:r>
+              <w:rPr>
+                <w:b w:val="false"/>
+                <w:bCs w:val="false"/>
+                <w:sz w:val="18"/>
+                <w:szCs w:val="18"/>
+              </w:rPr>
+              <w:t xml:space="preserve">• Each group gets one stanza</w:t>
+            </w:r>
+          </w:p>
+          <w:p>
+            <w:pPr>
+              <w:spacing w:after="40"/>
+            </w:pPr>
+            <w:r>
+              <w:rPr>
+                <w:b w:val="false"/>
+                <w:bCs w:val="false"/>
+                <w:sz w:val="18"/>
+                <w:szCs w:val="18"/>
+              </w:rPr>
+              <w:t xml:space="preserve">• Say it clearly with actions</w:t>
+            </w:r>
+          </w:p>
+          <w:p>
+            <w:pPr>
+              <w:spacing w:after="40"/>
+            </w:pPr>
+            <w:r>
+              <w:rPr>
+                <w:b w:val="false"/>
+                <w:bCs w:val="false"/>
+                <w:sz w:val="18"/>
+                <w:szCs w:val="18"/>
+              </w:rPr>
+              <w:t xml:space="preserve">• Everybody joins the last line</w:t>
+            </w:r>
+          </w:p>
+          <w:p>
+            <w:pPr>
+              <w:spacing w:after="40"/>
+            </w:pPr>
+            <w:r>
+              <w:rPr>
+                <w:b w:val="false"/>
+                <w:bCs w:val="false"/>
+                <w:sz w:val="18"/>
+                <w:szCs w:val="18"/>
+              </w:rPr>
+              <w:t xml:space="preserve">Say: For the bear and I.</w:t>
+            </w:r>
+          </w:p>
+        </w:tc>
+        <w:tc>
+          <w:tcPr>
+            <w:tcW w:type="dxa" w:w="2160"/>
+            <w:tcMar>
+              <w:top w:type="dxa" w:w="60"/>
+              <w:left w:type="dxa" w:w="90"/>
+              <w:bottom w:type="dxa" w:w="60"/>
+              <w:right w:type="dxa" w:w="90"/>
+            </w:tcMar>
+          </w:tcPr>
+          <w:p>
+            <w:pPr>
+              <w:spacing w:after="40"/>
+            </w:pPr>
+            <w:r>
+              <w:rPr>
+                <w:b w:val="false"/>
+                <w:bCs w:val="false"/>
+                <w:sz w:val="17"/>
+                <w:szCs w:val="17"/>
+              </w:rPr>
+              <w:t xml:space="preserve">Book link: pp.42-45, all eight stanzas of The Bear and I.</w:t>
+            </w:r>
+          </w:p>
+          <w:p>
+            <w:pPr>
+              <w:spacing w:after="40"/>
+            </w:pPr>
+            <w:r>
+              <w:rPr>
+                <w:b w:val="false"/>
+                <w:bCs w:val="false"/>
+                <w:sz w:val="17"/>
+                <w:szCs w:val="17"/>
+              </w:rPr>
+              <w:t xml:space="preserve">Tap a stanza number: the board shows and reads a simple retelling. Each group first reads its REAL stanza from the book, then performs it with actions. Give a team point for clear voices and good actions.</w:t>
+            </w:r>
+          </w:p>
+          <w:p>
+            <w:pPr>
+              <w:spacing w:after="40"/>
+            </w:pPr>
+            <w:r>
+              <w:rPr>
+                <w:b w:val="false"/>
+                <w:bCs w:val="false"/>
+                <w:sz w:val="17"/>
+                <w:szCs w:val="17"/>
+              </w:rPr>
+              <w:t xml:space="preserve">If the class is small, groups may take two stanzas. If time is short, perform stanzas 5-8 only.</w:t>
+            </w:r>
+          </w:p>
+        </w:tc>
+      </w:tr>
+      <w:tr>
+        <w:trPr>
+          <w:cantSplit/>
+        </w:trPr>
+        <w:tc>
+          <w:tcPr>
+            <w:tcW w:type="dxa" w:w="500"/>
+            <w:tcMar>
+              <w:top w:type="dxa" w:w="60"/>
+              <w:left w:type="dxa" w:w="90"/>
+              <w:bottom w:type="dxa" w:w="60"/>
+              <w:right w:type="dxa" w:w="90"/>
+            </w:tcMar>
+          </w:tcPr>
+          <w:p>
+            <w:pPr>
+              <w:spacing w:after="40"/>
+            </w:pPr>
+            <w:r>
+              <w:rPr>
+                <w:b w:val="false"/>
+                <w:bCs w:val="false"/>
+                <w:sz w:val="20"/>
+                <w:szCs w:val="20"/>
+              </w:rPr>
+              <w:t xml:space="preserve">7</w:t>
+            </w:r>
+          </w:p>
+        </w:tc>
+        <w:tc>
+          <w:tcPr>
+            <w:tcW w:type="dxa" w:w="1900"/>
+            <w:tcMar>
+              <w:top w:type="dxa" w:w="60"/>
+              <w:left w:type="dxa" w:w="90"/>
+              <w:bottom w:type="dxa" w:w="60"/>
+              <w:right w:type="dxa" w:w="90"/>
+            </w:tcMar>
+          </w:tcPr>
+          <w:p>
+            <w:pPr>
+              <w:spacing w:after="40"/>
+            </w:pPr>
+            <w:r>
+              <w:rPr>
+                <w:b/>
+                <w:bCs/>
+                <w:sz w:val="20"/>
+                <w:szCs w:val="20"/>
+              </w:rPr>
+              <w:t xml:space="preserve">Poets’ Ceremony</w:t>
+            </w:r>
+          </w:p>
+        </w:tc>
+        <w:tc>
+          <w:tcPr>
+            <w:tcW w:type="dxa" w:w="800"/>
+            <w:tcMar>
+              <w:top w:type="dxa" w:w="60"/>
+              <w:left w:type="dxa" w:w="90"/>
+              <w:bottom w:type="dxa" w:w="60"/>
+              <w:right w:type="dxa" w:w="90"/>
+            </w:tcMar>
+          </w:tcPr>
+          <w:p>
+            <w:pPr>
+              <w:spacing w:after="40"/>
+            </w:pPr>
+            <w:r>
+              <w:rPr>
+                <w:b w:val="false"/>
+                <w:bCs w:val="false"/>
+                <w:sz w:val="20"/>
+                <w:szCs w:val="20"/>
+              </w:rPr>
+              <w:t xml:space="preserve">2 min</w:t>
+            </w:r>
+          </w:p>
+        </w:tc>
+        <w:tc>
+          <w:tcPr>
+            <w:tcW w:type="dxa" w:w="1100"/>
+            <w:tcMar>
+              <w:top w:type="dxa" w:w="60"/>
+              <w:left w:type="dxa" w:w="90"/>
+              <w:bottom w:type="dxa" w:w="60"/>
+              <w:right w:type="dxa" w:w="90"/>
+            </w:tcMar>
+          </w:tcPr>
+          <w:p>
+            <w:pPr>
+              <w:spacing w:after="40"/>
+            </w:pPr>
+            <w:r>
+              <w:rPr>
+                <w:b w:val="false"/>
+                <w:bCs w:val="false"/>
+                <w:sz w:val="20"/>
+                <w:szCs w:val="20"/>
+              </w:rPr>
+              <w:t xml:space="preserve">Think</w:t>
+            </w:r>
+          </w:p>
+        </w:tc>
+        <w:tc>
+          <w:tcPr>
+            <w:tcW w:type="dxa" w:w="2900"/>
+            <w:tcMar>
+              <w:top w:type="dxa" w:w="60"/>
+              <w:left w:type="dxa" w:w="90"/>
+              <w:bottom w:type="dxa" w:w="60"/>
+              <w:right w:type="dxa" w:w="90"/>
+            </w:tcMar>
+          </w:tcPr>
+          <w:p>
+            <w:pPr>
+              <w:spacing w:after="40"/>
+            </w:pPr>
+            <w:r>
+              <w:rPr>
+                <w:b w:val="false"/>
+                <w:bCs w:val="false"/>
+                <w:sz w:val="18"/>
+                <w:szCs w:val="18"/>
+              </w:rPr>
+              <w:t xml:space="preserve">• Cheer for every team</w:t>
+            </w:r>
+          </w:p>
+          <w:p>
+            <w:pPr>
+              <w:spacing w:after="40"/>
+            </w:pPr>
+            <w:r>
+              <w:rPr>
+                <w:b w:val="false"/>
+                <w:bCs w:val="false"/>
+                <w:sz w:val="18"/>
+                <w:szCs w:val="18"/>
+              </w:rPr>
+              <w:t xml:space="preserve">• Door pass: a word that ends with -ng</w:t>
+            </w:r>
+          </w:p>
+          <w:p>
+            <w:pPr>
+              <w:spacing w:after="40"/>
+            </w:pPr>
+            <w:r>
+              <w:rPr>
+                <w:b w:val="false"/>
+                <w:bCs w:val="false"/>
+                <w:sz w:val="18"/>
+                <w:szCs w:val="18"/>
+              </w:rPr>
+              <w:t xml:space="preserve">Say: sing · long · spring</w:t>
+            </w:r>
+          </w:p>
+        </w:tc>
+        <w:tc>
+          <w:tcPr>
+            <w:tcW w:type="dxa" w:w="2160"/>
+            <w:tcMar>
+              <w:top w:type="dxa" w:w="60"/>
+              <w:left w:type="dxa" w:w="90"/>
+              <w:bottom w:type="dxa" w:w="60"/>
+              <w:right w:type="dxa" w:w="90"/>
+            </w:tcMar>
+          </w:tcPr>
+          <w:p>
+            <w:pPr>
+              <w:spacing w:after="40"/>
+            </w:pPr>
+            <w:r>
+              <w:rPr>
+                <w:b w:val="false"/>
+                <w:bCs w:val="false"/>
+                <w:sz w:val="17"/>
+                <w:szCs w:val="17"/>
+              </w:rPr>
+              <w:t xml:space="preserve">At the door each pupil says one word that ends with -ng (sing, long, spring, young, fishing, morning, melting, changing). Next lessons: Reading 2, Clean Cars (pp.48-55).</w:t>
+            </w:r>
+          </w:p>
+        </w:tc>
+      </w:tr>
+    </w:tbl>
+    <w:p>
+      <w:pPr>
+        <w:spacing w:before="140"/>
+      </w:pPr>
+    </w:p>
+    <w:p>
+      <w:pPr>
+        <w:spacing w:after="60"/>
+      </w:pPr>
+      <w:r>
+        <w:rPr>
+          <w:b/>
+          <w:bCs/>
+        </w:rPr>
+        <w:t xml:space="preserve">Support. </w:t>
+      </w:r>
+      <w:r>
+        <w:t xml:space="preserve">Point to the stanza first; use the sentence frames; group performance with one line each.</w:t>
+      </w:r>
+    </w:p>
+    <w:p>
+      <w:pPr>
+        <w:spacing w:after="60"/>
+      </w:pPr>
+      <w:r>
+        <w:rPr>
+          <w:b/>
+          <w:bCs/>
+        </w:rPr>
+        <w:t xml:space="preserve">Stretch. </w:t>
+      </w:r>
+      <w:r>
+        <w:t xml:space="preserve">Correct every false sentence; give two reasons; perform without the book.</w:t>
+      </w:r>
+    </w:p>
+    <w:p>
+      <w:pPr>
+        <w:spacing w:after="60"/>
+      </w:pPr>
+      <w:r>
+        <w:rPr>
+          <w:b/>
+          <w:bCs/>
+        </w:rPr>
+        <w:t xml:space="preserve">Check learning. </w:t>
+      </w:r>
+      <w:r>
+        <w:t xml:space="preserve">Door pass: say one word that ends with -ng. Give a team point for every correct team, not only the fastest.</w:t>
       </w:r>
     </w:p>
     <w:p>

--- a/lesson-plans/Grade4-Unit3-Lesson-Plans.docx
+++ b/lesson-plans/Grade4-Unit3-Lesson-Plans.docx
@@ -7134,6 +7134,1859 @@
     </w:p>
     <w:p>
       <w:pPr>
+        <w:pStyle w:val="Heading1"/>
+        <w:pageBreakBefore/>
+      </w:pPr>
+      <w:r>
+        <w:t xml:space="preserve">Grade 4 · Unit 3 · It Keeps Changing · Lesson 5: Clean Cars</w:t>
+      </w:r>
+    </w:p>
+    <w:p>
+      <w:pPr>
+        <w:spacing w:after="100"/>
+      </w:pPr>
+      <w:r>
+        <w:rPr>
+          <w:color w:val="475569"/>
+          <w:sz w:val="20"/>
+          <w:szCs w:val="20"/>
+        </w:rPr>
+        <w:t xml:space="preserve">40 minutes · classes 4A and 4B · A1 · one smartboard + mini whiteboards · Open: unit3-g4-lessons/index.html?lesson=5</w:t>
+      </w:r>
+    </w:p>
+    <w:p>
+      <w:pPr>
+        <w:spacing w:after="60"/>
+      </w:pPr>
+      <w:r>
+        <w:rPr>
+          <w:b/>
+          <w:bCs/>
+        </w:rPr>
+        <w:t xml:space="preserve">Lesson goal. </w:t>
+      </w:r>
+      <w:r>
+        <w:t xml:space="preserve">Pupils name the five kinds of cars (gasoline, biofuel, electric, air, solar), say what energy each car uses, describe cars with fast, slow, noisy, quiet, clean, dirty and expensive, find the cars that make the air dirty, and say which clean car they like and why.</w:t>
+      </w:r>
+    </w:p>
+    <w:p>
+      <w:pPr>
+        <w:spacing w:after="60"/>
+      </w:pPr>
+      <w:r>
+        <w:rPr>
+          <w:b/>
+          <w:bCs/>
+        </w:rPr>
+        <w:t xml:space="preserve">Book link. </w:t>
+      </w:r>
+      <w:r>
+        <w:t xml:space="preserve">Reading 2: Clean Cars (pp.48-53), p.54 (label the cars, good and bad things, main idea, favourite car) and p.55 Think Together</w:t>
+      </w:r>
+    </w:p>
+    <w:p>
+      <w:pPr>
+        <w:spacing w:after="60"/>
+      </w:pPr>
+      <w:r>
+        <w:rPr>
+          <w:b/>
+          <w:bCs/>
+        </w:rPr>
+        <w:t xml:space="preserve">Words. </w:t>
+      </w:r>
+      <w:r>
+        <w:t xml:space="preserve">gasoline, biofuel, electric, air, solar, energy, oil, electricity, noisy, quiet, clean, dirty, fast, slow, expensive, wheels</w:t>
+      </w:r>
+    </w:p>
+    <w:p>
+      <w:pPr>
+        <w:spacing w:after="60"/>
+      </w:pPr>
+      <w:r>
+        <w:rPr>
+          <w:b/>
+          <w:bCs/>
+        </w:rPr>
+        <w:t xml:space="preserve">Language. </w:t>
+      </w:r>
+      <w:r>
+        <w:t xml:space="preserve">A … car uses … · … cars are …, but … · Clean cars are one way to have a clean world. · I like the … car because it is …</w:t>
+      </w:r>
+    </w:p>
+    <w:p>
+      <w:pPr>
+        <w:spacing w:after="60"/>
+      </w:pPr>
+      <w:r>
+        <w:rPr>
+          <w:b/>
+          <w:bCs/>
+        </w:rPr>
+        <w:t xml:space="preserve">Prepare. </w:t>
+      </w:r>
+      <w:r>
+        <w:t xml:space="preserve">Mini whiteboards and markers for each team. One smartboard (the games are played by teams in turns). No printing is needed: the five car pictures are in the lesson.</w:t>
+      </w:r>
+    </w:p>
+    <w:p>
+      <w:pPr>
+        <w:spacing w:before="120"/>
+      </w:pPr>
+    </w:p>
+    <w:tbl>
+      <w:tblPr>
+        <w:tblW w:type="dxa" w:w="9360"/>
+        <w:tblBorders>
+          <w:top w:val="single" w:color="94A3B8" w:sz="4"/>
+          <w:left w:val="single" w:color="94A3B8" w:sz="4"/>
+          <w:bottom w:val="single" w:color="94A3B8" w:sz="4"/>
+          <w:right w:val="single" w:color="94A3B8" w:sz="4"/>
+          <w:insideH w:val="single" w:color="94A3B8" w:sz="4"/>
+          <w:insideV w:val="single" w:color="94A3B8" w:sz="4"/>
+        </w:tblBorders>
+      </w:tblPr>
+      <w:tblGrid>
+        <w:gridCol w:w="500"/>
+        <w:gridCol w:w="1900"/>
+        <w:gridCol w:w="800"/>
+        <w:gridCol w:w="1100"/>
+        <w:gridCol w:w="2900"/>
+        <w:gridCol w:w="2160"/>
+      </w:tblGrid>
+      <w:tr>
+        <w:trPr>
+          <w:tblHeader/>
+        </w:trPr>
+        <w:tc>
+          <w:tcPr>
+            <w:tcW w:type="dxa" w:w="500"/>
+            <w:shd w:fill="E0F2FE" w:color="auto" w:val="clear"/>
+            <w:tcMar>
+              <w:top w:type="dxa" w:w="60"/>
+              <w:left w:type="dxa" w:w="90"/>
+              <w:bottom w:type="dxa" w:w="60"/>
+              <w:right w:type="dxa" w:w="90"/>
+            </w:tcMar>
+          </w:tcPr>
+          <w:p>
+            <w:pPr>
+              <w:spacing w:after="40"/>
+            </w:pPr>
+            <w:r>
+              <w:rPr>
+                <w:b/>
+                <w:bCs/>
+                <w:sz w:val="20"/>
+                <w:szCs w:val="20"/>
+              </w:rPr>
+              <w:t xml:space="preserve">#</w:t>
+            </w:r>
+          </w:p>
+        </w:tc>
+        <w:tc>
+          <w:tcPr>
+            <w:tcW w:type="dxa" w:w="1900"/>
+            <w:shd w:fill="E0F2FE" w:color="auto" w:val="clear"/>
+            <w:tcMar>
+              <w:top w:type="dxa" w:w="60"/>
+              <w:left w:type="dxa" w:w="90"/>
+              <w:bottom w:type="dxa" w:w="60"/>
+              <w:right w:type="dxa" w:w="90"/>
+            </w:tcMar>
+          </w:tcPr>
+          <w:p>
+            <w:pPr>
+              <w:spacing w:after="40"/>
+            </w:pPr>
+            <w:r>
+              <w:rPr>
+                <w:b/>
+                <w:bCs/>
+                <w:sz w:val="20"/>
+                <w:szCs w:val="20"/>
+              </w:rPr>
+              <w:t xml:space="preserve">Step</w:t>
+            </w:r>
+          </w:p>
+        </w:tc>
+        <w:tc>
+          <w:tcPr>
+            <w:tcW w:type="dxa" w:w="800"/>
+            <w:shd w:fill="E0F2FE" w:color="auto" w:val="clear"/>
+            <w:tcMar>
+              <w:top w:type="dxa" w:w="60"/>
+              <w:left w:type="dxa" w:w="90"/>
+              <w:bottom w:type="dxa" w:w="60"/>
+              <w:right w:type="dxa" w:w="90"/>
+            </w:tcMar>
+          </w:tcPr>
+          <w:p>
+            <w:pPr>
+              <w:spacing w:after="40"/>
+            </w:pPr>
+            <w:r>
+              <w:rPr>
+                <w:b/>
+                <w:bCs/>
+                <w:sz w:val="20"/>
+                <w:szCs w:val="20"/>
+              </w:rPr>
+              <w:t xml:space="preserve">Time</w:t>
+            </w:r>
+          </w:p>
+        </w:tc>
+        <w:tc>
+          <w:tcPr>
+            <w:tcW w:type="dxa" w:w="1100"/>
+            <w:shd w:fill="E0F2FE" w:color="auto" w:val="clear"/>
+            <w:tcMar>
+              <w:top w:type="dxa" w:w="60"/>
+              <w:left w:type="dxa" w:w="90"/>
+              <w:bottom w:type="dxa" w:w="60"/>
+              <w:right w:type="dxa" w:w="90"/>
+            </w:tcMar>
+          </w:tcPr>
+          <w:p>
+            <w:pPr>
+              <w:spacing w:after="40"/>
+            </w:pPr>
+            <w:r>
+              <w:rPr>
+                <w:b/>
+                <w:bCs/>
+                <w:sz w:val="20"/>
+                <w:szCs w:val="20"/>
+              </w:rPr>
+              <w:t xml:space="preserve">Mode</w:t>
+            </w:r>
+          </w:p>
+        </w:tc>
+        <w:tc>
+          <w:tcPr>
+            <w:tcW w:type="dxa" w:w="2900"/>
+            <w:shd w:fill="E0F2FE" w:color="auto" w:val="clear"/>
+            <w:tcMar>
+              <w:top w:type="dxa" w:w="60"/>
+              <w:left w:type="dxa" w:w="90"/>
+              <w:bottom w:type="dxa" w:w="60"/>
+              <w:right w:type="dxa" w:w="90"/>
+            </w:tcMar>
+          </w:tcPr>
+          <w:p>
+            <w:pPr>
+              <w:spacing w:after="40"/>
+            </w:pPr>
+            <w:r>
+              <w:rPr>
+                <w:b/>
+                <w:bCs/>
+                <w:sz w:val="20"/>
+                <w:szCs w:val="20"/>
+              </w:rPr>
+              <w:t xml:space="preserve">Pupils do</w:t>
+            </w:r>
+          </w:p>
+        </w:tc>
+        <w:tc>
+          <w:tcPr>
+            <w:tcW w:type="dxa" w:w="2160"/>
+            <w:shd w:fill="E0F2FE" w:color="auto" w:val="clear"/>
+            <w:tcMar>
+              <w:top w:type="dxa" w:w="60"/>
+              <w:left w:type="dxa" w:w="90"/>
+              <w:bottom w:type="dxa" w:w="60"/>
+              <w:right w:type="dxa" w:w="90"/>
+            </w:tcMar>
+          </w:tcPr>
+          <w:p>
+            <w:pPr>
+              <w:spacing w:after="40"/>
+            </w:pPr>
+            <w:r>
+              <w:rPr>
+                <w:b/>
+                <w:bCs/>
+                <w:sz w:val="20"/>
+                <w:szCs w:val="20"/>
+              </w:rPr>
+              <w:t xml:space="preserve">Teacher tips</w:t>
+            </w:r>
+          </w:p>
+        </w:tc>
+      </w:tr>
+      <w:tr>
+        <w:trPr>
+          <w:cantSplit/>
+        </w:trPr>
+        <w:tc>
+          <w:tcPr>
+            <w:tcW w:type="dxa" w:w="500"/>
+            <w:tcMar>
+              <w:top w:type="dxa" w:w="60"/>
+              <w:left w:type="dxa" w:w="90"/>
+              <w:bottom w:type="dxa" w:w="60"/>
+              <w:right w:type="dxa" w:w="90"/>
+            </w:tcMar>
+          </w:tcPr>
+          <w:p>
+            <w:pPr>
+              <w:spacing w:after="40"/>
+            </w:pPr>
+            <w:r>
+              <w:rPr>
+                <w:b w:val="false"/>
+                <w:bCs w:val="false"/>
+                <w:sz w:val="20"/>
+                <w:szCs w:val="20"/>
+              </w:rPr>
+              <w:t xml:space="preserve">1</w:t>
+            </w:r>
+          </w:p>
+        </w:tc>
+        <w:tc>
+          <w:tcPr>
+            <w:tcW w:type="dxa" w:w="1900"/>
+            <w:tcMar>
+              <w:top w:type="dxa" w:w="60"/>
+              <w:left w:type="dxa" w:w="90"/>
+              <w:bottom w:type="dxa" w:w="60"/>
+              <w:right w:type="dxa" w:w="90"/>
+            </w:tcMar>
+          </w:tcPr>
+          <w:p>
+            <w:pPr>
+              <w:spacing w:after="40"/>
+            </w:pPr>
+            <w:r>
+              <w:rPr>
+                <w:b/>
+                <w:bCs/>
+                <w:sz w:val="20"/>
+                <w:szCs w:val="20"/>
+              </w:rPr>
+              <w:t xml:space="preserve">Five Kinds of Cars</w:t>
+            </w:r>
+          </w:p>
+        </w:tc>
+        <w:tc>
+          <w:tcPr>
+            <w:tcW w:type="dxa" w:w="800"/>
+            <w:tcMar>
+              <w:top w:type="dxa" w:w="60"/>
+              <w:left w:type="dxa" w:w="90"/>
+              <w:bottom w:type="dxa" w:w="60"/>
+              <w:right w:type="dxa" w:w="90"/>
+            </w:tcMar>
+          </w:tcPr>
+          <w:p>
+            <w:pPr>
+              <w:spacing w:after="40"/>
+            </w:pPr>
+            <w:r>
+              <w:rPr>
+                <w:b w:val="false"/>
+                <w:bCs w:val="false"/>
+                <w:sz w:val="20"/>
+                <w:szCs w:val="20"/>
+              </w:rPr>
+              <w:t xml:space="preserve">4 min</w:t>
+            </w:r>
+          </w:p>
+        </w:tc>
+        <w:tc>
+          <w:tcPr>
+            <w:tcW w:type="dxa" w:w="1100"/>
+            <w:tcMar>
+              <w:top w:type="dxa" w:w="60"/>
+              <w:left w:type="dxa" w:w="90"/>
+              <w:bottom w:type="dxa" w:w="60"/>
+              <w:right w:type="dxa" w:w="90"/>
+            </w:tcMar>
+          </w:tcPr>
+          <w:p>
+            <w:pPr>
+              <w:spacing w:after="40"/>
+            </w:pPr>
+            <w:r>
+              <w:rPr>
+                <w:b w:val="false"/>
+                <w:bCs w:val="false"/>
+                <w:sz w:val="20"/>
+                <w:szCs w:val="20"/>
+              </w:rPr>
+              <w:t xml:space="preserve">Think</w:t>
+            </w:r>
+          </w:p>
+        </w:tc>
+        <w:tc>
+          <w:tcPr>
+            <w:tcW w:type="dxa" w:w="2900"/>
+            <w:tcMar>
+              <w:top w:type="dxa" w:w="60"/>
+              <w:left w:type="dxa" w:w="90"/>
+              <w:bottom w:type="dxa" w:w="60"/>
+              <w:right w:type="dxa" w:w="90"/>
+            </w:tcMar>
+          </w:tcPr>
+          <w:p>
+            <w:pPr>
+              <w:spacing w:after="40"/>
+            </w:pPr>
+            <w:r>
+              <w:rPr>
+                <w:b w:val="false"/>
+                <w:bCs w:val="false"/>
+                <w:sz w:val="18"/>
+                <w:szCs w:val="18"/>
+              </w:rPr>
+              <w:t xml:space="preserve">• Look at the car</w:t>
+            </w:r>
+          </w:p>
+          <w:p>
+            <w:pPr>
+              <w:spacing w:after="40"/>
+            </w:pPr>
+            <w:r>
+              <w:rPr>
+                <w:b w:val="false"/>
+                <w:bCs w:val="false"/>
+                <w:sz w:val="18"/>
+                <w:szCs w:val="18"/>
+              </w:rPr>
+              <w:t xml:space="preserve">• Say the name before you tap</w:t>
+            </w:r>
+          </w:p>
+          <w:p>
+            <w:pPr>
+              <w:spacing w:after="40"/>
+            </w:pPr>
+            <w:r>
+              <w:rPr>
+                <w:b w:val="false"/>
+                <w:bCs w:val="false"/>
+                <w:sz w:val="18"/>
+                <w:szCs w:val="18"/>
+              </w:rPr>
+              <w:t xml:space="preserve">• Listen: This is a … car</w:t>
+            </w:r>
+          </w:p>
+          <w:p>
+            <w:pPr>
+              <w:spacing w:after="40"/>
+            </w:pPr>
+            <w:r>
+              <w:rPr>
+                <w:b w:val="false"/>
+                <w:bCs w:val="false"/>
+                <w:sz w:val="18"/>
+                <w:szCs w:val="18"/>
+              </w:rPr>
+              <w:t xml:space="preserve">Say: This is a gasoline car. · This is an electric car. · This is a solar car.</w:t>
+            </w:r>
+          </w:p>
+        </w:tc>
+        <w:tc>
+          <w:tcPr>
+            <w:tcW w:type="dxa" w:w="2160"/>
+            <w:tcMar>
+              <w:top w:type="dxa" w:w="60"/>
+              <w:left w:type="dxa" w:w="90"/>
+              <w:bottom w:type="dxa" w:w="60"/>
+              <w:right w:type="dxa" w:w="90"/>
+            </w:tcMar>
+          </w:tcPr>
+          <w:p>
+            <w:pPr>
+              <w:spacing w:after="40"/>
+            </w:pPr>
+            <w:r>
+              <w:rPr>
+                <w:b w:val="false"/>
+                <w:bCs w:val="false"/>
+                <w:sz w:val="17"/>
+                <w:szCs w:val="17"/>
+              </w:rPr>
+              <w:t xml:space="preserve">Book link: pp.48-53 Clean Cars (gasoline, biofuel, electric, air and solar cars) and the car pictures on p.54 A.</w:t>
+            </w:r>
+          </w:p>
+          <w:p>
+            <w:pPr>
+              <w:spacing w:after="40"/>
+            </w:pPr>
+            <w:r>
+              <w:rPr>
+                <w:b w:val="false"/>
+                <w:bCs w:val="false"/>
+                <w:sz w:val="17"/>
+                <w:szCs w:val="17"/>
+              </w:rPr>
+              <w:t xml:space="preserve">Ask “What kind of car is it?” before you tap each card. Pupils guess first. The board then says the name. Accept any attempt; the real names are gasoline, biofuel, electric, air, solar.</w:t>
+            </w:r>
+          </w:p>
+          <w:p>
+            <w:pPr>
+              <w:spacing w:after="40"/>
+            </w:pPr>
+            <w:r>
+              <w:rPr>
+                <w:b w:val="false"/>
+                <w:bCs w:val="false"/>
+                <w:sz w:val="17"/>
+                <w:szCs w:val="17"/>
+              </w:rPr>
+              <w:t xml:space="preserve">Say a / an: a gasoline car, a biofuel car, an electric car, an air car, a solar car.</w:t>
+            </w:r>
+          </w:p>
+        </w:tc>
+      </w:tr>
+      <w:tr>
+        <w:trPr>
+          <w:cantSplit/>
+        </w:trPr>
+        <w:tc>
+          <w:tcPr>
+            <w:tcW w:type="dxa" w:w="500"/>
+            <w:tcMar>
+              <w:top w:type="dxa" w:w="60"/>
+              <w:left w:type="dxa" w:w="90"/>
+              <w:bottom w:type="dxa" w:w="60"/>
+              <w:right w:type="dxa" w:w="90"/>
+            </w:tcMar>
+          </w:tcPr>
+          <w:p>
+            <w:pPr>
+              <w:spacing w:after="40"/>
+            </w:pPr>
+            <w:r>
+              <w:rPr>
+                <w:b w:val="false"/>
+                <w:bCs w:val="false"/>
+                <w:sz w:val="20"/>
+                <w:szCs w:val="20"/>
+              </w:rPr>
+              <w:t xml:space="preserve">2</w:t>
+            </w:r>
+          </w:p>
+        </w:tc>
+        <w:tc>
+          <w:tcPr>
+            <w:tcW w:type="dxa" w:w="1900"/>
+            <w:tcMar>
+              <w:top w:type="dxa" w:w="60"/>
+              <w:left w:type="dxa" w:w="90"/>
+              <w:bottom w:type="dxa" w:w="60"/>
+              <w:right w:type="dxa" w:w="90"/>
+            </w:tcMar>
+          </w:tcPr>
+          <w:p>
+            <w:pPr>
+              <w:spacing w:after="40"/>
+            </w:pPr>
+            <w:r>
+              <w:rPr>
+                <w:b/>
+                <w:bCs/>
+                <w:sz w:val="20"/>
+                <w:szCs w:val="20"/>
+              </w:rPr>
+              <w:t xml:space="preserve">Match the Car and Its Symbol</w:t>
+            </w:r>
+          </w:p>
+        </w:tc>
+        <w:tc>
+          <w:tcPr>
+            <w:tcW w:type="dxa" w:w="800"/>
+            <w:tcMar>
+              <w:top w:type="dxa" w:w="60"/>
+              <w:left w:type="dxa" w:w="90"/>
+              <w:bottom w:type="dxa" w:w="60"/>
+              <w:right w:type="dxa" w:w="90"/>
+            </w:tcMar>
+          </w:tcPr>
+          <w:p>
+            <w:pPr>
+              <w:spacing w:after="40"/>
+            </w:pPr>
+            <w:r>
+              <w:rPr>
+                <w:b w:val="false"/>
+                <w:bCs w:val="false"/>
+                <w:sz w:val="20"/>
+                <w:szCs w:val="20"/>
+              </w:rPr>
+              <w:t xml:space="preserve">5 min</w:t>
+            </w:r>
+          </w:p>
+        </w:tc>
+        <w:tc>
+          <w:tcPr>
+            <w:tcW w:type="dxa" w:w="1100"/>
+            <w:tcMar>
+              <w:top w:type="dxa" w:w="60"/>
+              <w:left w:type="dxa" w:w="90"/>
+              <w:bottom w:type="dxa" w:w="60"/>
+              <w:right w:type="dxa" w:w="90"/>
+            </w:tcMar>
+          </w:tcPr>
+          <w:p>
+            <w:pPr>
+              <w:spacing w:after="40"/>
+            </w:pPr>
+            <w:r>
+              <w:rPr>
+                <w:b w:val="false"/>
+                <w:bCs w:val="false"/>
+                <w:sz w:val="20"/>
+                <w:szCs w:val="20"/>
+              </w:rPr>
+              <w:t xml:space="preserve">Talk</w:t>
+            </w:r>
+          </w:p>
+        </w:tc>
+        <w:tc>
+          <w:tcPr>
+            <w:tcW w:type="dxa" w:w="2900"/>
+            <w:tcMar>
+              <w:top w:type="dxa" w:w="60"/>
+              <w:left w:type="dxa" w:w="90"/>
+              <w:bottom w:type="dxa" w:w="60"/>
+              <w:right w:type="dxa" w:w="90"/>
+            </w:tcMar>
+          </w:tcPr>
+          <w:p>
+            <w:pPr>
+              <w:spacing w:after="40"/>
+            </w:pPr>
+            <w:r>
+              <w:rPr>
+                <w:b w:val="false"/>
+                <w:bCs w:val="false"/>
+                <w:sz w:val="18"/>
+                <w:szCs w:val="18"/>
+              </w:rPr>
+              <w:t xml:space="preserve">• Tap a car</w:t>
+            </w:r>
+          </w:p>
+          <w:p>
+            <w:pPr>
+              <w:spacing w:after="40"/>
+            </w:pPr>
+            <w:r>
+              <w:rPr>
+                <w:b w:val="false"/>
+                <w:bCs w:val="false"/>
+                <w:sz w:val="18"/>
+                <w:szCs w:val="18"/>
+              </w:rPr>
+              <w:t xml:space="preserve">• Think: which symbol is its energy?</w:t>
+            </w:r>
+          </w:p>
+          <w:p>
+            <w:pPr>
+              <w:spacing w:after="40"/>
+            </w:pPr>
+            <w:r>
+              <w:rPr>
+                <w:b w:val="false"/>
+                <w:bCs w:val="false"/>
+                <w:sz w:val="18"/>
+                <w:szCs w:val="18"/>
+              </w:rPr>
+              <w:t xml:space="preserve">• Tap the symbol. Say the sentence</w:t>
+            </w:r>
+          </w:p>
+          <w:p>
+            <w:pPr>
+              <w:spacing w:after="40"/>
+            </w:pPr>
+            <w:r>
+              <w:rPr>
+                <w:b w:val="false"/>
+                <w:bCs w:val="false"/>
+                <w:sz w:val="18"/>
+                <w:szCs w:val="18"/>
+              </w:rPr>
+              <w:t xml:space="preserve">Say: A solar car uses energy from the sun. · An electric car uses electricity. · A gasoline car uses gasoline.</w:t>
+            </w:r>
+          </w:p>
+        </w:tc>
+        <w:tc>
+          <w:tcPr>
+            <w:tcW w:type="dxa" w:w="2160"/>
+            <w:tcMar>
+              <w:top w:type="dxa" w:w="60"/>
+              <w:left w:type="dxa" w:w="90"/>
+              <w:bottom w:type="dxa" w:w="60"/>
+              <w:right w:type="dxa" w:w="90"/>
+            </w:tcMar>
+          </w:tcPr>
+          <w:p>
+            <w:pPr>
+              <w:spacing w:after="40"/>
+            </w:pPr>
+            <w:r>
+              <w:rPr>
+                <w:b w:val="false"/>
+                <w:bCs w:val="false"/>
+                <w:sz w:val="17"/>
+                <w:szCs w:val="17"/>
+              </w:rPr>
+              <w:t xml:space="preserve">Book link: p.49 “Gasoline comes from oil in the ground”, “use … for energy”; p.50 biofuels come from plants like corn; p.51 electric cars use electricity; p.52 air cars use air; p.53 solar cars use energy from the sun.</w:t>
+            </w:r>
+          </w:p>
+          <w:p>
+            <w:pPr>
+              <w:spacing w:after="40"/>
+            </w:pPr>
+            <w:r>
+              <w:rPr>
+                <w:b w:val="false"/>
+                <w:bCs w:val="false"/>
+                <w:sz w:val="17"/>
+                <w:szCs w:val="17"/>
+              </w:rPr>
+              <w:t xml:space="preserve">Symbols: ⛽ gasoline, 🌽 plants (corn) for biofuel, ⚡ electricity, 🌬️ air, ☀️ the sun. The symbol has no label until pupils match it. A right match says the full sentence, repeat it together.</w:t>
+            </w:r>
+          </w:p>
+          <w:p>
+            <w:pPr>
+              <w:spacing w:after="40"/>
+            </w:pPr>
+            <w:r>
+              <w:rPr>
+                <w:b w:val="false"/>
+                <w:bCs w:val="false"/>
+                <w:sz w:val="17"/>
+                <w:szCs w:val="17"/>
+              </w:rPr>
+              <w:t xml:space="preserve">Pupils can work as teams: one pupil taps the car, a partner taps the symbol.</w:t>
+            </w:r>
+          </w:p>
+        </w:tc>
+      </w:tr>
+      <w:tr>
+        <w:trPr>
+          <w:cantSplit/>
+        </w:trPr>
+        <w:tc>
+          <w:tcPr>
+            <w:tcW w:type="dxa" w:w="500"/>
+            <w:tcMar>
+              <w:top w:type="dxa" w:w="60"/>
+              <w:left w:type="dxa" w:w="90"/>
+              <w:bottom w:type="dxa" w:w="60"/>
+              <w:right w:type="dxa" w:w="90"/>
+            </w:tcMar>
+          </w:tcPr>
+          <w:p>
+            <w:pPr>
+              <w:spacing w:after="40"/>
+            </w:pPr>
+            <w:r>
+              <w:rPr>
+                <w:b w:val="false"/>
+                <w:bCs w:val="false"/>
+                <w:sz w:val="20"/>
+                <w:szCs w:val="20"/>
+              </w:rPr>
+              <w:t xml:space="preserve">3</w:t>
+            </w:r>
+          </w:p>
+        </w:tc>
+        <w:tc>
+          <w:tcPr>
+            <w:tcW w:type="dxa" w:w="1900"/>
+            <w:tcMar>
+              <w:top w:type="dxa" w:w="60"/>
+              <w:left w:type="dxa" w:w="90"/>
+              <w:bottom w:type="dxa" w:w="60"/>
+              <w:right w:type="dxa" w:w="90"/>
+            </w:tcMar>
+          </w:tcPr>
+          <w:p>
+            <w:pPr>
+              <w:spacing w:after="40"/>
+            </w:pPr>
+            <w:r>
+              <w:rPr>
+                <w:b/>
+                <w:bCs/>
+                <w:sz w:val="20"/>
+                <w:szCs w:val="20"/>
+              </w:rPr>
+              <w:t xml:space="preserve">The Five Doors</w:t>
+            </w:r>
+          </w:p>
+        </w:tc>
+        <w:tc>
+          <w:tcPr>
+            <w:tcW w:type="dxa" w:w="800"/>
+            <w:tcMar>
+              <w:top w:type="dxa" w:w="60"/>
+              <w:left w:type="dxa" w:w="90"/>
+              <w:bottom w:type="dxa" w:w="60"/>
+              <w:right w:type="dxa" w:w="90"/>
+            </w:tcMar>
+          </w:tcPr>
+          <w:p>
+            <w:pPr>
+              <w:spacing w:after="40"/>
+            </w:pPr>
+            <w:r>
+              <w:rPr>
+                <w:b w:val="false"/>
+                <w:bCs w:val="false"/>
+                <w:sz w:val="20"/>
+                <w:szCs w:val="20"/>
+              </w:rPr>
+              <w:t xml:space="preserve">6 min</w:t>
+            </w:r>
+          </w:p>
+        </w:tc>
+        <w:tc>
+          <w:tcPr>
+            <w:tcW w:type="dxa" w:w="1100"/>
+            <w:tcMar>
+              <w:top w:type="dxa" w:w="60"/>
+              <w:left w:type="dxa" w:w="90"/>
+              <w:bottom w:type="dxa" w:w="60"/>
+              <w:right w:type="dxa" w:w="90"/>
+            </w:tcMar>
+          </w:tcPr>
+          <w:p>
+            <w:pPr>
+              <w:spacing w:after="40"/>
+            </w:pPr>
+            <w:r>
+              <w:rPr>
+                <w:b w:val="false"/>
+                <w:bCs w:val="false"/>
+                <w:sz w:val="20"/>
+                <w:szCs w:val="20"/>
+              </w:rPr>
+              <w:t xml:space="preserve">Detective</w:t>
+            </w:r>
+          </w:p>
+        </w:tc>
+        <w:tc>
+          <w:tcPr>
+            <w:tcW w:type="dxa" w:w="2900"/>
+            <w:tcMar>
+              <w:top w:type="dxa" w:w="60"/>
+              <w:left w:type="dxa" w:w="90"/>
+              <w:bottom w:type="dxa" w:w="60"/>
+              <w:right w:type="dxa" w:w="90"/>
+            </w:tcMar>
+          </w:tcPr>
+          <w:p>
+            <w:pPr>
+              <w:spacing w:after="40"/>
+            </w:pPr>
+            <w:r>
+              <w:rPr>
+                <w:b w:val="false"/>
+                <w:bCs w:val="false"/>
+                <w:sz w:val="18"/>
+                <w:szCs w:val="18"/>
+              </w:rPr>
+              <w:t xml:space="preserve">• Tap a door</w:t>
+            </w:r>
+          </w:p>
+          <w:p>
+            <w:pPr>
+              <w:spacing w:after="40"/>
+            </w:pPr>
+            <w:r>
+              <w:rPr>
+                <w:b w:val="false"/>
+                <w:bCs w:val="false"/>
+                <w:sz w:val="18"/>
+                <w:szCs w:val="18"/>
+              </w:rPr>
+              <w:t xml:space="preserve">• Listen to the clue</w:t>
+            </w:r>
+          </w:p>
+          <w:p>
+            <w:pPr>
+              <w:spacing w:after="40"/>
+            </w:pPr>
+            <w:r>
+              <w:rPr>
+                <w:b w:val="false"/>
+                <w:bCs w:val="false"/>
+                <w:sz w:val="18"/>
+                <w:szCs w:val="18"/>
+              </w:rPr>
+              <w:t xml:space="preserve">• Choose the car with your team</w:t>
+            </w:r>
+          </w:p>
+          <w:p>
+            <w:pPr>
+              <w:spacing w:after="40"/>
+            </w:pPr>
+            <w:r>
+              <w:rPr>
+                <w:b w:val="false"/>
+                <w:bCs w:val="false"/>
+                <w:sz w:val="18"/>
+                <w:szCs w:val="18"/>
+              </w:rPr>
+              <w:t xml:space="preserve">Say: I use gasoline. I am fast, but I am noisy. · It is an electric car.</w:t>
+            </w:r>
+          </w:p>
+        </w:tc>
+        <w:tc>
+          <w:tcPr>
+            <w:tcW w:type="dxa" w:w="2160"/>
+            <w:tcMar>
+              <w:top w:type="dxa" w:w="60"/>
+              <w:left w:type="dxa" w:w="90"/>
+              <w:bottom w:type="dxa" w:w="60"/>
+              <w:right w:type="dxa" w:w="90"/>
+            </w:tcMar>
+          </w:tcPr>
+          <w:p>
+            <w:pPr>
+              <w:spacing w:after="40"/>
+            </w:pPr>
+            <w:r>
+              <w:rPr>
+                <w:b w:val="false"/>
+                <w:bCs w:val="false"/>
+                <w:sz w:val="17"/>
+                <w:szCs w:val="17"/>
+              </w:rPr>
+              <w:t xml:space="preserve">Book link: pp.49-53 and p.54 B “Good things / Bad things” (gasoline: fast, noisy, dirty; biofuel: fast, very noisy; electric: fast, quiet, clean, expensive; air: quiet, clean, small, slow; solar: not noisy, not dirty, can be expensive).</w:t>
+            </w:r>
+          </w:p>
+          <w:p>
+            <w:pPr>
+              <w:spacing w:after="40"/>
+            </w:pPr>
+            <w:r>
+              <w:rPr>
+                <w:b w:val="false"/>
+                <w:bCs w:val="false"/>
+                <w:sz w:val="17"/>
+                <w:szCs w:val="17"/>
+              </w:rPr>
+              <w:t xml:space="preserve">The clues use the book’s words (fast, noisy, quiet, clean, dirty, expensive, small, slow). Let the team talk for 10 seconds, then one pupil taps the answer.</w:t>
+            </w:r>
+          </w:p>
+          <w:p>
+            <w:pPr>
+              <w:spacing w:after="40"/>
+            </w:pPr>
+            <w:r>
+              <w:rPr>
+                <w:b w:val="false"/>
+                <w:bCs w:val="false"/>
+                <w:sz w:val="17"/>
+                <w:szCs w:val="17"/>
+              </w:rPr>
+              <w:t xml:space="preserve">A wrong answer turns red; the clue can be read again. Give a point to the team that answers first.</w:t>
+            </w:r>
+          </w:p>
+        </w:tc>
+      </w:tr>
+      <w:tr>
+        <w:trPr>
+          <w:cantSplit/>
+        </w:trPr>
+        <w:tc>
+          <w:tcPr>
+            <w:tcW w:type="dxa" w:w="500"/>
+            <w:tcMar>
+              <w:top w:type="dxa" w:w="60"/>
+              <w:left w:type="dxa" w:w="90"/>
+              <w:bottom w:type="dxa" w:w="60"/>
+              <w:right w:type="dxa" w:w="90"/>
+            </w:tcMar>
+          </w:tcPr>
+          <w:p>
+            <w:pPr>
+              <w:spacing w:after="40"/>
+            </w:pPr>
+            <w:r>
+              <w:rPr>
+                <w:b w:val="false"/>
+                <w:bCs w:val="false"/>
+                <w:sz w:val="20"/>
+                <w:szCs w:val="20"/>
+              </w:rPr>
+              <w:t xml:space="preserve">4</w:t>
+            </w:r>
+          </w:p>
+        </w:tc>
+        <w:tc>
+          <w:tcPr>
+            <w:tcW w:type="dxa" w:w="1900"/>
+            <w:tcMar>
+              <w:top w:type="dxa" w:w="60"/>
+              <w:left w:type="dxa" w:w="90"/>
+              <w:bottom w:type="dxa" w:w="60"/>
+              <w:right w:type="dxa" w:w="90"/>
+            </w:tcMar>
+          </w:tcPr>
+          <w:p>
+            <w:pPr>
+              <w:spacing w:after="40"/>
+            </w:pPr>
+            <w:r>
+              <w:rPr>
+                <w:b/>
+                <w:bCs/>
+                <w:sz w:val="20"/>
+                <w:szCs w:val="20"/>
+              </w:rPr>
+              <w:t xml:space="preserve">GAME: Find the Right Energy</w:t>
+            </w:r>
+          </w:p>
+        </w:tc>
+        <w:tc>
+          <w:tcPr>
+            <w:tcW w:type="dxa" w:w="800"/>
+            <w:tcMar>
+              <w:top w:type="dxa" w:w="60"/>
+              <w:left w:type="dxa" w:w="90"/>
+              <w:bottom w:type="dxa" w:w="60"/>
+              <w:right w:type="dxa" w:w="90"/>
+            </w:tcMar>
+          </w:tcPr>
+          <w:p>
+            <w:pPr>
+              <w:spacing w:after="40"/>
+            </w:pPr>
+            <w:r>
+              <w:rPr>
+                <w:b w:val="false"/>
+                <w:bCs w:val="false"/>
+                <w:sz w:val="20"/>
+                <w:szCs w:val="20"/>
+              </w:rPr>
+              <w:t xml:space="preserve">9 min</w:t>
+            </w:r>
+          </w:p>
+        </w:tc>
+        <w:tc>
+          <w:tcPr>
+            <w:tcW w:type="dxa" w:w="1100"/>
+            <w:tcMar>
+              <w:top w:type="dxa" w:w="60"/>
+              <w:left w:type="dxa" w:w="90"/>
+              <w:bottom w:type="dxa" w:w="60"/>
+              <w:right w:type="dxa" w:w="90"/>
+            </w:tcMar>
+          </w:tcPr>
+          <w:p>
+            <w:pPr>
+              <w:spacing w:after="40"/>
+            </w:pPr>
+            <w:r>
+              <w:rPr>
+                <w:b w:val="false"/>
+                <w:bCs w:val="false"/>
+                <w:sz w:val="20"/>
+                <w:szCs w:val="20"/>
+              </w:rPr>
+              <w:t xml:space="preserve">Game</w:t>
+            </w:r>
+          </w:p>
+        </w:tc>
+        <w:tc>
+          <w:tcPr>
+            <w:tcW w:type="dxa" w:w="2900"/>
+            <w:tcMar>
+              <w:top w:type="dxa" w:w="60"/>
+              <w:left w:type="dxa" w:w="90"/>
+              <w:bottom w:type="dxa" w:w="60"/>
+              <w:right w:type="dxa" w:w="90"/>
+            </w:tcMar>
+          </w:tcPr>
+          <w:p>
+            <w:pPr>
+              <w:spacing w:after="40"/>
+            </w:pPr>
+            <w:r>
+              <w:rPr>
+                <w:b w:val="false"/>
+                <w:bCs w:val="false"/>
+                <w:sz w:val="18"/>
+                <w:szCs w:val="18"/>
+              </w:rPr>
+              <w:t xml:space="preserve">• Look at the car</w:t>
+            </w:r>
+          </w:p>
+          <w:p>
+            <w:pPr>
+              <w:spacing w:after="40"/>
+            </w:pPr>
+            <w:r>
+              <w:rPr>
+                <w:b w:val="false"/>
+                <w:bCs w:val="false"/>
+                <w:sz w:val="18"/>
+                <w:szCs w:val="18"/>
+              </w:rPr>
+              <w:t xml:space="preserve">• Choose its energy (talk with your team)</w:t>
+            </w:r>
+          </w:p>
+          <w:p>
+            <w:pPr>
+              <w:spacing w:after="40"/>
+            </w:pPr>
+            <w:r>
+              <w:rPr>
+                <w:b w:val="false"/>
+                <w:bCs w:val="false"/>
+                <w:sz w:val="18"/>
+                <w:szCs w:val="18"/>
+              </w:rPr>
+              <w:t xml:space="preserve">• Say: A … car uses …</w:t>
+            </w:r>
+          </w:p>
+          <w:p>
+            <w:pPr>
+              <w:spacing w:after="40"/>
+            </w:pPr>
+            <w:r>
+              <w:rPr>
+                <w:b w:val="false"/>
+                <w:bCs w:val="false"/>
+                <w:sz w:val="18"/>
+                <w:szCs w:val="18"/>
+              </w:rPr>
+              <w:t xml:space="preserve">Say: An electric car uses electricity. · A solar car uses energy from the sun. · An air car uses air.</w:t>
+            </w:r>
+          </w:p>
+        </w:tc>
+        <w:tc>
+          <w:tcPr>
+            <w:tcW w:type="dxa" w:w="2160"/>
+            <w:tcMar>
+              <w:top w:type="dxa" w:w="60"/>
+              <w:left w:type="dxa" w:w="90"/>
+              <w:bottom w:type="dxa" w:w="60"/>
+              <w:right w:type="dxa" w:w="90"/>
+            </w:tcMar>
+          </w:tcPr>
+          <w:p>
+            <w:pPr>
+              <w:spacing w:after="40"/>
+            </w:pPr>
+            <w:r>
+              <w:rPr>
+                <w:b w:val="false"/>
+                <w:bCs w:val="false"/>
+                <w:sz w:val="17"/>
+                <w:szCs w:val="17"/>
+              </w:rPr>
+              <w:t xml:space="preserve">Book link: pp.49-53 (use … for energy; comes from …; Solar cars use energy from the sun p.53).</w:t>
+            </w:r>
+          </w:p>
+          <w:p>
+            <w:pPr>
+              <w:spacing w:after="40"/>
+            </w:pPr>
+            <w:r>
+              <w:rPr>
+                <w:b w:val="false"/>
+                <w:bCs w:val="false"/>
+                <w:sz w:val="17"/>
+                <w:szCs w:val="17"/>
+              </w:rPr>
+              <w:t xml:space="preserve">Teams take turns. The team talks, then one pupil taps the energy. A right answer on the first try gives 1 point. Then everybody says the full sentence with the board (A / An + car + uses + energy).</w:t>
+            </w:r>
+          </w:p>
+          <w:p>
+            <w:pPr>
+              <w:spacing w:after="40"/>
+            </w:pPr>
+            <w:r>
+              <w:rPr>
+                <w:b w:val="false"/>
+                <w:bCs w:val="false"/>
+                <w:sz w:val="17"/>
+                <w:szCs w:val="17"/>
+              </w:rPr>
+              <w:t xml:space="preserve">Eight cars in total. At the end the board shows the podium. “Play again” starts a new game.</w:t>
+            </w:r>
+          </w:p>
+        </w:tc>
+      </w:tr>
+      <w:tr>
+        <w:trPr>
+          <w:cantSplit/>
+        </w:trPr>
+        <w:tc>
+          <w:tcPr>
+            <w:tcW w:type="dxa" w:w="500"/>
+            <w:tcMar>
+              <w:top w:type="dxa" w:w="60"/>
+              <w:left w:type="dxa" w:w="90"/>
+              <w:bottom w:type="dxa" w:w="60"/>
+              <w:right w:type="dxa" w:w="90"/>
+            </w:tcMar>
+          </w:tcPr>
+          <w:p>
+            <w:pPr>
+              <w:spacing w:after="40"/>
+            </w:pPr>
+            <w:r>
+              <w:rPr>
+                <w:b w:val="false"/>
+                <w:bCs w:val="false"/>
+                <w:sz w:val="20"/>
+                <w:szCs w:val="20"/>
+              </w:rPr>
+              <w:t xml:space="preserve">5</w:t>
+            </w:r>
+          </w:p>
+        </w:tc>
+        <w:tc>
+          <w:tcPr>
+            <w:tcW w:type="dxa" w:w="1900"/>
+            <w:tcMar>
+              <w:top w:type="dxa" w:w="60"/>
+              <w:left w:type="dxa" w:w="90"/>
+              <w:bottom w:type="dxa" w:w="60"/>
+              <w:right w:type="dxa" w:w="90"/>
+            </w:tcMar>
+          </w:tcPr>
+          <w:p>
+            <w:pPr>
+              <w:spacing w:after="40"/>
+            </w:pPr>
+            <w:r>
+              <w:rPr>
+                <w:b/>
+                <w:bCs/>
+                <w:sz w:val="20"/>
+                <w:szCs w:val="20"/>
+              </w:rPr>
+              <w:t xml:space="preserve">Help! Clean the City</w:t>
+            </w:r>
+          </w:p>
+        </w:tc>
+        <w:tc>
+          <w:tcPr>
+            <w:tcW w:type="dxa" w:w="800"/>
+            <w:tcMar>
+              <w:top w:type="dxa" w:w="60"/>
+              <w:left w:type="dxa" w:w="90"/>
+              <w:bottom w:type="dxa" w:w="60"/>
+              <w:right w:type="dxa" w:w="90"/>
+            </w:tcMar>
+          </w:tcPr>
+          <w:p>
+            <w:pPr>
+              <w:spacing w:after="40"/>
+            </w:pPr>
+            <w:r>
+              <w:rPr>
+                <w:b w:val="false"/>
+                <w:bCs w:val="false"/>
+                <w:sz w:val="20"/>
+                <w:szCs w:val="20"/>
+              </w:rPr>
+              <w:t xml:space="preserve">8 min</w:t>
+            </w:r>
+          </w:p>
+        </w:tc>
+        <w:tc>
+          <w:tcPr>
+            <w:tcW w:type="dxa" w:w="1100"/>
+            <w:tcMar>
+              <w:top w:type="dxa" w:w="60"/>
+              <w:left w:type="dxa" w:w="90"/>
+              <w:bottom w:type="dxa" w:w="60"/>
+              <w:right w:type="dxa" w:w="90"/>
+            </w:tcMar>
+          </w:tcPr>
+          <w:p>
+            <w:pPr>
+              <w:spacing w:after="40"/>
+            </w:pPr>
+            <w:r>
+              <w:rPr>
+                <w:b w:val="false"/>
+                <w:bCs w:val="false"/>
+                <w:sz w:val="20"/>
+                <w:szCs w:val="20"/>
+              </w:rPr>
+              <w:t xml:space="preserve">Move</w:t>
+            </w:r>
+          </w:p>
+        </w:tc>
+        <w:tc>
+          <w:tcPr>
+            <w:tcW w:type="dxa" w:w="2900"/>
+            <w:tcMar>
+              <w:top w:type="dxa" w:w="60"/>
+              <w:left w:type="dxa" w:w="90"/>
+              <w:bottom w:type="dxa" w:w="60"/>
+              <w:right w:type="dxa" w:w="90"/>
+            </w:tcMar>
+          </w:tcPr>
+          <w:p>
+            <w:pPr>
+              <w:spacing w:after="40"/>
+            </w:pPr>
+            <w:r>
+              <w:rPr>
+                <w:b w:val="false"/>
+                <w:bCs w:val="false"/>
+                <w:sz w:val="18"/>
+                <w:szCs w:val="18"/>
+              </w:rPr>
+              <w:t xml:space="preserve">• Listen to the call</w:t>
+            </w:r>
+          </w:p>
+          <w:p>
+            <w:pPr>
+              <w:spacing w:after="40"/>
+            </w:pPr>
+            <w:r>
+              <w:rPr>
+                <w:b w:val="false"/>
+                <w:bCs w:val="false"/>
+                <w:sz w:val="18"/>
+                <w:szCs w:val="18"/>
+              </w:rPr>
+              <w:t xml:space="preserve">• Find the cars that make the air dirty</w:t>
+            </w:r>
+          </w:p>
+          <w:p>
+            <w:pPr>
+              <w:spacing w:after="40"/>
+            </w:pPr>
+            <w:r>
+              <w:rPr>
+                <w:b w:val="false"/>
+                <w:bCs w:val="false"/>
+                <w:sz w:val="18"/>
+                <w:szCs w:val="18"/>
+              </w:rPr>
+              <w:t xml:space="preserve">• Tap them. Trees and flowers grow!</w:t>
+            </w:r>
+          </w:p>
+          <w:p>
+            <w:pPr>
+              <w:spacing w:after="40"/>
+            </w:pPr>
+            <w:r>
+              <w:rPr>
+                <w:b w:val="false"/>
+                <w:bCs w:val="false"/>
+                <w:sz w:val="18"/>
+                <w:szCs w:val="18"/>
+              </w:rPr>
+              <w:t xml:space="preserve">Say: Gasoline cars make the air dirty. · The city is clean! · Clean cars are one way to have a clean world.</w:t>
+            </w:r>
+          </w:p>
+        </w:tc>
+        <w:tc>
+          <w:tcPr>
+            <w:tcW w:type="dxa" w:w="2160"/>
+            <w:tcMar>
+              <w:top w:type="dxa" w:w="60"/>
+              <w:left w:type="dxa" w:w="90"/>
+              <w:bottom w:type="dxa" w:w="60"/>
+              <w:right w:type="dxa" w:w="90"/>
+            </w:tcMar>
+          </w:tcPr>
+          <w:p>
+            <w:pPr>
+              <w:spacing w:after="40"/>
+            </w:pPr>
+            <w:r>
+              <w:rPr>
+                <w:b w:val="false"/>
+                <w:bCs w:val="false"/>
+                <w:sz w:val="17"/>
+                <w:szCs w:val="17"/>
+              </w:rPr>
+              <w:t xml:space="preserve">Book link: p.49 (gasoline cars make the air dirty; dirty air is bad for animals, plants and people and changes our climate), p.50 (biofuel cars: the air is a little dirty) and the ending on p.53 “Clean cars are one way to have a clean world.” Link to the unit question on p.55: How can we make good changes in our world?</w:t>
+            </w:r>
+          </w:p>
+          <w:p>
+            <w:pPr>
+              <w:spacing w:after="40"/>
+            </w:pPr>
+            <w:r>
+              <w:rPr>
+                <w:b w:val="false"/>
+                <w:bCs w:val="false"/>
+                <w:sz w:val="17"/>
+                <w:szCs w:val="17"/>
+              </w:rPr>
+              <w:t xml:space="preserve">Pupils answer the call, then come to the board and tap the cars that make the air dirty (gasoline and biofuel cars). Each dirty car disappears with its smoke and a tree or a flower grows. Clean cars (electric, air, solar) wobble and say “This car is clean”.</w:t>
+            </w:r>
+          </w:p>
+          <w:p>
+            <w:pPr>
+              <w:spacing w:after="40"/>
+            </w:pPr>
+            <w:r>
+              <w:rPr>
+                <w:b w:val="false"/>
+                <w:bCs w:val="false"/>
+                <w:sz w:val="17"/>
+                <w:szCs w:val="17"/>
+              </w:rPr>
+              <w:t xml:space="preserve">Ask: Why is the air dirty? (Gasoline cars make the air dirty.) What is one solution? (Clean cars.) When every dirty car is gone the sky turns blue and the city is clean.</w:t>
+            </w:r>
+          </w:p>
+        </w:tc>
+      </w:tr>
+      <w:tr>
+        <w:trPr>
+          <w:cantSplit/>
+        </w:trPr>
+        <w:tc>
+          <w:tcPr>
+            <w:tcW w:type="dxa" w:w="500"/>
+            <w:tcMar>
+              <w:top w:type="dxa" w:w="60"/>
+              <w:left w:type="dxa" w:w="90"/>
+              <w:bottom w:type="dxa" w:w="60"/>
+              <w:right w:type="dxa" w:w="90"/>
+            </w:tcMar>
+          </w:tcPr>
+          <w:p>
+            <w:pPr>
+              <w:spacing w:after="40"/>
+            </w:pPr>
+            <w:r>
+              <w:rPr>
+                <w:b w:val="false"/>
+                <w:bCs w:val="false"/>
+                <w:sz w:val="20"/>
+                <w:szCs w:val="20"/>
+              </w:rPr>
+              <w:t xml:space="preserve">6</w:t>
+            </w:r>
+          </w:p>
+        </w:tc>
+        <w:tc>
+          <w:tcPr>
+            <w:tcW w:type="dxa" w:w="1900"/>
+            <w:tcMar>
+              <w:top w:type="dxa" w:w="60"/>
+              <w:left w:type="dxa" w:w="90"/>
+              <w:bottom w:type="dxa" w:w="60"/>
+              <w:right w:type="dxa" w:w="90"/>
+            </w:tcMar>
+          </w:tcPr>
+          <w:p>
+            <w:pPr>
+              <w:spacing w:after="40"/>
+            </w:pPr>
+            <w:r>
+              <w:rPr>
+                <w:b/>
+                <w:bCs/>
+                <w:sz w:val="20"/>
+                <w:szCs w:val="20"/>
+              </w:rPr>
+              <w:t xml:space="preserve">My Favourite Clean Car</w:t>
+            </w:r>
+          </w:p>
+        </w:tc>
+        <w:tc>
+          <w:tcPr>
+            <w:tcW w:type="dxa" w:w="800"/>
+            <w:tcMar>
+              <w:top w:type="dxa" w:w="60"/>
+              <w:left w:type="dxa" w:w="90"/>
+              <w:bottom w:type="dxa" w:w="60"/>
+              <w:right w:type="dxa" w:w="90"/>
+            </w:tcMar>
+          </w:tcPr>
+          <w:p>
+            <w:pPr>
+              <w:spacing w:after="40"/>
+            </w:pPr>
+            <w:r>
+              <w:rPr>
+                <w:b w:val="false"/>
+                <w:bCs w:val="false"/>
+                <w:sz w:val="20"/>
+                <w:szCs w:val="20"/>
+              </w:rPr>
+              <w:t xml:space="preserve">4 min</w:t>
+            </w:r>
+          </w:p>
+        </w:tc>
+        <w:tc>
+          <w:tcPr>
+            <w:tcW w:type="dxa" w:w="1100"/>
+            <w:tcMar>
+              <w:top w:type="dxa" w:w="60"/>
+              <w:left w:type="dxa" w:w="90"/>
+              <w:bottom w:type="dxa" w:w="60"/>
+              <w:right w:type="dxa" w:w="90"/>
+            </w:tcMar>
+          </w:tcPr>
+          <w:p>
+            <w:pPr>
+              <w:spacing w:after="40"/>
+            </w:pPr>
+            <w:r>
+              <w:rPr>
+                <w:b w:val="false"/>
+                <w:bCs w:val="false"/>
+                <w:sz w:val="20"/>
+                <w:szCs w:val="20"/>
+              </w:rPr>
+              <w:t xml:space="preserve">Talk</w:t>
+            </w:r>
+          </w:p>
+        </w:tc>
+        <w:tc>
+          <w:tcPr>
+            <w:tcW w:type="dxa" w:w="2900"/>
+            <w:tcMar>
+              <w:top w:type="dxa" w:w="60"/>
+              <w:left w:type="dxa" w:w="90"/>
+              <w:bottom w:type="dxa" w:w="60"/>
+              <w:right w:type="dxa" w:w="90"/>
+            </w:tcMar>
+          </w:tcPr>
+          <w:p>
+            <w:pPr>
+              <w:spacing w:after="40"/>
+            </w:pPr>
+            <w:r>
+              <w:rPr>
+                <w:b w:val="false"/>
+                <w:bCs w:val="false"/>
+                <w:sz w:val="18"/>
+                <w:szCs w:val="18"/>
+              </w:rPr>
+              <w:t xml:space="preserve">• Think: which clean car?</w:t>
+            </w:r>
+          </w:p>
+          <w:p>
+            <w:pPr>
+              <w:spacing w:after="40"/>
+            </w:pPr>
+            <w:r>
+              <w:rPr>
+                <w:b w:val="false"/>
+                <w:bCs w:val="false"/>
+                <w:sz w:val="18"/>
+                <w:szCs w:val="18"/>
+              </w:rPr>
+              <w:t xml:space="preserve">• Tell the teacher your vote</w:t>
+            </w:r>
+          </w:p>
+          <w:p>
+            <w:pPr>
+              <w:spacing w:after="40"/>
+            </w:pPr>
+            <w:r>
+              <w:rPr>
+                <w:b w:val="false"/>
+                <w:bCs w:val="false"/>
+                <w:sz w:val="18"/>
+                <w:szCs w:val="18"/>
+              </w:rPr>
+              <w:t xml:space="preserve">• Say: I like the … car because …</w:t>
+            </w:r>
+          </w:p>
+          <w:p>
+            <w:pPr>
+              <w:spacing w:after="40"/>
+            </w:pPr>
+            <w:r>
+              <w:rPr>
+                <w:b w:val="false"/>
+                <w:bCs w:val="false"/>
+                <w:sz w:val="18"/>
+                <w:szCs w:val="18"/>
+              </w:rPr>
+              <w:t xml:space="preserve">Say: I like the solar car because it’s fast and quiet.</w:t>
+            </w:r>
+          </w:p>
+        </w:tc>
+        <w:tc>
+          <w:tcPr>
+            <w:tcW w:type="dxa" w:w="2160"/>
+            <w:tcMar>
+              <w:top w:type="dxa" w:w="60"/>
+              <w:left w:type="dxa" w:w="90"/>
+              <w:bottom w:type="dxa" w:w="60"/>
+              <w:right w:type="dxa" w:w="90"/>
+            </w:tcMar>
+          </w:tcPr>
+          <w:p>
+            <w:pPr>
+              <w:spacing w:after="40"/>
+            </w:pPr>
+            <w:r>
+              <w:rPr>
+                <w:b w:val="false"/>
+                <w:bCs w:val="false"/>
+                <w:sz w:val="17"/>
+                <w:szCs w:val="17"/>
+              </w:rPr>
+              <w:t xml:space="preserve">Book link: p.54 D “Which clean car is your favorite? Why?” with the frame “I like the solar car because it’s fast and quiet.”</w:t>
+            </w:r>
+          </w:p>
+          <w:p>
+            <w:pPr>
+              <w:spacing w:after="40"/>
+            </w:pPr>
+            <w:r>
+              <w:rPr>
+                <w:b w:val="false"/>
+                <w:bCs w:val="false"/>
+                <w:sz w:val="17"/>
+                <w:szCs w:val="17"/>
+              </w:rPr>
+              <w:t xml:space="preserve">Tap once for each pupil’s vote. Pupils say the full sentence with because. Use words from the doors: quiet, clean, fast, small, slow, expensive.</w:t>
+            </w:r>
+          </w:p>
+        </w:tc>
+      </w:tr>
+      <w:tr>
+        <w:trPr>
+          <w:cantSplit/>
+        </w:trPr>
+        <w:tc>
+          <w:tcPr>
+            <w:tcW w:type="dxa" w:w="500"/>
+            <w:tcMar>
+              <w:top w:type="dxa" w:w="60"/>
+              <w:left w:type="dxa" w:w="90"/>
+              <w:bottom w:type="dxa" w:w="60"/>
+              <w:right w:type="dxa" w:w="90"/>
+            </w:tcMar>
+          </w:tcPr>
+          <w:p>
+            <w:pPr>
+              <w:spacing w:after="40"/>
+            </w:pPr>
+            <w:r>
+              <w:rPr>
+                <w:b w:val="false"/>
+                <w:bCs w:val="false"/>
+                <w:sz w:val="20"/>
+                <w:szCs w:val="20"/>
+              </w:rPr>
+              <w:t xml:space="preserve">7</w:t>
+            </w:r>
+          </w:p>
+        </w:tc>
+        <w:tc>
+          <w:tcPr>
+            <w:tcW w:type="dxa" w:w="1900"/>
+            <w:tcMar>
+              <w:top w:type="dxa" w:w="60"/>
+              <w:left w:type="dxa" w:w="90"/>
+              <w:bottom w:type="dxa" w:w="60"/>
+              <w:right w:type="dxa" w:w="90"/>
+            </w:tcMar>
+          </w:tcPr>
+          <w:p>
+            <w:pPr>
+              <w:spacing w:after="40"/>
+            </w:pPr>
+            <w:r>
+              <w:rPr>
+                <w:b/>
+                <w:bCs/>
+                <w:sz w:val="20"/>
+                <w:szCs w:val="20"/>
+              </w:rPr>
+              <w:t xml:space="preserve">Clean Cars Ceremony</w:t>
+            </w:r>
+          </w:p>
+        </w:tc>
+        <w:tc>
+          <w:tcPr>
+            <w:tcW w:type="dxa" w:w="800"/>
+            <w:tcMar>
+              <w:top w:type="dxa" w:w="60"/>
+              <w:left w:type="dxa" w:w="90"/>
+              <w:bottom w:type="dxa" w:w="60"/>
+              <w:right w:type="dxa" w:w="90"/>
+            </w:tcMar>
+          </w:tcPr>
+          <w:p>
+            <w:pPr>
+              <w:spacing w:after="40"/>
+            </w:pPr>
+            <w:r>
+              <w:rPr>
+                <w:b w:val="false"/>
+                <w:bCs w:val="false"/>
+                <w:sz w:val="20"/>
+                <w:szCs w:val="20"/>
+              </w:rPr>
+              <w:t xml:space="preserve">2 min</w:t>
+            </w:r>
+          </w:p>
+        </w:tc>
+        <w:tc>
+          <w:tcPr>
+            <w:tcW w:type="dxa" w:w="1100"/>
+            <w:tcMar>
+              <w:top w:type="dxa" w:w="60"/>
+              <w:left w:type="dxa" w:w="90"/>
+              <w:bottom w:type="dxa" w:w="60"/>
+              <w:right w:type="dxa" w:w="90"/>
+            </w:tcMar>
+          </w:tcPr>
+          <w:p>
+            <w:pPr>
+              <w:spacing w:after="40"/>
+            </w:pPr>
+            <w:r>
+              <w:rPr>
+                <w:b w:val="false"/>
+                <w:bCs w:val="false"/>
+                <w:sz w:val="20"/>
+                <w:szCs w:val="20"/>
+              </w:rPr>
+              <w:t xml:space="preserve">Think</w:t>
+            </w:r>
+          </w:p>
+        </w:tc>
+        <w:tc>
+          <w:tcPr>
+            <w:tcW w:type="dxa" w:w="2900"/>
+            <w:tcMar>
+              <w:top w:type="dxa" w:w="60"/>
+              <w:left w:type="dxa" w:w="90"/>
+              <w:bottom w:type="dxa" w:w="60"/>
+              <w:right w:type="dxa" w:w="90"/>
+            </w:tcMar>
+          </w:tcPr>
+          <w:p>
+            <w:pPr>
+              <w:spacing w:after="40"/>
+            </w:pPr>
+            <w:r>
+              <w:rPr>
+                <w:b w:val="false"/>
+                <w:bCs w:val="false"/>
+                <w:sz w:val="18"/>
+                <w:szCs w:val="18"/>
+              </w:rPr>
+              <w:t xml:space="preserve">• Cheer for every team</w:t>
+            </w:r>
+          </w:p>
+          <w:p>
+            <w:pPr>
+              <w:spacing w:after="40"/>
+            </w:pPr>
+            <w:r>
+              <w:rPr>
+                <w:b w:val="false"/>
+                <w:bCs w:val="false"/>
+                <w:sz w:val="18"/>
+                <w:szCs w:val="18"/>
+              </w:rPr>
+              <w:t xml:space="preserve">• Door pass: I like the … car because …</w:t>
+            </w:r>
+          </w:p>
+          <w:p>
+            <w:pPr>
+              <w:spacing w:after="40"/>
+            </w:pPr>
+            <w:r>
+              <w:rPr>
+                <w:b w:val="false"/>
+                <w:bCs w:val="false"/>
+                <w:sz w:val="18"/>
+                <w:szCs w:val="18"/>
+              </w:rPr>
+              <w:t xml:space="preserve">Say: I like the electric car because it’s quiet.</w:t>
+            </w:r>
+          </w:p>
+        </w:tc>
+        <w:tc>
+          <w:tcPr>
+            <w:tcW w:type="dxa" w:w="2160"/>
+            <w:tcMar>
+              <w:top w:type="dxa" w:w="60"/>
+              <w:left w:type="dxa" w:w="90"/>
+              <w:bottom w:type="dxa" w:w="60"/>
+              <w:right w:type="dxa" w:w="90"/>
+            </w:tcMar>
+          </w:tcPr>
+          <w:p>
+            <w:pPr>
+              <w:spacing w:after="40"/>
+            </w:pPr>
+            <w:r>
+              <w:rPr>
+                <w:b w:val="false"/>
+                <w:bCs w:val="false"/>
+                <w:sz w:val="17"/>
+                <w:szCs w:val="17"/>
+              </w:rPr>
+              <w:t xml:space="preserve">At the door each pupil says one sentence with because about a clean car (for example “I like the solar car because it’s quiet.”). Next: p.54 A-C in the book (label the cars, the good/bad table, the main idea) and p.55 Think Together.</w:t>
+            </w:r>
+          </w:p>
+        </w:tc>
+      </w:tr>
+    </w:tbl>
+    <w:p>
+      <w:pPr>
+        <w:spacing w:before="140"/>
+      </w:pPr>
+    </w:p>
+    <w:p>
+      <w:pPr>
+        <w:spacing w:after="60"/>
+      </w:pPr>
+      <w:r>
+        <w:rPr>
+          <w:b/>
+          <w:bCs/>
+        </w:rPr>
+        <w:t xml:space="preserve">Support. </w:t>
+      </w:r>
+      <w:r>
+        <w:t xml:space="preserve">Point to the picture and say the car name; use the frame "A … car uses …"; partner whispers the answer first.</w:t>
+      </w:r>
+    </w:p>
+    <w:p>
+      <w:pPr>
+        <w:spacing w:after="60"/>
+      </w:pPr>
+      <w:r>
+        <w:rPr>
+          <w:b/>
+          <w:bCs/>
+        </w:rPr>
+        <w:t xml:space="preserve">Stretch. </w:t>
+      </w:r>
+      <w:r>
+        <w:t xml:space="preserve">Say two good and two bad things about each car; explain why a car makes the air dirty; give two reasons with because.</w:t>
+      </w:r>
+    </w:p>
+    <w:p>
+      <w:pPr>
+        <w:spacing w:after="60"/>
+      </w:pPr>
+      <w:r>
+        <w:rPr>
+          <w:b/>
+          <w:bCs/>
+        </w:rPr>
+        <w:t xml:space="preserve">Check learning. </w:t>
+      </w:r>
+      <w:r>
+        <w:t xml:space="preserve">Door pass: each pupil says "I like the … car because it is …". Give a team point for every correct team, not only the fastest.</w:t>
+      </w:r>
+    </w:p>
+    <w:p>
+      <w:pPr>
         <w:spacing w:before="200"/>
       </w:pPr>
       <w:r>
@@ -7155,41 +9008,8 @@
 </w:document>
 </file>
 
-<file path=word/endnotes.xml><?xml version="1.0" encoding="utf-8"?>
-<w:endnotes xmlns:wpc="http://schemas.microsoft.com/office/word/2010/wordprocessingCanvas" xmlns:mc="http://schemas.openxmlformats.org/markup-compatibility/2006" xmlns:o="urn:schemas-microsoft-com:office:office" xmlns:r="http://schemas.openxmlformats.org/officeDocument/2006/relationships" xmlns:m="http://schemas.openxmlformats.org/officeDocument/2006/math" xmlns:v="urn:schemas-microsoft-com:vml" xmlns:wp14="http://schemas.microsoft.com/office/word/2010/wordprocessingDrawing" xmlns:wp="http://schemas.openxmlformats.org/drawingml/2006/wordprocessingDrawing" xmlns:w10="urn:schemas-microsoft-com:office:word" xmlns:w="http://schemas.openxmlformats.org/wordprocessingml/2006/main" xmlns:w14="http://schemas.microsoft.com/office/word/2010/wordml" xmlns:w15="http://schemas.microsoft.com/office/word/2012/wordml" xmlns:wpg="http://schemas.microsoft.com/office/word/2010/wordprocessingGroup" xmlns:wpi="http://schemas.microsoft.com/office/word/2010/wordprocessingInk" xmlns:wne="http://schemas.microsoft.com/office/word/2006/wordml" xmlns:wps="http://schemas.microsoft.com/office/word/2010/wordprocessingShape" mc:Ignorable="w14 w15 wp14">
-  <w:endnote w:type="separator" w:id="-1">
-    <w:p>
-      <w:pPr>
-        <w:spacing w:after="0" w:line="240" w:lineRule="auto"/>
-      </w:pPr>
-      <w:r>
-        <w:rPr>
-          <w:rStyle w:val="EndnoteReference"/>
-        </w:rPr>
-        <w:endnoteRef/>
-      </w:r>
-      <w:r>
-        <w:separator/>
-      </w:r>
-    </w:p>
-  </w:endnote>
-  <w:endnote w:type="continuationSeparator" w:id="0">
-    <w:p>
-      <w:pPr>
-        <w:spacing w:after="0" w:line="240" w:lineRule="auto"/>
-      </w:pPr>
-      <w:r>
-        <w:rPr>
-          <w:rStyle w:val="EndnoteReference"/>
-        </w:rPr>
-        <w:endnoteRef/>
-      </w:r>
-      <w:r>
-        <w:continuationSeparator/>
-      </w:r>
-    </w:p>
-  </w:endnote>
-</w:endnotes>
+<file path=word/comments.xml><?xml version="1.0" encoding="utf-8"?>
+<w:comments xmlns:cx="http://schemas.microsoft.com/office/drawing/2014/chartex" xmlns:cx1="http://schemas.microsoft.com/office/drawing/2015/9/8/chartex" xmlns:cx2="http://schemas.microsoft.com/office/drawing/2015/10/21/chartex" xmlns:cx3="http://schemas.microsoft.com/office/drawing/2016/5/9/chartex" xmlns:cx4="http://schemas.microsoft.com/office/drawing/2016/5/10/chartex" xmlns:cx5="http://schemas.microsoft.com/office/drawing/2016/5/11/chartex" xmlns:cx6="http://schemas.microsoft.com/office/drawing/2016/5/12/chartex" xmlns:cx7="http://schemas.microsoft.com/office/drawing/2016/5/13/chartex" xmlns:cx8="http://schemas.microsoft.com/office/drawing/2016/5/14/chartex" xmlns:mc="http://schemas.openxmlformats.org/markup-compatibility/2006" xmlns:aink="http://schemas.microsoft.com/office/drawing/2016/ink" xmlns:am3d="http://schemas.microsoft.com/office/drawing/2017/model3d" xmlns:o="urn:schemas-microsoft-com:office:office" xmlns:r="http://schemas.openxmlformats.org/officeDocument/2006/relationships" xmlns:m="http://schemas.openxmlformats.org/officeDocument/2006/math" xmlns:v="urn:schemas-microsoft-com:vml" xmlns:wp14="http://schemas.microsoft.com/office/word/2010/wordprocessingDrawing" xmlns:wp="http://schemas.openxmlformats.org/drawingml/2006/wordprocessingDrawing" xmlns:w10="urn:schemas-microsoft-com:office:word" xmlns:w="http://schemas.openxmlformats.org/wordprocessingml/2006/main" xmlns:w14="http://schemas.microsoft.com/office/word/2010/wordml" xmlns:w15="http://schemas.microsoft.com/office/word/2012/wordml" xmlns:w16cex="http://schemas.microsoft.com/office/word/2018/wordml/cex" xmlns:w16cid="http://schemas.microsoft.com/office/word/2016/wordml/cid" xmlns:w16="http://schemas.microsoft.com/office/word/2018/wordml" xmlns:w16sdtdh="http://schemas.microsoft.com/office/word/2020/wordml/sdtdatahash" xmlns:w16se="http://schemas.microsoft.com/office/word/2015/wordml/symex" xmlns:wpg="http://schemas.microsoft.com/office/word/2010/wordprocessingGroup" xmlns:wpi="http://schemas.microsoft.com/office/word/2010/wordprocessingInk" xmlns:wne="http://schemas.microsoft.com/office/word/2006/wordml" xmlns:wps="http://schemas.microsoft.com/office/word/2010/wordprocessingShape"/>
 </file>
 
 <file path=word/footnotes.xml><?xml version="1.0" encoding="utf-8"?>
@@ -7233,7 +9053,7 @@
 <w:numbering xmlns:wpc="http://schemas.microsoft.com/office/word/2010/wordprocessingCanvas" xmlns:mc="http://schemas.openxmlformats.org/markup-compatibility/2006" xmlns:o="urn:schemas-microsoft-com:office:office" xmlns:r="http://schemas.openxmlformats.org/officeDocument/2006/relationships" xmlns:m="http://schemas.openxmlformats.org/officeDocument/2006/math" xmlns:v="urn:schemas-microsoft-com:vml" xmlns:wp14="http://schemas.microsoft.com/office/word/2010/wordprocessingDrawing" xmlns:wp="http://schemas.openxmlformats.org/drawingml/2006/wordprocessingDrawing" xmlns:w10="urn:schemas-microsoft-com:office:word" xmlns:w="http://schemas.openxmlformats.org/wordprocessingml/2006/main" xmlns:w14="http://schemas.microsoft.com/office/word/2010/wordml" xmlns:w15="http://schemas.microsoft.com/office/word/2012/wordml" xmlns:wpg="http://schemas.microsoft.com/office/word/2010/wordprocessingGroup" xmlns:wpi="http://schemas.microsoft.com/office/word/2010/wordprocessingInk" xmlns:wne="http://schemas.microsoft.com/office/word/2006/wordml" xmlns:wps="http://schemas.microsoft.com/office/word/2010/wordprocessingShape" mc:Ignorable="w14 w15 wp14">
   <w:abstractNum w:abstractNumId="1" w15:restartNumberingAfterBreak="0">
     <w:multiLevelType w:val="hybridMultilevel"/>
-    <w:lvl w:ilvl="0" w:tentative="1">
+    <w:lvl w:ilvl="0" w15:tentative="1">
       <w:start w:val="1"/>
       <w:numFmt w:val="bullet"/>
       <w:lvlText w:val="●"/>
@@ -7242,7 +9062,7 @@
         <w:ind w:left="720" w:hanging="360"/>
       </w:pPr>
     </w:lvl>
-    <w:lvl w:ilvl="1" w:tentative="1">
+    <w:lvl w:ilvl="1" w15:tentative="1">
       <w:start w:val="1"/>
       <w:numFmt w:val="bullet"/>
       <w:lvlText w:val="○"/>
@@ -7251,7 +9071,7 @@
         <w:ind w:left="1440" w:hanging="360"/>
       </w:pPr>
     </w:lvl>
-    <w:lvl w:ilvl="2" w:tentative="1">
+    <w:lvl w:ilvl="2" w15:tentative="1">
       <w:start w:val="1"/>
       <w:numFmt w:val="bullet"/>
       <w:lvlText w:val="■"/>
@@ -7260,7 +9080,7 @@
         <w:ind w:left="2160" w:hanging="360"/>
       </w:pPr>
     </w:lvl>
-    <w:lvl w:ilvl="3" w:tentative="1">
+    <w:lvl w:ilvl="3" w15:tentative="1">
       <w:start w:val="1"/>
       <w:numFmt w:val="bullet"/>
       <w:lvlText w:val="●"/>
@@ -7269,7 +9089,7 @@
         <w:ind w:left="2880" w:hanging="360"/>
       </w:pPr>
     </w:lvl>
-    <w:lvl w:ilvl="4" w:tentative="1">
+    <w:lvl w:ilvl="4" w15:tentative="1">
       <w:start w:val="1"/>
       <w:numFmt w:val="bullet"/>
       <w:lvlText w:val="○"/>
@@ -7278,7 +9098,7 @@
         <w:ind w:left="3600" w:hanging="360"/>
       </w:pPr>
     </w:lvl>
-    <w:lvl w:ilvl="5" w:tentative="1">
+    <w:lvl w:ilvl="5" w15:tentative="1">
       <w:start w:val="1"/>
       <w:numFmt w:val="bullet"/>
       <w:lvlText w:val="■"/>
@@ -7287,7 +9107,7 @@
         <w:ind w:left="4320" w:hanging="360"/>
       </w:pPr>
     </w:lvl>
-    <w:lvl w:ilvl="6" w:tentative="1">
+    <w:lvl w:ilvl="6" w15:tentative="1">
       <w:start w:val="1"/>
       <w:numFmt w:val="bullet"/>
       <w:lvlText w:val="●"/>
@@ -7296,7 +9116,7 @@
         <w:ind w:left="5040" w:hanging="360"/>
       </w:pPr>
     </w:lvl>
-    <w:lvl w:ilvl="7" w:tentative="1">
+    <w:lvl w:ilvl="7" w15:tentative="1">
       <w:start w:val="1"/>
       <w:numFmt w:val="bullet"/>
       <w:lvlText w:val="●"/>
@@ -7305,7 +9125,7 @@
         <w:ind w:left="5760" w:hanging="360"/>
       </w:pPr>
     </w:lvl>
-    <w:lvl w:ilvl="8" w:tentative="1">
+    <w:lvl w:ilvl="8" w15:tentative="1">
       <w:start w:val="1"/>
       <w:numFmt w:val="bullet"/>
       <w:lvlText w:val="●"/>
@@ -7329,17 +9149,13 @@
   <w:docDefaults>
     <w:rPrDefault>
       <w:rPr>
-        <w:rFonts w:ascii="Calibri" w:cs="Calibri" w:eastAsia="Calibri" w:hAnsi="Calibri"/>
         <w:sz w:val="21"/>
         <w:szCs w:val="21"/>
+        <w:rFonts w:ascii="Calibri" w:cs="Calibri" w:eastAsia="Calibri" w:hAnsi="Calibri"/>
       </w:rPr>
     </w:rPrDefault>
     <w:pPrDefault/>
   </w:docDefaults>
-  <w:style w:type="paragraph" w:styleId="Normal" w:default="1">
-    <w:name w:val="Normal"/>
-    <w:qFormat/>
-  </w:style>
   <w:style w:type="paragraph" w:styleId="Title">
     <w:name w:val="Title"/>
     <w:basedOn w:val="Normal"/>
@@ -7348,6 +9164,17 @@
     <w:rPr>
       <w:sz w:val="56"/>
       <w:szCs w:val="56"/>
+    </w:rPr>
+  </w:style>
+  <w:style w:type="paragraph" w:styleId="Heading1">
+    <w:name w:val="Heading 1"/>
+    <w:basedOn w:val="Normal"/>
+    <w:next w:val="Normal"/>
+    <w:qFormat/>
+    <w:rPr>
+      <w:color w:val="2E74B5"/>
+      <w:sz w:val="32"/>
+      <w:szCs w:val="32"/>
     </w:rPr>
   </w:style>
   <w:style w:type="paragraph" w:styleId="Heading2">
@@ -7422,8 +9249,8 @@
     <w:uiPriority w:val="99"/>
     <w:unhideWhenUsed/>
     <w:rPr>
+      <w:u w:val="single"/>
       <w:color w:val="0563C1"/>
-      <w:u w:val="single"/>
     </w:rPr>
   </w:style>
   <w:style w:type="character" w:styleId="FootnoteReference">
@@ -7463,50 +9290,13 @@
       <w:szCs w:val="20"/>
     </w:rPr>
   </w:style>
-  <w:style w:type="character" w:styleId="EndnoteReference">
-    <w:name w:val="endnote reference"/>
-    <w:basedOn w:val="DefaultParagraphFont"/>
-    <w:uiPriority w:val="99"/>
-    <w:semiHidden/>
-    <w:unhideWhenUsed/>
-    <w:rPr>
-      <w:vertAlign w:val="superscript"/>
-    </w:rPr>
-  </w:style>
-  <w:style w:type="paragraph" w:styleId="EndnoteText">
-    <w:name w:val="endnote text"/>
-    <w:basedOn w:val="Normal"/>
-    <w:link w:val="EndnoteTextChar"/>
-    <w:uiPriority w:val="99"/>
-    <w:semiHidden/>
-    <w:unhideWhenUsed/>
-    <w:pPr>
-      <w:spacing w:after="0" w:line="240" w:lineRule="auto"/>
-    </w:pPr>
-    <w:rPr>
-      <w:sz w:val="20"/>
-      <w:szCs w:val="20"/>
-    </w:rPr>
-  </w:style>
-  <w:style w:type="character" w:styleId="EndnoteTextChar">
-    <w:name w:val="Endnote Text Char"/>
-    <w:basedOn w:val="DefaultParagraphFont"/>
-    <w:link w:val="EndnoteText"/>
-    <w:uiPriority w:val="99"/>
-    <w:semiHidden/>
-    <w:unhideWhenUsed/>
-    <w:rPr>
-      <w:sz w:val="20"/>
-      <w:szCs w:val="20"/>
-    </w:rPr>
-  </w:style>
   <w:style w:type="paragraph" w:styleId="Heading1">
     <w:name w:val="Heading 1"/>
     <w:basedOn w:val="Normal"/>
     <w:next w:val="Normal"/>
     <w:qFormat/>
     <w:pPr>
-      <w:spacing w:after="120" w:before="120"/>
+      <w:spacing w:before="120" w:after="120"/>
       <w:outlineLvl w:val="0"/>
     </w:pPr>
     <w:rPr>
@@ -7518,294 +9308,4 @@
     </w:rPr>
   </w:style>
 </w:styles>
-</file>
-
-<file path=word/theme/theme1.xml><?xml version="1.0" encoding="utf-8"?>
-<a:theme xmlns:a="http://schemas.openxmlformats.org/drawingml/2006/main" name="Office Theme">
-  <a:themeElements>
-    <a:clrScheme name="Office">
-      <a:dk1>
-        <a:sysClr val="windowText" lastClr="000000"/>
-      </a:dk1>
-      <a:lt1>
-        <a:sysClr val="window" lastClr="FFFFFF"/>
-      </a:lt1>
-      <a:dk2>
-        <a:srgbClr val="44546A"/>
-      </a:dk2>
-      <a:lt2>
-        <a:srgbClr val="E7E6E6"/>
-      </a:lt2>
-      <a:accent1>
-        <a:srgbClr val="4472C4"/>
-      </a:accent1>
-      <a:accent2>
-        <a:srgbClr val="ED7D31"/>
-      </a:accent2>
-      <a:accent3>
-        <a:srgbClr val="A5A5A5"/>
-      </a:accent3>
-      <a:accent4>
-        <a:srgbClr val="FFC000"/>
-      </a:accent4>
-      <a:accent5>
-        <a:srgbClr val="5B9BD5"/>
-      </a:accent5>
-      <a:accent6>
-        <a:srgbClr val="70AD47"/>
-      </a:accent6>
-      <a:hlink>
-        <a:srgbClr val="0563C1"/>
-      </a:hlink>
-      <a:folHlink>
-        <a:srgbClr val="954F72"/>
-      </a:folHlink>
-    </a:clrScheme>
-    <a:fontScheme name="Office">
-      <a:majorFont>
-        <a:latin typeface="Calibri Light" panose="020F0302020204030204"/>
-        <a:ea typeface=""/>
-        <a:cs typeface=""/>
-        <a:font script="Jpan" typeface="游ゴシック Light"/>
-        <a:font script="Hang" typeface="맑은 고딕"/>
-        <a:font script="Hans" typeface="等线 Light"/>
-        <a:font script="Hant" typeface="新細明體"/>
-        <a:font script="Arab" typeface="Times New Roman"/>
-        <a:font script="Hebr" typeface="Times New Roman"/>
-        <a:font script="Thai" typeface="Angsana New"/>
-        <a:font script="Ethi" typeface="Nyala"/>
-        <a:font script="Beng" typeface="Vrinda"/>
-        <a:font script="Gujr" typeface="Shruti"/>
-        <a:font script="Khmr" typeface="MoolBoran"/>
-        <a:font script="Knda" typeface="Tunga"/>
-        <a:font script="Guru" typeface="Raavi"/>
-        <a:font script="Cans" typeface="Euphemia"/>
-        <a:font script="Cher" typeface="Plantagenet Cherokee"/>
-        <a:font script="Yiii" typeface="Microsoft Yi Baiti"/>
-        <a:font script="Tibt" typeface="Microsoft Himalaya"/>
-        <a:font script="Thaa" typeface="MV Boli"/>
-        <a:font script="Deva" typeface="Mangal"/>
-        <a:font script="Telu" typeface="Gautami"/>
-        <a:font script="Taml" typeface="Latha"/>
-        <a:font script="Syrc" typeface="Estrangelo Edessa"/>
-        <a:font script="Orya" typeface="Kalinga"/>
-        <a:font script="Mlym" typeface="Kartika"/>
-        <a:font script="Laoo" typeface="DokChampa"/>
-        <a:font script="Sinh" typeface="Iskoola Pota"/>
-        <a:font script="Mong" typeface="Mongolian Baiti"/>
-        <a:font script="Viet" typeface="Times New Roman"/>
-        <a:font script="Uigh" typeface="Microsoft Uighur"/>
-        <a:font script="Geor" typeface="Sylfaen"/>
-        <a:font script="Armn" typeface="Arial"/>
-        <a:font script="Bugi" typeface="Leelawadee UI"/>
-        <a:font script="Bopo" typeface="Microsoft JhengHei"/>
-        <a:font script="Java" typeface="Javanese Text"/>
-        <a:font script="Lisu" typeface="Segoe UI"/>
-        <a:font script="Mymr" typeface="Myanmar Text"/>
-        <a:font script="Nkoo" typeface="Ebrima"/>
-        <a:font script="Olck" typeface="Nirmala UI"/>
-        <a:font script="Osma" typeface="Ebrima"/>
-        <a:font script="Phag" typeface="Phagspa"/>
-        <a:font script="Syrn" typeface="Estrangelo Edessa"/>
-        <a:font script="Syrj" typeface="Estrangelo Edessa"/>
-        <a:font script="Syre" typeface="Estrangelo Edessa"/>
-        <a:font script="Sora" typeface="Nirmala UI"/>
-        <a:font script="Tale" typeface="Microsoft Tai Le"/>
-        <a:font script="Talu" typeface="Microsoft New Tai Lue"/>
-        <a:font script="Tfng" typeface="Ebrima"/>
-      </a:majorFont>
-      <a:minorFont>
-        <a:latin typeface="Calibri" panose="020F0502020204030204"/>
-        <a:ea typeface=""/>
-        <a:cs typeface=""/>
-        <a:font script="Jpan" typeface="游明朝"/>
-        <a:font script="Hang" typeface="맑은 고딕"/>
-        <a:font script="Hans" typeface="等线"/>
-        <a:font script="Hant" typeface="新細明體"/>
-        <a:font script="Arab" typeface="Arial"/>
-        <a:font script="Hebr" typeface="Arial"/>
-        <a:font script="Thai" typeface="Cordia New"/>
-        <a:font script="Ethi" typeface="Nyala"/>
-        <a:font script="Beng" typeface="Vrinda"/>
-        <a:font script="Gujr" typeface="Shruti"/>
-        <a:font script="Khmr" typeface="DaunPenh"/>
-        <a:font script="Knda" typeface="Tunga"/>
-        <a:font script="Guru" typeface="Raavi"/>
-        <a:font script="Cans" typeface="Euphemia"/>
-        <a:font script="Cher" typeface="Plantagenet Cherokee"/>
-        <a:font script="Yiii" typeface="Microsoft Yi Baiti"/>
-        <a:font script="Tibt" typeface="Microsoft Himalaya"/>
-        <a:font script="Thaa" typeface="MV Boli"/>
-        <a:font script="Deva" typeface="Mangal"/>
-        <a:font script="Telu" typeface="Gautami"/>
-        <a:font script="Taml" typeface="Latha"/>
-        <a:font script="Syrc" typeface="Estrangelo Edessa"/>
-        <a:font script="Orya" typeface="Kalinga"/>
-        <a:font script="Mlym" typeface="Kartika"/>
-        <a:font script="Laoo" typeface="DokChampa"/>
-        <a:font script="Sinh" typeface="Iskoola Pota"/>
-        <a:font script="Mong" typeface="Mongolian Baiti"/>
-        <a:font script="Viet" typeface="Arial"/>
-        <a:font script="Uigh" typeface="Microsoft Uighur"/>
-        <a:font script="Geor" typeface="Sylfaen"/>
-        <a:font script="Armn" typeface="Arial"/>
-        <a:font script="Bugi" typeface="Leelawadee UI"/>
-        <a:font script="Bopo" typeface="Microsoft JhengHei"/>
-        <a:font script="Java" typeface="Javanese Text"/>
-        <a:font script="Lisu" typeface="Segoe UI"/>
-        <a:font script="Mymr" typeface="Myanmar Text"/>
-        <a:font script="Nkoo" typeface="Ebrima"/>
-        <a:font script="Olck" typeface="Nirmala UI"/>
-        <a:font script="Osma" typeface="Ebrima"/>
-        <a:font script="Phag" typeface="Phagspa"/>
-        <a:font script="Syrn" typeface="Estrangelo Edessa"/>
-        <a:font script="Syrj" typeface="Estrangelo Edessa"/>
-        <a:font script="Syre" typeface="Estrangelo Edessa"/>
-        <a:font script="Sora" typeface="Nirmala UI"/>
-        <a:font script="Tale" typeface="Microsoft Tai Le"/>
-        <a:font script="Talu" typeface="Microsoft New Tai Lue"/>
-        <a:font script="Tfng" typeface="Ebrima"/>
-      </a:minorFont>
-    </a:fontScheme>
-    <a:fmtScheme name="Office">
-      <a:fillStyleLst>
-        <a:solidFill>
-          <a:schemeClr val="phClr"/>
-        </a:solidFill>
-        <a:gradFill rotWithShape="true">
-          <a:gsLst>
-            <a:gs pos="0">
-              <a:schemeClr val="phClr">
-                <a:lumMod val="110000"/>
-                <a:satMod val="105000"/>
-                <a:tint val="67000"/>
-              </a:schemeClr>
-            </a:gs>
-            <a:gs pos="50000">
-              <a:schemeClr val="phClr">
-                <a:lumMod val="105000"/>
-                <a:satMod val="103000"/>
-                <a:tint val="73000"/>
-              </a:schemeClr>
-            </a:gs>
-            <a:gs pos="100000">
-              <a:schemeClr val="phClr">
-                <a:lumMod val="105000"/>
-                <a:satMod val="109000"/>
-                <a:tint val="81000"/>
-              </a:schemeClr>
-            </a:gs>
-          </a:gsLst>
-          <a:lin ang="5400000" scaled="false"/>
-        </a:gradFill>
-        <a:gradFill rotWithShape="true">
-          <a:gsLst>
-            <a:gs pos="0">
-              <a:schemeClr val="phClr">
-                <a:satMod val="103000"/>
-                <a:lumMod val="102000"/>
-                <a:tint val="94000"/>
-              </a:schemeClr>
-            </a:gs>
-            <a:gs pos="50000">
-              <a:schemeClr val="phClr">
-                <a:satMod val="110000"/>
-                <a:lumMod val="100000"/>
-                <a:shade val="100000"/>
-              </a:schemeClr>
-            </a:gs>
-            <a:gs pos="100000">
-              <a:schemeClr val="phClr">
-                <a:lumMod val="99000"/>
-                <a:satMod val="120000"/>
-                <a:shade val="78000"/>
-              </a:schemeClr>
-            </a:gs>
-          </a:gsLst>
-          <a:lin ang="5400000" scaled="false"/>
-        </a:gradFill>
-      </a:fillStyleLst>
-      <a:lnStyleLst>
-        <a:ln w="6350" cap="flat" cmpd="sng" algn="ctr">
-          <a:solidFill>
-            <a:schemeClr val="phClr"/>
-          </a:solidFill>
-          <a:prstDash val="solid"/>
-          <a:miter lim="800000"/>
-        </a:ln>
-        <a:ln w="12700" cap="flat" cmpd="sng" algn="ctr">
-          <a:solidFill>
-            <a:schemeClr val="phClr"/>
-          </a:solidFill>
-          <a:prstDash val="solid"/>
-          <a:miter lim="800000"/>
-        </a:ln>
-        <a:ln w="19050" cap="flat" cmpd="sng" algn="ctr">
-          <a:solidFill>
-            <a:schemeClr val="phClr"/>
-          </a:solidFill>
-          <a:prstDash val="solid"/>
-          <a:miter lim="800000"/>
-        </a:ln>
-      </a:lnStyleLst>
-      <a:effectStyleLst>
-        <a:effectStyle>
-          <a:effectLst/>
-        </a:effectStyle>
-        <a:effectStyle>
-          <a:effectLst/>
-        </a:effectStyle>
-        <a:effectStyle>
-          <a:effectLst>
-            <a:outerShdw blurRad="57150" dist="19050" dir="5400000" algn="ctr" rotWithShape="false">
-              <a:srgbClr val="000000">
-                <a:alpha val="63000"/>
-              </a:srgbClr>
-            </a:outerShdw>
-          </a:effectLst>
-        </a:effectStyle>
-      </a:effectStyleLst>
-      <a:bgFillStyleLst>
-        <a:solidFill>
-          <a:schemeClr val="phClr"/>
-        </a:solidFill>
-        <a:solidFill>
-          <a:schemeClr val="phClr">
-            <a:tint val="95000"/>
-            <a:satMod val="170000"/>
-          </a:schemeClr>
-        </a:solidFill>
-        <a:gradFill rotWithShape="true">
-          <a:gsLst>
-            <a:gs pos="0">
-              <a:schemeClr val="phClr">
-                <a:tint val="93000"/>
-                <a:satMod val="150000"/>
-                <a:shade val="98000"/>
-                <a:lumMod val="102000"/>
-              </a:schemeClr>
-            </a:gs>
-            <a:gs pos="50000">
-              <a:schemeClr val="phClr">
-                <a:tint val="98000"/>
-                <a:satMod val="130000"/>
-                <a:shade val="90000"/>
-                <a:lumMod val="103000"/>
-              </a:schemeClr>
-            </a:gs>
-            <a:gs pos="100000">
-              <a:schemeClr val="phClr">
-                <a:shade val="63000"/>
-                <a:satMod val="120000"/>
-              </a:schemeClr>
-            </a:gs>
-          </a:gsLst>
-          <a:lin ang="5400000" scaled="false"/>
-        </a:gradFill>
-      </a:bgFillStyleLst>
-    </a:fmtScheme>
-  </a:themeElements>
-  <a:objectDefaults/>
-  <a:extraClrSchemeLst/>
-</a:theme>
 </file>
--- a/lesson-plans/Grade4-Unit3-Lesson-Plans.docx
+++ b/lesson-plans/Grade4-Unit3-Lesson-Plans.docx
@@ -7,7 +7,7 @@
         <w:pStyle w:val="Heading1"/>
       </w:pPr>
       <w:r>
-        <w:t xml:space="preserve">Grade 4 · Unit 3 · It Keeps Changing · Lesson 1: It Keeps Changing</w:t>
+        <w:t xml:space="preserve">Grade 4 · Unit 3 · How Much Is It? · Lesson 1: How Much Is It?</w:t>
       </w:r>
     </w:p>
     <w:p>
@@ -20,7 +20,7 @@
           <w:sz w:val="20"/>
           <w:szCs w:val="20"/>
         </w:rPr>
-        <w:t xml:space="preserve">35 minutes · classes 4A and 4B · A1 · one smartboard + mini whiteboards · Open: unit3-g4-lessons/index.html?lesson=1</w:t>
+        <w:t xml:space="preserve">35 minutes · classes 4A and 4B · A1 · one smartboard + mini whiteboards · Open: unit3-g3-lessons/index.html?lesson=1</w:t>
       </w:r>
     </w:p>
     <w:p>
@@ -35,7 +35,7 @@
         <w:t xml:space="preserve">Lesson goal. </w:t>
       </w:r>
       <w:r>
-        <w:t xml:space="preserve">Pupils describe a picture (I see / I think / I wonder), say whether changes in nature are good or bad, compare the Arctic with their own town, and learn the words polar bear, ice, hole, melting, thin and crack.</w:t>
+        <w:t xml:space="preserve">Pupils ask and answer prices ("How much is it? It's … dollars."), say what we can buy and where we can go, and explain why people need money.</w:t>
       </w:r>
     </w:p>
     <w:p>
@@ -50,7 +50,7 @@
         <w:t xml:space="preserve">Book link. </w:t>
       </w:r>
       <w:r>
-        <w:t xml:space="preserve">Book pp. 40-41 (unit opener: the pink river; See, Think, Wonder; the snowy house).</w:t>
+        <w:t xml:space="preserve">Book pp. 40-41 (unit opener: money jars; Think, Pair, Share; the two farmers).</w:t>
       </w:r>
     </w:p>
     <w:p>
@@ -65,7 +65,7 @@
         <w:t xml:space="preserve">Words. </w:t>
       </w:r>
       <w:r>
-        <w:t xml:space="preserve">change, ice, polar bear, Arctic, melting, thin, crack, fishing hole, fishing rod</w:t>
+        <w:t xml:space="preserve">money, dollar, buy, price, expensive, jar, label, goat, grain, farmer</w:t>
       </w:r>
     </w:p>
     <w:p>
@@ -80,7 +80,7 @@
         <w:t xml:space="preserve">Language. </w:t>
       </w:r>
       <w:r>
-        <w:t xml:space="preserve">I see … · I think … · I wonder … · It is a good / bad change because … · In the Arctic there is …, but where I live there is … · Both … and … have …</w:t>
+        <w:t xml:space="preserve">How much is it? · It's … dollars. · That's expensive! · You can buy … / You can go … · Do you want a label for …? · Of course I do! · We both want …</w:t>
       </w:r>
     </w:p>
     <w:p>
@@ -95,7 +95,7 @@
         <w:t xml:space="preserve">Prepare. </w:t>
       </w:r>
       <w:r>
-        <w:t xml:space="preserve">Print the Cards page: GOOD / BAD signs. Mini whiteboards and markers for each team. One smartboard (the game is played by teams in turns).</w:t>
+        <w:t xml:space="preserve">Print the Cards page: BUY / GO signs and the price cards (2 sets). Mini whiteboards and markers for each team. One smartboard (the game is played by teams in turns).</w:t>
       </w:r>
     </w:p>
     <w:p>
@@ -334,7 +334,7 @@
                 <w:sz w:val="20"/>
                 <w:szCs w:val="20"/>
               </w:rPr>
-              <w:t xml:space="preserve">The Pink River</w:t>
+              <w:t xml:space="preserve">Two Money Jars</w:t>
             </w:r>
           </w:p>
         </w:tc>
@@ -409,49 +409,35 @@
                 <w:sz w:val="18"/>
                 <w:szCs w:val="18"/>
               </w:rPr>
-              <w:t xml:space="preserve">• Look at the picture</w:t>
-            </w:r>
-          </w:p>
-          <w:p>
-            <w:pPr>
-              <w:spacing w:after="40"/>
-            </w:pPr>
-            <w:r>
-              <w:rPr>
-                <w:b w:val="false"/>
-                <w:bCs w:val="false"/>
-                <w:sz w:val="18"/>
-                <w:szCs w:val="18"/>
-              </w:rPr>
-              <w:t xml:space="preserve">• Think: why is the water pink?</w:t>
-            </w:r>
-          </w:p>
-          <w:p>
-            <w:pPr>
-              <w:spacing w:after="40"/>
-            </w:pPr>
-            <w:r>
-              <w:rPr>
-                <w:b w:val="false"/>
-                <w:bCs w:val="false"/>
-                <w:sz w:val="18"/>
-                <w:szCs w:val="18"/>
-              </w:rPr>
-              <w:t xml:space="preserve">• Ask a question: I wonder…</w:t>
-            </w:r>
-          </w:p>
-          <w:p>
-            <w:pPr>
-              <w:spacing w:after="40"/>
-            </w:pPr>
-            <w:r>
-              <w:rPr>
-                <w:b w:val="false"/>
-                <w:bCs w:val="false"/>
-                <w:sz w:val="18"/>
-                <w:szCs w:val="18"/>
-              </w:rPr>
-              <w:t xml:space="preserve">Say: I see a lot of pink. · There’s paint in the water. · Is it juice?</w:t>
+              <w:t xml:space="preserve">• Look at the jars</w:t>
+            </w:r>
+          </w:p>
+          <w:p>
+            <w:pPr>
+              <w:spacing w:after="40"/>
+            </w:pPr>
+            <w:r>
+              <w:rPr>
+                <w:b w:val="false"/>
+                <w:bCs w:val="false"/>
+                <w:sz w:val="18"/>
+                <w:szCs w:val="18"/>
+              </w:rPr>
+              <w:t xml:space="preserve">• Whisper to your partner: why are there jars?</w:t>
+            </w:r>
+          </w:p>
+          <w:p>
+            <w:pPr>
+              <w:spacing w:after="40"/>
+            </w:pPr>
+            <w:r>
+              <w:rPr>
+                <w:b w:val="false"/>
+                <w:bCs w:val="false"/>
+                <w:sz w:val="18"/>
+                <w:szCs w:val="18"/>
+              </w:rPr>
+              <w:t xml:space="preserve">Say: I can see … · There is money in the jar.</w:t>
             </w:r>
           </w:p>
         </w:tc>
@@ -476,7 +462,7 @@
                 <w:sz w:val="17"/>
                 <w:szCs w:val="17"/>
               </w:rPr>
-              <w:t xml:space="preserve">Book link: p.40 unit opener (a person pours pink colour into a river) and p.41 A-C "See, Think, Wonder" (I see a lot of pink. There’s paint in the water. Is it juice? What is he doing?).</w:t>
+              <w:t xml:space="preserve">Book link: Unit 3 opener, p.40-41 (the jars: "Donating: Save the Animals" and "Saving: Gift for Mom").</w:t>
             </w:r>
           </w:p>
           <w:p>
@@ -490,7 +476,7 @@
                 <w:sz w:val="17"/>
                 <w:szCs w:val="17"/>
               </w:rPr>
-              <w:t xml:space="preserve">Press the button for each question. Accept all ideas: paint, juice, a science test. Do NOT give the answer. The book does not explain the photo; it is a hook for the unit "It Keeps Changing".</w:t>
+              <w:t xml:space="preserve">Press the button for each question. Accept one-word answers and sentences; praise "I can see …".</w:t>
             </w:r>
           </w:p>
           <w:p>
@@ -504,7 +490,7 @@
                 <w:sz w:val="17"/>
                 <w:szCs w:val="17"/>
               </w:rPr>
-              <w:t xml:space="preserve">Show the five missions at the end.</w:t>
+              <w:t xml:space="preserve">Do not teach "saving" or "donating" yet. Pupils will meet the words in the jar labels later. Show the five missions at the end.</w:t>
             </w:r>
           </w:p>
         </w:tc>
@@ -559,7 +545,7 @@
                 <w:sz w:val="20"/>
                 <w:szCs w:val="20"/>
               </w:rPr>
-              <w:t xml:space="preserve">Good Change or Bad Change?</w:t>
+              <w:t xml:space="preserve">Where Do We Use Money?</w:t>
             </w:r>
           </w:p>
         </w:tc>
@@ -584,7 +570,7 @@
                 <w:sz w:val="20"/>
                 <w:szCs w:val="20"/>
               </w:rPr>
-              <w:t xml:space="preserve">5 min</w:t>
+              <w:t xml:space="preserve">4 min</w:t>
             </w:r>
           </w:p>
         </w:tc>
@@ -648,35 +634,35 @@
                 <w:sz w:val="18"/>
                 <w:szCs w:val="18"/>
               </w:rPr>
-              <w:t xml:space="preserve">• Walk to GOOD or BAD</w:t>
-            </w:r>
-          </w:p>
-          <w:p>
-            <w:pPr>
-              <w:spacing w:after="40"/>
-            </w:pPr>
-            <w:r>
-              <w:rPr>
-                <w:b w:val="false"/>
-                <w:bCs w:val="false"/>
-                <w:sz w:val="18"/>
-                <w:szCs w:val="18"/>
-              </w:rPr>
-              <w:t xml:space="preserve">• Say why: It is bad because …</w:t>
-            </w:r>
-          </w:p>
-          <w:p>
-            <w:pPr>
-              <w:spacing w:after="40"/>
-            </w:pPr>
-            <w:r>
-              <w:rPr>
-                <w:b w:val="false"/>
-                <w:bCs w:val="false"/>
-                <w:sz w:val="18"/>
-                <w:szCs w:val="18"/>
-              </w:rPr>
-              <w:t xml:space="preserve">Say: It is a good change. · It is a bad change because …</w:t>
+              <w:t xml:space="preserve">• Walk to BUY or GO</w:t>
+            </w:r>
+          </w:p>
+          <w:p>
+            <w:pPr>
+              <w:spacing w:after="40"/>
+            </w:pPr>
+            <w:r>
+              <w:rPr>
+                <w:b w:val="false"/>
+                <w:bCs w:val="false"/>
+                <w:sz w:val="18"/>
+                <w:szCs w:val="18"/>
+              </w:rPr>
+              <w:t xml:space="preserve">• Say the sentence to a friend</w:t>
+            </w:r>
+          </w:p>
+          <w:p>
+            <w:pPr>
+              <w:spacing w:after="40"/>
+            </w:pPr>
+            <w:r>
+              <w:rPr>
+                <w:b w:val="false"/>
+                <w:bCs w:val="false"/>
+                <w:sz w:val="18"/>
+                <w:szCs w:val="18"/>
+              </w:rPr>
+              <w:t xml:space="preserve">Say: You can buy … · You can go …</w:t>
             </w:r>
           </w:p>
         </w:tc>
@@ -701,7 +687,7 @@
                 <w:sz w:val="17"/>
                 <w:szCs w:val="17"/>
               </w:rPr>
-              <w:t xml:space="preserve">Book link: p.41 D "What good and bad changes in nature do you know about?"</w:t>
+              <w:t xml:space="preserve">Book link: p.41 D "Where do people use money?" and p.55 frames "You can buy … / You can go …".</w:t>
             </w:r>
           </w:p>
           <w:p>
@@ -715,7 +701,7 @@
                 <w:sz w:val="17"/>
                 <w:szCs w:val="17"/>
               </w:rPr>
-              <w:t xml:space="preserve">Print the two corner signs from the Cards page (GOOD and BAD). Pupils walk, then give a reason with "because".</w:t>
+              <w:t xml:space="preserve">Print the two corner signs from the Cards page (BUY and GO). Pupils walk, then say the sentence. Reveal the answer, then press Read card.</w:t>
             </w:r>
           </w:p>
           <w:p>
@@ -729,7 +715,7 @@
                 <w:sz w:val="17"/>
                 <w:szCs w:val="17"/>
               </w:rPr>
-              <w:t xml:space="preserve">Ask pupils to add their own changes (the seasons, a baby growing, a river drying).</w:t>
+              <w:t xml:space="preserve">Extra: ask "Where do YOU use money?" and let pupils add their own places (shop, cafe, bus, cinema).</w:t>
             </w:r>
           </w:p>
         </w:tc>
@@ -784,7 +770,7 @@
                 <w:sz w:val="20"/>
                 <w:szCs w:val="20"/>
               </w:rPr>
-              <w:t xml:space="preserve">The Arctic and My Town</w:t>
+              <w:t xml:space="preserve">The Farmers’ Problem</w:t>
             </w:r>
           </w:p>
         </w:tc>
@@ -834,7 +820,7 @@
                 <w:sz w:val="20"/>
                 <w:szCs w:val="20"/>
               </w:rPr>
-              <w:t xml:space="preserve">Talk</w:t>
+              <w:t xml:space="preserve">Act it out</w:t>
             </w:r>
           </w:p>
         </w:tc>
@@ -859,49 +845,49 @@
                 <w:sz w:val="18"/>
                 <w:szCs w:val="18"/>
               </w:rPr>
-              <w:t xml:space="preserve">• Tap a pair with your partner</w:t>
-            </w:r>
-          </w:p>
-          <w:p>
-            <w:pPr>
-              <w:spacing w:after="40"/>
-            </w:pPr>
-            <w:r>
-              <w:rPr>
-                <w:b w:val="false"/>
-                <w:bCs w:val="false"/>
-                <w:sz w:val="18"/>
-                <w:szCs w:val="18"/>
-              </w:rPr>
-              <w:t xml:space="preserve">• Say it: In the Arctic … but where I live …</w:t>
-            </w:r>
-          </w:p>
-          <w:p>
-            <w:pPr>
-              <w:spacing w:after="40"/>
-            </w:pPr>
-            <w:r>
-              <w:rPr>
-                <w:b w:val="false"/>
-                <w:bCs w:val="false"/>
-                <w:sz w:val="18"/>
-                <w:szCs w:val="18"/>
-              </w:rPr>
-              <w:t xml:space="preserve">• Is it true for your town? Say yes or no</w:t>
-            </w:r>
-          </w:p>
-          <w:p>
-            <w:pPr>
-              <w:spacing w:after="40"/>
-            </w:pPr>
-            <w:r>
-              <w:rPr>
-                <w:b w:val="false"/>
-                <w:bCs w:val="false"/>
-                <w:sz w:val="18"/>
-                <w:szCs w:val="18"/>
-              </w:rPr>
-              <w:t xml:space="preserve">Say: In the Arctic there is … · but where I live there is … · Both … and … have …</w:t>
+              <w:t xml:space="preserve">• Stand up and do the action</w:t>
+            </w:r>
+          </w:p>
+          <w:p>
+            <w:pPr>
+              <w:spacing w:after="40"/>
+            </w:pPr>
+            <w:r>
+              <w:rPr>
+                <w:b w:val="false"/>
+                <w:bCs w:val="false"/>
+                <w:sz w:val="18"/>
+                <w:szCs w:val="18"/>
+              </w:rPr>
+              <w:t xml:space="preserve">• Repeat after the teacher (echo)</w:t>
+            </w:r>
+          </w:p>
+          <w:p>
+            <w:pPr>
+              <w:spacing w:after="40"/>
+            </w:pPr>
+            <w:r>
+              <w:rPr>
+                <w:b w:val="false"/>
+                <w:bCs w:val="false"/>
+                <w:sz w:val="18"/>
+                <w:szCs w:val="18"/>
+              </w:rPr>
+              <w:t xml:space="preserve">• At the 🤔 part: talk with your partner</w:t>
+            </w:r>
+          </w:p>
+          <w:p>
+            <w:pPr>
+              <w:spacing w:after="40"/>
+            </w:pPr>
+            <w:r>
+              <w:rPr>
+                <w:b w:val="false"/>
+                <w:bCs w:val="false"/>
+                <w:sz w:val="18"/>
+                <w:szCs w:val="18"/>
+              </w:rPr>
+              <w:t xml:space="preserve">Say: One farmer needs a goat. · The other farmer needs some grain.</w:t>
             </w:r>
           </w:p>
         </w:tc>
@@ -926,7 +912,7 @@
                 <w:sz w:val="17"/>
                 <w:szCs w:val="17"/>
               </w:rPr>
-              <w:t xml:space="preserve">Book link: p.41 E "Look at this picture (a house in the snow). Compare and contrast this setting to where you live." Compare means find what is the same; contrast means find what is different (p.47).</w:t>
+              <w:t xml:space="preserve">Book link: p.41 E (picture of two farmers: "One farmer needs a goat. The other farmer needs some grain.", "What’s wrong? How can they fix it?").</w:t>
             </w:r>
           </w:p>
           <w:p>
@@ -940,7 +926,7 @@
                 <w:sz w:val="17"/>
                 <w:szCs w:val="17"/>
               </w:rPr>
-              <w:t xml:space="preserve">Press Model it. Tap a pair: the board says a sentence. Pupils decide with their partner whether it is true for their own town and change the second half if it is not.</w:t>
+              <w:t xml:space="preserve">Pupils do each action first, then you press the next part. At the 🤔 part the screen waits: pupils guess the problem (answer: they cannot agree how much grain is one goat).</w:t>
             </w:r>
           </w:p>
           <w:p>
@@ -954,7 +940,7 @@
                 <w:sz w:val="17"/>
                 <w:szCs w:val="17"/>
               </w:rPr>
-              <w:t xml:space="preserve">Use Both: "Both the Arctic and my town have wind." Support: point and say two words. Stretch: add "because".</w:t>
+              <w:t xml:space="preserve">The book’s question is "What’s wrong? How can they fix it?" Pupils may say money, shells or a price. Accept all good ideas: this leads to Lesson 2.</w:t>
             </w:r>
           </w:p>
         </w:tc>
@@ -1009,7 +995,7 @@
                 <w:sz w:val="20"/>
                 <w:szCs w:val="20"/>
               </w:rPr>
-              <w:t xml:space="preserve">A Visit to the Arctic</w:t>
+              <w:t xml:space="preserve">The Class Shop: How Much Is It?</w:t>
             </w:r>
           </w:p>
         </w:tc>
@@ -1034,7 +1020,7 @@
                 <w:sz w:val="20"/>
                 <w:szCs w:val="20"/>
               </w:rPr>
-              <w:t xml:space="preserve">8 min</w:t>
+              <w:t xml:space="preserve">7 min</w:t>
             </w:r>
           </w:p>
         </w:tc>
@@ -1059,7 +1045,7 @@
                 <w:sz w:val="20"/>
                 <w:szCs w:val="20"/>
               </w:rPr>
-              <w:t xml:space="preserve">Act it out</w:t>
+              <w:t xml:space="preserve">Talk</w:t>
             </w:r>
           </w:p>
         </w:tc>
@@ -1084,49 +1070,49 @@
                 <w:sz w:val="18"/>
                 <w:szCs w:val="18"/>
               </w:rPr>
-              <w:t xml:space="preserve">• Stand up and do the action</w:t>
-            </w:r>
-          </w:p>
-          <w:p>
-            <w:pPr>
-              <w:spacing w:after="40"/>
-            </w:pPr>
-            <w:r>
-              <w:rPr>
-                <w:b w:val="false"/>
-                <w:bCs w:val="false"/>
-                <w:sz w:val="18"/>
-                <w:szCs w:val="18"/>
-              </w:rPr>
-              <w:t xml:space="preserve">• Repeat after the teacher (echo)</w:t>
-            </w:r>
-          </w:p>
-          <w:p>
-            <w:pPr>
-              <w:spacing w:after="40"/>
-            </w:pPr>
-            <w:r>
-              <w:rPr>
-                <w:b w:val="false"/>
-                <w:bCs w:val="false"/>
-                <w:sz w:val="18"/>
-                <w:szCs w:val="18"/>
-              </w:rPr>
-              <w:t xml:space="preserve">• At the 🤔 part: talk with your partner</w:t>
-            </w:r>
-          </w:p>
-          <w:p>
-            <w:pPr>
-              <w:spacing w:after="40"/>
-            </w:pPr>
-            <w:r>
-              <w:rPr>
-                <w:b w:val="false"/>
-                <w:bCs w:val="false"/>
-                <w:sz w:val="18"/>
-                <w:szCs w:val="18"/>
-              </w:rPr>
-              <w:t xml:space="preserve">Say: It is very cold. · The ice is melting. · We can help.</w:t>
+              <w:t xml:space="preserve">• Customer: ask How much is it?</w:t>
+            </w:r>
+          </w:p>
+          <w:p>
+            <w:pPr>
+              <w:spacing w:after="40"/>
+            </w:pPr>
+            <w:r>
+              <w:rPr>
+                <w:b w:val="false"/>
+                <w:bCs w:val="false"/>
+                <w:sz w:val="18"/>
+                <w:szCs w:val="18"/>
+              </w:rPr>
+              <w:t xml:space="preserve">• Shopkeeper: answer It’s … dollars.</w:t>
+            </w:r>
+          </w:p>
+          <w:p>
+            <w:pPr>
+              <w:spacing w:after="40"/>
+            </w:pPr>
+            <w:r>
+              <w:rPr>
+                <w:b w:val="false"/>
+                <w:bCs w:val="false"/>
+                <w:sz w:val="18"/>
+                <w:szCs w:val="18"/>
+              </w:rPr>
+              <w:t xml:space="preserve">• Swap roles. Say That’s expensive! when it costs too much</w:t>
+            </w:r>
+          </w:p>
+          <w:p>
+            <w:pPr>
+              <w:spacing w:after="40"/>
+            </w:pPr>
+            <w:r>
+              <w:rPr>
+                <w:b w:val="false"/>
+                <w:bCs w:val="false"/>
+                <w:sz w:val="18"/>
+                <w:szCs w:val="18"/>
+              </w:rPr>
+              <w:t xml:space="preserve">Say: How much is it? · It’s … dollars. · That’s expensive!</w:t>
             </w:r>
           </w:p>
         </w:tc>
@@ -1151,7 +1137,7 @@
                 <w:sz w:val="17"/>
                 <w:szCs w:val="17"/>
               </w:rPr>
-              <w:t xml:space="preserve">Book link: preparation for the poem on pp.42-45 and the unit idea "How can we make good changes in our world?" (p.55). The man, the polar bear and the thin ice are introduced here.</w:t>
+              <w:t xml:space="preserve">Book link: unit title "How Much Is It?"; the book story uses "That’s expensive" (p.52).</w:t>
             </w:r>
           </w:p>
           <w:p>
@@ -1165,7 +1151,7 @@
                 <w:sz w:val="17"/>
                 <w:szCs w:val="17"/>
               </w:rPr>
-              <w:t xml:space="preserve">Pupils do each action first, then you press the next part. Watch the ICE bar go down when the winters get warmer. At the 🤔 part pupils guess what happens to the ice.</w:t>
+              <w:t xml:space="preserve">Model once with a pupil (press Model it). Tap an item: the board says the price. Change the 👛 money to show when "That’s expensive!" appears.</w:t>
             </w:r>
           </w:p>
           <w:p>
@@ -1179,7 +1165,7 @@
                 <w:sz w:val="17"/>
                 <w:szCs w:val="17"/>
               </w:rPr>
-              <w:t xml:space="preserve">Do not read the poem yet. Pupils meet "The Bear and I" in Lesson 2.</w:t>
+              <w:t xml:space="preserve">Pairs practise with the item cards on the board. Start the timer. Walk around and listen. Support: point and say only the number. Stretch: add "I’ll take it".</w:t>
             </w:r>
           </w:p>
         </w:tc>
@@ -1234,7 +1220,7 @@
                 <w:sz w:val="20"/>
                 <w:szCs w:val="20"/>
               </w:rPr>
-              <w:t xml:space="preserve">GAME: Arctic Memory</w:t>
+              <w:t xml:space="preserve">Jar Labels</w:t>
             </w:r>
           </w:p>
         </w:tc>
@@ -1259,7 +1245,7 @@
                 <w:sz w:val="20"/>
                 <w:szCs w:val="20"/>
               </w:rPr>
-              <w:t xml:space="preserve">10 min</w:t>
+              <w:t xml:space="preserve">4 min</w:t>
             </w:r>
           </w:p>
         </w:tc>
@@ -1284,7 +1270,7 @@
                 <w:sz w:val="20"/>
                 <w:szCs w:val="20"/>
               </w:rPr>
-              <w:t xml:space="preserve">Game</w:t>
+              <w:t xml:space="preserve">Create</w:t>
             </w:r>
           </w:p>
         </w:tc>
@@ -1309,49 +1295,49 @@
                 <w:sz w:val="18"/>
                 <w:szCs w:val="18"/>
               </w:rPr>
-              <w:t xml:space="preserve">• Flip two cards</w:t>
-            </w:r>
-          </w:p>
-          <w:p>
-            <w:pPr>
-              <w:spacing w:after="40"/>
-            </w:pPr>
-            <w:r>
-              <w:rPr>
-                <w:b w:val="false"/>
-                <w:bCs w:val="false"/>
-                <w:sz w:val="18"/>
-                <w:szCs w:val="18"/>
-              </w:rPr>
-              <w:t xml:space="preserve">• Say the word every time</w:t>
-            </w:r>
-          </w:p>
-          <w:p>
-            <w:pPr>
-              <w:spacing w:after="40"/>
-            </w:pPr>
-            <w:r>
-              <w:rPr>
-                <w:b w:val="false"/>
-                <w:bCs w:val="false"/>
-                <w:sz w:val="18"/>
-                <w:szCs w:val="18"/>
-              </w:rPr>
-              <w:t xml:space="preserve">• Match the picture and its word</w:t>
-            </w:r>
-          </w:p>
-          <w:p>
-            <w:pPr>
-              <w:spacing w:after="40"/>
-            </w:pPr>
-            <w:r>
-              <w:rPr>
-                <w:b w:val="false"/>
-                <w:bCs w:val="false"/>
-                <w:sz w:val="18"/>
-                <w:szCs w:val="18"/>
-              </w:rPr>
-              <w:t xml:space="preserve">Say: This is a polar bear. · The ice is melting. · It is a pair!</w:t>
+              <w:t xml:space="preserve">• Ask: Do you want a label for …?</w:t>
+            </w:r>
+          </w:p>
+          <w:p>
+            <w:pPr>
+              <w:spacing w:after="40"/>
+            </w:pPr>
+            <w:r>
+              <w:rPr>
+                <w:b w:val="false"/>
+                <w:bCs w:val="false"/>
+                <w:sz w:val="18"/>
+                <w:szCs w:val="18"/>
+              </w:rPr>
+              <w:t xml:space="preserve">• Answer: Of course I do!</w:t>
+            </w:r>
+          </w:p>
+          <w:p>
+            <w:pPr>
+              <w:spacing w:after="40"/>
+            </w:pPr>
+            <w:r>
+              <w:rPr>
+                <w:b w:val="false"/>
+                <w:bCs w:val="false"/>
+                <w:sz w:val="18"/>
+                <w:szCs w:val="18"/>
+              </w:rPr>
+              <w:t xml:space="preserve">• Tell the class: We both want …</w:t>
+            </w:r>
+          </w:p>
+          <w:p>
+            <w:pPr>
+              <w:spacing w:after="40"/>
+            </w:pPr>
+            <w:r>
+              <w:rPr>
+                <w:b w:val="false"/>
+                <w:bCs w:val="false"/>
+                <w:sz w:val="18"/>
+                <w:szCs w:val="18"/>
+              </w:rPr>
+              <w:t xml:space="preserve">Say: Do you want a label for …? · Of course I do! · We both want …</w:t>
             </w:r>
           </w:p>
         </w:tc>
@@ -1376,7 +1362,7 @@
                 <w:sz w:val="17"/>
                 <w:szCs w:val="17"/>
               </w:rPr>
-              <w:t xml:space="preserve">Book link: vocabulary from pp.40-45 (polar bear, ice, hole, melting, thin, fishing rod, crack, the Arctic). It pre-teaches the six Words in Context of Lesson 2.</w:t>
+              <w:t xml:space="preserve">Book link: p.41 A-C (think about jar labels, discuss with a partner, share with the class).</w:t>
             </w:r>
           </w:p>
           <w:p>
@@ -1390,7 +1376,7 @@
                 <w:sz w:val="17"/>
                 <w:szCs w:val="17"/>
               </w:rPr>
-              <w:t xml:space="preserve">The team in turn chooses two cards (the whole team shouts a number, one pupil taps). The board says the word each time a card turns over. A pair = 2 points and the team goes again. A wrong pair turns back and the next team plays.</w:t>
+              <w:t xml:space="preserve">Model the dialogue (Model it). Pairs choose a label idea. Each pair tells the class "We both want …", and you tap the label to add a jar to the shelf.</w:t>
             </w:r>
           </w:p>
           <w:p>
@@ -1404,7 +1390,7 @@
                 <w:sz w:val="17"/>
                 <w:szCs w:val="17"/>
               </w:rPr>
-              <w:t xml:space="preserve">Eight pairs are on the board. When all are found the winner is shown. Press Play again for a new shuffle.</w:t>
+              <w:t xml:space="preserve">Pupils may also write their own label on a mini whiteboard. Good ideas are real: video games, college, animals, a gift for Mom.</w:t>
             </w:r>
           </w:p>
         </w:tc>
@@ -1459,7 +1445,7 @@
                 <w:sz w:val="20"/>
                 <w:szCs w:val="20"/>
               </w:rPr>
-              <w:t xml:space="preserve">Change Makers</w:t>
+              <w:t xml:space="preserve">GAME: Super Shopper</w:t>
             </w:r>
           </w:p>
         </w:tc>
@@ -1484,7 +1470,7 @@
                 <w:sz w:val="20"/>
                 <w:szCs w:val="20"/>
               </w:rPr>
-              <w:t xml:space="preserve">3 min</w:t>
+              <w:t xml:space="preserve">9 min</w:t>
             </w:r>
           </w:p>
         </w:tc>
@@ -1509,7 +1495,7 @@
                 <w:sz w:val="20"/>
                 <w:szCs w:val="20"/>
               </w:rPr>
-              <w:t xml:space="preserve">Think</w:t>
+              <w:t xml:space="preserve">Game</w:t>
             </w:r>
           </w:p>
         </w:tc>
@@ -1534,35 +1520,49 @@
                 <w:sz w:val="18"/>
                 <w:szCs w:val="18"/>
               </w:rPr>
-              <w:t xml:space="preserve">• Cheer for every team</w:t>
-            </w:r>
-          </w:p>
-          <w:p>
-            <w:pPr>
-              <w:spacing w:after="40"/>
-            </w:pPr>
-            <w:r>
-              <w:rPr>
-                <w:b w:val="false"/>
-                <w:bCs w:val="false"/>
-                <w:sz w:val="18"/>
-                <w:szCs w:val="18"/>
-              </w:rPr>
-              <w:t xml:space="preserve">• Door pass: one change in nature</w:t>
-            </w:r>
-          </w:p>
-          <w:p>
-            <w:pPr>
-              <w:spacing w:after="40"/>
-            </w:pPr>
-            <w:r>
-              <w:rPr>
-                <w:b w:val="false"/>
-                <w:bCs w:val="false"/>
-                <w:sz w:val="18"/>
-                <w:szCs w:val="18"/>
-              </w:rPr>
-              <w:t xml:space="preserve">Say: The ice is melting. · Plants grow.</w:t>
+              <w:t xml:space="preserve">• Tap an item for your basket</w:t>
+            </w:r>
+          </w:p>
+          <w:p>
+            <w:pPr>
+              <w:spacing w:after="40"/>
+            </w:pPr>
+            <w:r>
+              <w:rPr>
+                <w:b w:val="false"/>
+                <w:bCs w:val="false"/>
+                <w:sz w:val="18"/>
+                <w:szCs w:val="18"/>
+              </w:rPr>
+              <w:t xml:space="preserve">• Everybody asks: How much is it?</w:t>
+            </w:r>
+          </w:p>
+          <w:p>
+            <w:pPr>
+              <w:spacing w:after="40"/>
+            </w:pPr>
+            <w:r>
+              <w:rPr>
+                <w:b w:val="false"/>
+                <w:bCs w:val="false"/>
+                <w:sz w:val="18"/>
+                <w:szCs w:val="18"/>
+              </w:rPr>
+              <w:t xml:space="preserve">• Stop before your money is gone. Spend EXACTLY your money for +3!</w:t>
+            </w:r>
+          </w:p>
+          <w:p>
+            <w:pPr>
+              <w:spacing w:after="40"/>
+            </w:pPr>
+            <w:r>
+              <w:rPr>
+                <w:b w:val="false"/>
+                <w:bCs w:val="false"/>
+                <w:sz w:val="18"/>
+                <w:szCs w:val="18"/>
+              </w:rPr>
+              <w:t xml:space="preserve">Say: How much is it? · It’s … dollars. · That’s expensive!</w:t>
             </w:r>
           </w:p>
         </w:tc>
@@ -1587,7 +1587,232 @@
                 <w:sz w:val="17"/>
                 <w:szCs w:val="17"/>
               </w:rPr>
-              <w:t xml:space="preserve">Show the scores and cheer for everyone. At the door each pupil says one change in nature in English (for example "Plants grow" or "The ice is melting"). It is a quick check for you.</w:t>
+              <w:t xml:space="preserve">Book link: unit title "How Much Is It?" and p.52 "That’s expensive". This is the practice game for prices.</w:t>
+            </w:r>
+          </w:p>
+          <w:p>
+            <w:pPr>
+              <w:spacing w:after="40"/>
+            </w:pPr>
+            <w:r>
+              <w:rPr>
+                <w:b w:val="false"/>
+                <w:bCs w:val="false"/>
+                <w:sz w:val="17"/>
+                <w:szCs w:val="17"/>
+              </w:rPr>
+              <w:t xml:space="preserve">Each team gets a budget ($6, $8 or $10) and six items. The team talks, then one pupil taps. Every pupil shouts "How much is it?" before the answer.</w:t>
+            </w:r>
+          </w:p>
+          <w:p>
+            <w:pPr>
+              <w:spacing w:after="40"/>
+            </w:pPr>
+            <w:r>
+              <w:rPr>
+                <w:b w:val="false"/>
+                <w:bCs w:val="false"/>
+                <w:sz w:val="17"/>
+                <w:szCs w:val="17"/>
+              </w:rPr>
+              <w:t xml:space="preserve">Points: 1 for each item, +3 if the team spends EXACTLY its money. Press Pay and finish, then Next team. Four teams play, then the winner is shown.</w:t>
+            </w:r>
+          </w:p>
+          <w:p>
+            <w:pPr>
+              <w:spacing w:after="40"/>
+            </w:pPr>
+            <w:r>
+              <w:rPr>
+                <w:b w:val="false"/>
+                <w:bCs w:val="false"/>
+                <w:sz w:val="17"/>
+                <w:szCs w:val="17"/>
+              </w:rPr>
+              <w:t xml:space="preserve">Support: a weaker team may take the cheap items. Stretch: ask "How much is it altogether?"</w:t>
+            </w:r>
+          </w:p>
+        </w:tc>
+      </w:tr>
+      <w:tr>
+        <w:trPr>
+          <w:cantSplit/>
+        </w:trPr>
+        <w:tc>
+          <w:tcPr>
+            <w:tcW w:type="dxa" w:w="500"/>
+            <w:tcMar>
+              <w:top w:type="dxa" w:w="60"/>
+              <w:left w:type="dxa" w:w="90"/>
+              <w:bottom w:type="dxa" w:w="60"/>
+              <w:right w:type="dxa" w:w="90"/>
+            </w:tcMar>
+          </w:tcPr>
+          <w:p>
+            <w:pPr>
+              <w:spacing w:after="40"/>
+            </w:pPr>
+            <w:r>
+              <w:rPr>
+                <w:b w:val="false"/>
+                <w:bCs w:val="false"/>
+                <w:sz w:val="20"/>
+                <w:szCs w:val="20"/>
+              </w:rPr>
+              <w:t xml:space="preserve">7</w:t>
+            </w:r>
+          </w:p>
+        </w:tc>
+        <w:tc>
+          <w:tcPr>
+            <w:tcW w:type="dxa" w:w="1900"/>
+            <w:tcMar>
+              <w:top w:type="dxa" w:w="60"/>
+              <w:left w:type="dxa" w:w="90"/>
+              <w:bottom w:type="dxa" w:w="60"/>
+              <w:right w:type="dxa" w:w="90"/>
+            </w:tcMar>
+          </w:tcPr>
+          <w:p>
+            <w:pPr>
+              <w:spacing w:after="40"/>
+            </w:pPr>
+            <w:r>
+              <w:rPr>
+                <w:b/>
+                <w:bCs/>
+                <w:sz w:val="20"/>
+                <w:szCs w:val="20"/>
+              </w:rPr>
+              <w:t xml:space="preserve">Thank You, Shoppers!</w:t>
+            </w:r>
+          </w:p>
+        </w:tc>
+        <w:tc>
+          <w:tcPr>
+            <w:tcW w:type="dxa" w:w="800"/>
+            <w:tcMar>
+              <w:top w:type="dxa" w:w="60"/>
+              <w:left w:type="dxa" w:w="90"/>
+              <w:bottom w:type="dxa" w:w="60"/>
+              <w:right w:type="dxa" w:w="90"/>
+            </w:tcMar>
+          </w:tcPr>
+          <w:p>
+            <w:pPr>
+              <w:spacing w:after="40"/>
+            </w:pPr>
+            <w:r>
+              <w:rPr>
+                <w:b w:val="false"/>
+                <w:bCs w:val="false"/>
+                <w:sz w:val="20"/>
+                <w:szCs w:val="20"/>
+              </w:rPr>
+              <w:t xml:space="preserve">2 min</w:t>
+            </w:r>
+          </w:p>
+        </w:tc>
+        <w:tc>
+          <w:tcPr>
+            <w:tcW w:type="dxa" w:w="1100"/>
+            <w:tcMar>
+              <w:top w:type="dxa" w:w="60"/>
+              <w:left w:type="dxa" w:w="90"/>
+              <w:bottom w:type="dxa" w:w="60"/>
+              <w:right w:type="dxa" w:w="90"/>
+            </w:tcMar>
+          </w:tcPr>
+          <w:p>
+            <w:pPr>
+              <w:spacing w:after="40"/>
+            </w:pPr>
+            <w:r>
+              <w:rPr>
+                <w:b w:val="false"/>
+                <w:bCs w:val="false"/>
+                <w:sz w:val="20"/>
+                <w:szCs w:val="20"/>
+              </w:rPr>
+              <w:t xml:space="preserve">Think</w:t>
+            </w:r>
+          </w:p>
+        </w:tc>
+        <w:tc>
+          <w:tcPr>
+            <w:tcW w:type="dxa" w:w="2900"/>
+            <w:tcMar>
+              <w:top w:type="dxa" w:w="60"/>
+              <w:left w:type="dxa" w:w="90"/>
+              <w:bottom w:type="dxa" w:w="60"/>
+              <w:right w:type="dxa" w:w="90"/>
+            </w:tcMar>
+          </w:tcPr>
+          <w:p>
+            <w:pPr>
+              <w:spacing w:after="40"/>
+            </w:pPr>
+            <w:r>
+              <w:rPr>
+                <w:b w:val="false"/>
+                <w:bCs w:val="false"/>
+                <w:sz w:val="18"/>
+                <w:szCs w:val="18"/>
+              </w:rPr>
+              <w:t xml:space="preserve">• Cheer for every team</w:t>
+            </w:r>
+          </w:p>
+          <w:p>
+            <w:pPr>
+              <w:spacing w:after="40"/>
+            </w:pPr>
+            <w:r>
+              <w:rPr>
+                <w:b w:val="false"/>
+                <w:bCs w:val="false"/>
+                <w:sz w:val="18"/>
+                <w:szCs w:val="18"/>
+              </w:rPr>
+              <w:t xml:space="preserve">• Door pass: ask the teacher: How much is it?</w:t>
+            </w:r>
+          </w:p>
+          <w:p>
+            <w:pPr>
+              <w:spacing w:after="40"/>
+            </w:pPr>
+            <w:r>
+              <w:rPr>
+                <w:b w:val="false"/>
+                <w:bCs w:val="false"/>
+                <w:sz w:val="18"/>
+                <w:szCs w:val="18"/>
+              </w:rPr>
+              <w:t xml:space="preserve">Say: How much is it?</w:t>
+            </w:r>
+          </w:p>
+        </w:tc>
+        <w:tc>
+          <w:tcPr>
+            <w:tcW w:type="dxa" w:w="2160"/>
+            <w:tcMar>
+              <w:top w:type="dxa" w:w="60"/>
+              <w:left w:type="dxa" w:w="90"/>
+              <w:bottom w:type="dxa" w:w="60"/>
+              <w:right w:type="dxa" w:w="90"/>
+            </w:tcMar>
+          </w:tcPr>
+          <w:p>
+            <w:pPr>
+              <w:spacing w:after="40"/>
+            </w:pPr>
+            <w:r>
+              <w:rPr>
+                <w:b w:val="false"/>
+                <w:bCs w:val="false"/>
+                <w:sz w:val="17"/>
+                <w:szCs w:val="17"/>
+              </w:rPr>
+              <w:t xml:space="preserve">Show the scores and cheer for everyone. At the door each pupil asks "How much is it?" about something in the room and you answer with a price. It is a quick check for you.</w:t>
             </w:r>
           </w:p>
         </w:tc>
@@ -1610,7 +1835,7 @@
         <w:t xml:space="preserve">Support. </w:t>
       </w:r>
       <w:r>
-        <w:t xml:space="preserve">Point to the picture and say two words; use the sentence frame "In the Arctic there is …"; partner helps in the memory game.</w:t>
+        <w:t xml:space="preserve">Point and say only the number or the item; use the picture cards; partner repeats after the shopkeeper.</w:t>
       </w:r>
     </w:p>
     <w:p>
@@ -1625,7 +1850,7 @@
         <w:t xml:space="preserve">Stretch. </w:t>
       </w:r>
       <w:r>
-        <w:t xml:space="preserve">Give two reasons with because; compare three things (Both … and …); say how we can help.</w:t>
+        <w:t xml:space="preserve">Add "I'll take it" and "How much is it altogether?"; give reasons with because.</w:t>
       </w:r>
     </w:p>
     <w:p>
@@ -1640,7 +1865,7 @@
         <w:t xml:space="preserve">Check learning. </w:t>
       </w:r>
       <w:r>
-        <w:t xml:space="preserve">Door pass: each pupil says one change in nature (good or bad). Give a team point for every correct team, not only the fastest.</w:t>
+        <w:t xml:space="preserve">Door pass: each pupil asks "How much is it?" about something in the room and the teacher answers with a price. Give a team point for every correct team, not only the fastest.</w:t>
       </w:r>
     </w:p>
     <w:p>
@@ -1649,7 +1874,7 @@
         <w:pageBreakBefore/>
       </w:pPr>
       <w:r>
-        <w:t xml:space="preserve">Grade 4 · Unit 3 · It Keeps Changing · Lesson 2: The Bear and I</w:t>
+        <w:t xml:space="preserve">Grade 4 · Unit 3 · How Much Is It? · Lesson 2: Before Money Was Money</w:t>
       </w:r>
     </w:p>
     <w:p>
@@ -1662,7 +1887,7 @@
           <w:sz w:val="20"/>
           <w:szCs w:val="20"/>
         </w:rPr>
-        <w:t xml:space="preserve">35 minutes · classes 4A and 4B · A1 · one smartboard + mini whiteboards · Open: unit3-g4-lessons/index.html?lesson=2</w:t>
+        <w:t xml:space="preserve">35 minutes · classes 4A and 4B · A1 · one smartboard + mini whiteboards · Open: unit3-g3-lessons/index.html?lesson=2</w:t>
       </w:r>
     </w:p>
     <w:p>
@@ -1677,7 +1902,7 @@
         <w:t xml:space="preserve">Lesson goal. </w:t>
       </w:r>
       <w:r>
-        <w:t xml:space="preserve">Pupils retell stanzas 1-4 of the poem The Bear and I, learn six words (hole, twice, enemy, thin, trap, melting), put the story in order and compare the man and the bear.</w:t>
+        <w:t xml:space="preserve">Pupils say how people paid long ago (barter, cowrie shells, metal knives and spades, first coins), put four kinds of money in order, use five new words and tell a problem from a solution.</w:t>
       </w:r>
     </w:p>
     <w:p>
@@ -1692,7 +1917,7 @@
         <w:t xml:space="preserve">Book link. </w:t>
       </w:r>
       <w:r>
-        <w:t xml:space="preserve">Book pp. 42-43 (Reading 1: The Bear and I, stanzas 1-4; Words in Context).</w:t>
+        <w:t xml:space="preserve">Book pp. 42-43 (Reading 1: The History of Money, first part; Words in Context).</w:t>
       </w:r>
     </w:p>
     <w:p>
@@ -1707,7 +1932,7 @@
         <w:t xml:space="preserve">Words. </w:t>
       </w:r>
       <w:r>
-        <w:t xml:space="preserve">hole, twice, enemy, thin, trap, melting · polar bear, fishing, hungry, giant, fur</w:t>
+        <w:t xml:space="preserve">bartered, metal, valuable, credit card, plastic · cowrie shells, coin, carry, worth</w:t>
       </w:r>
     </w:p>
     <w:p>
@@ -1722,7 +1947,7 @@
         <w:t xml:space="preserve">Language. </w:t>
       </w:r>
       <w:r>
-        <w:t xml:space="preserve">The bear was twice my size. · The bear was my enemy. · First … Next … Then … Last … · The man … but the bear … · Both … and …</w:t>
+        <w:t xml:space="preserve">People bartered. · … is easier to carry than … · The first coins came from Lydia. · It is a problem / solution because …</w:t>
       </w:r>
     </w:p>
     <w:p>
@@ -1737,7 +1962,7 @@
         <w:t xml:space="preserve">Prepare. </w:t>
       </w:r>
       <w:r>
-        <w:t xml:space="preserve">Print the Cards page: MAN / BOTH / BEAR signs. Mini whiteboards and markers for each team. One smartboard (the game is played by teams in turns).</w:t>
+        <w:t xml:space="preserve">Print the Cards page: PROBLEM / SOLUTION signs. Mini whiteboards and markers for each team. One smartboard (the game is played by teams in turns).</w:t>
       </w:r>
     </w:p>
     <w:p>
@@ -1976,7 +2201,7 @@
                 <w:sz w:val="20"/>
                 <w:szCs w:val="20"/>
               </w:rPr>
-              <w:t xml:space="preserve">Who Is “I”?</w:t>
+              <w:t xml:space="preserve">Mystery Money</w:t>
             </w:r>
           </w:p>
         </w:tc>
@@ -2051,49 +2276,49 @@
                 <w:sz w:val="18"/>
                 <w:szCs w:val="18"/>
               </w:rPr>
-              <w:t xml:space="preserve">• Look at the picture</w:t>
-            </w:r>
-          </w:p>
-          <w:p>
-            <w:pPr>
-              <w:spacing w:after="40"/>
-            </w:pPr>
-            <w:r>
-              <w:rPr>
-                <w:b w:val="false"/>
-                <w:bCs w:val="false"/>
-                <w:sz w:val="18"/>
-                <w:szCs w:val="18"/>
-              </w:rPr>
-              <w:t xml:space="preserve">• Guess with your partner</w:t>
-            </w:r>
-          </w:p>
-          <w:p>
-            <w:pPr>
-              <w:spacing w:after="40"/>
-            </w:pPr>
-            <w:r>
-              <w:rPr>
-                <w:b w:val="false"/>
-                <w:bCs w:val="false"/>
-                <w:sz w:val="18"/>
-                <w:szCs w:val="18"/>
-              </w:rPr>
-              <w:t xml:space="preserve">• Tell the class</w:t>
-            </w:r>
-          </w:p>
-          <w:p>
-            <w:pPr>
-              <w:spacing w:after="40"/>
-            </w:pPr>
-            <w:r>
-              <w:rPr>
-                <w:b w:val="false"/>
-                <w:bCs w:val="false"/>
-                <w:sz w:val="18"/>
-                <w:szCs w:val="18"/>
-              </w:rPr>
-              <w:t xml:space="preserve">Say: I think “I” is … · I think the bear is …</w:t>
+              <w:t xml:space="preserve">• Look at the boxes</w:t>
+            </w:r>
+          </w:p>
+          <w:p>
+            <w:pPr>
+              <w:spacing w:after="40"/>
+            </w:pPr>
+            <w:r>
+              <w:rPr>
+                <w:b w:val="false"/>
+                <w:bCs w:val="false"/>
+                <w:sz w:val="18"/>
+                <w:szCs w:val="18"/>
+              </w:rPr>
+              <w:t xml:space="preserve">• Guess with your partner: Is it money?</w:t>
+            </w:r>
+          </w:p>
+          <w:p>
+            <w:pPr>
+              <w:spacing w:after="40"/>
+            </w:pPr>
+            <w:r>
+              <w:rPr>
+                <w:b w:val="false"/>
+                <w:bCs w:val="false"/>
+                <w:sz w:val="18"/>
+                <w:szCs w:val="18"/>
+              </w:rPr>
+              <w:t xml:space="preserve">• Raise your hand to open a box</w:t>
+            </w:r>
+          </w:p>
+          <w:p>
+            <w:pPr>
+              <w:spacing w:after="40"/>
+            </w:pPr>
+            <w:r>
+              <w:rPr>
+                <w:b w:val="false"/>
+                <w:bCs w:val="false"/>
+                <w:sz w:val="18"/>
+                <w:szCs w:val="18"/>
+              </w:rPr>
+              <w:t xml:space="preserve">Say: I think it is … · Is it money?</w:t>
             </w:r>
           </w:p>
         </w:tc>
@@ -2118,7 +2343,7 @@
                 <w:sz w:val="17"/>
                 <w:szCs w:val="17"/>
               </w:rPr>
-              <w:t xml:space="preserve">Book link: p.42 "The Bear and I" (Fiction, a poem). The book asks "How many stanzas does this poem have?" (a stanza is a group of lines in a poem; the poem has 8 stanzas, 2 on each page).</w:t>
+              <w:t xml:space="preserve">Book link: p.46 A (Which of these is or was money?). All five things were money at some time in history.</w:t>
             </w:r>
           </w:p>
           <w:p>
@@ -2132,7 +2357,21 @@
                 <w:sz w:val="17"/>
                 <w:szCs w:val="17"/>
               </w:rPr>
-              <w:t xml:space="preserve">Accept all guesses. Do not read the poem yet. Show the five missions at the end.</w:t>
+              <w:t xml:space="preserve">Pupils guess before you open each box. Accept all guesses. When all five are open, show the four missions.</w:t>
+            </w:r>
+          </w:p>
+          <w:p>
+            <w:pPr>
+              <w:spacing w:after="40"/>
+            </w:pPr>
+            <w:r>
+              <w:rPr>
+                <w:b w:val="false"/>
+                <w:bCs w:val="false"/>
+                <w:sz w:val="17"/>
+                <w:szCs w:val="17"/>
+              </w:rPr>
+              <w:t xml:space="preserve">Do not say the dates yet. They come in the next step.</w:t>
             </w:r>
           </w:p>
         </w:tc>
@@ -2187,7 +2426,7 @@
                 <w:sz w:val="20"/>
                 <w:szCs w:val="20"/>
               </w:rPr>
-              <w:t xml:space="preserve">The Poem: Part 1</w:t>
+              <w:t xml:space="preserve">Travel Back in Time</w:t>
             </w:r>
           </w:p>
         </w:tc>
@@ -2304,7 +2543,7 @@
                 <w:sz w:val="18"/>
                 <w:szCs w:val="18"/>
               </w:rPr>
-              <w:t xml:space="preserve">Say: I fish through a hole. · The bear was twice my size. · The bear was my enemy.</w:t>
+              <w:t xml:space="preserve">Say: People bartered. · Shells are easier to carry than goats.</w:t>
             </w:r>
           </w:p>
         </w:tc>
@@ -2329,7 +2568,7 @@
                 <w:sz w:val="17"/>
                 <w:szCs w:val="17"/>
               </w:rPr>
-              <w:t xml:space="preserve">Book link: pp.42-43, stanzas 1-4 (the man from a land of wind and cold, his fishing hole, the giant arctic bear twice his size, the bear as his enemy). The lines here are retold in simple words, not copied.</w:t>
+              <w:t xml:space="preserve">Book link: pp.42-43, Reading 1 "The History of Money" (barter around 6000 BCE, cowrie shells in 1200 BCE, metal knives and spades around 1000 BCE, round metal money with holes, first true coins around 600 BCE in Lydia).</w:t>
             </w:r>
           </w:p>
           <w:p>
@@ -2343,7 +2582,7 @@
                 <w:sz w:val="17"/>
                 <w:szCs w:val="17"/>
               </w:rPr>
-              <w:t xml:space="preserve">Pupils do each action, then you press the next part. At the 🤔 part pupils guess what is near the fishing hole. Press Reveal.</w:t>
+              <w:t xml:space="preserve">The timeline fills as the story goes. At the 🤔 part pupils guess what people can use before you reveal the shells.</w:t>
             </w:r>
           </w:p>
           <w:p>
@@ -2357,7 +2596,21 @@
                 <w:sz w:val="17"/>
                 <w:szCs w:val="17"/>
               </w:rPr>
-              <w:t xml:space="preserve">After the story, read the real poem from the book with the class (pp.42-43).</w:t>
+              <w:t xml:space="preserve">BCE means "Before Common Era": the dates count backwards (6000 BCE is older than 1200 BCE). The book asks: "Can you guess what CE stands for?"</w:t>
+            </w:r>
+          </w:p>
+          <w:p>
+            <w:pPr>
+              <w:spacing w:after="40"/>
+            </w:pPr>
+            <w:r>
+              <w:rPr>
+                <w:b w:val="false"/>
+                <w:bCs w:val="false"/>
+                <w:sz w:val="17"/>
+                <w:szCs w:val="17"/>
+              </w:rPr>
+              <w:t xml:space="preserve">Lydia is part of modern-day Turkey (book p.43). Pupils usually love this.</w:t>
             </w:r>
           </w:p>
         </w:tc>
@@ -2529,7 +2782,7 @@
                 <w:sz w:val="18"/>
                 <w:szCs w:val="18"/>
               </w:rPr>
-              <w:t xml:space="preserve">Say: hole · twice · enemy</w:t>
+              <w:t xml:space="preserve">Say: bartered · valuable · credit card</w:t>
             </w:r>
           </w:p>
         </w:tc>
@@ -2554,7 +2807,7 @@
                 <w:sz w:val="17"/>
                 <w:szCs w:val="17"/>
               </w:rPr>
-              <w:t xml:space="preserve">Book link: p.43 "Words in Context": hole, twice, enemy, thin, trap, melting ("Find these words in the reading. What do you think they mean?"). Thin, trap and melting come back in stanzas 5-8 (next lessons).</w:t>
+              <w:t xml:space="preserve">Book link: p.43 "Words in Context": bartered, metal, valuable, credit card, plastic ("Find these words in the reading. What do you think they mean?").</w:t>
             </w:r>
           </w:p>
           <w:p>
@@ -2568,7 +2821,7 @@
                 <w:sz w:val="17"/>
                 <w:szCs w:val="17"/>
               </w:rPr>
-              <w:t xml:space="preserve">Tap a card: the board says the word, the meaning and an example sentence. Pupils guess first.</w:t>
+              <w:t xml:space="preserve">Tap a card: the board says the word, the meaning and an example sentence. Pupils guess first, then you tap.</w:t>
             </w:r>
           </w:p>
           <w:p>
@@ -2582,7 +2835,7 @@
                 <w:sz w:val="17"/>
                 <w:szCs w:val="17"/>
               </w:rPr>
-              <w:t xml:space="preserve">Then press Clue game: pupils say the missing word.</w:t>
+              <w:t xml:space="preserve">Then press Clue game: pupils say the missing word. The word cards are the sentence frames for the next steps.</w:t>
             </w:r>
           </w:p>
         </w:tc>
@@ -2637,7 +2890,7 @@
                 <w:sz w:val="20"/>
                 <w:szCs w:val="20"/>
               </w:rPr>
-              <w:t xml:space="preserve">Put the Story in Order</w:t>
+              <w:t xml:space="preserve">Put the Money in Order</w:t>
             </w:r>
           </w:p>
         </w:tc>
@@ -2662,7 +2915,7 @@
                 <w:sz w:val="20"/>
                 <w:szCs w:val="20"/>
               </w:rPr>
-              <w:t xml:space="preserve">4 min</w:t>
+              <w:t xml:space="preserve">5 min</w:t>
             </w:r>
           </w:p>
         </w:tc>
@@ -2754,7 +3007,7 @@
                 <w:sz w:val="18"/>
                 <w:szCs w:val="18"/>
               </w:rPr>
-              <w:t xml:space="preserve">Say: First … · Next … · Last …</w:t>
+              <w:t xml:space="preserve">Say: First … · Shells are easier to carry than goats.</w:t>
             </w:r>
           </w:p>
         </w:tc>
@@ -2779,7 +3032,7 @@
                 <w:sz w:val="17"/>
                 <w:szCs w:val="17"/>
               </w:rPr>
-              <w:t xml:space="preserve">Book link: pp.42-43 (order of events in stanzas 1-4).</w:t>
+              <w:t xml:space="preserve">Book link: pp.44-45 timeline (1200 BCE cowrie shells, 1000 BCE knives and spades, 600 BCE first coins) and p.43 "Why do you think they put holes in the coins?".</w:t>
             </w:r>
           </w:p>
           <w:p>
@@ -2793,7 +3046,7 @@
                 <w:sz w:val="17"/>
                 <w:szCs w:val="17"/>
               </w:rPr>
-              <w:t xml:space="preserve">Teams order the four cards on their whiteboards. Show the order, then practise First / Next / Then / Last.</w:t>
+              <w:t xml:space="preserve">Teams order the four cards on their whiteboards. Show the order, then practise "easier to carry than".</w:t>
             </w:r>
           </w:p>
           <w:p>
@@ -2807,7 +3060,7 @@
                 <w:sz w:val="17"/>
                 <w:szCs w:val="17"/>
               </w:rPr>
-              <w:t xml:space="preserve">Give a point to every team that is correct.</w:t>
+              <w:t xml:space="preserve">Holes: discuss "I think … because …". A likely answer is that holes let people carry coins on a string (teacher fact: not printed in the book).</w:t>
             </w:r>
           </w:p>
         </w:tc>
@@ -2862,7 +3115,7 @@
                 <w:sz w:val="20"/>
                 <w:szCs w:val="20"/>
               </w:rPr>
-              <w:t xml:space="preserve">Man or Bear or Both?</w:t>
+              <w:t xml:space="preserve">Problem or Solution?</w:t>
             </w:r>
           </w:p>
         </w:tc>
@@ -2951,35 +3204,35 @@
                 <w:sz w:val="18"/>
                 <w:szCs w:val="18"/>
               </w:rPr>
-              <w:t xml:space="preserve">• Walk to MAN, BOTH or BEAR</w:t>
-            </w:r>
-          </w:p>
-          <w:p>
-            <w:pPr>
-              <w:spacing w:after="40"/>
-            </w:pPr>
-            <w:r>
-              <w:rPr>
-                <w:b w:val="false"/>
-                <w:bCs w:val="false"/>
-                <w:sz w:val="18"/>
-                <w:szCs w:val="18"/>
-              </w:rPr>
-              <w:t xml:space="preserve">• Say the sentence</w:t>
-            </w:r>
-          </w:p>
-          <w:p>
-            <w:pPr>
-              <w:spacing w:after="40"/>
-            </w:pPr>
-            <w:r>
-              <w:rPr>
-                <w:b w:val="false"/>
-                <w:bCs w:val="false"/>
-                <w:sz w:val="18"/>
-                <w:szCs w:val="18"/>
-              </w:rPr>
-              <w:t xml:space="preserve">Say: The man … · The bear … · Both … and …</w:t>
+              <w:t xml:space="preserve">• Walk to PROBLEM or SOLUTION</w:t>
+            </w:r>
+          </w:p>
+          <w:p>
+            <w:pPr>
+              <w:spacing w:after="40"/>
+            </w:pPr>
+            <w:r>
+              <w:rPr>
+                <w:b w:val="false"/>
+                <w:bCs w:val="false"/>
+                <w:sz w:val="18"/>
+                <w:szCs w:val="18"/>
+              </w:rPr>
+              <w:t xml:space="preserve">• Say why</w:t>
+            </w:r>
+          </w:p>
+          <w:p>
+            <w:pPr>
+              <w:spacing w:after="40"/>
+            </w:pPr>
+            <w:r>
+              <w:rPr>
+                <w:b w:val="false"/>
+                <w:bCs w:val="false"/>
+                <w:sz w:val="18"/>
+                <w:szCs w:val="18"/>
+              </w:rPr>
+              <w:t xml:space="preserve">Say: It is a problem because … · It is a solution because …</w:t>
             </w:r>
           </w:p>
         </w:tc>
@@ -3004,7 +3257,7 @@
                 <w:sz w:val="17"/>
                 <w:szCs w:val="17"/>
               </w:rPr>
-              <w:t xml:space="preserve">Book link: p.47 "Compare and Contrast" (compare the bear and the man: eats fish, is big and scary, lives in the Arctic, is hungry, falls in the water, lives in a house). Today pupils use only what they know from stanzas 1-4.</w:t>
+              <w:t xml:space="preserve">Book link: p.47 "A problem is something difficult … A solution is a way to fix the problem." The skill is practised again later in the unit.</w:t>
             </w:r>
           </w:p>
           <w:p>
@@ -3018,7 +3271,21 @@
                 <w:sz w:val="17"/>
                 <w:szCs w:val="17"/>
               </w:rPr>
-              <w:t xml:space="preserve">Print the three corner signs from the Cards page. Pupils walk, then say the sentence. Reward the sentence, not only the corner.</w:t>
+              <w:t xml:space="preserve">Print the two corner signs from the Cards page. Pupils walk, then give a reason with "because".</w:t>
+            </w:r>
+          </w:p>
+          <w:p>
+            <w:pPr>
+              <w:spacing w:after="40"/>
+            </w:pPr>
+            <w:r>
+              <w:rPr>
+                <w:b w:val="false"/>
+                <w:bCs w:val="false"/>
+                <w:sz w:val="17"/>
+                <w:szCs w:val="17"/>
+              </w:rPr>
+              <w:t xml:space="preserve">Reward the reason, not only the correct corner.</w:t>
             </w:r>
           </w:p>
         </w:tc>
@@ -3073,7 +3340,7 @@
                 <w:sz w:val="20"/>
                 <w:szCs w:val="20"/>
               </w:rPr>
-              <w:t xml:space="preserve">GAME: Ice Escape</w:t>
+              <w:t xml:space="preserve">GAME: Money Catcher</w:t>
             </w:r>
           </w:p>
         </w:tc>
@@ -3148,49 +3415,49 @@
                 <w:sz w:val="18"/>
                 <w:szCs w:val="18"/>
               </w:rPr>
-              <w:t xml:space="preserve">• Listen to the question</w:t>
-            </w:r>
-          </w:p>
-          <w:p>
-            <w:pPr>
-              <w:spacing w:after="40"/>
-            </w:pPr>
-            <w:r>
-              <w:rPr>
-                <w:b w:val="false"/>
-                <w:bCs w:val="false"/>
-                <w:sz w:val="18"/>
-                <w:szCs w:val="18"/>
-              </w:rPr>
-              <w:t xml:space="preserve">• Talk with your team, then answer</w:t>
-            </w:r>
-          </w:p>
-          <w:p>
-            <w:pPr>
-              <w:spacing w:after="40"/>
-            </w:pPr>
-            <w:r>
-              <w:rPr>
-                <w:b w:val="false"/>
-                <w:bCs w:val="false"/>
-                <w:sz w:val="18"/>
-                <w:szCs w:val="18"/>
-              </w:rPr>
-              <w:t xml:space="preserve">• Be the first team to the end of the ice</w:t>
-            </w:r>
-          </w:p>
-          <w:p>
-            <w:pPr>
-              <w:spacing w:after="40"/>
-            </w:pPr>
-            <w:r>
-              <w:rPr>
-                <w:b w:val="false"/>
-                <w:bCs w:val="false"/>
-                <w:sz w:val="18"/>
-                <w:szCs w:val="18"/>
-              </w:rPr>
-              <w:t xml:space="preserve">Say: I think it is … · The answer is …</w:t>
+              <w:t xml:space="preserve">• Look at the falling things</w:t>
+            </w:r>
+          </w:p>
+          <w:p>
+            <w:pPr>
+              <w:spacing w:after="40"/>
+            </w:pPr>
+            <w:r>
+              <w:rPr>
+                <w:b w:val="false"/>
+                <w:bCs w:val="false"/>
+                <w:sz w:val="18"/>
+                <w:szCs w:val="18"/>
+              </w:rPr>
+              <w:t xml:space="preserve">• Tap money: shell, coin, note, card, knife money</w:t>
+            </w:r>
+          </w:p>
+          <w:p>
+            <w:pPr>
+              <w:spacing w:after="40"/>
+            </w:pPr>
+            <w:r>
+              <w:rPr>
+                <w:b w:val="false"/>
+                <w:bCs w:val="false"/>
+                <w:sz w:val="18"/>
+                <w:szCs w:val="18"/>
+              </w:rPr>
+              <w:t xml:space="preserve">• Everybody shouts the word</w:t>
+            </w:r>
+          </w:p>
+          <w:p>
+            <w:pPr>
+              <w:spacing w:after="40"/>
+            </w:pPr>
+            <w:r>
+              <w:rPr>
+                <w:b w:val="false"/>
+                <w:bCs w:val="false"/>
+                <w:sz w:val="18"/>
+                <w:szCs w:val="18"/>
+              </w:rPr>
+              <w:t xml:space="preserve">Say: This is money. · This is not money.</w:t>
             </w:r>
           </w:p>
         </w:tc>
@@ -3215,7 +3482,7 @@
                 <w:sz w:val="17"/>
                 <w:szCs w:val="17"/>
               </w:rPr>
-              <w:t xml:space="preserve">Book link: pp.42-43 (Words in Context and the facts of stanzas 1-4). Questions are mixed: words and understanding.</w:t>
+              <w:t xml:space="preserve">Book link: p.46 A "Which of these is or was money?" (cowrie shells, ancient Chinese knife, paper money, credit card are money; a fork and knife and a wallet are not).</w:t>
             </w:r>
           </w:p>
           <w:p>
@@ -3229,7 +3496,7 @@
                 <w:sz w:val="17"/>
                 <w:szCs w:val="17"/>
               </w:rPr>
-              <w:t xml:space="preserve">Teams take turns. The team talks for 10 seconds, then one pupil taps the answer. Right answer = one step and 1 point. A wrong answer cracks the ice but nobody loses points. The first team to the flag gets +3, the second +2, the third +1.</w:t>
+              <w:t xml:space="preserve">Each team has 25 seconds and one pupil taps at a time (change the pupil every few seconds). The rest of the team shouts what they see. Not-money items only wobble: nobody loses points.</w:t>
             </w:r>
           </w:p>
           <w:p>
@@ -3243,7 +3510,21 @@
                 <w:sz w:val="17"/>
                 <w:szCs w:val="17"/>
               </w:rPr>
-              <w:t xml:space="preserve">Press Next team after each answer. Skip a question that is too hard. At the end the winner is shown.</w:t>
+              <w:t xml:space="preserve">Points go to the scoreboard automatically. After four teams the winner is shown. Press Play again for a second round.</w:t>
+            </w:r>
+          </w:p>
+          <w:p>
+            <w:pPr>
+              <w:spacing w:after="40"/>
+            </w:pPr>
+            <w:r>
+              <w:rPr>
+                <w:b w:val="false"/>
+                <w:bCs w:val="false"/>
+                <w:sz w:val="17"/>
+                <w:szCs w:val="17"/>
+              </w:rPr>
+              <w:t xml:space="preserve">Ask afterwards: Which was the first money? Which was the last? (checks the timeline).</w:t>
             </w:r>
           </w:p>
         </w:tc>
@@ -3298,7 +3579,7 @@
                 <w:sz w:val="20"/>
                 <w:szCs w:val="20"/>
               </w:rPr>
-              <w:t xml:space="preserve">The Ice Escape Ceremony</w:t>
+              <w:t xml:space="preserve">Time Travellers’ Ceremony</w:t>
             </w:r>
           </w:p>
         </w:tc>
@@ -3387,21 +3668,21 @@
                 <w:sz w:val="18"/>
                 <w:szCs w:val="18"/>
               </w:rPr>
-              <w:t xml:space="preserve">• Door pass: one sentence about the man or the bear</w:t>
-            </w:r>
-          </w:p>
-          <w:p>
-            <w:pPr>
-              <w:spacing w:after="40"/>
-            </w:pPr>
-            <w:r>
-              <w:rPr>
-                <w:b w:val="false"/>
-                <w:bCs w:val="false"/>
-                <w:sz w:val="18"/>
-                <w:szCs w:val="18"/>
-              </w:rPr>
-              <w:t xml:space="preserve">Say: The bear was twice my size. · The man fishes through a hole.</w:t>
+              <w:t xml:space="preserve">• Door pass: one thing people used as money</w:t>
+            </w:r>
+          </w:p>
+          <w:p>
+            <w:pPr>
+              <w:spacing w:after="40"/>
+            </w:pPr>
+            <w:r>
+              <w:rPr>
+                <w:b w:val="false"/>
+                <w:bCs w:val="false"/>
+                <w:sz w:val="18"/>
+                <w:szCs w:val="18"/>
+              </w:rPr>
+              <w:t xml:space="preserve">Say: People used … as money.</w:t>
             </w:r>
           </w:p>
         </w:tc>
@@ -3426,7 +3707,7 @@
                 <w:sz w:val="17"/>
                 <w:szCs w:val="17"/>
               </w:rPr>
-              <w:t xml:space="preserve">At the door each pupil says one sentence about the man or the bear (for example "The bear is hungry."). Next lesson: stanzas 5-8, when the ice gets thin.</w:t>
+              <w:t xml:space="preserve">At the door each pupil says one sentence: "People used shells / coins / … as money." It checks the new vocabulary.</w:t>
             </w:r>
           </w:p>
         </w:tc>
@@ -3449,7 +3730,7 @@
         <w:t xml:space="preserve">Support. </w:t>
       </w:r>
       <w:r>
-        <w:t xml:space="preserve">Retell with the pictures and one word per stanza; use "First … Next …" frames; whisper the answer to the team first.</w:t>
+        <w:t xml:space="preserve">Use the picture and one word ("shell", "coin"); point to the timeline; sentence frame "People used … as money."</w:t>
       </w:r>
     </w:p>
     <w:p>
@@ -3464,7 +3745,7 @@
         <w:t xml:space="preserve">Stretch. </w:t>
       </w:r>
       <w:r>
-        <w:t xml:space="preserve">Retell without pictures; add "because" (The bear was his enemy because it was hungry); predict stanzas 5-8.</w:t>
+        <w:t xml:space="preserve">Explain why the money changed ("because it is easier to carry"); say what money might come next.</w:t>
       </w:r>
     </w:p>
     <w:p>
@@ -3479,7 +3760,7 @@
         <w:t xml:space="preserve">Check learning. </w:t>
       </w:r>
       <w:r>
-        <w:t xml:space="preserve">Door pass: one sentence about the man or the bear. Give a team point for every correct team, not only the fastest.</w:t>
+        <w:t xml:space="preserve">Door pass: "People used … as money." (shells / coins / goats …). Give a team point for every correct team, not only the fastest.</w:t>
       </w:r>
     </w:p>
     <w:p>
@@ -3488,7 +3769,7 @@
         <w:pageBreakBefore/>
       </w:pPr>
       <w:r>
-        <w:t xml:space="preserve">Grade 4 · Unit 3 · It Keeps Changing · Lesson 3: The Ice Cracks</w:t>
+        <w:t xml:space="preserve">Grade 4 · Unit 3 · How Much Is It? · Lesson 3: Money Changes</w:t>
       </w:r>
     </w:p>
     <w:p>
@@ -3501,7 +3782,7 @@
           <w:sz w:val="20"/>
           <w:szCs w:val="20"/>
         </w:rPr>
-        <w:t xml:space="preserve">35 minutes · classes 4A and 4B · A1 · one smartboard + mini whiteboards · Open: unit3-g4-lessons/index.html?lesson=3</w:t>
+        <w:t xml:space="preserve">35 minutes · classes 4A and 4B · A1 · one smartboard + mini whiteboards · Open: unit3-g3-lessons/index.html?lesson=3</w:t>
       </w:r>
     </w:p>
     <w:p>
@@ -3516,7 +3797,7 @@
         <w:t xml:space="preserve">Lesson goal. </w:t>
       </w:r>
       <w:r>
-        <w:t xml:space="preserve">Pupils retell stanzas 5-8 of the poem (thin ice, they fall in, the trap, danger and hope), use cause and effect (so / because), learn six poem words and say how they can help the world.</w:t>
+        <w:t xml:space="preserve">Pupils say how money changed (coins, paper money, credit cards, electronic money), use "easier to carry than", learn six money words and say what they think the next money will be.</w:t>
       </w:r>
     </w:p>
     <w:p>
@@ -3531,7 +3812,7 @@
         <w:t xml:space="preserve">Book link. </w:t>
       </w:r>
       <w:r>
-        <w:t xml:space="preserve">Book pp. 44-45 (Reading 1 continued: The Bear and I, stanzas 5-8); p.55 B (how can we make good changes?).</w:t>
+        <w:t xml:space="preserve">Book pp. 44-45 (Reading 1 continued: coins, paper money, credit card, electronic money; the timeline).</w:t>
       </w:r>
     </w:p>
     <w:p>
@@ -3546,7 +3827,7 @@
         <w:t xml:space="preserve">Words. </w:t>
       </w:r>
       <w:r>
-        <w:t xml:space="preserve">crack, swim, together, danger, hope, once more · thin, trap, melting</w:t>
+        <w:t xml:space="preserve">coin, paper money, credit card, electronic money, internet, century</w:t>
       </w:r>
     </w:p>
     <w:p>
@@ -3561,7 +3842,7 @@
         <w:t xml:space="preserve">Language. </w:t>
       </w:r>
       <w:r>
-        <w:t xml:space="preserve">The ice is thin, so it cracks. · It cracks because it is thin. · They are in the trap together. · I can … because …</w:t>
+        <w:t xml:space="preserve">Paper money is easier to carry than metal coins. · The first credit card was in 1958. · I think the next money will be … · I wish we used … because …</w:t>
       </w:r>
     </w:p>
     <w:p>
@@ -3576,7 +3857,7 @@
         <w:t xml:space="preserve">Prepare. </w:t>
       </w:r>
       <w:r>
-        <w:t xml:space="preserve">Mini whiteboards and markers for each team. One smartboard (the game is played by teams in turns).</w:t>
+        <w:t xml:space="preserve">Mini whiteboards not needed. One smartboard (the game Time Train is played by teams in turns).</w:t>
       </w:r>
     </w:p>
     <w:p>
@@ -3815,7 +4096,7 @@
                 <w:sz w:val="20"/>
                 <w:szCs w:val="20"/>
               </w:rPr>
-              <w:t xml:space="preserve">Remember the Poem</w:t>
+              <w:t xml:space="preserve">Remember the Money Story</w:t>
             </w:r>
           </w:p>
         </w:tc>
@@ -3932,7 +4213,7 @@
                 <w:sz w:val="18"/>
                 <w:szCs w:val="18"/>
               </w:rPr>
-              <w:t xml:space="preserve">Say: The man is from … · The bear was his enemy.</w:t>
+              <w:t xml:space="preserve">Say: People bartered. · Shells are easier to carry than goats.</w:t>
             </w:r>
           </w:p>
         </w:tc>
@@ -3957,7 +4238,7 @@
                 <w:sz w:val="17"/>
                 <w:szCs w:val="17"/>
               </w:rPr>
-              <w:t xml:space="preserve">Book link: recap of stanzas 1-4 (pp.42-43) before stanzas 5-8 (pp.44-45).</w:t>
+              <w:t xml:space="preserve">Book link: recap of pp.42-43 (barter, cowrie shells, knives and spades, the first coins) before pp.44-45.</w:t>
             </w:r>
           </w:p>
           <w:p>
@@ -4026,7 +4307,7 @@
                 <w:sz w:val="20"/>
                 <w:szCs w:val="20"/>
               </w:rPr>
-              <w:t xml:space="preserve">The Poem: Part 2</w:t>
+              <w:t xml:space="preserve">From Coins to Cards</w:t>
             </w:r>
           </w:p>
         </w:tc>
@@ -4143,7 +4424,7 @@
                 <w:sz w:val="18"/>
                 <w:szCs w:val="18"/>
               </w:rPr>
-              <w:t xml:space="preserve">Say: The ice is thin. · They are in a trap together. · The ice is melting.</w:t>
+              <w:t xml:space="preserve">Say: Paper money is easier to carry. · The first credit card was in 1958.</w:t>
             </w:r>
           </w:p>
         </w:tc>
@@ -4168,7 +4449,7 @@
                 <w:sz w:val="17"/>
                 <w:szCs w:val="17"/>
               </w:rPr>
-              <w:t xml:space="preserve">Book link: pp.44-45, stanzas 5-8 (warm winters, thin ice, they fall in, a trap of ice and sea, the bear is not his enemy, things change, danger, the ice is melting, he hopes to see the bear once more). The lines are retold in simple words, not copied.</w:t>
+              <w:t xml:space="preserve">Book link: pp.44-45, Reading 1 "The History of Money" (coins from silver and gold, the first paper money from China between 800 and 900 CE, Europe around 1600 CE, the first credit card in 1958, electronic money in the 21st century) and the timeline strip on pp.44-45.</w:t>
             </w:r>
           </w:p>
           <w:p>
@@ -4182,7 +4463,7 @@
                 <w:sz w:val="17"/>
                 <w:szCs w:val="17"/>
               </w:rPr>
-              <w:t xml:space="preserve">Watch the ICE bar go down. At the 🤔 part pupils guess what happens when the ice is thin. Press Reveal.</w:t>
+              <w:t xml:space="preserve">The timeline fills as the story goes. At the 🤔 part pupils guess what is easier to carry than coins. Press Reveal.</w:t>
             </w:r>
           </w:p>
           <w:p>
@@ -4196,7 +4477,7 @@
                 <w:sz w:val="17"/>
                 <w:szCs w:val="17"/>
               </w:rPr>
-              <w:t xml:space="preserve">After the story, read the real stanzas 5-8 from the book with the class. The book asks: "Why do you think the ice was a trap?" (p.44) and "Does the man change his mind about the bear?" (p.45).</w:t>
+              <w:t xml:space="preserve">CE means "Common Era" (the book asked "Can you guess what CE stands for?" on p.42). Today a pupil may be able to say it.</w:t>
             </w:r>
           </w:p>
         </w:tc>
@@ -4251,7 +4532,7 @@
                 <w:sz w:val="20"/>
                 <w:szCs w:val="20"/>
               </w:rPr>
-              <w:t xml:space="preserve">Six Poem Words</w:t>
+              <w:t xml:space="preserve">Six Money Words</w:t>
             </w:r>
           </w:p>
         </w:tc>
@@ -4368,7 +4649,7 @@
                 <w:sz w:val="18"/>
                 <w:szCs w:val="18"/>
               </w:rPr>
-              <w:t xml:space="preserve">Say: crack · together · danger</w:t>
+              <w:t xml:space="preserve">Say: coin · credit card · electronic money</w:t>
             </w:r>
           </w:p>
         </w:tc>
@@ -4393,7 +4674,7 @@
                 <w:sz w:val="17"/>
                 <w:szCs w:val="17"/>
               </w:rPr>
-              <w:t xml:space="preserve">Book link: stanzas 5-8 on pp.44-45 (crack, swim, together, danger, hope, once more). "Thin", "trap" and "melting" were Words in Context on p.43 and come back here.</w:t>
+              <w:t xml:space="preserve">Book link: pp.44-45 (coin, paper money, credit card, electronic money, internet, centuries). "Credit card" was a Words in Context word on p.43.</w:t>
             </w:r>
           </w:p>
           <w:p>
@@ -4407,7 +4688,7 @@
                 <w:sz w:val="17"/>
                 <w:szCs w:val="17"/>
               </w:rPr>
-              <w:t xml:space="preserve">Tap a card: the board says the word, the meaning and an example. Then press Clue game: pupils say the missing word.</w:t>
+              <w:t xml:space="preserve">Tap a card: the board says the word, the meaning and an example sentence. Then press Clue game: pupils say the missing word.</w:t>
             </w:r>
           </w:p>
         </w:tc>
@@ -4462,7 +4743,7 @@
                 <w:sz w:val="20"/>
                 <w:szCs w:val="20"/>
               </w:rPr>
-              <w:t xml:space="preserve">Cause and Effect</w:t>
+              <w:t xml:space="preserve">Easier to Carry</w:t>
             </w:r>
           </w:p>
         </w:tc>
@@ -4487,7 +4768,7 @@
                 <w:sz w:val="20"/>
                 <w:szCs w:val="20"/>
               </w:rPr>
-              <w:t xml:space="preserve">5 min</w:t>
+              <w:t xml:space="preserve">4 min</w:t>
             </w:r>
           </w:p>
         </w:tc>
@@ -4512,7 +4793,7 @@
                 <w:sz w:val="20"/>
                 <w:szCs w:val="20"/>
               </w:rPr>
-              <w:t xml:space="preserve">Think</w:t>
+              <w:t xml:space="preserve">Talk</w:t>
             </w:r>
           </w:p>
         </w:tc>
@@ -4537,49 +4818,49 @@
                 <w:sz w:val="18"/>
                 <w:szCs w:val="18"/>
               </w:rPr>
-              <w:t xml:space="preserve">• Talk with your team</w:t>
-            </w:r>
-          </w:p>
-          <w:p>
-            <w:pPr>
-              <w:spacing w:after="40"/>
-            </w:pPr>
-            <w:r>
-              <w:rPr>
-                <w:b w:val="false"/>
-                <w:bCs w:val="false"/>
-                <w:sz w:val="18"/>
-                <w:szCs w:val="18"/>
-              </w:rPr>
-              <w:t xml:space="preserve">• Write 1-2-3-4-5 on the mini whiteboard</w:t>
-            </w:r>
-          </w:p>
-          <w:p>
-            <w:pPr>
-              <w:spacing w:after="40"/>
-            </w:pPr>
-            <w:r>
-              <w:rPr>
-                <w:b w:val="false"/>
-                <w:bCs w:val="false"/>
-                <w:sz w:val="18"/>
-                <w:szCs w:val="18"/>
-              </w:rPr>
-              <w:t xml:space="preserve">• Say: …, so …</w:t>
-            </w:r>
-          </w:p>
-          <w:p>
-            <w:pPr>
-              <w:spacing w:after="40"/>
-            </w:pPr>
-            <w:r>
-              <w:rPr>
-                <w:b w:val="false"/>
-                <w:bCs w:val="false"/>
-                <w:sz w:val="18"/>
-                <w:szCs w:val="18"/>
-              </w:rPr>
-              <w:t xml:space="preserve">Say: The ice is thin, so it cracks. · It cracks because it is thin.</w:t>
+              <w:t xml:space="preserve">• Tap a pair with your partner</w:t>
+            </w:r>
+          </w:p>
+          <w:p>
+            <w:pPr>
+              <w:spacing w:after="40"/>
+            </w:pPr>
+            <w:r>
+              <w:rPr>
+                <w:b w:val="false"/>
+                <w:bCs w:val="false"/>
+                <w:sz w:val="18"/>
+                <w:szCs w:val="18"/>
+              </w:rPr>
+              <w:t xml:space="preserve">• Say: … is easier to carry than …</w:t>
+            </w:r>
+          </w:p>
+          <w:p>
+            <w:pPr>
+              <w:spacing w:after="40"/>
+            </w:pPr>
+            <w:r>
+              <w:rPr>
+                <w:b w:val="false"/>
+                <w:bCs w:val="false"/>
+                <w:sz w:val="18"/>
+                <w:szCs w:val="18"/>
+              </w:rPr>
+              <w:t xml:space="preserve">• Which do you like? Why?</w:t>
+            </w:r>
+          </w:p>
+          <w:p>
+            <w:pPr>
+              <w:spacing w:after="40"/>
+            </w:pPr>
+            <w:r>
+              <w:rPr>
+                <w:b w:val="false"/>
+                <w:bCs w:val="false"/>
+                <w:sz w:val="18"/>
+                <w:szCs w:val="18"/>
+              </w:rPr>
+              <w:t xml:space="preserve">Say: … is easier to carry than … · I like … because …</w:t>
             </w:r>
           </w:p>
         </w:tc>
@@ -4604,7 +4885,7 @@
                 <w:sz w:val="17"/>
                 <w:szCs w:val="17"/>
               </w:rPr>
-              <w:t xml:space="preserve">Book link: stanzas 5-6 (pp.44) and the Think Together cause and effect idea on p.55.</w:t>
+              <w:t xml:space="preserve">Book link: pp.42-44 (shells easier to carry than goats or bags of grain; paper money easier to carry than metal coins).</w:t>
             </w:r>
           </w:p>
           <w:p>
@@ -4618,21 +4899,7 @@
                 <w:sz w:val="17"/>
                 <w:szCs w:val="17"/>
               </w:rPr>
-              <w:t xml:space="preserve">Teams order the five cards. Show the order, then practise the frame with "so" and "because".</w:t>
-            </w:r>
-          </w:p>
-          <w:p>
-            <w:pPr>
-              <w:spacing w:after="40"/>
-            </w:pPr>
-            <w:r>
-              <w:rPr>
-                <w:b w:val="false"/>
-                <w:bCs w:val="false"/>
-                <w:sz w:val="17"/>
-                <w:szCs w:val="17"/>
-              </w:rPr>
-              <w:t xml:space="preserve">Give a point to every team that is correct.</w:t>
+              <w:t xml:space="preserve">Model one sentence, then pupils say the rest. Support: say only the two words. Stretch: add "because".</w:t>
             </w:r>
           </w:p>
         </w:tc>
@@ -4687,7 +4954,7 @@
                 <w:sz w:val="20"/>
                 <w:szCs w:val="20"/>
               </w:rPr>
-              <w:t xml:space="preserve">GAME: Cause and Effect Pairs</w:t>
+              <w:t xml:space="preserve">GAME: Time Train</w:t>
             </w:r>
           </w:p>
         </w:tc>
@@ -4762,49 +5029,49 @@
                 <w:sz w:val="18"/>
                 <w:szCs w:val="18"/>
               </w:rPr>
-              <w:t xml:space="preserve">• Flip two cards</w:t>
-            </w:r>
-          </w:p>
-          <w:p>
-            <w:pPr>
-              <w:spacing w:after="40"/>
-            </w:pPr>
-            <w:r>
-              <w:rPr>
-                <w:b w:val="false"/>
-                <w:bCs w:val="false"/>
-                <w:sz w:val="18"/>
-                <w:szCs w:val="18"/>
-              </w:rPr>
-              <w:t xml:space="preserve">• Read the card out loud</w:t>
-            </w:r>
-          </w:p>
-          <w:p>
-            <w:pPr>
-              <w:spacing w:after="40"/>
-            </w:pPr>
-            <w:r>
-              <w:rPr>
-                <w:b w:val="false"/>
-                <w:bCs w:val="false"/>
-                <w:sz w:val="18"/>
-                <w:szCs w:val="18"/>
-              </w:rPr>
-              <w:t xml:space="preserve">• Match the cause and its effect</w:t>
-            </w:r>
-          </w:p>
-          <w:p>
-            <w:pPr>
-              <w:spacing w:after="40"/>
-            </w:pPr>
-            <w:r>
-              <w:rPr>
-                <w:b w:val="false"/>
-                <w:bCs w:val="false"/>
-                <w:sz w:val="18"/>
-                <w:szCs w:val="18"/>
-              </w:rPr>
-              <w:t xml:space="preserve">Say: … , so … · … because …</w:t>
+              <w:t xml:space="preserve">• Listen to the question</w:t>
+            </w:r>
+          </w:p>
+          <w:p>
+            <w:pPr>
+              <w:spacing w:after="40"/>
+            </w:pPr>
+            <w:r>
+              <w:rPr>
+                <w:b w:val="false"/>
+                <w:bCs w:val="false"/>
+                <w:sz w:val="18"/>
+                <w:szCs w:val="18"/>
+              </w:rPr>
+              <w:t xml:space="preserve">• Talk with your team, then answer</w:t>
+            </w:r>
+          </w:p>
+          <w:p>
+            <w:pPr>
+              <w:spacing w:after="40"/>
+            </w:pPr>
+            <w:r>
+              <w:rPr>
+                <w:b w:val="false"/>
+                <w:bCs w:val="false"/>
+                <w:sz w:val="18"/>
+                <w:szCs w:val="18"/>
+              </w:rPr>
+              <w:t xml:space="preserve">• A right answer moves the train</w:t>
+            </w:r>
+          </w:p>
+          <w:p>
+            <w:pPr>
+              <w:spacing w:after="40"/>
+            </w:pPr>
+            <w:r>
+              <w:rPr>
+                <w:b w:val="false"/>
+                <w:bCs w:val="false"/>
+                <w:sz w:val="18"/>
+                <w:szCs w:val="18"/>
+              </w:rPr>
+              <w:t xml:space="preserve">Say: I think it is … · The answer is …</w:t>
             </w:r>
           </w:p>
         </w:tc>
@@ -4829,7 +5096,7 @@
                 <w:sz w:val="17"/>
                 <w:szCs w:val="17"/>
               </w:rPr>
-              <w:t xml:space="preserve">Book link: stanzas 5-8 (pp.44-45). Pairs: warm winters → thin ice; thin ice → it cracks; it cracks → they fall in; difficult to swim → a trap of ice and sea; they help each other → the bear is not his enemy; the ice is melting → danger.</w:t>
+              <w:t xml:space="preserve">Book link: the timeline on pp.44-45 (barter, cowrie shells, knives and spades, first coins, paper money, credit card, electronic money).</w:t>
             </w:r>
           </w:p>
           <w:p>
@@ -4843,7 +5110,7 @@
                 <w:sz w:val="17"/>
                 <w:szCs w:val="17"/>
               </w:rPr>
-              <w:t xml:space="preserve">The team in turn chooses two cards (the whole team shouts a number, one pupil taps). The board reads each card. A pair = 2 points and the team goes again. A wrong pair turns back and the next team plays.</w:t>
+              <w:t xml:space="preserve">Teams take turns. The team talks for 10 seconds, then one pupil taps the answer. Right = 2 points and the train moves. Wrong = the next team can steal the question for 1 point. If nobody gets it, the answer is shown and the train moves.</w:t>
             </w:r>
           </w:p>
           <w:p>
@@ -4857,7 +5124,7 @@
                 <w:sz w:val="17"/>
                 <w:szCs w:val="17"/>
               </w:rPr>
-              <w:t xml:space="preserve">Six pairs. When all are found the winner is shown. Ask for a sentence with "so" for every pair.</w:t>
+              <w:t xml:space="preserve">Press Next stop after each question. After the last station the winner is shown.</w:t>
             </w:r>
           </w:p>
         </w:tc>
@@ -4912,7 +5179,7 @@
                 <w:sz w:val="20"/>
                 <w:szCs w:val="20"/>
               </w:rPr>
-              <w:t xml:space="preserve">How Can We Help?</w:t>
+              <w:t xml:space="preserve">What Is Next? Vote!</w:t>
             </w:r>
           </w:p>
         </w:tc>
@@ -4987,7 +5254,7 @@
                 <w:sz w:val="18"/>
                 <w:szCs w:val="18"/>
               </w:rPr>
-              <w:t xml:space="preserve">• Think: how can I help?</w:t>
+              <w:t xml:space="preserve">• Think: what comes next?</w:t>
             </w:r>
           </w:p>
           <w:p>
@@ -5015,21 +5282,21 @@
                 <w:sz w:val="18"/>
                 <w:szCs w:val="18"/>
               </w:rPr>
-              <w:t xml:space="preserve">• Say: I can … because …</w:t>
-            </w:r>
-          </w:p>
-          <w:p>
-            <w:pPr>
-              <w:spacing w:after="40"/>
-            </w:pPr>
-            <w:r>
-              <w:rPr>
-                <w:b w:val="false"/>
-                <w:bCs w:val="false"/>
-                <w:sz w:val="18"/>
-                <w:szCs w:val="18"/>
-              </w:rPr>
-              <w:t xml:space="preserve">Say: I can … because …</w:t>
+              <w:t xml:space="preserve">• Say: I think the next money will be …</w:t>
+            </w:r>
+          </w:p>
+          <w:p>
+            <w:pPr>
+              <w:spacing w:after="40"/>
+            </w:pPr>
+            <w:r>
+              <w:rPr>
+                <w:b w:val="false"/>
+                <w:bCs w:val="false"/>
+                <w:sz w:val="18"/>
+                <w:szCs w:val="18"/>
+              </w:rPr>
+              <w:t xml:space="preserve">Say: I think the next money will be … · I wish we used … because …</w:t>
             </w:r>
           </w:p>
         </w:tc>
@@ -5054,7 +5321,7 @@
                 <w:sz w:val="17"/>
                 <w:szCs w:val="17"/>
               </w:rPr>
-              <w:t xml:space="preserve">Book link: p.55 B "What changes can you make to keep our world clean?" with the frames "I can clean up trash because trash is a danger for animals." and "I can ride a bike to school because bikes don’t make the air dirty."</w:t>
+              <w:t xml:space="preserve">Book link: p.45 "What type of money do you think is going to be next?" and "Do you wish we used different money today?"</w:t>
             </w:r>
           </w:p>
           <w:p>
@@ -5068,7 +5335,7 @@
                 <w:sz w:val="17"/>
                 <w:szCs w:val="17"/>
               </w:rPr>
-              <w:t xml:space="preserve">Tap an idea once for each pupil’s vote. Ask two or three pupils to say a full sentence with "because". There is no wrong answer.</w:t>
+              <w:t xml:space="preserve">Tap the picture once for each pupil's vote. Ask two or three pupils to say why with "because". There is no wrong answer.</w:t>
             </w:r>
           </w:p>
         </w:tc>
@@ -5123,7 +5390,7 @@
                 <w:sz w:val="20"/>
                 <w:szCs w:val="20"/>
               </w:rPr>
-              <w:t xml:space="preserve">The Ice Ceremony</w:t>
+              <w:t xml:space="preserve">Time Travellers’ Ceremony</w:t>
             </w:r>
           </w:p>
         </w:tc>
@@ -5148,7 +5415,7 @@
                 <w:sz w:val="20"/>
                 <w:szCs w:val="20"/>
               </w:rPr>
-              <w:t xml:space="preserve">2 min</w:t>
+              <w:t xml:space="preserve">3 min</w:t>
             </w:r>
           </w:p>
         </w:tc>
@@ -5212,21 +5479,21 @@
                 <w:sz w:val="18"/>
                 <w:szCs w:val="18"/>
               </w:rPr>
-              <w:t xml:space="preserve">• Door pass: one sentence with because</w:t>
-            </w:r>
-          </w:p>
-          <w:p>
-            <w:pPr>
-              <w:spacing w:after="40"/>
-            </w:pPr>
-            <w:r>
-              <w:rPr>
-                <w:b w:val="false"/>
-                <w:bCs w:val="false"/>
-                <w:sz w:val="18"/>
-                <w:szCs w:val="18"/>
-              </w:rPr>
-              <w:t xml:space="preserve">Say: The ice cracks because it is thin.</w:t>
+              <w:t xml:space="preserve">• Door pass: the next type of money</w:t>
+            </w:r>
+          </w:p>
+          <w:p>
+            <w:pPr>
+              <w:spacing w:after="40"/>
+            </w:pPr>
+            <w:r>
+              <w:rPr>
+                <w:b w:val="false"/>
+                <w:bCs w:val="false"/>
+                <w:sz w:val="18"/>
+                <w:szCs w:val="18"/>
+              </w:rPr>
+              <w:t xml:space="preserve">Say: I think the next money will be …</w:t>
             </w:r>
           </w:p>
         </w:tc>
@@ -5251,7 +5518,7 @@
                 <w:sz w:val="17"/>
                 <w:szCs w:val="17"/>
               </w:rPr>
-              <w:t xml:space="preserve">At the door each pupil says one sentence with "because" or "so" about the ice, the bear or the man. Next lesson: explore the poem (True/False, stanza questions, -ng sound, friends or not).</w:t>
+              <w:t xml:space="preserve">At the door each pupil says one sentence: "I think the next money will be …". It checks the new language and gives you ideas for Lesson 4 (design the next money).</w:t>
             </w:r>
           </w:p>
         </w:tc>
@@ -5274,7 +5541,7 @@
         <w:t xml:space="preserve">Support. </w:t>
       </w:r>
       <w:r>
-        <w:t xml:space="preserve">Use the pictures; start the sentence for them (The ice is thin, so …); partner whispers the answer first.</w:t>
+        <w:t xml:space="preserve">Use the picture and one word; the timeline strip helps; steal-the-question lets teams help each other.</w:t>
       </w:r>
     </w:p>
     <w:p>
@@ -5289,7 +5556,7 @@
         <w:t xml:space="preserve">Stretch. </w:t>
       </w:r>
       <w:r>
-        <w:t xml:space="preserve">Chain three causes in one sentence; predict what happens to the bear next; two reasons with because.</w:t>
+        <w:t xml:space="preserve">Add "because"; compare three kinds of money; say why people wanted something new.</w:t>
       </w:r>
     </w:p>
     <w:p>
@@ -5304,7 +5571,7 @@
         <w:t xml:space="preserve">Check learning. </w:t>
       </w:r>
       <w:r>
-        <w:t xml:space="preserve">Door pass: one sentence with "because" or "so" about the ice, the bear or the man. Give a team point for every correct team, not only the fastest.</w:t>
+        <w:t xml:space="preserve">Door pass: "I think the next money will be …". Give a team point for every correct team, not only the fastest.</w:t>
       </w:r>
     </w:p>
     <w:p>
@@ -5313,7 +5580,7 @@
         <w:pageBreakBefore/>
       </w:pPr>
       <w:r>
-        <w:t xml:space="preserve">Grade 4 · Unit 3 · It Keeps Changing · Lesson 4: Explore the Poem</w:t>
+        <w:t xml:space="preserve">Grade 4 · Unit 3 · How Much Is It? · Lesson 4: Design the Next Money</w:t>
       </w:r>
     </w:p>
     <w:p>
@@ -5326,7 +5593,7 @@
           <w:sz w:val="20"/>
           <w:szCs w:val="20"/>
         </w:rPr>
-        <w:t xml:space="preserve">35 minutes · classes 4A and 4B · A1 · one smartboard + mini whiteboards · Open: unit3-g4-lessons/index.html?lesson=4</w:t>
+        <w:t xml:space="preserve">35 minutes · classes 4A and 4B · A1 · one smartboard + mini whiteboards · Open: unit3-g3-lessons/index.html?lesson=4</w:t>
       </w:r>
     </w:p>
     <w:p>
@@ -5341,7 +5608,7 @@
         <w:t xml:space="preserve">Lesson goal. </w:t>
       </w:r>
       <w:r>
-        <w:t xml:space="preserve">Pupils decide if sentences about the poem are true or false, say -ng words, find the stanza with the answer, give an opinion with a reason, compare two things and perform the poem.</w:t>
+        <w:t xml:space="preserve">Pupils say which things are or were money, complete the money chart, find a problem and its solution, and design the next type of money.</w:t>
       </w:r>
     </w:p>
     <w:p>
@@ -5356,7 +5623,7 @@
         <w:t xml:space="preserve">Book link. </w:t>
       </w:r>
       <w:r>
-        <w:t xml:space="preserve">Book pp. 46-47 (Explore the Reading: True/False, questions with stanza numbers, friends or not, Phonics -ng; Compare and Contrast).</w:t>
+        <w:t xml:space="preserve">Book pp. 46-47 (Explore the Reading: Which of these is or was money? Compare and contrast the types of money. Design the next money; Identifying Problems and Solutions).</w:t>
       </w:r>
     </w:p>
     <w:p>
@@ -5371,7 +5638,7 @@
         <w:t xml:space="preserve">Words. </w:t>
       </w:r>
       <w:r>
-        <w:t xml:space="preserve">stanza, sing, long, spring, young, fishing, morning, friends, compare, contrast, both</w:t>
+        <w:t xml:space="preserve">problem, solution, metal, paper, plastic, shells, design</w:t>
       </w:r>
     </w:p>
     <w:p>
@@ -5386,7 +5653,7 @@
         <w:t xml:space="preserve">Language. </w:t>
       </w:r>
       <w:r>
-        <w:t xml:space="preserve">It is false because … · I think they are (not) friends because … · The red car is …, but the white car is … · Both … and … · The answer is in stanza …</w:t>
+        <w:t xml:space="preserve">Cowrie shells were used in 1200 BCE. · Credit cards are made from plastic. · The problem is … The solution is … · I think the next type of money will be a … You can … it.</w:t>
       </w:r>
     </w:p>
     <w:p>
@@ -5401,7 +5668,7 @@
         <w:t xml:space="preserve">Prepare. </w:t>
       </w:r>
       <w:r>
-        <w:t xml:space="preserve">Print the Cards page: TRUE / FALSE signs. Pupils keep their books open at pp.42-47. One smartboard (the game is played by teams in turns).</w:t>
+        <w:t xml:space="preserve">Print the Cards page: MONEY / NOT MONEY signs. Mini whiteboards and markers for each team (chart and design). One smartboard.</w:t>
       </w:r>
     </w:p>
     <w:p>
@@ -5640,7 +5907,7 @@
                 <w:sz w:val="20"/>
                 <w:szCs w:val="20"/>
               </w:rPr>
-              <w:t xml:space="preserve">True or False?</w:t>
+              <w:t xml:space="preserve">Is It or Was It Money?</w:t>
             </w:r>
           </w:p>
         </w:tc>
@@ -5715,49 +5982,49 @@
                 <w:sz w:val="18"/>
                 <w:szCs w:val="18"/>
               </w:rPr>
-              <w:t xml:space="preserve">• Read the sentence</w:t>
-            </w:r>
-          </w:p>
-          <w:p>
-            <w:pPr>
-              <w:spacing w:after="40"/>
-            </w:pPr>
-            <w:r>
-              <w:rPr>
-                <w:b w:val="false"/>
-                <w:bCs w:val="false"/>
-                <w:sz w:val="18"/>
-                <w:szCs w:val="18"/>
-              </w:rPr>
-              <w:t xml:space="preserve">• Walk to TRUE or FALSE</w:t>
-            </w:r>
-          </w:p>
-          <w:p>
-            <w:pPr>
-              <w:spacing w:after="40"/>
-            </w:pPr>
-            <w:r>
-              <w:rPr>
-                <w:b w:val="false"/>
-                <w:bCs w:val="false"/>
-                <w:sz w:val="18"/>
-                <w:szCs w:val="18"/>
-              </w:rPr>
-              <w:t xml:space="preserve">• Say why: It is false because …</w:t>
-            </w:r>
-          </w:p>
-          <w:p>
-            <w:pPr>
-              <w:spacing w:after="40"/>
-            </w:pPr>
-            <w:r>
-              <w:rPr>
-                <w:b w:val="false"/>
-                <w:bCs w:val="false"/>
-                <w:sz w:val="18"/>
-                <w:szCs w:val="18"/>
-              </w:rPr>
-              <w:t xml:space="preserve">Say: It is true. · It is false because …</w:t>
+              <w:t xml:space="preserve">• Read the card</w:t>
+            </w:r>
+          </w:p>
+          <w:p>
+            <w:pPr>
+              <w:spacing w:after="40"/>
+            </w:pPr>
+            <w:r>
+              <w:rPr>
+                <w:b w:val="false"/>
+                <w:bCs w:val="false"/>
+                <w:sz w:val="18"/>
+                <w:szCs w:val="18"/>
+              </w:rPr>
+              <w:t xml:space="preserve">• Walk to MONEY or NOT MONEY</w:t>
+            </w:r>
+          </w:p>
+          <w:p>
+            <w:pPr>
+              <w:spacing w:after="40"/>
+            </w:pPr>
+            <w:r>
+              <w:rPr>
+                <w:b w:val="false"/>
+                <w:bCs w:val="false"/>
+                <w:sz w:val="18"/>
+                <w:szCs w:val="18"/>
+              </w:rPr>
+              <w:t xml:space="preserve">• Say the sentence</w:t>
+            </w:r>
+          </w:p>
+          <w:p>
+            <w:pPr>
+              <w:spacing w:after="40"/>
+            </w:pPr>
+            <w:r>
+              <w:rPr>
+                <w:b w:val="false"/>
+                <w:bCs w:val="false"/>
+                <w:sz w:val="18"/>
+                <w:szCs w:val="18"/>
+              </w:rPr>
+              <w:t xml:space="preserve">Say: … was money. · … is not money.</w:t>
             </w:r>
           </w:p>
         </w:tc>
@@ -5782,7 +6049,7 @@
                 <w:sz w:val="17"/>
                 <w:szCs w:val="17"/>
               </w:rPr>
-              <w:t xml:space="preserve">Book link: p.46 A "Read and write True or False." (1 False, 2 True, 3 False, 4 True, 5 False).</w:t>
+              <w:t xml:space="preserve">Book link: p.46 A "Think and check. Which of these is or was money?" (cowrie shells, a fork and knife, an ancient Chinese knife, a wallet, paper money, a credit card). Answers: the shells, the Chinese knife, paper money and the credit card are or were money.</w:t>
             </w:r>
           </w:p>
           <w:p>
@@ -5796,7 +6063,7 @@
                 <w:sz w:val="17"/>
                 <w:szCs w:val="17"/>
               </w:rPr>
-              <w:t xml:space="preserve">Print the two corner signs from the Cards page (TRUE and FALSE). Pupils walk, then correct the false sentence. Pupils then write the answers in their books.</w:t>
+              <w:t xml:space="preserve">Print the two corner signs from the Cards page. Pupils walk, then say the sentence. A wallet holds money but is not money.</w:t>
             </w:r>
           </w:p>
         </w:tc>
@@ -5851,7 +6118,7 @@
                 <w:sz w:val="20"/>
                 <w:szCs w:val="20"/>
               </w:rPr>
-              <w:t xml:space="preserve">The -ng Sound</w:t>
+              <w:t xml:space="preserve">The Money Chart</w:t>
             </w:r>
           </w:p>
         </w:tc>
@@ -5901,7 +6168,7 @@
                 <w:sz w:val="20"/>
                 <w:szCs w:val="20"/>
               </w:rPr>
-              <w:t xml:space="preserve">Listen</w:t>
+              <w:t xml:space="preserve">Think</w:t>
             </w:r>
           </w:p>
         </w:tc>
@@ -5926,49 +6193,49 @@
                 <w:sz w:val="18"/>
                 <w:szCs w:val="18"/>
               </w:rPr>
-              <w:t xml:space="preserve">• Listen to the word</w:t>
-            </w:r>
-          </w:p>
-          <w:p>
-            <w:pPr>
-              <w:spacing w:after="40"/>
-            </w:pPr>
-            <w:r>
-              <w:rPr>
-                <w:b w:val="false"/>
-                <w:bCs w:val="false"/>
-                <w:sz w:val="18"/>
-                <w:szCs w:val="18"/>
-              </w:rPr>
-              <w:t xml:space="preserve">• Say it after the board</w:t>
-            </w:r>
-          </w:p>
-          <w:p>
-            <w:pPr>
-              <w:spacing w:after="40"/>
-            </w:pPr>
-            <w:r>
-              <w:rPr>
-                <w:b w:val="false"/>
-                <w:bCs w:val="false"/>
-                <w:sz w:val="18"/>
-                <w:szCs w:val="18"/>
-              </w:rPr>
-              <w:t xml:space="preserve">• Tap the words that end with -ng</w:t>
-            </w:r>
-          </w:p>
-          <w:p>
-            <w:pPr>
-              <w:spacing w:after="40"/>
-            </w:pPr>
-            <w:r>
-              <w:rPr>
-                <w:b w:val="false"/>
-                <w:bCs w:val="false"/>
-                <w:sz w:val="18"/>
-                <w:szCs w:val="18"/>
-              </w:rPr>
-              <w:t xml:space="preserve">Say: sing · long · spring</w:t>
+              <w:t xml:space="preserve">• Talk with your team</w:t>
+            </w:r>
+          </w:p>
+          <w:p>
+            <w:pPr>
+              <w:spacing w:after="40"/>
+            </w:pPr>
+            <w:r>
+              <w:rPr>
+                <w:b w:val="false"/>
+                <w:bCs w:val="false"/>
+                <w:sz w:val="18"/>
+                <w:szCs w:val="18"/>
+              </w:rPr>
+              <w:t xml:space="preserve">• Fill the chart on the mini whiteboard</w:t>
+            </w:r>
+          </w:p>
+          <w:p>
+            <w:pPr>
+              <w:spacing w:after="40"/>
+            </w:pPr>
+            <w:r>
+              <w:rPr>
+                <w:b w:val="false"/>
+                <w:bCs w:val="false"/>
+                <w:sz w:val="18"/>
+                <w:szCs w:val="18"/>
+              </w:rPr>
+              <w:t xml:space="preserve">• Check: the teacher taps a cell</w:t>
+            </w:r>
+          </w:p>
+          <w:p>
+            <w:pPr>
+              <w:spacing w:after="40"/>
+            </w:pPr>
+            <w:r>
+              <w:rPr>
+                <w:b w:val="false"/>
+                <w:bCs w:val="false"/>
+                <w:sz w:val="18"/>
+                <w:szCs w:val="18"/>
+              </w:rPr>
+              <w:t xml:space="preserve">Say: … was used in … · … was made from …</w:t>
             </w:r>
           </w:p>
         </w:tc>
@@ -5993,7 +6260,7 @@
                 <w:sz w:val="17"/>
                 <w:szCs w:val="17"/>
               </w:rPr>
-              <w:t xml:space="preserve">Book link: p.46 Phonics -ng: "Listen and say. sing, long, reading, bang, spring. Now find more words ending with -ng in the reading." (young, fishing, morning, melting, changing, getting, living).</w:t>
+              <w:t xml:space="preserve">Book link: p.46 B "Compare and contrast the types of money. Complete the chart." (Type of Money / When It Was Used / What It Was Made From).</w:t>
             </w:r>
           </w:p>
           <w:p>
@@ -6007,7 +6274,7 @@
                 <w:sz w:val="17"/>
                 <w:szCs w:val="17"/>
               </w:rPr>
-              <w:t xml:space="preserve">Say each word first: the -ng is one sound at the back of the mouth, with no hard "g" at the end. Tap a word: the board says it. -ng words turn green; other words turn grey.</w:t>
+              <w:t xml:space="preserve">Teams draw the chart on mini whiteboards and fill it in from what they know. Tap each cell to check (or Show all answers).</w:t>
             </w:r>
           </w:p>
           <w:p>
@@ -6021,7 +6288,7 @@
                 <w:sz w:val="17"/>
                 <w:szCs w:val="17"/>
               </w:rPr>
-              <w:t xml:space="preserve">Turkish speakers often add a hard "g" (sin-g). Practise a nasal "ng" with a hum.</w:t>
+              <w:t xml:space="preserve">Answers: cowrie shells 1200 BCE shells; knives and spades 1000 BCE metal; paper money 800-900 CE paper; credit card 1958 plastic.</w:t>
             </w:r>
           </w:p>
         </w:tc>
@@ -6076,7 +6343,7 @@
                 <w:sz w:val="20"/>
                 <w:szCs w:val="20"/>
               </w:rPr>
-              <w:t xml:space="preserve">GAME: Stanza Detective</w:t>
+              <w:t xml:space="preserve">A Problem and a Solution</w:t>
             </w:r>
           </w:p>
         </w:tc>
@@ -6101,7 +6368,7 @@
                 <w:sz w:val="20"/>
                 <w:szCs w:val="20"/>
               </w:rPr>
-              <w:t xml:space="preserve">9 min</w:t>
+              <w:t xml:space="preserve">6 min</w:t>
             </w:r>
           </w:p>
         </w:tc>
@@ -6126,7 +6393,7 @@
                 <w:sz w:val="20"/>
                 <w:szCs w:val="20"/>
               </w:rPr>
-              <w:t xml:space="preserve">Game</w:t>
+              <w:t xml:space="preserve">Act it out</w:t>
             </w:r>
           </w:p>
         </w:tc>
@@ -6151,49 +6418,49 @@
                 <w:sz w:val="18"/>
                 <w:szCs w:val="18"/>
               </w:rPr>
-              <w:t xml:space="preserve">• Listen to the question</w:t>
-            </w:r>
-          </w:p>
-          <w:p>
-            <w:pPr>
-              <w:spacing w:after="40"/>
-            </w:pPr>
-            <w:r>
-              <w:rPr>
-                <w:b w:val="false"/>
-                <w:bCs w:val="false"/>
-                <w:sz w:val="18"/>
-                <w:szCs w:val="18"/>
-              </w:rPr>
-              <w:t xml:space="preserve">• Find the answer in the poem with your team</w:t>
-            </w:r>
-          </w:p>
-          <w:p>
-            <w:pPr>
-              <w:spacing w:after="40"/>
-            </w:pPr>
-            <w:r>
-              <w:rPr>
-                <w:b w:val="false"/>
-                <w:bCs w:val="false"/>
-                <w:sz w:val="18"/>
-                <w:szCs w:val="18"/>
-              </w:rPr>
-              <w:t xml:space="preserve">• Tap the number of the stanza</w:t>
-            </w:r>
-          </w:p>
-          <w:p>
-            <w:pPr>
-              <w:spacing w:after="40"/>
-            </w:pPr>
-            <w:r>
-              <w:rPr>
-                <w:b w:val="false"/>
-                <w:bCs w:val="false"/>
-                <w:sz w:val="18"/>
-                <w:szCs w:val="18"/>
-              </w:rPr>
-              <w:t xml:space="preserve">Say: The answer is in stanza … · I think it is stanza …</w:t>
+              <w:t xml:space="preserve">• Stand up and do the action</w:t>
+            </w:r>
+          </w:p>
+          <w:p>
+            <w:pPr>
+              <w:spacing w:after="40"/>
+            </w:pPr>
+            <w:r>
+              <w:rPr>
+                <w:b w:val="false"/>
+                <w:bCs w:val="false"/>
+                <w:sz w:val="18"/>
+                <w:szCs w:val="18"/>
+              </w:rPr>
+              <w:t xml:space="preserve">• At the 🤔 part: find the problem</w:t>
+            </w:r>
+          </w:p>
+          <w:p>
+            <w:pPr>
+              <w:spacing w:after="40"/>
+            </w:pPr>
+            <w:r>
+              <w:rPr>
+                <w:b w:val="false"/>
+                <w:bCs w:val="false"/>
+                <w:sz w:val="18"/>
+                <w:szCs w:val="18"/>
+              </w:rPr>
+              <w:t xml:space="preserve">• Say: The problem is … The solution is …</w:t>
+            </w:r>
+          </w:p>
+          <w:p>
+            <w:pPr>
+              <w:spacing w:after="40"/>
+            </w:pPr>
+            <w:r>
+              <w:rPr>
+                <w:b w:val="false"/>
+                <w:bCs w:val="false"/>
+                <w:sz w:val="18"/>
+                <w:szCs w:val="18"/>
+              </w:rPr>
+              <w:t xml:space="preserve">Say: The problem is … · The solution is …</w:t>
             </w:r>
           </w:p>
         </w:tc>
@@ -6218,7 +6485,7 @@
                 <w:sz w:val="17"/>
                 <w:szCs w:val="17"/>
               </w:rPr>
-              <w:t xml:space="preserve">Book link: p.46 B "Read and answer. Then write the number of the stanza where you can find the answer." (Where is the man from? stanza 1; How big is the polar bear? stanza 3; Why is the ice thin? stanza 5; Why are they in the water? stanza 5; What does the man hope? stanza 8).</w:t>
+              <w:t xml:space="preserve">Book link: p.47 "Identifying Problems and Solutions" (the retelling of A New Friend: Go Ne, his father, Wen Shu, the slingshot, the vet). "A problem is something difficult that happens in stories and in our lives. We can fix problems. A solution is a way to fix the problem."</w:t>
             </w:r>
           </w:p>
           <w:p>
@@ -6232,21 +6499,7 @@
                 <w:sz w:val="17"/>
                 <w:szCs w:val="17"/>
               </w:rPr>
-              <w:t xml:space="preserve">Pupils keep the books open at pp.42-45. Teams take turns: right stanza = 2 points, wrong = the next team can steal for 1 point.</w:t>
-            </w:r>
-          </w:p>
-          <w:p>
-            <w:pPr>
-              <w:spacing w:after="40"/>
-            </w:pPr>
-            <w:r>
-              <w:rPr>
-                <w:b w:val="false"/>
-                <w:bCs w:val="false"/>
-                <w:sz w:val="17"/>
-                <w:szCs w:val="17"/>
-              </w:rPr>
-              <w:t xml:space="preserve">Eight questions are chosen from ten. After the last one the winner is shown. Press Play again for a new set.</w:t>
+              <w:t xml:space="preserve">The story is retold in simple words. Pupils then do p.47 A in their books (write the problem and the solution).</w:t>
             </w:r>
           </w:p>
         </w:tc>
@@ -6301,7 +6554,7 @@
                 <w:sz w:val="20"/>
                 <w:szCs w:val="20"/>
               </w:rPr>
-              <w:t xml:space="preserve">Are They Friends?</w:t>
+              <w:t xml:space="preserve">GAME: Problem and Solution Pairs</w:t>
             </w:r>
           </w:p>
         </w:tc>
@@ -6326,7 +6579,7 @@
                 <w:sz w:val="20"/>
                 <w:szCs w:val="20"/>
               </w:rPr>
-              <w:t xml:space="preserve">5 min</w:t>
+              <w:t xml:space="preserve">9 min</w:t>
             </w:r>
           </w:p>
         </w:tc>
@@ -6351,7 +6604,7 @@
                 <w:sz w:val="20"/>
                 <w:szCs w:val="20"/>
               </w:rPr>
-              <w:t xml:space="preserve">Talk</w:t>
+              <w:t xml:space="preserve">Game</w:t>
             </w:r>
           </w:p>
         </w:tc>
@@ -6376,49 +6629,49 @@
                 <w:sz w:val="18"/>
                 <w:szCs w:val="18"/>
               </w:rPr>
-              <w:t xml:space="preserve">• Think: friends or not?</w:t>
-            </w:r>
-          </w:p>
-          <w:p>
-            <w:pPr>
-              <w:spacing w:after="40"/>
-            </w:pPr>
-            <w:r>
-              <w:rPr>
-                <w:b w:val="false"/>
-                <w:bCs w:val="false"/>
-                <w:sz w:val="18"/>
-                <w:szCs w:val="18"/>
-              </w:rPr>
-              <w:t xml:space="preserve">• Tell the teacher your vote</w:t>
-            </w:r>
-          </w:p>
-          <w:p>
-            <w:pPr>
-              <w:spacing w:after="40"/>
-            </w:pPr>
-            <w:r>
-              <w:rPr>
-                <w:b w:val="false"/>
-                <w:bCs w:val="false"/>
-                <w:sz w:val="18"/>
-                <w:szCs w:val="18"/>
-              </w:rPr>
-              <w:t xml:space="preserve">• Say: I think … because …</w:t>
-            </w:r>
-          </w:p>
-          <w:p>
-            <w:pPr>
-              <w:spacing w:after="40"/>
-            </w:pPr>
-            <w:r>
-              <w:rPr>
-                <w:b w:val="false"/>
-                <w:bCs w:val="false"/>
-                <w:sz w:val="18"/>
-                <w:szCs w:val="18"/>
-              </w:rPr>
-              <w:t xml:space="preserve">Say: I think they are friends because … · I think they are not friends because …</w:t>
+              <w:t xml:space="preserve">• Flip two cards</w:t>
+            </w:r>
+          </w:p>
+          <w:p>
+            <w:pPr>
+              <w:spacing w:after="40"/>
+            </w:pPr>
+            <w:r>
+              <w:rPr>
+                <w:b w:val="false"/>
+                <w:bCs w:val="false"/>
+                <w:sz w:val="18"/>
+                <w:szCs w:val="18"/>
+              </w:rPr>
+              <w:t xml:space="preserve">• Read the card out loud</w:t>
+            </w:r>
+          </w:p>
+          <w:p>
+            <w:pPr>
+              <w:spacing w:after="40"/>
+            </w:pPr>
+            <w:r>
+              <w:rPr>
+                <w:b w:val="false"/>
+                <w:bCs w:val="false"/>
+                <w:sz w:val="18"/>
+                <w:szCs w:val="18"/>
+              </w:rPr>
+              <w:t xml:space="preserve">• Match the problem and its solution</w:t>
+            </w:r>
+          </w:p>
+          <w:p>
+            <w:pPr>
+              <w:spacing w:after="40"/>
+            </w:pPr>
+            <w:r>
+              <w:rPr>
+                <w:b w:val="false"/>
+                <w:bCs w:val="false"/>
+                <w:sz w:val="18"/>
+                <w:szCs w:val="18"/>
+              </w:rPr>
+              <w:t xml:space="preserve">Say: This is a problem. · This is the solution.</w:t>
             </w:r>
           </w:p>
         </w:tc>
@@ -6443,7 +6696,7 @@
                 <w:sz w:val="17"/>
                 <w:szCs w:val="17"/>
               </w:rPr>
-              <w:t xml:space="preserve">Book link: p.46 C "Think and discuss. Do you think the man and the bear are friends at the end of the poem? Why or why not?" with the frame "I think they’re not friends because the bear takes his fish."</w:t>
+              <w:t xml:space="preserve">Book link: p.47 B "Look at these pictures of early money. What were the problems with them? What solutions did people use?" (barter, metal spade money) and pp.42-45.</w:t>
             </w:r>
           </w:p>
           <w:p>
@@ -6457,7 +6710,21 @@
                 <w:sz w:val="17"/>
                 <w:szCs w:val="17"/>
               </w:rPr>
-              <w:t xml:space="preserve">Tap once for each pupil’s vote. Ask pupils from each side to give a reason with "because". Reward the reason, not the side.</w:t>
+              <w:t xml:space="preserve">The team in turn chooses two cards (the whole team shouts a number, one pupil taps). The board reads each card. A pair = 2 points and the team goes again. A wrong pair turns back and the next team plays.</w:t>
+            </w:r>
+          </w:p>
+          <w:p>
+            <w:pPr>
+              <w:spacing w:after="40"/>
+            </w:pPr>
+            <w:r>
+              <w:rPr>
+                <w:b w:val="false"/>
+                <w:bCs w:val="false"/>
+                <w:sz w:val="17"/>
+                <w:szCs w:val="17"/>
+              </w:rPr>
+              <w:t xml:space="preserve">Six pairs on the board. When all are found the winner is shown.</w:t>
             </w:r>
           </w:p>
         </w:tc>
@@ -6512,7 +6779,7 @@
                 <w:sz w:val="20"/>
                 <w:szCs w:val="20"/>
               </w:rPr>
-              <w:t xml:space="preserve">Compare Two Cars</w:t>
+              <w:t xml:space="preserve">Design the Next Money</w:t>
             </w:r>
           </w:p>
         </w:tc>
@@ -6537,7 +6804,7 @@
                 <w:sz w:val="20"/>
                 <w:szCs w:val="20"/>
               </w:rPr>
-              <w:t xml:space="preserve">4 min</w:t>
+              <w:t xml:space="preserve">8 min</w:t>
             </w:r>
           </w:p>
         </w:tc>
@@ -6562,7 +6829,7 @@
                 <w:sz w:val="20"/>
                 <w:szCs w:val="20"/>
               </w:rPr>
-              <w:t xml:space="preserve">Talk</w:t>
+              <w:t xml:space="preserve">Create</w:t>
             </w:r>
           </w:p>
         </w:tc>
@@ -6587,49 +6854,49 @@
                 <w:sz w:val="18"/>
                 <w:szCs w:val="18"/>
               </w:rPr>
-              <w:t xml:space="preserve">• Tap a pair with your partner</w:t>
-            </w:r>
-          </w:p>
-          <w:p>
-            <w:pPr>
-              <w:spacing w:after="40"/>
-            </w:pPr>
-            <w:r>
-              <w:rPr>
-                <w:b w:val="false"/>
-                <w:bCs w:val="false"/>
-                <w:sz w:val="18"/>
-                <w:szCs w:val="18"/>
-              </w:rPr>
-              <w:t xml:space="preserve">• Say: …, but … / Both …</w:t>
-            </w:r>
-          </w:p>
-          <w:p>
-            <w:pPr>
-              <w:spacing w:after="40"/>
-            </w:pPr>
-            <w:r>
-              <w:rPr>
-                <w:b w:val="false"/>
-                <w:bCs w:val="false"/>
-                <w:sz w:val="18"/>
-                <w:szCs w:val="18"/>
-              </w:rPr>
-              <w:t xml:space="preserve">• Circle the same, underline the different</w:t>
-            </w:r>
-          </w:p>
-          <w:p>
-            <w:pPr>
-              <w:spacing w:after="40"/>
-            </w:pPr>
-            <w:r>
-              <w:rPr>
-                <w:b w:val="false"/>
-                <w:bCs w:val="false"/>
-                <w:sz w:val="18"/>
-                <w:szCs w:val="18"/>
-              </w:rPr>
-              <w:t xml:space="preserve">Say: The red car is …, but the white car is … · Both cars have …</w:t>
+              <w:t xml:space="preserve">• Spin the Money Machine for an idea</w:t>
+            </w:r>
+          </w:p>
+          <w:p>
+            <w:pPr>
+              <w:spacing w:after="40"/>
+            </w:pPr>
+            <w:r>
+              <w:rPr>
+                <w:b w:val="false"/>
+                <w:bCs w:val="false"/>
+                <w:sz w:val="18"/>
+                <w:szCs w:val="18"/>
+              </w:rPr>
+              <w:t xml:space="preserve">• Draw your money on the mini whiteboard</w:t>
+            </w:r>
+          </w:p>
+          <w:p>
+            <w:pPr>
+              <w:spacing w:after="40"/>
+            </w:pPr>
+            <w:r>
+              <w:rPr>
+                <w:b w:val="false"/>
+                <w:bCs w:val="false"/>
+                <w:sz w:val="18"/>
+                <w:szCs w:val="18"/>
+              </w:rPr>
+              <w:t xml:space="preserve">• Show it: I think the next type of money will be …</w:t>
+            </w:r>
+          </w:p>
+          <w:p>
+            <w:pPr>
+              <w:spacing w:after="40"/>
+            </w:pPr>
+            <w:r>
+              <w:rPr>
+                <w:b w:val="false"/>
+                <w:bCs w:val="false"/>
+                <w:sz w:val="18"/>
+                <w:szCs w:val="18"/>
+              </w:rPr>
+              <w:t xml:space="preserve">Say: I think the next type of money will be a … · You can … it.</w:t>
             </w:r>
           </w:p>
         </w:tc>
@@ -6654,7 +6921,7 @@
                 <w:sz w:val="17"/>
                 <w:szCs w:val="17"/>
               </w:rPr>
-              <w:t xml:space="preserve">Book link: p.47 B "Look and read. Circle things that are the same. Draw a line under things that are different. Compare with a partner." (the red car: red, four wheels, big, noisy, fast; the white car: small, fast, quiet, white, four wheels). Compare = same, contrast = different (p.47).</w:t>
+              <w:t xml:space="preserve">Book link: p.46 C "Think and discuss. Design the next type of money." Frame: "I think the next type of money will be …".</w:t>
             </w:r>
           </w:p>
           <w:p>
@@ -6668,7 +6935,21 @@
                 <w:sz w:val="17"/>
                 <w:szCs w:val="17"/>
               </w:rPr>
-              <w:t xml:space="preserve">Pupils do p.47 B in their books, then tap pairs to check. Model "The red car is big, but the white car is small." and "Both cars have four wheels."</w:t>
+              <w:t xml:space="preserve">Press Spin for ideas (a pupil may use it or ignore it). Start the timer for drawing. Then pupils show their design and say the frame. Press "A pupil shared!" for each design.</w:t>
+            </w:r>
+          </w:p>
+          <w:p>
+            <w:pPr>
+              <w:spacing w:after="40"/>
+            </w:pPr>
+            <w:r>
+              <w:rPr>
+                <w:b w:val="false"/>
+                <w:bCs w:val="false"/>
+                <w:sz w:val="17"/>
+                <w:szCs w:val="17"/>
+              </w:rPr>
+              <w:t xml:space="preserve">Stick the best designs on the wall as the class "Money of the Future".</w:t>
             </w:r>
           </w:p>
         </w:tc>
@@ -6723,7 +7004,7 @@
                 <w:sz w:val="20"/>
                 <w:szCs w:val="20"/>
               </w:rPr>
-              <w:t xml:space="preserve">Perform the Poem</w:t>
+              <w:t xml:space="preserve">Money Designers’ Ceremony</w:t>
             </w:r>
           </w:p>
         </w:tc>
@@ -6748,7 +7029,7 @@
                 <w:sz w:val="20"/>
                 <w:szCs w:val="20"/>
               </w:rPr>
-              <w:t xml:space="preserve">6 min</w:t>
+              <w:t xml:space="preserve">3 min</w:t>
             </w:r>
           </w:p>
         </w:tc>
@@ -6773,7 +7054,7 @@
                 <w:sz w:val="20"/>
                 <w:szCs w:val="20"/>
               </w:rPr>
-              <w:t xml:space="preserve">Create</w:t>
+              <w:t xml:space="preserve">Think</w:t>
             </w:r>
           </w:p>
         </w:tc>
@@ -6798,49 +7079,35 @@
                 <w:sz w:val="18"/>
                 <w:szCs w:val="18"/>
               </w:rPr>
-              <w:t xml:space="preserve">• Each group gets one stanza</w:t>
-            </w:r>
-          </w:p>
-          <w:p>
-            <w:pPr>
-              <w:spacing w:after="40"/>
-            </w:pPr>
-            <w:r>
-              <w:rPr>
-                <w:b w:val="false"/>
-                <w:bCs w:val="false"/>
-                <w:sz w:val="18"/>
-                <w:szCs w:val="18"/>
-              </w:rPr>
-              <w:t xml:space="preserve">• Say it clearly with actions</w:t>
-            </w:r>
-          </w:p>
-          <w:p>
-            <w:pPr>
-              <w:spacing w:after="40"/>
-            </w:pPr>
-            <w:r>
-              <w:rPr>
-                <w:b w:val="false"/>
-                <w:bCs w:val="false"/>
-                <w:sz w:val="18"/>
-                <w:szCs w:val="18"/>
-              </w:rPr>
-              <w:t xml:space="preserve">• Everybody joins the last line</w:t>
-            </w:r>
-          </w:p>
-          <w:p>
-            <w:pPr>
-              <w:spacing w:after="40"/>
-            </w:pPr>
-            <w:r>
-              <w:rPr>
-                <w:b w:val="false"/>
-                <w:bCs w:val="false"/>
-                <w:sz w:val="18"/>
-                <w:szCs w:val="18"/>
-              </w:rPr>
-              <w:t xml:space="preserve">Say: For the bear and I.</w:t>
+              <w:t xml:space="preserve">• Cheer for every team</w:t>
+            </w:r>
+          </w:p>
+          <w:p>
+            <w:pPr>
+              <w:spacing w:after="40"/>
+            </w:pPr>
+            <w:r>
+              <w:rPr>
+                <w:b w:val="false"/>
+                <w:bCs w:val="false"/>
+                <w:sz w:val="18"/>
+                <w:szCs w:val="18"/>
+              </w:rPr>
+              <w:t xml:space="preserve">• Door pass: show your design and say one sentence</w:t>
+            </w:r>
+          </w:p>
+          <w:p>
+            <w:pPr>
+              <w:spacing w:after="40"/>
+            </w:pPr>
+            <w:r>
+              <w:rPr>
+                <w:b w:val="false"/>
+                <w:bCs w:val="false"/>
+                <w:sz w:val="18"/>
+                <w:szCs w:val="18"/>
+              </w:rPr>
+              <w:t xml:space="preserve">Say: I think the next type of money will be …</w:t>
             </w:r>
           </w:p>
         </w:tc>
@@ -6865,218 +7132,7 @@
                 <w:sz w:val="17"/>
                 <w:szCs w:val="17"/>
               </w:rPr>
-              <w:t xml:space="preserve">Book link: pp.42-45, all eight stanzas of The Bear and I.</w:t>
-            </w:r>
-          </w:p>
-          <w:p>
-            <w:pPr>
-              <w:spacing w:after="40"/>
-            </w:pPr>
-            <w:r>
-              <w:rPr>
-                <w:b w:val="false"/>
-                <w:bCs w:val="false"/>
-                <w:sz w:val="17"/>
-                <w:szCs w:val="17"/>
-              </w:rPr>
-              <w:t xml:space="preserve">Tap a stanza number: the board shows and reads a simple retelling. Each group first reads its REAL stanza from the book, then performs it with actions. Give a team point for clear voices and good actions.</w:t>
-            </w:r>
-          </w:p>
-          <w:p>
-            <w:pPr>
-              <w:spacing w:after="40"/>
-            </w:pPr>
-            <w:r>
-              <w:rPr>
-                <w:b w:val="false"/>
-                <w:bCs w:val="false"/>
-                <w:sz w:val="17"/>
-                <w:szCs w:val="17"/>
-              </w:rPr>
-              <w:t xml:space="preserve">If the class is small, groups may take two stanzas. If time is short, perform stanzas 5-8 only.</w:t>
-            </w:r>
-          </w:p>
-        </w:tc>
-      </w:tr>
-      <w:tr>
-        <w:trPr>
-          <w:cantSplit/>
-        </w:trPr>
-        <w:tc>
-          <w:tcPr>
-            <w:tcW w:type="dxa" w:w="500"/>
-            <w:tcMar>
-              <w:top w:type="dxa" w:w="60"/>
-              <w:left w:type="dxa" w:w="90"/>
-              <w:bottom w:type="dxa" w:w="60"/>
-              <w:right w:type="dxa" w:w="90"/>
-            </w:tcMar>
-          </w:tcPr>
-          <w:p>
-            <w:pPr>
-              <w:spacing w:after="40"/>
-            </w:pPr>
-            <w:r>
-              <w:rPr>
-                <w:b w:val="false"/>
-                <w:bCs w:val="false"/>
-                <w:sz w:val="20"/>
-                <w:szCs w:val="20"/>
-              </w:rPr>
-              <w:t xml:space="preserve">7</w:t>
-            </w:r>
-          </w:p>
-        </w:tc>
-        <w:tc>
-          <w:tcPr>
-            <w:tcW w:type="dxa" w:w="1900"/>
-            <w:tcMar>
-              <w:top w:type="dxa" w:w="60"/>
-              <w:left w:type="dxa" w:w="90"/>
-              <w:bottom w:type="dxa" w:w="60"/>
-              <w:right w:type="dxa" w:w="90"/>
-            </w:tcMar>
-          </w:tcPr>
-          <w:p>
-            <w:pPr>
-              <w:spacing w:after="40"/>
-            </w:pPr>
-            <w:r>
-              <w:rPr>
-                <w:b/>
-                <w:bCs/>
-                <w:sz w:val="20"/>
-                <w:szCs w:val="20"/>
-              </w:rPr>
-              <w:t xml:space="preserve">Poets’ Ceremony</w:t>
-            </w:r>
-          </w:p>
-        </w:tc>
-        <w:tc>
-          <w:tcPr>
-            <w:tcW w:type="dxa" w:w="800"/>
-            <w:tcMar>
-              <w:top w:type="dxa" w:w="60"/>
-              <w:left w:type="dxa" w:w="90"/>
-              <w:bottom w:type="dxa" w:w="60"/>
-              <w:right w:type="dxa" w:w="90"/>
-            </w:tcMar>
-          </w:tcPr>
-          <w:p>
-            <w:pPr>
-              <w:spacing w:after="40"/>
-            </w:pPr>
-            <w:r>
-              <w:rPr>
-                <w:b w:val="false"/>
-                <w:bCs w:val="false"/>
-                <w:sz w:val="20"/>
-                <w:szCs w:val="20"/>
-              </w:rPr>
-              <w:t xml:space="preserve">2 min</w:t>
-            </w:r>
-          </w:p>
-        </w:tc>
-        <w:tc>
-          <w:tcPr>
-            <w:tcW w:type="dxa" w:w="1100"/>
-            <w:tcMar>
-              <w:top w:type="dxa" w:w="60"/>
-              <w:left w:type="dxa" w:w="90"/>
-              <w:bottom w:type="dxa" w:w="60"/>
-              <w:right w:type="dxa" w:w="90"/>
-            </w:tcMar>
-          </w:tcPr>
-          <w:p>
-            <w:pPr>
-              <w:spacing w:after="40"/>
-            </w:pPr>
-            <w:r>
-              <w:rPr>
-                <w:b w:val="false"/>
-                <w:bCs w:val="false"/>
-                <w:sz w:val="20"/>
-                <w:szCs w:val="20"/>
-              </w:rPr>
-              <w:t xml:space="preserve">Think</w:t>
-            </w:r>
-          </w:p>
-        </w:tc>
-        <w:tc>
-          <w:tcPr>
-            <w:tcW w:type="dxa" w:w="2900"/>
-            <w:tcMar>
-              <w:top w:type="dxa" w:w="60"/>
-              <w:left w:type="dxa" w:w="90"/>
-              <w:bottom w:type="dxa" w:w="60"/>
-              <w:right w:type="dxa" w:w="90"/>
-            </w:tcMar>
-          </w:tcPr>
-          <w:p>
-            <w:pPr>
-              <w:spacing w:after="40"/>
-            </w:pPr>
-            <w:r>
-              <w:rPr>
-                <w:b w:val="false"/>
-                <w:bCs w:val="false"/>
-                <w:sz w:val="18"/>
-                <w:szCs w:val="18"/>
-              </w:rPr>
-              <w:t xml:space="preserve">• Cheer for every team</w:t>
-            </w:r>
-          </w:p>
-          <w:p>
-            <w:pPr>
-              <w:spacing w:after="40"/>
-            </w:pPr>
-            <w:r>
-              <w:rPr>
-                <w:b w:val="false"/>
-                <w:bCs w:val="false"/>
-                <w:sz w:val="18"/>
-                <w:szCs w:val="18"/>
-              </w:rPr>
-              <w:t xml:space="preserve">• Door pass: a word that ends with -ng</w:t>
-            </w:r>
-          </w:p>
-          <w:p>
-            <w:pPr>
-              <w:spacing w:after="40"/>
-            </w:pPr>
-            <w:r>
-              <w:rPr>
-                <w:b w:val="false"/>
-                <w:bCs w:val="false"/>
-                <w:sz w:val="18"/>
-                <w:szCs w:val="18"/>
-              </w:rPr>
-              <w:t xml:space="preserve">Say: sing · long · spring</w:t>
-            </w:r>
-          </w:p>
-        </w:tc>
-        <w:tc>
-          <w:tcPr>
-            <w:tcW w:type="dxa" w:w="2160"/>
-            <w:tcMar>
-              <w:top w:type="dxa" w:w="60"/>
-              <w:left w:type="dxa" w:w="90"/>
-              <w:bottom w:type="dxa" w:w="60"/>
-              <w:right w:type="dxa" w:w="90"/>
-            </w:tcMar>
-          </w:tcPr>
-          <w:p>
-            <w:pPr>
-              <w:spacing w:after="40"/>
-            </w:pPr>
-            <w:r>
-              <w:rPr>
-                <w:b w:val="false"/>
-                <w:bCs w:val="false"/>
-                <w:sz w:val="17"/>
-                <w:szCs w:val="17"/>
-              </w:rPr>
-              <w:t xml:space="preserve">At the door each pupil says one word that ends with -ng (sing, long, spring, young, fishing, morning, melting, changing). Next lessons: Reading 2, Clean Cars (pp.48-55).</w:t>
+              <w:t xml:space="preserve">At the door each pupil shows the design and says "I think the next type of money will be a …". Next lessons: Reading 2, The $100 Bill (pp.48-55).</w:t>
             </w:r>
           </w:p>
         </w:tc>
@@ -7099,7 +7155,7 @@
         <w:t xml:space="preserve">Support. </w:t>
       </w:r>
       <w:r>
-        <w:t xml:space="preserve">Point to the stanza first; use the sentence frames; group performance with one line each.</w:t>
+        <w:t xml:space="preserve">Fill the chart from the picture cards; use the Money Machine words for the design; partner draws, you say.</w:t>
       </w:r>
     </w:p>
     <w:p>
@@ -7114,7 +7170,7 @@
         <w:t xml:space="preserve">Stretch. </w:t>
       </w:r>
       <w:r>
-        <w:t xml:space="preserve">Correct every false sentence; give two reasons; perform without the book.</w:t>
+        <w:t xml:space="preserve">Explain the problem of the old money and how the next money solves it; write the design sentence in the notebook.</w:t>
       </w:r>
     </w:p>
     <w:p>
@@ -7129,1860 +7185,7 @@
         <w:t xml:space="preserve">Check learning. </w:t>
       </w:r>
       <w:r>
-        <w:t xml:space="preserve">Door pass: say one word that ends with -ng. Give a team point for every correct team, not only the fastest.</w:t>
-      </w:r>
-    </w:p>
-    <w:p>
-      <w:pPr>
-        <w:pStyle w:val="Heading1"/>
-        <w:pageBreakBefore/>
-      </w:pPr>
-      <w:r>
-        <w:t xml:space="preserve">Grade 4 · Unit 3 · It Keeps Changing · Lesson 5: Clean Cars</w:t>
-      </w:r>
-    </w:p>
-    <w:p>
-      <w:pPr>
-        <w:spacing w:after="100"/>
-      </w:pPr>
-      <w:r>
-        <w:rPr>
-          <w:color w:val="475569"/>
-          <w:sz w:val="20"/>
-          <w:szCs w:val="20"/>
-        </w:rPr>
-        <w:t xml:space="preserve">40 minutes · classes 4A and 4B · A1 · one smartboard + mini whiteboards · Open: unit3-g4-lessons/index.html?lesson=5</w:t>
-      </w:r>
-    </w:p>
-    <w:p>
-      <w:pPr>
-        <w:spacing w:after="60"/>
-      </w:pPr>
-      <w:r>
-        <w:rPr>
-          <w:b/>
-          <w:bCs/>
-        </w:rPr>
-        <w:t xml:space="preserve">Lesson goal. </w:t>
-      </w:r>
-      <w:r>
-        <w:t xml:space="preserve">Pupils name the five kinds of cars (gasoline, biofuel, electric, air, solar), say what energy each car uses, describe cars with fast, slow, noisy, quiet, clean, dirty and expensive, find the cars that make the air dirty, and say which clean car they like and why.</w:t>
-      </w:r>
-    </w:p>
-    <w:p>
-      <w:pPr>
-        <w:spacing w:after="60"/>
-      </w:pPr>
-      <w:r>
-        <w:rPr>
-          <w:b/>
-          <w:bCs/>
-        </w:rPr>
-        <w:t xml:space="preserve">Book link. </w:t>
-      </w:r>
-      <w:r>
-        <w:t xml:space="preserve">Reading 2: Clean Cars (pp.48-53), p.54 (label the cars, good and bad things, main idea, favourite car) and p.55 Think Together</w:t>
-      </w:r>
-    </w:p>
-    <w:p>
-      <w:pPr>
-        <w:spacing w:after="60"/>
-      </w:pPr>
-      <w:r>
-        <w:rPr>
-          <w:b/>
-          <w:bCs/>
-        </w:rPr>
-        <w:t xml:space="preserve">Words. </w:t>
-      </w:r>
-      <w:r>
-        <w:t xml:space="preserve">gasoline, biofuel, electric, air, solar, energy, oil, electricity, noisy, quiet, clean, dirty, fast, slow, expensive, wheels</w:t>
-      </w:r>
-    </w:p>
-    <w:p>
-      <w:pPr>
-        <w:spacing w:after="60"/>
-      </w:pPr>
-      <w:r>
-        <w:rPr>
-          <w:b/>
-          <w:bCs/>
-        </w:rPr>
-        <w:t xml:space="preserve">Language. </w:t>
-      </w:r>
-      <w:r>
-        <w:t xml:space="preserve">A … car uses … · … cars are …, but … · Clean cars are one way to have a clean world. · I like the … car because it is …</w:t>
-      </w:r>
-    </w:p>
-    <w:p>
-      <w:pPr>
-        <w:spacing w:after="60"/>
-      </w:pPr>
-      <w:r>
-        <w:rPr>
-          <w:b/>
-          <w:bCs/>
-        </w:rPr>
-        <w:t xml:space="preserve">Prepare. </w:t>
-      </w:r>
-      <w:r>
-        <w:t xml:space="preserve">Mini whiteboards and markers for each team. One smartboard (the games are played by teams in turns). No printing is needed: the five car pictures are in the lesson.</w:t>
-      </w:r>
-    </w:p>
-    <w:p>
-      <w:pPr>
-        <w:spacing w:before="120"/>
-      </w:pPr>
-    </w:p>
-    <w:tbl>
-      <w:tblPr>
-        <w:tblW w:type="dxa" w:w="9360"/>
-        <w:tblBorders>
-          <w:top w:val="single" w:color="94A3B8" w:sz="4"/>
-          <w:left w:val="single" w:color="94A3B8" w:sz="4"/>
-          <w:bottom w:val="single" w:color="94A3B8" w:sz="4"/>
-          <w:right w:val="single" w:color="94A3B8" w:sz="4"/>
-          <w:insideH w:val="single" w:color="94A3B8" w:sz="4"/>
-          <w:insideV w:val="single" w:color="94A3B8" w:sz="4"/>
-        </w:tblBorders>
-      </w:tblPr>
-      <w:tblGrid>
-        <w:gridCol w:w="500"/>
-        <w:gridCol w:w="1900"/>
-        <w:gridCol w:w="800"/>
-        <w:gridCol w:w="1100"/>
-        <w:gridCol w:w="2900"/>
-        <w:gridCol w:w="2160"/>
-      </w:tblGrid>
-      <w:tr>
-        <w:trPr>
-          <w:tblHeader/>
-        </w:trPr>
-        <w:tc>
-          <w:tcPr>
-            <w:tcW w:type="dxa" w:w="500"/>
-            <w:shd w:fill="E0F2FE" w:color="auto" w:val="clear"/>
-            <w:tcMar>
-              <w:top w:type="dxa" w:w="60"/>
-              <w:left w:type="dxa" w:w="90"/>
-              <w:bottom w:type="dxa" w:w="60"/>
-              <w:right w:type="dxa" w:w="90"/>
-            </w:tcMar>
-          </w:tcPr>
-          <w:p>
-            <w:pPr>
-              <w:spacing w:after="40"/>
-            </w:pPr>
-            <w:r>
-              <w:rPr>
-                <w:b/>
-                <w:bCs/>
-                <w:sz w:val="20"/>
-                <w:szCs w:val="20"/>
-              </w:rPr>
-              <w:t xml:space="preserve">#</w:t>
-            </w:r>
-          </w:p>
-        </w:tc>
-        <w:tc>
-          <w:tcPr>
-            <w:tcW w:type="dxa" w:w="1900"/>
-            <w:shd w:fill="E0F2FE" w:color="auto" w:val="clear"/>
-            <w:tcMar>
-              <w:top w:type="dxa" w:w="60"/>
-              <w:left w:type="dxa" w:w="90"/>
-              <w:bottom w:type="dxa" w:w="60"/>
-              <w:right w:type="dxa" w:w="90"/>
-            </w:tcMar>
-          </w:tcPr>
-          <w:p>
-            <w:pPr>
-              <w:spacing w:after="40"/>
-            </w:pPr>
-            <w:r>
-              <w:rPr>
-                <w:b/>
-                <w:bCs/>
-                <w:sz w:val="20"/>
-                <w:szCs w:val="20"/>
-              </w:rPr>
-              <w:t xml:space="preserve">Step</w:t>
-            </w:r>
-          </w:p>
-        </w:tc>
-        <w:tc>
-          <w:tcPr>
-            <w:tcW w:type="dxa" w:w="800"/>
-            <w:shd w:fill="E0F2FE" w:color="auto" w:val="clear"/>
-            <w:tcMar>
-              <w:top w:type="dxa" w:w="60"/>
-              <w:left w:type="dxa" w:w="90"/>
-              <w:bottom w:type="dxa" w:w="60"/>
-              <w:right w:type="dxa" w:w="90"/>
-            </w:tcMar>
-          </w:tcPr>
-          <w:p>
-            <w:pPr>
-              <w:spacing w:after="40"/>
-            </w:pPr>
-            <w:r>
-              <w:rPr>
-                <w:b/>
-                <w:bCs/>
-                <w:sz w:val="20"/>
-                <w:szCs w:val="20"/>
-              </w:rPr>
-              <w:t xml:space="preserve">Time</w:t>
-            </w:r>
-          </w:p>
-        </w:tc>
-        <w:tc>
-          <w:tcPr>
-            <w:tcW w:type="dxa" w:w="1100"/>
-            <w:shd w:fill="E0F2FE" w:color="auto" w:val="clear"/>
-            <w:tcMar>
-              <w:top w:type="dxa" w:w="60"/>
-              <w:left w:type="dxa" w:w="90"/>
-              <w:bottom w:type="dxa" w:w="60"/>
-              <w:right w:type="dxa" w:w="90"/>
-            </w:tcMar>
-          </w:tcPr>
-          <w:p>
-            <w:pPr>
-              <w:spacing w:after="40"/>
-            </w:pPr>
-            <w:r>
-              <w:rPr>
-                <w:b/>
-                <w:bCs/>
-                <w:sz w:val="20"/>
-                <w:szCs w:val="20"/>
-              </w:rPr>
-              <w:t xml:space="preserve">Mode</w:t>
-            </w:r>
-          </w:p>
-        </w:tc>
-        <w:tc>
-          <w:tcPr>
-            <w:tcW w:type="dxa" w:w="2900"/>
-            <w:shd w:fill="E0F2FE" w:color="auto" w:val="clear"/>
-            <w:tcMar>
-              <w:top w:type="dxa" w:w="60"/>
-              <w:left w:type="dxa" w:w="90"/>
-              <w:bottom w:type="dxa" w:w="60"/>
-              <w:right w:type="dxa" w:w="90"/>
-            </w:tcMar>
-          </w:tcPr>
-          <w:p>
-            <w:pPr>
-              <w:spacing w:after="40"/>
-            </w:pPr>
-            <w:r>
-              <w:rPr>
-                <w:b/>
-                <w:bCs/>
-                <w:sz w:val="20"/>
-                <w:szCs w:val="20"/>
-              </w:rPr>
-              <w:t xml:space="preserve">Pupils do</w:t>
-            </w:r>
-          </w:p>
-        </w:tc>
-        <w:tc>
-          <w:tcPr>
-            <w:tcW w:type="dxa" w:w="2160"/>
-            <w:shd w:fill="E0F2FE" w:color="auto" w:val="clear"/>
-            <w:tcMar>
-              <w:top w:type="dxa" w:w="60"/>
-              <w:left w:type="dxa" w:w="90"/>
-              <w:bottom w:type="dxa" w:w="60"/>
-              <w:right w:type="dxa" w:w="90"/>
-            </w:tcMar>
-          </w:tcPr>
-          <w:p>
-            <w:pPr>
-              <w:spacing w:after="40"/>
-            </w:pPr>
-            <w:r>
-              <w:rPr>
-                <w:b/>
-                <w:bCs/>
-                <w:sz w:val="20"/>
-                <w:szCs w:val="20"/>
-              </w:rPr>
-              <w:t xml:space="preserve">Teacher tips</w:t>
-            </w:r>
-          </w:p>
-        </w:tc>
-      </w:tr>
-      <w:tr>
-        <w:trPr>
-          <w:cantSplit/>
-        </w:trPr>
-        <w:tc>
-          <w:tcPr>
-            <w:tcW w:type="dxa" w:w="500"/>
-            <w:tcMar>
-              <w:top w:type="dxa" w:w="60"/>
-              <w:left w:type="dxa" w:w="90"/>
-              <w:bottom w:type="dxa" w:w="60"/>
-              <w:right w:type="dxa" w:w="90"/>
-            </w:tcMar>
-          </w:tcPr>
-          <w:p>
-            <w:pPr>
-              <w:spacing w:after="40"/>
-            </w:pPr>
-            <w:r>
-              <w:rPr>
-                <w:b w:val="false"/>
-                <w:bCs w:val="false"/>
-                <w:sz w:val="20"/>
-                <w:szCs w:val="20"/>
-              </w:rPr>
-              <w:t xml:space="preserve">1</w:t>
-            </w:r>
-          </w:p>
-        </w:tc>
-        <w:tc>
-          <w:tcPr>
-            <w:tcW w:type="dxa" w:w="1900"/>
-            <w:tcMar>
-              <w:top w:type="dxa" w:w="60"/>
-              <w:left w:type="dxa" w:w="90"/>
-              <w:bottom w:type="dxa" w:w="60"/>
-              <w:right w:type="dxa" w:w="90"/>
-            </w:tcMar>
-          </w:tcPr>
-          <w:p>
-            <w:pPr>
-              <w:spacing w:after="40"/>
-            </w:pPr>
-            <w:r>
-              <w:rPr>
-                <w:b/>
-                <w:bCs/>
-                <w:sz w:val="20"/>
-                <w:szCs w:val="20"/>
-              </w:rPr>
-              <w:t xml:space="preserve">Five Kinds of Cars</w:t>
-            </w:r>
-          </w:p>
-        </w:tc>
-        <w:tc>
-          <w:tcPr>
-            <w:tcW w:type="dxa" w:w="800"/>
-            <w:tcMar>
-              <w:top w:type="dxa" w:w="60"/>
-              <w:left w:type="dxa" w:w="90"/>
-              <w:bottom w:type="dxa" w:w="60"/>
-              <w:right w:type="dxa" w:w="90"/>
-            </w:tcMar>
-          </w:tcPr>
-          <w:p>
-            <w:pPr>
-              <w:spacing w:after="40"/>
-            </w:pPr>
-            <w:r>
-              <w:rPr>
-                <w:b w:val="false"/>
-                <w:bCs w:val="false"/>
-                <w:sz w:val="20"/>
-                <w:szCs w:val="20"/>
-              </w:rPr>
-              <w:t xml:space="preserve">4 min</w:t>
-            </w:r>
-          </w:p>
-        </w:tc>
-        <w:tc>
-          <w:tcPr>
-            <w:tcW w:type="dxa" w:w="1100"/>
-            <w:tcMar>
-              <w:top w:type="dxa" w:w="60"/>
-              <w:left w:type="dxa" w:w="90"/>
-              <w:bottom w:type="dxa" w:w="60"/>
-              <w:right w:type="dxa" w:w="90"/>
-            </w:tcMar>
-          </w:tcPr>
-          <w:p>
-            <w:pPr>
-              <w:spacing w:after="40"/>
-            </w:pPr>
-            <w:r>
-              <w:rPr>
-                <w:b w:val="false"/>
-                <w:bCs w:val="false"/>
-                <w:sz w:val="20"/>
-                <w:szCs w:val="20"/>
-              </w:rPr>
-              <w:t xml:space="preserve">Think</w:t>
-            </w:r>
-          </w:p>
-        </w:tc>
-        <w:tc>
-          <w:tcPr>
-            <w:tcW w:type="dxa" w:w="2900"/>
-            <w:tcMar>
-              <w:top w:type="dxa" w:w="60"/>
-              <w:left w:type="dxa" w:w="90"/>
-              <w:bottom w:type="dxa" w:w="60"/>
-              <w:right w:type="dxa" w:w="90"/>
-            </w:tcMar>
-          </w:tcPr>
-          <w:p>
-            <w:pPr>
-              <w:spacing w:after="40"/>
-            </w:pPr>
-            <w:r>
-              <w:rPr>
-                <w:b w:val="false"/>
-                <w:bCs w:val="false"/>
-                <w:sz w:val="18"/>
-                <w:szCs w:val="18"/>
-              </w:rPr>
-              <w:t xml:space="preserve">• Look at the car</w:t>
-            </w:r>
-          </w:p>
-          <w:p>
-            <w:pPr>
-              <w:spacing w:after="40"/>
-            </w:pPr>
-            <w:r>
-              <w:rPr>
-                <w:b w:val="false"/>
-                <w:bCs w:val="false"/>
-                <w:sz w:val="18"/>
-                <w:szCs w:val="18"/>
-              </w:rPr>
-              <w:t xml:space="preserve">• Say the name before you tap</w:t>
-            </w:r>
-          </w:p>
-          <w:p>
-            <w:pPr>
-              <w:spacing w:after="40"/>
-            </w:pPr>
-            <w:r>
-              <w:rPr>
-                <w:b w:val="false"/>
-                <w:bCs w:val="false"/>
-                <w:sz w:val="18"/>
-                <w:szCs w:val="18"/>
-              </w:rPr>
-              <w:t xml:space="preserve">• Listen: This is a … car</w:t>
-            </w:r>
-          </w:p>
-          <w:p>
-            <w:pPr>
-              <w:spacing w:after="40"/>
-            </w:pPr>
-            <w:r>
-              <w:rPr>
-                <w:b w:val="false"/>
-                <w:bCs w:val="false"/>
-                <w:sz w:val="18"/>
-                <w:szCs w:val="18"/>
-              </w:rPr>
-              <w:t xml:space="preserve">Say: This is a gasoline car. · This is an electric car. · This is a solar car.</w:t>
-            </w:r>
-          </w:p>
-        </w:tc>
-        <w:tc>
-          <w:tcPr>
-            <w:tcW w:type="dxa" w:w="2160"/>
-            <w:tcMar>
-              <w:top w:type="dxa" w:w="60"/>
-              <w:left w:type="dxa" w:w="90"/>
-              <w:bottom w:type="dxa" w:w="60"/>
-              <w:right w:type="dxa" w:w="90"/>
-            </w:tcMar>
-          </w:tcPr>
-          <w:p>
-            <w:pPr>
-              <w:spacing w:after="40"/>
-            </w:pPr>
-            <w:r>
-              <w:rPr>
-                <w:b w:val="false"/>
-                <w:bCs w:val="false"/>
-                <w:sz w:val="17"/>
-                <w:szCs w:val="17"/>
-              </w:rPr>
-              <w:t xml:space="preserve">Book link: pp.48-53 Clean Cars (gasoline, biofuel, electric, air and solar cars) and the car pictures on p.54 A.</w:t>
-            </w:r>
-          </w:p>
-          <w:p>
-            <w:pPr>
-              <w:spacing w:after="40"/>
-            </w:pPr>
-            <w:r>
-              <w:rPr>
-                <w:b w:val="false"/>
-                <w:bCs w:val="false"/>
-                <w:sz w:val="17"/>
-                <w:szCs w:val="17"/>
-              </w:rPr>
-              <w:t xml:space="preserve">Ask “What kind of car is it?” before you tap each card. Pupils guess first. The board then says the name. Accept any attempt; the real names are gasoline, biofuel, electric, air, solar.</w:t>
-            </w:r>
-          </w:p>
-          <w:p>
-            <w:pPr>
-              <w:spacing w:after="40"/>
-            </w:pPr>
-            <w:r>
-              <w:rPr>
-                <w:b w:val="false"/>
-                <w:bCs w:val="false"/>
-                <w:sz w:val="17"/>
-                <w:szCs w:val="17"/>
-              </w:rPr>
-              <w:t xml:space="preserve">Say a / an: a gasoline car, a biofuel car, an electric car, an air car, a solar car.</w:t>
-            </w:r>
-          </w:p>
-        </w:tc>
-      </w:tr>
-      <w:tr>
-        <w:trPr>
-          <w:cantSplit/>
-        </w:trPr>
-        <w:tc>
-          <w:tcPr>
-            <w:tcW w:type="dxa" w:w="500"/>
-            <w:tcMar>
-              <w:top w:type="dxa" w:w="60"/>
-              <w:left w:type="dxa" w:w="90"/>
-              <w:bottom w:type="dxa" w:w="60"/>
-              <w:right w:type="dxa" w:w="90"/>
-            </w:tcMar>
-          </w:tcPr>
-          <w:p>
-            <w:pPr>
-              <w:spacing w:after="40"/>
-            </w:pPr>
-            <w:r>
-              <w:rPr>
-                <w:b w:val="false"/>
-                <w:bCs w:val="false"/>
-                <w:sz w:val="20"/>
-                <w:szCs w:val="20"/>
-              </w:rPr>
-              <w:t xml:space="preserve">2</w:t>
-            </w:r>
-          </w:p>
-        </w:tc>
-        <w:tc>
-          <w:tcPr>
-            <w:tcW w:type="dxa" w:w="1900"/>
-            <w:tcMar>
-              <w:top w:type="dxa" w:w="60"/>
-              <w:left w:type="dxa" w:w="90"/>
-              <w:bottom w:type="dxa" w:w="60"/>
-              <w:right w:type="dxa" w:w="90"/>
-            </w:tcMar>
-          </w:tcPr>
-          <w:p>
-            <w:pPr>
-              <w:spacing w:after="40"/>
-            </w:pPr>
-            <w:r>
-              <w:rPr>
-                <w:b/>
-                <w:bCs/>
-                <w:sz w:val="20"/>
-                <w:szCs w:val="20"/>
-              </w:rPr>
-              <w:t xml:space="preserve">Match the Car and Its Symbol</w:t>
-            </w:r>
-          </w:p>
-        </w:tc>
-        <w:tc>
-          <w:tcPr>
-            <w:tcW w:type="dxa" w:w="800"/>
-            <w:tcMar>
-              <w:top w:type="dxa" w:w="60"/>
-              <w:left w:type="dxa" w:w="90"/>
-              <w:bottom w:type="dxa" w:w="60"/>
-              <w:right w:type="dxa" w:w="90"/>
-            </w:tcMar>
-          </w:tcPr>
-          <w:p>
-            <w:pPr>
-              <w:spacing w:after="40"/>
-            </w:pPr>
-            <w:r>
-              <w:rPr>
-                <w:b w:val="false"/>
-                <w:bCs w:val="false"/>
-                <w:sz w:val="20"/>
-                <w:szCs w:val="20"/>
-              </w:rPr>
-              <w:t xml:space="preserve">5 min</w:t>
-            </w:r>
-          </w:p>
-        </w:tc>
-        <w:tc>
-          <w:tcPr>
-            <w:tcW w:type="dxa" w:w="1100"/>
-            <w:tcMar>
-              <w:top w:type="dxa" w:w="60"/>
-              <w:left w:type="dxa" w:w="90"/>
-              <w:bottom w:type="dxa" w:w="60"/>
-              <w:right w:type="dxa" w:w="90"/>
-            </w:tcMar>
-          </w:tcPr>
-          <w:p>
-            <w:pPr>
-              <w:spacing w:after="40"/>
-            </w:pPr>
-            <w:r>
-              <w:rPr>
-                <w:b w:val="false"/>
-                <w:bCs w:val="false"/>
-                <w:sz w:val="20"/>
-                <w:szCs w:val="20"/>
-              </w:rPr>
-              <w:t xml:space="preserve">Talk</w:t>
-            </w:r>
-          </w:p>
-        </w:tc>
-        <w:tc>
-          <w:tcPr>
-            <w:tcW w:type="dxa" w:w="2900"/>
-            <w:tcMar>
-              <w:top w:type="dxa" w:w="60"/>
-              <w:left w:type="dxa" w:w="90"/>
-              <w:bottom w:type="dxa" w:w="60"/>
-              <w:right w:type="dxa" w:w="90"/>
-            </w:tcMar>
-          </w:tcPr>
-          <w:p>
-            <w:pPr>
-              <w:spacing w:after="40"/>
-            </w:pPr>
-            <w:r>
-              <w:rPr>
-                <w:b w:val="false"/>
-                <w:bCs w:val="false"/>
-                <w:sz w:val="18"/>
-                <w:szCs w:val="18"/>
-              </w:rPr>
-              <w:t xml:space="preserve">• Tap a car</w:t>
-            </w:r>
-          </w:p>
-          <w:p>
-            <w:pPr>
-              <w:spacing w:after="40"/>
-            </w:pPr>
-            <w:r>
-              <w:rPr>
-                <w:b w:val="false"/>
-                <w:bCs w:val="false"/>
-                <w:sz w:val="18"/>
-                <w:szCs w:val="18"/>
-              </w:rPr>
-              <w:t xml:space="preserve">• Think: which symbol is its energy?</w:t>
-            </w:r>
-          </w:p>
-          <w:p>
-            <w:pPr>
-              <w:spacing w:after="40"/>
-            </w:pPr>
-            <w:r>
-              <w:rPr>
-                <w:b w:val="false"/>
-                <w:bCs w:val="false"/>
-                <w:sz w:val="18"/>
-                <w:szCs w:val="18"/>
-              </w:rPr>
-              <w:t xml:space="preserve">• Tap the symbol. Say the sentence</w:t>
-            </w:r>
-          </w:p>
-          <w:p>
-            <w:pPr>
-              <w:spacing w:after="40"/>
-            </w:pPr>
-            <w:r>
-              <w:rPr>
-                <w:b w:val="false"/>
-                <w:bCs w:val="false"/>
-                <w:sz w:val="18"/>
-                <w:szCs w:val="18"/>
-              </w:rPr>
-              <w:t xml:space="preserve">Say: A solar car uses energy from the sun. · An electric car uses electricity. · A gasoline car uses gasoline.</w:t>
-            </w:r>
-          </w:p>
-        </w:tc>
-        <w:tc>
-          <w:tcPr>
-            <w:tcW w:type="dxa" w:w="2160"/>
-            <w:tcMar>
-              <w:top w:type="dxa" w:w="60"/>
-              <w:left w:type="dxa" w:w="90"/>
-              <w:bottom w:type="dxa" w:w="60"/>
-              <w:right w:type="dxa" w:w="90"/>
-            </w:tcMar>
-          </w:tcPr>
-          <w:p>
-            <w:pPr>
-              <w:spacing w:after="40"/>
-            </w:pPr>
-            <w:r>
-              <w:rPr>
-                <w:b w:val="false"/>
-                <w:bCs w:val="false"/>
-                <w:sz w:val="17"/>
-                <w:szCs w:val="17"/>
-              </w:rPr>
-              <w:t xml:space="preserve">Book link: p.49 “Gasoline comes from oil in the ground”, “use … for energy”; p.50 biofuels come from plants like corn; p.51 electric cars use electricity; p.52 air cars use air; p.53 solar cars use energy from the sun.</w:t>
-            </w:r>
-          </w:p>
-          <w:p>
-            <w:pPr>
-              <w:spacing w:after="40"/>
-            </w:pPr>
-            <w:r>
-              <w:rPr>
-                <w:b w:val="false"/>
-                <w:bCs w:val="false"/>
-                <w:sz w:val="17"/>
-                <w:szCs w:val="17"/>
-              </w:rPr>
-              <w:t xml:space="preserve">Symbols: ⛽ gasoline, 🌽 plants (corn) for biofuel, ⚡ electricity, 🌬️ air, ☀️ the sun. The symbol has no label until pupils match it. A right match says the full sentence, repeat it together.</w:t>
-            </w:r>
-          </w:p>
-          <w:p>
-            <w:pPr>
-              <w:spacing w:after="40"/>
-            </w:pPr>
-            <w:r>
-              <w:rPr>
-                <w:b w:val="false"/>
-                <w:bCs w:val="false"/>
-                <w:sz w:val="17"/>
-                <w:szCs w:val="17"/>
-              </w:rPr>
-              <w:t xml:space="preserve">Pupils can work as teams: one pupil taps the car, a partner taps the symbol.</w:t>
-            </w:r>
-          </w:p>
-        </w:tc>
-      </w:tr>
-      <w:tr>
-        <w:trPr>
-          <w:cantSplit/>
-        </w:trPr>
-        <w:tc>
-          <w:tcPr>
-            <w:tcW w:type="dxa" w:w="500"/>
-            <w:tcMar>
-              <w:top w:type="dxa" w:w="60"/>
-              <w:left w:type="dxa" w:w="90"/>
-              <w:bottom w:type="dxa" w:w="60"/>
-              <w:right w:type="dxa" w:w="90"/>
-            </w:tcMar>
-          </w:tcPr>
-          <w:p>
-            <w:pPr>
-              <w:spacing w:after="40"/>
-            </w:pPr>
-            <w:r>
-              <w:rPr>
-                <w:b w:val="false"/>
-                <w:bCs w:val="false"/>
-                <w:sz w:val="20"/>
-                <w:szCs w:val="20"/>
-              </w:rPr>
-              <w:t xml:space="preserve">3</w:t>
-            </w:r>
-          </w:p>
-        </w:tc>
-        <w:tc>
-          <w:tcPr>
-            <w:tcW w:type="dxa" w:w="1900"/>
-            <w:tcMar>
-              <w:top w:type="dxa" w:w="60"/>
-              <w:left w:type="dxa" w:w="90"/>
-              <w:bottom w:type="dxa" w:w="60"/>
-              <w:right w:type="dxa" w:w="90"/>
-            </w:tcMar>
-          </w:tcPr>
-          <w:p>
-            <w:pPr>
-              <w:spacing w:after="40"/>
-            </w:pPr>
-            <w:r>
-              <w:rPr>
-                <w:b/>
-                <w:bCs/>
-                <w:sz w:val="20"/>
-                <w:szCs w:val="20"/>
-              </w:rPr>
-              <w:t xml:space="preserve">The Five Doors</w:t>
-            </w:r>
-          </w:p>
-        </w:tc>
-        <w:tc>
-          <w:tcPr>
-            <w:tcW w:type="dxa" w:w="800"/>
-            <w:tcMar>
-              <w:top w:type="dxa" w:w="60"/>
-              <w:left w:type="dxa" w:w="90"/>
-              <w:bottom w:type="dxa" w:w="60"/>
-              <w:right w:type="dxa" w:w="90"/>
-            </w:tcMar>
-          </w:tcPr>
-          <w:p>
-            <w:pPr>
-              <w:spacing w:after="40"/>
-            </w:pPr>
-            <w:r>
-              <w:rPr>
-                <w:b w:val="false"/>
-                <w:bCs w:val="false"/>
-                <w:sz w:val="20"/>
-                <w:szCs w:val="20"/>
-              </w:rPr>
-              <w:t xml:space="preserve">6 min</w:t>
-            </w:r>
-          </w:p>
-        </w:tc>
-        <w:tc>
-          <w:tcPr>
-            <w:tcW w:type="dxa" w:w="1100"/>
-            <w:tcMar>
-              <w:top w:type="dxa" w:w="60"/>
-              <w:left w:type="dxa" w:w="90"/>
-              <w:bottom w:type="dxa" w:w="60"/>
-              <w:right w:type="dxa" w:w="90"/>
-            </w:tcMar>
-          </w:tcPr>
-          <w:p>
-            <w:pPr>
-              <w:spacing w:after="40"/>
-            </w:pPr>
-            <w:r>
-              <w:rPr>
-                <w:b w:val="false"/>
-                <w:bCs w:val="false"/>
-                <w:sz w:val="20"/>
-                <w:szCs w:val="20"/>
-              </w:rPr>
-              <w:t xml:space="preserve">Detective</w:t>
-            </w:r>
-          </w:p>
-        </w:tc>
-        <w:tc>
-          <w:tcPr>
-            <w:tcW w:type="dxa" w:w="2900"/>
-            <w:tcMar>
-              <w:top w:type="dxa" w:w="60"/>
-              <w:left w:type="dxa" w:w="90"/>
-              <w:bottom w:type="dxa" w:w="60"/>
-              <w:right w:type="dxa" w:w="90"/>
-            </w:tcMar>
-          </w:tcPr>
-          <w:p>
-            <w:pPr>
-              <w:spacing w:after="40"/>
-            </w:pPr>
-            <w:r>
-              <w:rPr>
-                <w:b w:val="false"/>
-                <w:bCs w:val="false"/>
-                <w:sz w:val="18"/>
-                <w:szCs w:val="18"/>
-              </w:rPr>
-              <w:t xml:space="preserve">• Tap a door</w:t>
-            </w:r>
-          </w:p>
-          <w:p>
-            <w:pPr>
-              <w:spacing w:after="40"/>
-            </w:pPr>
-            <w:r>
-              <w:rPr>
-                <w:b w:val="false"/>
-                <w:bCs w:val="false"/>
-                <w:sz w:val="18"/>
-                <w:szCs w:val="18"/>
-              </w:rPr>
-              <w:t xml:space="preserve">• Listen to the clue</w:t>
-            </w:r>
-          </w:p>
-          <w:p>
-            <w:pPr>
-              <w:spacing w:after="40"/>
-            </w:pPr>
-            <w:r>
-              <w:rPr>
-                <w:b w:val="false"/>
-                <w:bCs w:val="false"/>
-                <w:sz w:val="18"/>
-                <w:szCs w:val="18"/>
-              </w:rPr>
-              <w:t xml:space="preserve">• Choose the car with your team</w:t>
-            </w:r>
-          </w:p>
-          <w:p>
-            <w:pPr>
-              <w:spacing w:after="40"/>
-            </w:pPr>
-            <w:r>
-              <w:rPr>
-                <w:b w:val="false"/>
-                <w:bCs w:val="false"/>
-                <w:sz w:val="18"/>
-                <w:szCs w:val="18"/>
-              </w:rPr>
-              <w:t xml:space="preserve">Say: I use gasoline. I am fast, but I am noisy. · It is an electric car.</w:t>
-            </w:r>
-          </w:p>
-        </w:tc>
-        <w:tc>
-          <w:tcPr>
-            <w:tcW w:type="dxa" w:w="2160"/>
-            <w:tcMar>
-              <w:top w:type="dxa" w:w="60"/>
-              <w:left w:type="dxa" w:w="90"/>
-              <w:bottom w:type="dxa" w:w="60"/>
-              <w:right w:type="dxa" w:w="90"/>
-            </w:tcMar>
-          </w:tcPr>
-          <w:p>
-            <w:pPr>
-              <w:spacing w:after="40"/>
-            </w:pPr>
-            <w:r>
-              <w:rPr>
-                <w:b w:val="false"/>
-                <w:bCs w:val="false"/>
-                <w:sz w:val="17"/>
-                <w:szCs w:val="17"/>
-              </w:rPr>
-              <w:t xml:space="preserve">Book link: pp.49-53 and p.54 B “Good things / Bad things” (gasoline: fast, noisy, dirty; biofuel: fast, very noisy; electric: fast, quiet, clean, expensive; air: quiet, clean, small, slow; solar: not noisy, not dirty, can be expensive).</w:t>
-            </w:r>
-          </w:p>
-          <w:p>
-            <w:pPr>
-              <w:spacing w:after="40"/>
-            </w:pPr>
-            <w:r>
-              <w:rPr>
-                <w:b w:val="false"/>
-                <w:bCs w:val="false"/>
-                <w:sz w:val="17"/>
-                <w:szCs w:val="17"/>
-              </w:rPr>
-              <w:t xml:space="preserve">The clues use the book’s words (fast, noisy, quiet, clean, dirty, expensive, small, slow). Let the team talk for 10 seconds, then one pupil taps the answer.</w:t>
-            </w:r>
-          </w:p>
-          <w:p>
-            <w:pPr>
-              <w:spacing w:after="40"/>
-            </w:pPr>
-            <w:r>
-              <w:rPr>
-                <w:b w:val="false"/>
-                <w:bCs w:val="false"/>
-                <w:sz w:val="17"/>
-                <w:szCs w:val="17"/>
-              </w:rPr>
-              <w:t xml:space="preserve">A wrong answer turns red; the clue can be read again. Give a point to the team that answers first.</w:t>
-            </w:r>
-          </w:p>
-        </w:tc>
-      </w:tr>
-      <w:tr>
-        <w:trPr>
-          <w:cantSplit/>
-        </w:trPr>
-        <w:tc>
-          <w:tcPr>
-            <w:tcW w:type="dxa" w:w="500"/>
-            <w:tcMar>
-              <w:top w:type="dxa" w:w="60"/>
-              <w:left w:type="dxa" w:w="90"/>
-              <w:bottom w:type="dxa" w:w="60"/>
-              <w:right w:type="dxa" w:w="90"/>
-            </w:tcMar>
-          </w:tcPr>
-          <w:p>
-            <w:pPr>
-              <w:spacing w:after="40"/>
-            </w:pPr>
-            <w:r>
-              <w:rPr>
-                <w:b w:val="false"/>
-                <w:bCs w:val="false"/>
-                <w:sz w:val="20"/>
-                <w:szCs w:val="20"/>
-              </w:rPr>
-              <w:t xml:space="preserve">4</w:t>
-            </w:r>
-          </w:p>
-        </w:tc>
-        <w:tc>
-          <w:tcPr>
-            <w:tcW w:type="dxa" w:w="1900"/>
-            <w:tcMar>
-              <w:top w:type="dxa" w:w="60"/>
-              <w:left w:type="dxa" w:w="90"/>
-              <w:bottom w:type="dxa" w:w="60"/>
-              <w:right w:type="dxa" w:w="90"/>
-            </w:tcMar>
-          </w:tcPr>
-          <w:p>
-            <w:pPr>
-              <w:spacing w:after="40"/>
-            </w:pPr>
-            <w:r>
-              <w:rPr>
-                <w:b/>
-                <w:bCs/>
-                <w:sz w:val="20"/>
-                <w:szCs w:val="20"/>
-              </w:rPr>
-              <w:t xml:space="preserve">GAME: Find the Right Energy</w:t>
-            </w:r>
-          </w:p>
-        </w:tc>
-        <w:tc>
-          <w:tcPr>
-            <w:tcW w:type="dxa" w:w="800"/>
-            <w:tcMar>
-              <w:top w:type="dxa" w:w="60"/>
-              <w:left w:type="dxa" w:w="90"/>
-              <w:bottom w:type="dxa" w:w="60"/>
-              <w:right w:type="dxa" w:w="90"/>
-            </w:tcMar>
-          </w:tcPr>
-          <w:p>
-            <w:pPr>
-              <w:spacing w:after="40"/>
-            </w:pPr>
-            <w:r>
-              <w:rPr>
-                <w:b w:val="false"/>
-                <w:bCs w:val="false"/>
-                <w:sz w:val="20"/>
-                <w:szCs w:val="20"/>
-              </w:rPr>
-              <w:t xml:space="preserve">9 min</w:t>
-            </w:r>
-          </w:p>
-        </w:tc>
-        <w:tc>
-          <w:tcPr>
-            <w:tcW w:type="dxa" w:w="1100"/>
-            <w:tcMar>
-              <w:top w:type="dxa" w:w="60"/>
-              <w:left w:type="dxa" w:w="90"/>
-              <w:bottom w:type="dxa" w:w="60"/>
-              <w:right w:type="dxa" w:w="90"/>
-            </w:tcMar>
-          </w:tcPr>
-          <w:p>
-            <w:pPr>
-              <w:spacing w:after="40"/>
-            </w:pPr>
-            <w:r>
-              <w:rPr>
-                <w:b w:val="false"/>
-                <w:bCs w:val="false"/>
-                <w:sz w:val="20"/>
-                <w:szCs w:val="20"/>
-              </w:rPr>
-              <w:t xml:space="preserve">Game</w:t>
-            </w:r>
-          </w:p>
-        </w:tc>
-        <w:tc>
-          <w:tcPr>
-            <w:tcW w:type="dxa" w:w="2900"/>
-            <w:tcMar>
-              <w:top w:type="dxa" w:w="60"/>
-              <w:left w:type="dxa" w:w="90"/>
-              <w:bottom w:type="dxa" w:w="60"/>
-              <w:right w:type="dxa" w:w="90"/>
-            </w:tcMar>
-          </w:tcPr>
-          <w:p>
-            <w:pPr>
-              <w:spacing w:after="40"/>
-            </w:pPr>
-            <w:r>
-              <w:rPr>
-                <w:b w:val="false"/>
-                <w:bCs w:val="false"/>
-                <w:sz w:val="18"/>
-                <w:szCs w:val="18"/>
-              </w:rPr>
-              <w:t xml:space="preserve">• Look at the car</w:t>
-            </w:r>
-          </w:p>
-          <w:p>
-            <w:pPr>
-              <w:spacing w:after="40"/>
-            </w:pPr>
-            <w:r>
-              <w:rPr>
-                <w:b w:val="false"/>
-                <w:bCs w:val="false"/>
-                <w:sz w:val="18"/>
-                <w:szCs w:val="18"/>
-              </w:rPr>
-              <w:t xml:space="preserve">• Choose its energy (talk with your team)</w:t>
-            </w:r>
-          </w:p>
-          <w:p>
-            <w:pPr>
-              <w:spacing w:after="40"/>
-            </w:pPr>
-            <w:r>
-              <w:rPr>
-                <w:b w:val="false"/>
-                <w:bCs w:val="false"/>
-                <w:sz w:val="18"/>
-                <w:szCs w:val="18"/>
-              </w:rPr>
-              <w:t xml:space="preserve">• Say: A … car uses …</w:t>
-            </w:r>
-          </w:p>
-          <w:p>
-            <w:pPr>
-              <w:spacing w:after="40"/>
-            </w:pPr>
-            <w:r>
-              <w:rPr>
-                <w:b w:val="false"/>
-                <w:bCs w:val="false"/>
-                <w:sz w:val="18"/>
-                <w:szCs w:val="18"/>
-              </w:rPr>
-              <w:t xml:space="preserve">Say: An electric car uses electricity. · A solar car uses energy from the sun. · An air car uses air.</w:t>
-            </w:r>
-          </w:p>
-        </w:tc>
-        <w:tc>
-          <w:tcPr>
-            <w:tcW w:type="dxa" w:w="2160"/>
-            <w:tcMar>
-              <w:top w:type="dxa" w:w="60"/>
-              <w:left w:type="dxa" w:w="90"/>
-              <w:bottom w:type="dxa" w:w="60"/>
-              <w:right w:type="dxa" w:w="90"/>
-            </w:tcMar>
-          </w:tcPr>
-          <w:p>
-            <w:pPr>
-              <w:spacing w:after="40"/>
-            </w:pPr>
-            <w:r>
-              <w:rPr>
-                <w:b w:val="false"/>
-                <w:bCs w:val="false"/>
-                <w:sz w:val="17"/>
-                <w:szCs w:val="17"/>
-              </w:rPr>
-              <w:t xml:space="preserve">Book link: pp.49-53 (use … for energy; comes from …; Solar cars use energy from the sun p.53).</w:t>
-            </w:r>
-          </w:p>
-          <w:p>
-            <w:pPr>
-              <w:spacing w:after="40"/>
-            </w:pPr>
-            <w:r>
-              <w:rPr>
-                <w:b w:val="false"/>
-                <w:bCs w:val="false"/>
-                <w:sz w:val="17"/>
-                <w:szCs w:val="17"/>
-              </w:rPr>
-              <w:t xml:space="preserve">Teams take turns. The team talks, then one pupil taps the energy. A right answer on the first try gives 1 point. Then everybody says the full sentence with the board (A / An + car + uses + energy).</w:t>
-            </w:r>
-          </w:p>
-          <w:p>
-            <w:pPr>
-              <w:spacing w:after="40"/>
-            </w:pPr>
-            <w:r>
-              <w:rPr>
-                <w:b w:val="false"/>
-                <w:bCs w:val="false"/>
-                <w:sz w:val="17"/>
-                <w:szCs w:val="17"/>
-              </w:rPr>
-              <w:t xml:space="preserve">Eight cars in total. At the end the board shows the podium. “Play again” starts a new game.</w:t>
-            </w:r>
-          </w:p>
-        </w:tc>
-      </w:tr>
-      <w:tr>
-        <w:trPr>
-          <w:cantSplit/>
-        </w:trPr>
-        <w:tc>
-          <w:tcPr>
-            <w:tcW w:type="dxa" w:w="500"/>
-            <w:tcMar>
-              <w:top w:type="dxa" w:w="60"/>
-              <w:left w:type="dxa" w:w="90"/>
-              <w:bottom w:type="dxa" w:w="60"/>
-              <w:right w:type="dxa" w:w="90"/>
-            </w:tcMar>
-          </w:tcPr>
-          <w:p>
-            <w:pPr>
-              <w:spacing w:after="40"/>
-            </w:pPr>
-            <w:r>
-              <w:rPr>
-                <w:b w:val="false"/>
-                <w:bCs w:val="false"/>
-                <w:sz w:val="20"/>
-                <w:szCs w:val="20"/>
-              </w:rPr>
-              <w:t xml:space="preserve">5</w:t>
-            </w:r>
-          </w:p>
-        </w:tc>
-        <w:tc>
-          <w:tcPr>
-            <w:tcW w:type="dxa" w:w="1900"/>
-            <w:tcMar>
-              <w:top w:type="dxa" w:w="60"/>
-              <w:left w:type="dxa" w:w="90"/>
-              <w:bottom w:type="dxa" w:w="60"/>
-              <w:right w:type="dxa" w:w="90"/>
-            </w:tcMar>
-          </w:tcPr>
-          <w:p>
-            <w:pPr>
-              <w:spacing w:after="40"/>
-            </w:pPr>
-            <w:r>
-              <w:rPr>
-                <w:b/>
-                <w:bCs/>
-                <w:sz w:val="20"/>
-                <w:szCs w:val="20"/>
-              </w:rPr>
-              <w:t xml:space="preserve">Help! Clean the City</w:t>
-            </w:r>
-          </w:p>
-        </w:tc>
-        <w:tc>
-          <w:tcPr>
-            <w:tcW w:type="dxa" w:w="800"/>
-            <w:tcMar>
-              <w:top w:type="dxa" w:w="60"/>
-              <w:left w:type="dxa" w:w="90"/>
-              <w:bottom w:type="dxa" w:w="60"/>
-              <w:right w:type="dxa" w:w="90"/>
-            </w:tcMar>
-          </w:tcPr>
-          <w:p>
-            <w:pPr>
-              <w:spacing w:after="40"/>
-            </w:pPr>
-            <w:r>
-              <w:rPr>
-                <w:b w:val="false"/>
-                <w:bCs w:val="false"/>
-                <w:sz w:val="20"/>
-                <w:szCs w:val="20"/>
-              </w:rPr>
-              <w:t xml:space="preserve">8 min</w:t>
-            </w:r>
-          </w:p>
-        </w:tc>
-        <w:tc>
-          <w:tcPr>
-            <w:tcW w:type="dxa" w:w="1100"/>
-            <w:tcMar>
-              <w:top w:type="dxa" w:w="60"/>
-              <w:left w:type="dxa" w:w="90"/>
-              <w:bottom w:type="dxa" w:w="60"/>
-              <w:right w:type="dxa" w:w="90"/>
-            </w:tcMar>
-          </w:tcPr>
-          <w:p>
-            <w:pPr>
-              <w:spacing w:after="40"/>
-            </w:pPr>
-            <w:r>
-              <w:rPr>
-                <w:b w:val="false"/>
-                <w:bCs w:val="false"/>
-                <w:sz w:val="20"/>
-                <w:szCs w:val="20"/>
-              </w:rPr>
-              <w:t xml:space="preserve">Move</w:t>
-            </w:r>
-          </w:p>
-        </w:tc>
-        <w:tc>
-          <w:tcPr>
-            <w:tcW w:type="dxa" w:w="2900"/>
-            <w:tcMar>
-              <w:top w:type="dxa" w:w="60"/>
-              <w:left w:type="dxa" w:w="90"/>
-              <w:bottom w:type="dxa" w:w="60"/>
-              <w:right w:type="dxa" w:w="90"/>
-            </w:tcMar>
-          </w:tcPr>
-          <w:p>
-            <w:pPr>
-              <w:spacing w:after="40"/>
-            </w:pPr>
-            <w:r>
-              <w:rPr>
-                <w:b w:val="false"/>
-                <w:bCs w:val="false"/>
-                <w:sz w:val="18"/>
-                <w:szCs w:val="18"/>
-              </w:rPr>
-              <w:t xml:space="preserve">• Listen to the call</w:t>
-            </w:r>
-          </w:p>
-          <w:p>
-            <w:pPr>
-              <w:spacing w:after="40"/>
-            </w:pPr>
-            <w:r>
-              <w:rPr>
-                <w:b w:val="false"/>
-                <w:bCs w:val="false"/>
-                <w:sz w:val="18"/>
-                <w:szCs w:val="18"/>
-              </w:rPr>
-              <w:t xml:space="preserve">• Find the cars that make the air dirty</w:t>
-            </w:r>
-          </w:p>
-          <w:p>
-            <w:pPr>
-              <w:spacing w:after="40"/>
-            </w:pPr>
-            <w:r>
-              <w:rPr>
-                <w:b w:val="false"/>
-                <w:bCs w:val="false"/>
-                <w:sz w:val="18"/>
-                <w:szCs w:val="18"/>
-              </w:rPr>
-              <w:t xml:space="preserve">• Tap them. Trees and flowers grow!</w:t>
-            </w:r>
-          </w:p>
-          <w:p>
-            <w:pPr>
-              <w:spacing w:after="40"/>
-            </w:pPr>
-            <w:r>
-              <w:rPr>
-                <w:b w:val="false"/>
-                <w:bCs w:val="false"/>
-                <w:sz w:val="18"/>
-                <w:szCs w:val="18"/>
-              </w:rPr>
-              <w:t xml:space="preserve">Say: Gasoline cars make the air dirty. · The city is clean! · Clean cars are one way to have a clean world.</w:t>
-            </w:r>
-          </w:p>
-        </w:tc>
-        <w:tc>
-          <w:tcPr>
-            <w:tcW w:type="dxa" w:w="2160"/>
-            <w:tcMar>
-              <w:top w:type="dxa" w:w="60"/>
-              <w:left w:type="dxa" w:w="90"/>
-              <w:bottom w:type="dxa" w:w="60"/>
-              <w:right w:type="dxa" w:w="90"/>
-            </w:tcMar>
-          </w:tcPr>
-          <w:p>
-            <w:pPr>
-              <w:spacing w:after="40"/>
-            </w:pPr>
-            <w:r>
-              <w:rPr>
-                <w:b w:val="false"/>
-                <w:bCs w:val="false"/>
-                <w:sz w:val="17"/>
-                <w:szCs w:val="17"/>
-              </w:rPr>
-              <w:t xml:space="preserve">Book link: p.49 (gasoline cars make the air dirty; dirty air is bad for animals, plants and people and changes our climate), p.50 (biofuel cars: the air is a little dirty) and the ending on p.53 “Clean cars are one way to have a clean world.” Link to the unit question on p.55: How can we make good changes in our world?</w:t>
-            </w:r>
-          </w:p>
-          <w:p>
-            <w:pPr>
-              <w:spacing w:after="40"/>
-            </w:pPr>
-            <w:r>
-              <w:rPr>
-                <w:b w:val="false"/>
-                <w:bCs w:val="false"/>
-                <w:sz w:val="17"/>
-                <w:szCs w:val="17"/>
-              </w:rPr>
-              <w:t xml:space="preserve">Pupils answer the call, then come to the board and tap the cars that make the air dirty (gasoline and biofuel cars). Each dirty car disappears with its smoke and a tree or a flower grows. Clean cars (electric, air, solar) wobble and say “This car is clean”.</w:t>
-            </w:r>
-          </w:p>
-          <w:p>
-            <w:pPr>
-              <w:spacing w:after="40"/>
-            </w:pPr>
-            <w:r>
-              <w:rPr>
-                <w:b w:val="false"/>
-                <w:bCs w:val="false"/>
-                <w:sz w:val="17"/>
-                <w:szCs w:val="17"/>
-              </w:rPr>
-              <w:t xml:space="preserve">Ask: Why is the air dirty? (Gasoline cars make the air dirty.) What is one solution? (Clean cars.) When every dirty car is gone the sky turns blue and the city is clean.</w:t>
-            </w:r>
-          </w:p>
-        </w:tc>
-      </w:tr>
-      <w:tr>
-        <w:trPr>
-          <w:cantSplit/>
-        </w:trPr>
-        <w:tc>
-          <w:tcPr>
-            <w:tcW w:type="dxa" w:w="500"/>
-            <w:tcMar>
-              <w:top w:type="dxa" w:w="60"/>
-              <w:left w:type="dxa" w:w="90"/>
-              <w:bottom w:type="dxa" w:w="60"/>
-              <w:right w:type="dxa" w:w="90"/>
-            </w:tcMar>
-          </w:tcPr>
-          <w:p>
-            <w:pPr>
-              <w:spacing w:after="40"/>
-            </w:pPr>
-            <w:r>
-              <w:rPr>
-                <w:b w:val="false"/>
-                <w:bCs w:val="false"/>
-                <w:sz w:val="20"/>
-                <w:szCs w:val="20"/>
-              </w:rPr>
-              <w:t xml:space="preserve">6</w:t>
-            </w:r>
-          </w:p>
-        </w:tc>
-        <w:tc>
-          <w:tcPr>
-            <w:tcW w:type="dxa" w:w="1900"/>
-            <w:tcMar>
-              <w:top w:type="dxa" w:w="60"/>
-              <w:left w:type="dxa" w:w="90"/>
-              <w:bottom w:type="dxa" w:w="60"/>
-              <w:right w:type="dxa" w:w="90"/>
-            </w:tcMar>
-          </w:tcPr>
-          <w:p>
-            <w:pPr>
-              <w:spacing w:after="40"/>
-            </w:pPr>
-            <w:r>
-              <w:rPr>
-                <w:b/>
-                <w:bCs/>
-                <w:sz w:val="20"/>
-                <w:szCs w:val="20"/>
-              </w:rPr>
-              <w:t xml:space="preserve">My Favourite Clean Car</w:t>
-            </w:r>
-          </w:p>
-        </w:tc>
-        <w:tc>
-          <w:tcPr>
-            <w:tcW w:type="dxa" w:w="800"/>
-            <w:tcMar>
-              <w:top w:type="dxa" w:w="60"/>
-              <w:left w:type="dxa" w:w="90"/>
-              <w:bottom w:type="dxa" w:w="60"/>
-              <w:right w:type="dxa" w:w="90"/>
-            </w:tcMar>
-          </w:tcPr>
-          <w:p>
-            <w:pPr>
-              <w:spacing w:after="40"/>
-            </w:pPr>
-            <w:r>
-              <w:rPr>
-                <w:b w:val="false"/>
-                <w:bCs w:val="false"/>
-                <w:sz w:val="20"/>
-                <w:szCs w:val="20"/>
-              </w:rPr>
-              <w:t xml:space="preserve">4 min</w:t>
-            </w:r>
-          </w:p>
-        </w:tc>
-        <w:tc>
-          <w:tcPr>
-            <w:tcW w:type="dxa" w:w="1100"/>
-            <w:tcMar>
-              <w:top w:type="dxa" w:w="60"/>
-              <w:left w:type="dxa" w:w="90"/>
-              <w:bottom w:type="dxa" w:w="60"/>
-              <w:right w:type="dxa" w:w="90"/>
-            </w:tcMar>
-          </w:tcPr>
-          <w:p>
-            <w:pPr>
-              <w:spacing w:after="40"/>
-            </w:pPr>
-            <w:r>
-              <w:rPr>
-                <w:b w:val="false"/>
-                <w:bCs w:val="false"/>
-                <w:sz w:val="20"/>
-                <w:szCs w:val="20"/>
-              </w:rPr>
-              <w:t xml:space="preserve">Talk</w:t>
-            </w:r>
-          </w:p>
-        </w:tc>
-        <w:tc>
-          <w:tcPr>
-            <w:tcW w:type="dxa" w:w="2900"/>
-            <w:tcMar>
-              <w:top w:type="dxa" w:w="60"/>
-              <w:left w:type="dxa" w:w="90"/>
-              <w:bottom w:type="dxa" w:w="60"/>
-              <w:right w:type="dxa" w:w="90"/>
-            </w:tcMar>
-          </w:tcPr>
-          <w:p>
-            <w:pPr>
-              <w:spacing w:after="40"/>
-            </w:pPr>
-            <w:r>
-              <w:rPr>
-                <w:b w:val="false"/>
-                <w:bCs w:val="false"/>
-                <w:sz w:val="18"/>
-                <w:szCs w:val="18"/>
-              </w:rPr>
-              <w:t xml:space="preserve">• Think: which clean car?</w:t>
-            </w:r>
-          </w:p>
-          <w:p>
-            <w:pPr>
-              <w:spacing w:after="40"/>
-            </w:pPr>
-            <w:r>
-              <w:rPr>
-                <w:b w:val="false"/>
-                <w:bCs w:val="false"/>
-                <w:sz w:val="18"/>
-                <w:szCs w:val="18"/>
-              </w:rPr>
-              <w:t xml:space="preserve">• Tell the teacher your vote</w:t>
-            </w:r>
-          </w:p>
-          <w:p>
-            <w:pPr>
-              <w:spacing w:after="40"/>
-            </w:pPr>
-            <w:r>
-              <w:rPr>
-                <w:b w:val="false"/>
-                <w:bCs w:val="false"/>
-                <w:sz w:val="18"/>
-                <w:szCs w:val="18"/>
-              </w:rPr>
-              <w:t xml:space="preserve">• Say: I like the … car because …</w:t>
-            </w:r>
-          </w:p>
-          <w:p>
-            <w:pPr>
-              <w:spacing w:after="40"/>
-            </w:pPr>
-            <w:r>
-              <w:rPr>
-                <w:b w:val="false"/>
-                <w:bCs w:val="false"/>
-                <w:sz w:val="18"/>
-                <w:szCs w:val="18"/>
-              </w:rPr>
-              <w:t xml:space="preserve">Say: I like the solar car because it’s fast and quiet.</w:t>
-            </w:r>
-          </w:p>
-        </w:tc>
-        <w:tc>
-          <w:tcPr>
-            <w:tcW w:type="dxa" w:w="2160"/>
-            <w:tcMar>
-              <w:top w:type="dxa" w:w="60"/>
-              <w:left w:type="dxa" w:w="90"/>
-              <w:bottom w:type="dxa" w:w="60"/>
-              <w:right w:type="dxa" w:w="90"/>
-            </w:tcMar>
-          </w:tcPr>
-          <w:p>
-            <w:pPr>
-              <w:spacing w:after="40"/>
-            </w:pPr>
-            <w:r>
-              <w:rPr>
-                <w:b w:val="false"/>
-                <w:bCs w:val="false"/>
-                <w:sz w:val="17"/>
-                <w:szCs w:val="17"/>
-              </w:rPr>
-              <w:t xml:space="preserve">Book link: p.54 D “Which clean car is your favorite? Why?” with the frame “I like the solar car because it’s fast and quiet.”</w:t>
-            </w:r>
-          </w:p>
-          <w:p>
-            <w:pPr>
-              <w:spacing w:after="40"/>
-            </w:pPr>
-            <w:r>
-              <w:rPr>
-                <w:b w:val="false"/>
-                <w:bCs w:val="false"/>
-                <w:sz w:val="17"/>
-                <w:szCs w:val="17"/>
-              </w:rPr>
-              <w:t xml:space="preserve">Tap once for each pupil’s vote. Pupils say the full sentence with because. Use words from the doors: quiet, clean, fast, small, slow, expensive.</w:t>
-            </w:r>
-          </w:p>
-        </w:tc>
-      </w:tr>
-      <w:tr>
-        <w:trPr>
-          <w:cantSplit/>
-        </w:trPr>
-        <w:tc>
-          <w:tcPr>
-            <w:tcW w:type="dxa" w:w="500"/>
-            <w:tcMar>
-              <w:top w:type="dxa" w:w="60"/>
-              <w:left w:type="dxa" w:w="90"/>
-              <w:bottom w:type="dxa" w:w="60"/>
-              <w:right w:type="dxa" w:w="90"/>
-            </w:tcMar>
-          </w:tcPr>
-          <w:p>
-            <w:pPr>
-              <w:spacing w:after="40"/>
-            </w:pPr>
-            <w:r>
-              <w:rPr>
-                <w:b w:val="false"/>
-                <w:bCs w:val="false"/>
-                <w:sz w:val="20"/>
-                <w:szCs w:val="20"/>
-              </w:rPr>
-              <w:t xml:space="preserve">7</w:t>
-            </w:r>
-          </w:p>
-        </w:tc>
-        <w:tc>
-          <w:tcPr>
-            <w:tcW w:type="dxa" w:w="1900"/>
-            <w:tcMar>
-              <w:top w:type="dxa" w:w="60"/>
-              <w:left w:type="dxa" w:w="90"/>
-              <w:bottom w:type="dxa" w:w="60"/>
-              <w:right w:type="dxa" w:w="90"/>
-            </w:tcMar>
-          </w:tcPr>
-          <w:p>
-            <w:pPr>
-              <w:spacing w:after="40"/>
-            </w:pPr>
-            <w:r>
-              <w:rPr>
-                <w:b/>
-                <w:bCs/>
-                <w:sz w:val="20"/>
-                <w:szCs w:val="20"/>
-              </w:rPr>
-              <w:t xml:space="preserve">Clean Cars Ceremony</w:t>
-            </w:r>
-          </w:p>
-        </w:tc>
-        <w:tc>
-          <w:tcPr>
-            <w:tcW w:type="dxa" w:w="800"/>
-            <w:tcMar>
-              <w:top w:type="dxa" w:w="60"/>
-              <w:left w:type="dxa" w:w="90"/>
-              <w:bottom w:type="dxa" w:w="60"/>
-              <w:right w:type="dxa" w:w="90"/>
-            </w:tcMar>
-          </w:tcPr>
-          <w:p>
-            <w:pPr>
-              <w:spacing w:after="40"/>
-            </w:pPr>
-            <w:r>
-              <w:rPr>
-                <w:b w:val="false"/>
-                <w:bCs w:val="false"/>
-                <w:sz w:val="20"/>
-                <w:szCs w:val="20"/>
-              </w:rPr>
-              <w:t xml:space="preserve">2 min</w:t>
-            </w:r>
-          </w:p>
-        </w:tc>
-        <w:tc>
-          <w:tcPr>
-            <w:tcW w:type="dxa" w:w="1100"/>
-            <w:tcMar>
-              <w:top w:type="dxa" w:w="60"/>
-              <w:left w:type="dxa" w:w="90"/>
-              <w:bottom w:type="dxa" w:w="60"/>
-              <w:right w:type="dxa" w:w="90"/>
-            </w:tcMar>
-          </w:tcPr>
-          <w:p>
-            <w:pPr>
-              <w:spacing w:after="40"/>
-            </w:pPr>
-            <w:r>
-              <w:rPr>
-                <w:b w:val="false"/>
-                <w:bCs w:val="false"/>
-                <w:sz w:val="20"/>
-                <w:szCs w:val="20"/>
-              </w:rPr>
-              <w:t xml:space="preserve">Think</w:t>
-            </w:r>
-          </w:p>
-        </w:tc>
-        <w:tc>
-          <w:tcPr>
-            <w:tcW w:type="dxa" w:w="2900"/>
-            <w:tcMar>
-              <w:top w:type="dxa" w:w="60"/>
-              <w:left w:type="dxa" w:w="90"/>
-              <w:bottom w:type="dxa" w:w="60"/>
-              <w:right w:type="dxa" w:w="90"/>
-            </w:tcMar>
-          </w:tcPr>
-          <w:p>
-            <w:pPr>
-              <w:spacing w:after="40"/>
-            </w:pPr>
-            <w:r>
-              <w:rPr>
-                <w:b w:val="false"/>
-                <w:bCs w:val="false"/>
-                <w:sz w:val="18"/>
-                <w:szCs w:val="18"/>
-              </w:rPr>
-              <w:t xml:space="preserve">• Cheer for every team</w:t>
-            </w:r>
-          </w:p>
-          <w:p>
-            <w:pPr>
-              <w:spacing w:after="40"/>
-            </w:pPr>
-            <w:r>
-              <w:rPr>
-                <w:b w:val="false"/>
-                <w:bCs w:val="false"/>
-                <w:sz w:val="18"/>
-                <w:szCs w:val="18"/>
-              </w:rPr>
-              <w:t xml:space="preserve">• Door pass: I like the … car because …</w:t>
-            </w:r>
-          </w:p>
-          <w:p>
-            <w:pPr>
-              <w:spacing w:after="40"/>
-            </w:pPr>
-            <w:r>
-              <w:rPr>
-                <w:b w:val="false"/>
-                <w:bCs w:val="false"/>
-                <w:sz w:val="18"/>
-                <w:szCs w:val="18"/>
-              </w:rPr>
-              <w:t xml:space="preserve">Say: I like the electric car because it’s quiet.</w:t>
-            </w:r>
-          </w:p>
-        </w:tc>
-        <w:tc>
-          <w:tcPr>
-            <w:tcW w:type="dxa" w:w="2160"/>
-            <w:tcMar>
-              <w:top w:type="dxa" w:w="60"/>
-              <w:left w:type="dxa" w:w="90"/>
-              <w:bottom w:type="dxa" w:w="60"/>
-              <w:right w:type="dxa" w:w="90"/>
-            </w:tcMar>
-          </w:tcPr>
-          <w:p>
-            <w:pPr>
-              <w:spacing w:after="40"/>
-            </w:pPr>
-            <w:r>
-              <w:rPr>
-                <w:b w:val="false"/>
-                <w:bCs w:val="false"/>
-                <w:sz w:val="17"/>
-                <w:szCs w:val="17"/>
-              </w:rPr>
-              <w:t xml:space="preserve">At the door each pupil says one sentence with because about a clean car (for example “I like the solar car because it’s quiet.”). Next: p.54 A-C in the book (label the cars, the good/bad table, the main idea) and p.55 Think Together.</w:t>
-            </w:r>
-          </w:p>
-        </w:tc>
-      </w:tr>
-    </w:tbl>
-    <w:p>
-      <w:pPr>
-        <w:spacing w:before="140"/>
-      </w:pPr>
-    </w:p>
-    <w:p>
-      <w:pPr>
-        <w:spacing w:after="60"/>
-      </w:pPr>
-      <w:r>
-        <w:rPr>
-          <w:b/>
-          <w:bCs/>
-        </w:rPr>
-        <w:t xml:space="preserve">Support. </w:t>
-      </w:r>
-      <w:r>
-        <w:t xml:space="preserve">Point to the picture and say the car name; use the frame "A … car uses …"; partner whispers the answer first.</w:t>
-      </w:r>
-    </w:p>
-    <w:p>
-      <w:pPr>
-        <w:spacing w:after="60"/>
-      </w:pPr>
-      <w:r>
-        <w:rPr>
-          <w:b/>
-          <w:bCs/>
-        </w:rPr>
-        <w:t xml:space="preserve">Stretch. </w:t>
-      </w:r>
-      <w:r>
-        <w:t xml:space="preserve">Say two good and two bad things about each car; explain why a car makes the air dirty; give two reasons with because.</w:t>
-      </w:r>
-    </w:p>
-    <w:p>
-      <w:pPr>
-        <w:spacing w:after="60"/>
-      </w:pPr>
-      <w:r>
-        <w:rPr>
-          <w:b/>
-          <w:bCs/>
-        </w:rPr>
-        <w:t xml:space="preserve">Check learning. </w:t>
-      </w:r>
-      <w:r>
-        <w:t xml:space="preserve">Door pass: each pupil says "I like the … car because it is …". Give a team point for every correct team, not only the fastest.</w:t>
+        <w:t xml:space="preserve">Door pass: show your design and say one sentence about it. Give a team point for every correct team, not only the fastest.</w:t>
       </w:r>
     </w:p>
     <w:p>
@@ -9008,8 +7211,41 @@
 </w:document>
 </file>
 
-<file path=word/comments.xml><?xml version="1.0" encoding="utf-8"?>
-<w:comments xmlns:cx="http://schemas.microsoft.com/office/drawing/2014/chartex" xmlns:cx1="http://schemas.microsoft.com/office/drawing/2015/9/8/chartex" xmlns:cx2="http://schemas.microsoft.com/office/drawing/2015/10/21/chartex" xmlns:cx3="http://schemas.microsoft.com/office/drawing/2016/5/9/chartex" xmlns:cx4="http://schemas.microsoft.com/office/drawing/2016/5/10/chartex" xmlns:cx5="http://schemas.microsoft.com/office/drawing/2016/5/11/chartex" xmlns:cx6="http://schemas.microsoft.com/office/drawing/2016/5/12/chartex" xmlns:cx7="http://schemas.microsoft.com/office/drawing/2016/5/13/chartex" xmlns:cx8="http://schemas.microsoft.com/office/drawing/2016/5/14/chartex" xmlns:mc="http://schemas.openxmlformats.org/markup-compatibility/2006" xmlns:aink="http://schemas.microsoft.com/office/drawing/2016/ink" xmlns:am3d="http://schemas.microsoft.com/office/drawing/2017/model3d" xmlns:o="urn:schemas-microsoft-com:office:office" xmlns:r="http://schemas.openxmlformats.org/officeDocument/2006/relationships" xmlns:m="http://schemas.openxmlformats.org/officeDocument/2006/math" xmlns:v="urn:schemas-microsoft-com:vml" xmlns:wp14="http://schemas.microsoft.com/office/word/2010/wordprocessingDrawing" xmlns:wp="http://schemas.openxmlformats.org/drawingml/2006/wordprocessingDrawing" xmlns:w10="urn:schemas-microsoft-com:office:word" xmlns:w="http://schemas.openxmlformats.org/wordprocessingml/2006/main" xmlns:w14="http://schemas.microsoft.com/office/word/2010/wordml" xmlns:w15="http://schemas.microsoft.com/office/word/2012/wordml" xmlns:w16cex="http://schemas.microsoft.com/office/word/2018/wordml/cex" xmlns:w16cid="http://schemas.microsoft.com/office/word/2016/wordml/cid" xmlns:w16="http://schemas.microsoft.com/office/word/2018/wordml" xmlns:w16sdtdh="http://schemas.microsoft.com/office/word/2020/wordml/sdtdatahash" xmlns:w16se="http://schemas.microsoft.com/office/word/2015/wordml/symex" xmlns:wpg="http://schemas.microsoft.com/office/word/2010/wordprocessingGroup" xmlns:wpi="http://schemas.microsoft.com/office/word/2010/wordprocessingInk" xmlns:wne="http://schemas.microsoft.com/office/word/2006/wordml" xmlns:wps="http://schemas.microsoft.com/office/word/2010/wordprocessingShape"/>
+<file path=word/endnotes.xml><?xml version="1.0" encoding="utf-8"?>
+<w:endnotes xmlns:wpc="http://schemas.microsoft.com/office/word/2010/wordprocessingCanvas" xmlns:mc="http://schemas.openxmlformats.org/markup-compatibility/2006" xmlns:o="urn:schemas-microsoft-com:office:office" xmlns:r="http://schemas.openxmlformats.org/officeDocument/2006/relationships" xmlns:m="http://schemas.openxmlformats.org/officeDocument/2006/math" xmlns:v="urn:schemas-microsoft-com:vml" xmlns:wp14="http://schemas.microsoft.com/office/word/2010/wordprocessingDrawing" xmlns:wp="http://schemas.openxmlformats.org/drawingml/2006/wordprocessingDrawing" xmlns:w10="urn:schemas-microsoft-com:office:word" xmlns:w="http://schemas.openxmlformats.org/wordprocessingml/2006/main" xmlns:w14="http://schemas.microsoft.com/office/word/2010/wordml" xmlns:w15="http://schemas.microsoft.com/office/word/2012/wordml" xmlns:wpg="http://schemas.microsoft.com/office/word/2010/wordprocessingGroup" xmlns:wpi="http://schemas.microsoft.com/office/word/2010/wordprocessingInk" xmlns:wne="http://schemas.microsoft.com/office/word/2006/wordml" xmlns:wps="http://schemas.microsoft.com/office/word/2010/wordprocessingShape" mc:Ignorable="w14 w15 wp14">
+  <w:endnote w:type="separator" w:id="-1">
+    <w:p>
+      <w:pPr>
+        <w:spacing w:after="0" w:line="240" w:lineRule="auto"/>
+      </w:pPr>
+      <w:r>
+        <w:rPr>
+          <w:rStyle w:val="EndnoteReference"/>
+        </w:rPr>
+        <w:endnoteRef/>
+      </w:r>
+      <w:r>
+        <w:separator/>
+      </w:r>
+    </w:p>
+  </w:endnote>
+  <w:endnote w:type="continuationSeparator" w:id="0">
+    <w:p>
+      <w:pPr>
+        <w:spacing w:after="0" w:line="240" w:lineRule="auto"/>
+      </w:pPr>
+      <w:r>
+        <w:rPr>
+          <w:rStyle w:val="EndnoteReference"/>
+        </w:rPr>
+        <w:endnoteRef/>
+      </w:r>
+      <w:r>
+        <w:continuationSeparator/>
+      </w:r>
+    </w:p>
+  </w:endnote>
+</w:endnotes>
 </file>
 
 <file path=word/footnotes.xml><?xml version="1.0" encoding="utf-8"?>
@@ -9053,7 +7289,7 @@
 <w:numbering xmlns:wpc="http://schemas.microsoft.com/office/word/2010/wordprocessingCanvas" xmlns:mc="http://schemas.openxmlformats.org/markup-compatibility/2006" xmlns:o="urn:schemas-microsoft-com:office:office" xmlns:r="http://schemas.openxmlformats.org/officeDocument/2006/relationships" xmlns:m="http://schemas.openxmlformats.org/officeDocument/2006/math" xmlns:v="urn:schemas-microsoft-com:vml" xmlns:wp14="http://schemas.microsoft.com/office/word/2010/wordprocessingDrawing" xmlns:wp="http://schemas.openxmlformats.org/drawingml/2006/wordprocessingDrawing" xmlns:w10="urn:schemas-microsoft-com:office:word" xmlns:w="http://schemas.openxmlformats.org/wordprocessingml/2006/main" xmlns:w14="http://schemas.microsoft.com/office/word/2010/wordml" xmlns:w15="http://schemas.microsoft.com/office/word/2012/wordml" xmlns:wpg="http://schemas.microsoft.com/office/word/2010/wordprocessingGroup" xmlns:wpi="http://schemas.microsoft.com/office/word/2010/wordprocessingInk" xmlns:wne="http://schemas.microsoft.com/office/word/2006/wordml" xmlns:wps="http://schemas.microsoft.com/office/word/2010/wordprocessingShape" mc:Ignorable="w14 w15 wp14">
   <w:abstractNum w:abstractNumId="1" w15:restartNumberingAfterBreak="0">
     <w:multiLevelType w:val="hybridMultilevel"/>
-    <w:lvl w:ilvl="0" w15:tentative="1">
+    <w:lvl w:ilvl="0" w:tentative="1">
       <w:start w:val="1"/>
       <w:numFmt w:val="bullet"/>
       <w:lvlText w:val="●"/>
@@ -9062,7 +7298,7 @@
         <w:ind w:left="720" w:hanging="360"/>
       </w:pPr>
     </w:lvl>
-    <w:lvl w:ilvl="1" w15:tentative="1">
+    <w:lvl w:ilvl="1" w:tentative="1">
       <w:start w:val="1"/>
       <w:numFmt w:val="bullet"/>
       <w:lvlText w:val="○"/>
@@ -9071,7 +7307,7 @@
         <w:ind w:left="1440" w:hanging="360"/>
       </w:pPr>
     </w:lvl>
-    <w:lvl w:ilvl="2" w15:tentative="1">
+    <w:lvl w:ilvl="2" w:tentative="1">
       <w:start w:val="1"/>
       <w:numFmt w:val="bullet"/>
       <w:lvlText w:val="■"/>
@@ -9080,7 +7316,7 @@
         <w:ind w:left="2160" w:hanging="360"/>
       </w:pPr>
     </w:lvl>
-    <w:lvl w:ilvl="3" w15:tentative="1">
+    <w:lvl w:ilvl="3" w:tentative="1">
       <w:start w:val="1"/>
       <w:numFmt w:val="bullet"/>
       <w:lvlText w:val="●"/>
@@ -9089,7 +7325,7 @@
         <w:ind w:left="2880" w:hanging="360"/>
       </w:pPr>
     </w:lvl>
-    <w:lvl w:ilvl="4" w15:tentative="1">
+    <w:lvl w:ilvl="4" w:tentative="1">
       <w:start w:val="1"/>
       <w:numFmt w:val="bullet"/>
       <w:lvlText w:val="○"/>
@@ -9098,7 +7334,7 @@
         <w:ind w:left="3600" w:hanging="360"/>
       </w:pPr>
     </w:lvl>
-    <w:lvl w:ilvl="5" w15:tentative="1">
+    <w:lvl w:ilvl="5" w:tentative="1">
       <w:start w:val="1"/>
       <w:numFmt w:val="bullet"/>
       <w:lvlText w:val="■"/>
@@ -9107,7 +7343,7 @@
         <w:ind w:left="4320" w:hanging="360"/>
       </w:pPr>
     </w:lvl>
-    <w:lvl w:ilvl="6" w15:tentative="1">
+    <w:lvl w:ilvl="6" w:tentative="1">
       <w:start w:val="1"/>
       <w:numFmt w:val="bullet"/>
       <w:lvlText w:val="●"/>
@@ -9116,7 +7352,7 @@
         <w:ind w:left="5040" w:hanging="360"/>
       </w:pPr>
     </w:lvl>
-    <w:lvl w:ilvl="7" w15:tentative="1">
+    <w:lvl w:ilvl="7" w:tentative="1">
       <w:start w:val="1"/>
       <w:numFmt w:val="bullet"/>
       <w:lvlText w:val="●"/>
@@ -9125,7 +7361,7 @@
         <w:ind w:left="5760" w:hanging="360"/>
       </w:pPr>
     </w:lvl>
-    <w:lvl w:ilvl="8" w15:tentative="1">
+    <w:lvl w:ilvl="8" w:tentative="1">
       <w:start w:val="1"/>
       <w:numFmt w:val="bullet"/>
       <w:lvlText w:val="●"/>
@@ -9149,13 +7385,17 @@
   <w:docDefaults>
     <w:rPrDefault>
       <w:rPr>
+        <w:rFonts w:ascii="Calibri" w:cs="Calibri" w:eastAsia="Calibri" w:hAnsi="Calibri"/>
         <w:sz w:val="21"/>
         <w:szCs w:val="21"/>
-        <w:rFonts w:ascii="Calibri" w:cs="Calibri" w:eastAsia="Calibri" w:hAnsi="Calibri"/>
       </w:rPr>
     </w:rPrDefault>
     <w:pPrDefault/>
   </w:docDefaults>
+  <w:style w:type="paragraph" w:styleId="Normal" w:default="1">
+    <w:name w:val="Normal"/>
+    <w:qFormat/>
+  </w:style>
   <w:style w:type="paragraph" w:styleId="Title">
     <w:name w:val="Title"/>
     <w:basedOn w:val="Normal"/>
@@ -9164,17 +7404,6 @@
     <w:rPr>
       <w:sz w:val="56"/>
       <w:szCs w:val="56"/>
-    </w:rPr>
-  </w:style>
-  <w:style w:type="paragraph" w:styleId="Heading1">
-    <w:name w:val="Heading 1"/>
-    <w:basedOn w:val="Normal"/>
-    <w:next w:val="Normal"/>
-    <w:qFormat/>
-    <w:rPr>
-      <w:color w:val="2E74B5"/>
-      <w:sz w:val="32"/>
-      <w:szCs w:val="32"/>
     </w:rPr>
   </w:style>
   <w:style w:type="paragraph" w:styleId="Heading2">
@@ -9249,8 +7478,8 @@
     <w:uiPriority w:val="99"/>
     <w:unhideWhenUsed/>
     <w:rPr>
+      <w:color w:val="0563C1"/>
       <w:u w:val="single"/>
-      <w:color w:val="0563C1"/>
     </w:rPr>
   </w:style>
   <w:style w:type="character" w:styleId="FootnoteReference">
@@ -9290,13 +7519,50 @@
       <w:szCs w:val="20"/>
     </w:rPr>
   </w:style>
+  <w:style w:type="character" w:styleId="EndnoteReference">
+    <w:name w:val="endnote reference"/>
+    <w:basedOn w:val="DefaultParagraphFont"/>
+    <w:uiPriority w:val="99"/>
+    <w:semiHidden/>
+    <w:unhideWhenUsed/>
+    <w:rPr>
+      <w:vertAlign w:val="superscript"/>
+    </w:rPr>
+  </w:style>
+  <w:style w:type="paragraph" w:styleId="EndnoteText">
+    <w:name w:val="endnote text"/>
+    <w:basedOn w:val="Normal"/>
+    <w:link w:val="EndnoteTextChar"/>
+    <w:uiPriority w:val="99"/>
+    <w:semiHidden/>
+    <w:unhideWhenUsed/>
+    <w:pPr>
+      <w:spacing w:after="0" w:line="240" w:lineRule="auto"/>
+    </w:pPr>
+    <w:rPr>
+      <w:sz w:val="20"/>
+      <w:szCs w:val="20"/>
+    </w:rPr>
+  </w:style>
+  <w:style w:type="character" w:styleId="EndnoteTextChar">
+    <w:name w:val="Endnote Text Char"/>
+    <w:basedOn w:val="DefaultParagraphFont"/>
+    <w:link w:val="EndnoteText"/>
+    <w:uiPriority w:val="99"/>
+    <w:semiHidden/>
+    <w:unhideWhenUsed/>
+    <w:rPr>
+      <w:sz w:val="20"/>
+      <w:szCs w:val="20"/>
+    </w:rPr>
+  </w:style>
   <w:style w:type="paragraph" w:styleId="Heading1">
     <w:name w:val="Heading 1"/>
     <w:basedOn w:val="Normal"/>
     <w:next w:val="Normal"/>
     <w:qFormat/>
     <w:pPr>
-      <w:spacing w:before="120" w:after="120"/>
+      <w:spacing w:after="120" w:before="120"/>
       <w:outlineLvl w:val="0"/>
     </w:pPr>
     <w:rPr>
@@ -9308,4 +7574,294 @@
     </w:rPr>
   </w:style>
 </w:styles>
+</file>
+
+<file path=word/theme/theme1.xml><?xml version="1.0" encoding="utf-8"?>
+<a:theme xmlns:a="http://schemas.openxmlformats.org/drawingml/2006/main" name="Office Theme">
+  <a:themeElements>
+    <a:clrScheme name="Office">
+      <a:dk1>
+        <a:sysClr val="windowText" lastClr="000000"/>
+      </a:dk1>
+      <a:lt1>
+        <a:sysClr val="window" lastClr="FFFFFF"/>
+      </a:lt1>
+      <a:dk2>
+        <a:srgbClr val="44546A"/>
+      </a:dk2>
+      <a:lt2>
+        <a:srgbClr val="E7E6E6"/>
+      </a:lt2>
+      <a:accent1>
+        <a:srgbClr val="4472C4"/>
+      </a:accent1>
+      <a:accent2>
+        <a:srgbClr val="ED7D31"/>
+      </a:accent2>
+      <a:accent3>
+        <a:srgbClr val="A5A5A5"/>
+      </a:accent3>
+      <a:accent4>
+        <a:srgbClr val="FFC000"/>
+      </a:accent4>
+      <a:accent5>
+        <a:srgbClr val="5B9BD5"/>
+      </a:accent5>
+      <a:accent6>
+        <a:srgbClr val="70AD47"/>
+      </a:accent6>
+      <a:hlink>
+        <a:srgbClr val="0563C1"/>
+      </a:hlink>
+      <a:folHlink>
+        <a:srgbClr val="954F72"/>
+      </a:folHlink>
+    </a:clrScheme>
+    <a:fontScheme name="Office">
+      <a:majorFont>
+        <a:latin typeface="Calibri Light" panose="020F0302020204030204"/>
+        <a:ea typeface=""/>
+        <a:cs typeface=""/>
+        <a:font script="Jpan" typeface="游ゴシック Light"/>
+        <a:font script="Hang" typeface="맑은 고딕"/>
+        <a:font script="Hans" typeface="等线 Light"/>
+        <a:font script="Hant" typeface="新細明體"/>
+        <a:font script="Arab" typeface="Times New Roman"/>
+        <a:font script="Hebr" typeface="Times New Roman"/>
+        <a:font script="Thai" typeface="Angsana New"/>
+        <a:font script="Ethi" typeface="Nyala"/>
+        <a:font script="Beng" typeface="Vrinda"/>
+        <a:font script="Gujr" typeface="Shruti"/>
+        <a:font script="Khmr" typeface="MoolBoran"/>
+        <a:font script="Knda" typeface="Tunga"/>
+        <a:font script="Guru" typeface="Raavi"/>
+        <a:font script="Cans" typeface="Euphemia"/>
+        <a:font script="Cher" typeface="Plantagenet Cherokee"/>
+        <a:font script="Yiii" typeface="Microsoft Yi Baiti"/>
+        <a:font script="Tibt" typeface="Microsoft Himalaya"/>
+        <a:font script="Thaa" typeface="MV Boli"/>
+        <a:font script="Deva" typeface="Mangal"/>
+        <a:font script="Telu" typeface="Gautami"/>
+        <a:font script="Taml" typeface="Latha"/>
+        <a:font script="Syrc" typeface="Estrangelo Edessa"/>
+        <a:font script="Orya" typeface="Kalinga"/>
+        <a:font script="Mlym" typeface="Kartika"/>
+        <a:font script="Laoo" typeface="DokChampa"/>
+        <a:font script="Sinh" typeface="Iskoola Pota"/>
+        <a:font script="Mong" typeface="Mongolian Baiti"/>
+        <a:font script="Viet" typeface="Times New Roman"/>
+        <a:font script="Uigh" typeface="Microsoft Uighur"/>
+        <a:font script="Geor" typeface="Sylfaen"/>
+        <a:font script="Armn" typeface="Arial"/>
+        <a:font script="Bugi" typeface="Leelawadee UI"/>
+        <a:font script="Bopo" typeface="Microsoft JhengHei"/>
+        <a:font script="Java" typeface="Javanese Text"/>
+        <a:font script="Lisu" typeface="Segoe UI"/>
+        <a:font script="Mymr" typeface="Myanmar Text"/>
+        <a:font script="Nkoo" typeface="Ebrima"/>
+        <a:font script="Olck" typeface="Nirmala UI"/>
+        <a:font script="Osma" typeface="Ebrima"/>
+        <a:font script="Phag" typeface="Phagspa"/>
+        <a:font script="Syrn" typeface="Estrangelo Edessa"/>
+        <a:font script="Syrj" typeface="Estrangelo Edessa"/>
+        <a:font script="Syre" typeface="Estrangelo Edessa"/>
+        <a:font script="Sora" typeface="Nirmala UI"/>
+        <a:font script="Tale" typeface="Microsoft Tai Le"/>
+        <a:font script="Talu" typeface="Microsoft New Tai Lue"/>
+        <a:font script="Tfng" typeface="Ebrima"/>
+      </a:majorFont>
+      <a:minorFont>
+        <a:latin typeface="Calibri" panose="020F0502020204030204"/>
+        <a:ea typeface=""/>
+        <a:cs typeface=""/>
+        <a:font script="Jpan" typeface="游明朝"/>
+        <a:font script="Hang" typeface="맑은 고딕"/>
+        <a:font script="Hans" typeface="等线"/>
+        <a:font script="Hant" typeface="新細明體"/>
+        <a:font script="Arab" typeface="Arial"/>
+        <a:font script="Hebr" typeface="Arial"/>
+        <a:font script="Thai" typeface="Cordia New"/>
+        <a:font script="Ethi" typeface="Nyala"/>
+        <a:font script="Beng" typeface="Vrinda"/>
+        <a:font script="Gujr" typeface="Shruti"/>
+        <a:font script="Khmr" typeface="DaunPenh"/>
+        <a:font script="Knda" typeface="Tunga"/>
+        <a:font script="Guru" typeface="Raavi"/>
+        <a:font script="Cans" typeface="Euphemia"/>
+        <a:font script="Cher" typeface="Plantagenet Cherokee"/>
+        <a:font script="Yiii" typeface="Microsoft Yi Baiti"/>
+        <a:font script="Tibt" typeface="Microsoft Himalaya"/>
+        <a:font script="Thaa" typeface="MV Boli"/>
+        <a:font script="Deva" typeface="Mangal"/>
+        <a:font script="Telu" typeface="Gautami"/>
+        <a:font script="Taml" typeface="Latha"/>
+        <a:font script="Syrc" typeface="Estrangelo Edessa"/>
+        <a:font script="Orya" typeface="Kalinga"/>
+        <a:font script="Mlym" typeface="Kartika"/>
+        <a:font script="Laoo" typeface="DokChampa"/>
+        <a:font script="Sinh" typeface="Iskoola Pota"/>
+        <a:font script="Mong" typeface="Mongolian Baiti"/>
+        <a:font script="Viet" typeface="Arial"/>
+        <a:font script="Uigh" typeface="Microsoft Uighur"/>
+        <a:font script="Geor" typeface="Sylfaen"/>
+        <a:font script="Armn" typeface="Arial"/>
+        <a:font script="Bugi" typeface="Leelawadee UI"/>
+        <a:font script="Bopo" typeface="Microsoft JhengHei"/>
+        <a:font script="Java" typeface="Javanese Text"/>
+        <a:font script="Lisu" typeface="Segoe UI"/>
+        <a:font script="Mymr" typeface="Myanmar Text"/>
+        <a:font script="Nkoo" typeface="Ebrima"/>
+        <a:font script="Olck" typeface="Nirmala UI"/>
+        <a:font script="Osma" typeface="Ebrima"/>
+        <a:font script="Phag" typeface="Phagspa"/>
+        <a:font script="Syrn" typeface="Estrangelo Edessa"/>
+        <a:font script="Syrj" typeface="Estrangelo Edessa"/>
+        <a:font script="Syre" typeface="Estrangelo Edessa"/>
+        <a:font script="Sora" typeface="Nirmala UI"/>
+        <a:font script="Tale" typeface="Microsoft Tai Le"/>
+        <a:font script="Talu" typeface="Microsoft New Tai Lue"/>
+        <a:font script="Tfng" typeface="Ebrima"/>
+      </a:minorFont>
+    </a:fontScheme>
+    <a:fmtScheme name="Office">
+      <a:fillStyleLst>
+        <a:solidFill>
+          <a:schemeClr val="phClr"/>
+        </a:solidFill>
+        <a:gradFill rotWithShape="true">
+          <a:gsLst>
+            <a:gs pos="0">
+              <a:schemeClr val="phClr">
+                <a:lumMod val="110000"/>
+                <a:satMod val="105000"/>
+                <a:tint val="67000"/>
+              </a:schemeClr>
+            </a:gs>
+            <a:gs pos="50000">
+              <a:schemeClr val="phClr">
+                <a:lumMod val="105000"/>
+                <a:satMod val="103000"/>
+                <a:tint val="73000"/>
+              </a:schemeClr>
+            </a:gs>
+            <a:gs pos="100000">
+              <a:schemeClr val="phClr">
+                <a:lumMod val="105000"/>
+                <a:satMod val="109000"/>
+                <a:tint val="81000"/>
+              </a:schemeClr>
+            </a:gs>
+          </a:gsLst>
+          <a:lin ang="5400000" scaled="false"/>
+        </a:gradFill>
+        <a:gradFill rotWithShape="true">
+          <a:gsLst>
+            <a:gs pos="0">
+              <a:schemeClr val="phClr">
+                <a:satMod val="103000"/>
+                <a:lumMod val="102000"/>
+                <a:tint val="94000"/>
+              </a:schemeClr>
+            </a:gs>
+            <a:gs pos="50000">
+              <a:schemeClr val="phClr">
+                <a:satMod val="110000"/>
+                <a:lumMod val="100000"/>
+                <a:shade val="100000"/>
+              </a:schemeClr>
+            </a:gs>
+            <a:gs pos="100000">
+              <a:schemeClr val="phClr">
+                <a:lumMod val="99000"/>
+                <a:satMod val="120000"/>
+                <a:shade val="78000"/>
+              </a:schemeClr>
+            </a:gs>
+          </a:gsLst>
+          <a:lin ang="5400000" scaled="false"/>
+        </a:gradFill>
+      </a:fillStyleLst>
+      <a:lnStyleLst>
+        <a:ln w="6350" cap="flat" cmpd="sng" algn="ctr">
+          <a:solidFill>
+            <a:schemeClr val="phClr"/>
+          </a:solidFill>
+          <a:prstDash val="solid"/>
+          <a:miter lim="800000"/>
+        </a:ln>
+        <a:ln w="12700" cap="flat" cmpd="sng" algn="ctr">
+          <a:solidFill>
+            <a:schemeClr val="phClr"/>
+          </a:solidFill>
+          <a:prstDash val="solid"/>
+          <a:miter lim="800000"/>
+        </a:ln>
+        <a:ln w="19050" cap="flat" cmpd="sng" algn="ctr">
+          <a:solidFill>
+            <a:schemeClr val="phClr"/>
+          </a:solidFill>
+          <a:prstDash val="solid"/>
+          <a:miter lim="800000"/>
+        </a:ln>
+      </a:lnStyleLst>
+      <a:effectStyleLst>
+        <a:effectStyle>
+          <a:effectLst/>
+        </a:effectStyle>
+        <a:effectStyle>
+          <a:effectLst/>
+        </a:effectStyle>
+        <a:effectStyle>
+          <a:effectLst>
+            <a:outerShdw blurRad="57150" dist="19050" dir="5400000" algn="ctr" rotWithShape="false">
+              <a:srgbClr val="000000">
+                <a:alpha val="63000"/>
+              </a:srgbClr>
+            </a:outerShdw>
+          </a:effectLst>
+        </a:effectStyle>
+      </a:effectStyleLst>
+      <a:bgFillStyleLst>
+        <a:solidFill>
+          <a:schemeClr val="phClr"/>
+        </a:solidFill>
+        <a:solidFill>
+          <a:schemeClr val="phClr">
+            <a:tint val="95000"/>
+            <a:satMod val="170000"/>
+          </a:schemeClr>
+        </a:solidFill>
+        <a:gradFill rotWithShape="true">
+          <a:gsLst>
+            <a:gs pos="0">
+              <a:schemeClr val="phClr">
+                <a:tint val="93000"/>
+                <a:satMod val="150000"/>
+                <a:shade val="98000"/>
+                <a:lumMod val="102000"/>
+              </a:schemeClr>
+            </a:gs>
+            <a:gs pos="50000">
+              <a:schemeClr val="phClr">
+                <a:tint val="98000"/>
+                <a:satMod val="130000"/>
+                <a:shade val="90000"/>
+                <a:lumMod val="103000"/>
+              </a:schemeClr>
+            </a:gs>
+            <a:gs pos="100000">
+              <a:schemeClr val="phClr">
+                <a:shade val="63000"/>
+                <a:satMod val="120000"/>
+              </a:schemeClr>
+            </a:gs>
+          </a:gsLst>
+          <a:lin ang="5400000" scaled="false"/>
+        </a:gradFill>
+      </a:bgFillStyleLst>
+    </a:fmtScheme>
+  </a:themeElements>
+  <a:objectDefaults/>
+  <a:extraClrSchemeLst/>
+</a:theme>
 </file>